--- a/backend/Projekt feladat(1).docx
+++ b/backend/Projekt feladat(1).docx
@@ -1,6 +1,6 @@
 
 <file path=word/document.xml><?xml version="1.0" encoding="utf-8"?>
-<w:document xmlns:wpc="http://schemas.microsoft.com/office/word/2010/wordprocessingCanvas" xmlns:cx="http://schemas.microsoft.com/office/drawing/2014/chartex" xmlns:mc="http://schemas.openxmlformats.org/markup-compatibility/2006" xmlns:o="urn:schemas-microsoft-com:office:office" xmlns:r="http://schemas.openxmlformats.org/officeDocument/2006/relationships" xmlns:m="http://schemas.openxmlformats.org/officeDocument/2006/math" xmlns:v="urn:schemas-microsoft-com:vml" xmlns:wp14="http://schemas.microsoft.com/office/word/2010/wordprocessingDrawing" xmlns:wp="http://schemas.openxmlformats.org/drawingml/2006/wordprocessingDrawing" xmlns:w10="urn:schemas-microsoft-com:office:word" xmlns:w="http://schemas.openxmlformats.org/wordprocessingml/2006/main" xmlns:w14="http://schemas.microsoft.com/office/word/2010/wordml" xmlns:w15="http://schemas.microsoft.com/office/word/2012/wordml" xmlns:w16se="http://schemas.microsoft.com/office/word/2015/wordml/symex" xmlns:wpg="http://schemas.microsoft.com/office/word/2010/wordprocessingGroup" xmlns:wpi="http://schemas.microsoft.com/office/word/2010/wordprocessingInk" xmlns:wne="http://schemas.microsoft.com/office/word/2006/wordml" xmlns:wps="http://schemas.microsoft.com/office/word/2010/wordprocessingShape" mc:Ignorable="w14 w15 w16se wp14">
+<w:document xmlns:wpc="http://schemas.microsoft.com/office/word/2010/wordprocessingCanvas" xmlns:cx="http://schemas.microsoft.com/office/drawing/2014/chartex" xmlns:cx1="http://schemas.microsoft.com/office/drawing/2015/9/8/chartex" xmlns:cx2="http://schemas.microsoft.com/office/drawing/2015/10/21/chartex" xmlns:cx3="http://schemas.microsoft.com/office/drawing/2016/5/9/chartex" xmlns:cx4="http://schemas.microsoft.com/office/drawing/2016/5/10/chartex" xmlns:cx5="http://schemas.microsoft.com/office/drawing/2016/5/11/chartex" xmlns:cx6="http://schemas.microsoft.com/office/drawing/2016/5/12/chartex" xmlns:cx7="http://schemas.microsoft.com/office/drawing/2016/5/13/chartex" xmlns:cx8="http://schemas.microsoft.com/office/drawing/2016/5/14/chartex" xmlns:mc="http://schemas.openxmlformats.org/markup-compatibility/2006" xmlns:aink="http://schemas.microsoft.com/office/drawing/2016/ink" xmlns:am3d="http://schemas.microsoft.com/office/drawing/2017/model3d" xmlns:o="urn:schemas-microsoft-com:office:office" xmlns:r="http://schemas.openxmlformats.org/officeDocument/2006/relationships" xmlns:m="http://schemas.openxmlformats.org/officeDocument/2006/math" xmlns:v="urn:schemas-microsoft-com:vml" xmlns:wp14="http://schemas.microsoft.com/office/word/2010/wordprocessingDrawing" xmlns:wp="http://schemas.openxmlformats.org/drawingml/2006/wordprocessingDrawing" xmlns:w10="urn:schemas-microsoft-com:office:word" xmlns:w="http://schemas.openxmlformats.org/wordprocessingml/2006/main" xmlns:w14="http://schemas.microsoft.com/office/word/2010/wordml" xmlns:w15="http://schemas.microsoft.com/office/word/2012/wordml" xmlns:w16cid="http://schemas.microsoft.com/office/word/2016/wordml/cid" xmlns:w16se="http://schemas.microsoft.com/office/word/2015/wordml/symex" xmlns:wpg="http://schemas.microsoft.com/office/word/2010/wordprocessingGroup" xmlns:wpi="http://schemas.microsoft.com/office/word/2010/wordprocessingInk" xmlns:wne="http://schemas.microsoft.com/office/word/2006/wordml" xmlns:wps="http://schemas.microsoft.com/office/word/2010/wordprocessingShape" mc:Ignorable="w14 w15 w16se w16cid wp14">
   <w:body>
     <w:p>
       <w:pPr>
@@ -37,12 +37,14 @@
           <w:rFonts w:cs="Times New Roman"/>
         </w:rPr>
       </w:pPr>
+      <w:bookmarkStart w:id="0" w:name="_Toc222727554"/>
       <w:r>
         <w:rPr>
           <w:rFonts w:cs="Times New Roman"/>
         </w:rPr>
         <w:t>Bevezető:</w:t>
       </w:r>
+      <w:bookmarkEnd w:id="0"/>
     </w:p>
     <w:p>
       <w:pPr>
@@ -66,21 +68,7 @@
         <w:rPr>
           <w:rFonts w:ascii="Times New Roman" w:hAnsi="Times New Roman" w:cs="Times New Roman"/>
         </w:rPr>
-        <w:t xml:space="preserve"> weboldal fejlesztésének folyamatát, működését és felépítését. A projekt fő célja egy olyan modern, felhasználóbarát és </w:t>
-      </w:r>
-      <w:proofErr w:type="spellStart"/>
-      <w:r>
-        <w:rPr>
-          <w:rFonts w:ascii="Times New Roman" w:hAnsi="Times New Roman" w:cs="Times New Roman"/>
-        </w:rPr>
-        <w:t>reszponzív</w:t>
-      </w:r>
-      <w:proofErr w:type="spellEnd"/>
-      <w:r>
-        <w:rPr>
-          <w:rFonts w:ascii="Times New Roman" w:hAnsi="Times New Roman" w:cs="Times New Roman"/>
-        </w:rPr>
-        <w:t xml:space="preserve"> webalkalmazás létrehozása volt</w:t>
+        <w:t xml:space="preserve"> weboldal fejlesztésének folyamatát, működését és felépítését. A projekt fő célja egy modern, felhasználóbarát és reszponzív webalkalmazás létrehozása volt</w:t>
       </w:r>
       <w:r>
         <w:rPr>
@@ -92,127 +80,64 @@
         <w:rPr>
           <w:rFonts w:ascii="Times New Roman" w:hAnsi="Times New Roman" w:cs="Times New Roman"/>
         </w:rPr>
-        <w:t xml:space="preserve">A fejlesztés során kiemelt szempont volt az átláthatóság, a </w:t>
-      </w:r>
-      <w:proofErr w:type="gramStart"/>
-      <w:r>
+        <w:t>A fejlesztés során kiemelt szempont volt az átláthatóság, a stabil működés és a felhasználói élmény javítása.</w:t>
+      </w:r>
+    </w:p>
+    <w:p>
+      <w:r>
+        <w:t>A weboldal lehetőséget biztosít a felhasználók számára, hogy megtekintsék a könyv</w:t>
+      </w:r>
+      <w:r>
+        <w:t>ek</w:t>
+      </w:r>
+      <w:r>
+        <w:t xml:space="preserve"> kínálat, részletes ismereteket kapjanak az általuk kiválasztott könyv</w:t>
+      </w:r>
+      <w:r>
+        <w:t>ekről</w:t>
+      </w:r>
+      <w:r>
+        <w:t xml:space="preserve">, valamint </w:t>
+      </w:r>
+      <w:r>
+        <w:t>tudjanak</w:t>
+      </w:r>
+      <w:r>
+        <w:t xml:space="preserve"> szűr</w:t>
+      </w:r>
+      <w:r>
+        <w:t>ni</w:t>
+      </w:r>
+      <w:r>
+        <w:t xml:space="preserve"> különböző paraméterek alapján, mint például a kategória, nyelv, ár vagy </w:t>
+      </w:r>
+      <w:r>
+        <w:t xml:space="preserve">borító. A szűrés </w:t>
+      </w:r>
+      <w:r>
+        <w:t>célja, hogy a felhasználók egyszerűen és gyorsan megt</w:t>
+      </w:r>
+      <w:r>
+        <w:t>alálják az általuk keresett könyv</w:t>
+      </w:r>
+      <w:r>
+        <w:t>eket</w:t>
+      </w:r>
+      <w:r>
+        <w:t>.</w:t>
+      </w:r>
+    </w:p>
+    <w:p>
+      <w:pPr>
         <w:rPr>
           <w:rFonts w:ascii="Times New Roman" w:hAnsi="Times New Roman" w:cs="Times New Roman"/>
         </w:rPr>
-        <w:t>stabil</w:t>
-      </w:r>
-      <w:proofErr w:type="gramEnd"/>
+      </w:pPr>
       <w:r>
         <w:rPr>
           <w:rFonts w:ascii="Times New Roman" w:hAnsi="Times New Roman" w:cs="Times New Roman"/>
         </w:rPr>
-        <w:t xml:space="preserve"> működés és a felhasználói élmény javítása</w:t>
-      </w:r>
-      <w:r>
-        <w:rPr>
-          <w:rFonts w:ascii="Times New Roman" w:hAnsi="Times New Roman" w:cs="Times New Roman"/>
-        </w:rPr>
-        <w:t xml:space="preserve"> </w:t>
-      </w:r>
-      <w:r>
-        <w:rPr>
-          <w:rFonts w:ascii="Times New Roman" w:hAnsi="Times New Roman" w:cs="Times New Roman"/>
-        </w:rPr>
-        <w:t>.</w:t>
-      </w:r>
-    </w:p>
-    <w:p>
-      <w:r>
-        <w:t xml:space="preserve">A weboldal lehetőséget biztosít a </w:t>
-      </w:r>
-      <w:r>
-        <w:t>felhasználók</w:t>
-      </w:r>
-      <w:r>
-        <w:t xml:space="preserve"> számára, hogy megtekintsék a</w:t>
-      </w:r>
-      <w:r>
-        <w:t xml:space="preserve"> könyv kínálatot</w:t>
-      </w:r>
-      <w:r>
-        <w:t xml:space="preserve">, részletes </w:t>
-      </w:r>
-      <w:r>
-        <w:t>ismereteket</w:t>
-      </w:r>
-      <w:r>
-        <w:t xml:space="preserve"> kapjanak az egyes</w:t>
-      </w:r>
-      <w:r>
-        <w:t xml:space="preserve"> általuk kiválasztott könyvről</w:t>
-      </w:r>
-      <w:r>
-        <w:t xml:space="preserve">, valamint igény szerint szűrjenek különböző paraméterek alapján, mint például a </w:t>
-      </w:r>
-      <w:proofErr w:type="gramStart"/>
-      <w:r>
-        <w:t>kategória</w:t>
-      </w:r>
-      <w:proofErr w:type="gramEnd"/>
-      <w:r>
-        <w:t xml:space="preserve">, </w:t>
-      </w:r>
-      <w:r>
-        <w:t>nyelv</w:t>
-      </w:r>
-      <w:r>
-        <w:t xml:space="preserve">, </w:t>
-      </w:r>
-      <w:r>
-        <w:t>ár</w:t>
-      </w:r>
-      <w:r>
-        <w:t xml:space="preserve"> vagy </w:t>
-      </w:r>
-      <w:r>
-        <w:t xml:space="preserve">borító. A szűrés </w:t>
-      </w:r>
-      <w:r>
-        <w:t>célja, hogy a felhasználók egyszerűen és gyorsan megt</w:t>
-      </w:r>
-      <w:r>
-        <w:t>alálják az általuk keresett könyv típust</w:t>
-      </w:r>
-      <w:r>
-        <w:t>.</w:t>
-      </w:r>
-    </w:p>
-    <w:p>
-      <w:pPr>
-        <w:rPr>
-          <w:rFonts w:ascii="Times New Roman" w:hAnsi="Times New Roman" w:cs="Times New Roman"/>
-        </w:rPr>
-      </w:pPr>
-      <w:r>
-        <w:rPr>
-          <w:rFonts w:ascii="Times New Roman" w:hAnsi="Times New Roman" w:cs="Times New Roman"/>
-        </w:rPr>
-        <w:t xml:space="preserve"> </w:t>
-      </w:r>
-      <w:r>
-        <w:rPr>
-          <w:rFonts w:ascii="Times New Roman" w:hAnsi="Times New Roman" w:cs="Times New Roman"/>
-        </w:rPr>
-        <w:t xml:space="preserve">Az </w:t>
-      </w:r>
-      <w:proofErr w:type="gramStart"/>
-      <w:r>
-        <w:rPr>
-          <w:rFonts w:ascii="Times New Roman" w:hAnsi="Times New Roman" w:cs="Times New Roman"/>
-        </w:rPr>
-        <w:t>adminisztrátorok</w:t>
-      </w:r>
-      <w:proofErr w:type="gramEnd"/>
-      <w:r>
-        <w:rPr>
-          <w:rFonts w:ascii="Times New Roman" w:hAnsi="Times New Roman" w:cs="Times New Roman"/>
-        </w:rPr>
-        <w:t xml:space="preserve"> számára a profil menüpontban érhetők el az adminisztrációs felületek. Mint például az adatok kezelése. Ezen a felületen tudják a már létező könyveket módosítani illetve kitörölni. Ezen felül van egy külön menüpont az új adatok felvételéhez, a felhasználók tö</w:t>
+        <w:t>Az adminisztrátorok számára a profil menüpontban érhetők el az adminisztrációs felületek. Mint például az adatok kezelése. Ezen a felületen tudják a már létező könyveket módosítani illetve kitörölni. Ezen felül van egy külön menüpont az új adatok felvételéhez, a felhasználók tö</w:t>
       </w:r>
       <w:r>
         <w:rPr>
@@ -227,34 +152,32 @@
         <w:rPr>
           <w:rFonts w:ascii="Times New Roman" w:hAnsi="Times New Roman" w:cs="Times New Roman"/>
         </w:rPr>
-        <w:t xml:space="preserve">A rendszer így nemcsak a vásárlói, hanem az </w:t>
-      </w:r>
-      <w:proofErr w:type="gramStart"/>
-      <w:r>
+        <w:t>A rendszer így nemcsak a vásárlói, hanem az adminisztrátori oldalról is hatékony működést biztosít.</w:t>
+      </w:r>
+    </w:p>
+    <w:p>
+      <w:pPr>
         <w:rPr>
           <w:rFonts w:ascii="Times New Roman" w:hAnsi="Times New Roman" w:cs="Times New Roman"/>
         </w:rPr>
-        <w:t>adminisztrátori</w:t>
-      </w:r>
-      <w:proofErr w:type="gramEnd"/>
+      </w:pPr>
       <w:r>
         <w:rPr>
           <w:rFonts w:ascii="Times New Roman" w:hAnsi="Times New Roman" w:cs="Times New Roman"/>
         </w:rPr>
-        <w:t xml:space="preserve"> oldalról is hatékony működést biztosít.</w:t>
-      </w:r>
-    </w:p>
-    <w:p>
-      <w:pPr>
+        <w:t>A dokumentáció részletesen bemutatja a tervezési folyamatot, a program működésének logikáját, a felhasznált eszközöket, valamint az elkészítés során felmerült kihívásokat és azok megoldását. Célunk egy olyan rendszer megalkotása volt, amely egyszerre esztétikus, gyor</w:t>
+      </w:r>
+      <w:r>
         <w:rPr>
           <w:rFonts w:ascii="Times New Roman" w:hAnsi="Times New Roman" w:cs="Times New Roman"/>
         </w:rPr>
-      </w:pPr>
+        <w:t xml:space="preserve">s </w:t>
+      </w:r>
       <w:r>
         <w:rPr>
           <w:rFonts w:ascii="Times New Roman" w:hAnsi="Times New Roman" w:cs="Times New Roman"/>
         </w:rPr>
-        <w:t>A dokumentáció részletesen bemutatja a tervezési folyamatot, a program működésének logikáját, a felhasznált eszközöket, valamint az elkészítés során felmerült kihívásokat és azok megoldását. Célunk egy olyan rendszer megalkotása volt, amely egyszerre esztétikus, gyors és jól karbantartható.</w:t>
+        <w:t>és jól karbantartható.</w:t>
       </w:r>
     </w:p>
     <w:p>
@@ -267,9 +190,11 @@
           <w:docGrid w:linePitch="360"/>
         </w:sectPr>
       </w:pPr>
+      <w:bookmarkStart w:id="1" w:name="_Toc222727555"/>
       <w:r>
         <w:t>Adatbázis</w:t>
       </w:r>
+      <w:bookmarkEnd w:id="1"/>
       <w:r>
         <w:br w:type="page"/>
       </w:r>
@@ -489,6 +414,7 @@
           <w:noProof/>
         </w:rPr>
       </w:pPr>
+      <w:bookmarkStart w:id="2" w:name="_Toc222727556"/>
       <w:r>
         <w:rPr>
           <w:rFonts w:cs="Times New Roman"/>
@@ -496,6 +422,7 @@
         </w:rPr>
         <w:t>Borító tábla</w:t>
       </w:r>
+      <w:bookmarkEnd w:id="2"/>
       <w:r>
         <w:rPr>
           <w:rFonts w:cs="Times New Roman"/>
@@ -726,21 +653,7 @@
               <w:rPr>
                 <w:rFonts w:ascii="Times New Roman" w:hAnsi="Times New Roman" w:cs="Times New Roman"/>
               </w:rPr>
-              <w:t xml:space="preserve"> </w:t>
-            </w:r>
-            <w:proofErr w:type="gramStart"/>
-            <w:r>
-              <w:rPr>
-                <w:rFonts w:ascii="Times New Roman" w:hAnsi="Times New Roman" w:cs="Times New Roman"/>
-              </w:rPr>
-              <w:t>VARCHAR(</w:t>
-            </w:r>
-            <w:proofErr w:type="gramEnd"/>
-            <w:r>
-              <w:rPr>
-                <w:rFonts w:ascii="Times New Roman" w:hAnsi="Times New Roman" w:cs="Times New Roman"/>
-              </w:rPr>
-              <w:t xml:space="preserve">150): A borító nevét tárolja el. </w:t>
+              <w:t xml:space="preserve"> VARCHAR(150): A borító nevét tárolja el. </w:t>
             </w:r>
           </w:p>
         </w:tc>
@@ -760,12 +673,14 @@
           <w:rFonts w:cs="Times New Roman"/>
         </w:rPr>
       </w:pPr>
+      <w:bookmarkStart w:id="3" w:name="_Toc222727557"/>
       <w:r>
         <w:rPr>
           <w:rFonts w:cs="Times New Roman"/>
         </w:rPr>
         <w:t>Típus tábla:</w:t>
       </w:r>
+      <w:bookmarkEnd w:id="3"/>
     </w:p>
     <w:tbl>
       <w:tblPr>
@@ -984,21 +899,7 @@
               <w:rPr>
                 <w:rFonts w:ascii="Times New Roman" w:hAnsi="Times New Roman" w:cs="Times New Roman"/>
               </w:rPr>
-              <w:t xml:space="preserve"> </w:t>
-            </w:r>
-            <w:proofErr w:type="gramStart"/>
-            <w:r>
-              <w:rPr>
-                <w:rFonts w:ascii="Times New Roman" w:hAnsi="Times New Roman" w:cs="Times New Roman"/>
-              </w:rPr>
-              <w:t>VARCHAR(</w:t>
-            </w:r>
-            <w:proofErr w:type="gramEnd"/>
-            <w:r>
-              <w:rPr>
-                <w:rFonts w:ascii="Times New Roman" w:hAnsi="Times New Roman" w:cs="Times New Roman"/>
-              </w:rPr>
-              <w:t>150): A különböző típusú könyvek nevét tárolja el. (</w:t>
+              <w:t xml:space="preserve"> VARCHAR(150): A különböző típusú könyvek nevét tárolja el. (</w:t>
             </w:r>
             <w:proofErr w:type="spellStart"/>
             <w:r>
@@ -1039,6 +940,7 @@
           <w:rFonts w:cs="Times New Roman"/>
         </w:rPr>
       </w:pPr>
+      <w:bookmarkStart w:id="4" w:name="_Toc222727558"/>
       <w:r>
         <w:rPr>
           <w:rStyle w:val="Cmsor2Char"/>
@@ -1053,6 +955,7 @@
         </w:rPr>
         <w:t>:</w:t>
       </w:r>
+      <w:bookmarkEnd w:id="4"/>
     </w:p>
     <w:tbl>
       <w:tblPr>
@@ -1271,21 +1174,7 @@
               <w:rPr>
                 <w:rFonts w:ascii="Times New Roman" w:hAnsi="Times New Roman" w:cs="Times New Roman"/>
               </w:rPr>
-              <w:t xml:space="preserve"> </w:t>
-            </w:r>
-            <w:proofErr w:type="gramStart"/>
-            <w:r>
-              <w:rPr>
-                <w:rFonts w:ascii="Times New Roman" w:hAnsi="Times New Roman" w:cs="Times New Roman"/>
-              </w:rPr>
-              <w:t>VARCHAR(</w:t>
-            </w:r>
-            <w:proofErr w:type="gramEnd"/>
-            <w:r>
-              <w:rPr>
-                <w:rFonts w:ascii="Times New Roman" w:hAnsi="Times New Roman" w:cs="Times New Roman"/>
-              </w:rPr>
-              <w:t xml:space="preserve">150): A nyelv nevét tárolja el. </w:t>
+              <w:t xml:space="preserve"> VARCHAR(150): A nyelv nevét tárolja el. </w:t>
             </w:r>
           </w:p>
         </w:tc>
@@ -1309,8 +1198,16 @@
         <w:rPr>
           <w:rFonts w:cs="Times New Roman"/>
         </w:rPr>
-        <w:t xml:space="preserve"> Kiadó tábla:</w:t>
-      </w:r>
+        <w:t xml:space="preserve"> </w:t>
+      </w:r>
+      <w:bookmarkStart w:id="5" w:name="_Toc222727559"/>
+      <w:r>
+        <w:rPr>
+          <w:rFonts w:cs="Times New Roman"/>
+        </w:rPr>
+        <w:t>Kiadó tábla:</w:t>
+      </w:r>
+      <w:bookmarkEnd w:id="5"/>
     </w:p>
     <w:tbl>
       <w:tblPr>
@@ -1525,21 +1422,7 @@
               <w:rPr>
                 <w:rFonts w:ascii="Times New Roman" w:hAnsi="Times New Roman" w:cs="Times New Roman"/>
               </w:rPr>
-              <w:t xml:space="preserve"> </w:t>
-            </w:r>
-            <w:proofErr w:type="gramStart"/>
-            <w:r>
-              <w:rPr>
-                <w:rFonts w:ascii="Times New Roman" w:hAnsi="Times New Roman" w:cs="Times New Roman"/>
-              </w:rPr>
-              <w:t>VARCHAR(</w:t>
-            </w:r>
-            <w:proofErr w:type="gramEnd"/>
-            <w:r>
-              <w:rPr>
-                <w:rFonts w:ascii="Times New Roman" w:hAnsi="Times New Roman" w:cs="Times New Roman"/>
-              </w:rPr>
-              <w:t xml:space="preserve">150): A kiadók nevét tárolja el. </w:t>
+              <w:t xml:space="preserve"> VARCHAR(150): A kiadók nevét tárolja el. </w:t>
             </w:r>
           </w:p>
         </w:tc>
@@ -1559,21 +1442,15 @@
           <w:rFonts w:cs="Times New Roman"/>
         </w:rPr>
       </w:pPr>
-      <w:proofErr w:type="gramStart"/>
+      <w:bookmarkStart w:id="6" w:name="_Toc222727560"/>
       <w:r>
         <w:rPr>
           <w:rFonts w:cs="Times New Roman"/>
         </w:rPr>
         <w:lastRenderedPageBreak/>
-        <w:t>Illusztráció</w:t>
-      </w:r>
-      <w:proofErr w:type="gramEnd"/>
-      <w:r>
-        <w:rPr>
-          <w:rFonts w:cs="Times New Roman"/>
-        </w:rPr>
-        <w:t>:</w:t>
-      </w:r>
+        <w:t>Illusztráció:</w:t>
+      </w:r>
+      <w:bookmarkEnd w:id="6"/>
     </w:p>
     <w:tbl>
       <w:tblPr>
@@ -1605,21 +1482,12 @@
                 <w:i/>
               </w:rPr>
             </w:pPr>
-            <w:proofErr w:type="gramStart"/>
             <w:r>
               <w:rPr>
                 <w:rFonts w:ascii="Times New Roman" w:hAnsi="Times New Roman" w:cs="Times New Roman"/>
                 <w:i/>
               </w:rPr>
-              <w:t>Illusztráció</w:t>
-            </w:r>
-            <w:proofErr w:type="gramEnd"/>
-            <w:r>
-              <w:rPr>
-                <w:rFonts w:ascii="Times New Roman" w:hAnsi="Times New Roman" w:cs="Times New Roman"/>
-                <w:i/>
-              </w:rPr>
-              <w:t xml:space="preserve"> tábla:</w:t>
+              <w:t>Illusztráció tábla:</w:t>
             </w:r>
           </w:p>
         </w:tc>
@@ -1710,19 +1578,11 @@
                 <w:rFonts w:ascii="Times New Roman" w:hAnsi="Times New Roman" w:cs="Times New Roman"/>
               </w:rPr>
             </w:pPr>
-            <w:proofErr w:type="gramStart"/>
-            <w:r>
-              <w:rPr>
-                <w:rFonts w:ascii="Times New Roman" w:hAnsi="Times New Roman" w:cs="Times New Roman"/>
-              </w:rPr>
-              <w:t>Illusztráció</w:t>
-            </w:r>
-            <w:proofErr w:type="gramEnd"/>
-            <w:r>
-              <w:rPr>
-                <w:rFonts w:ascii="Times New Roman" w:hAnsi="Times New Roman" w:cs="Times New Roman"/>
-              </w:rPr>
-              <w:t xml:space="preserve"> tábla:</w:t>
+            <w:r>
+              <w:rPr>
+                <w:rFonts w:ascii="Times New Roman" w:hAnsi="Times New Roman" w:cs="Times New Roman"/>
+              </w:rPr>
+              <w:t>Illusztráció tábla:</w:t>
             </w:r>
           </w:p>
           <w:p>
@@ -1802,21 +1662,7 @@
               <w:rPr>
                 <w:rFonts w:ascii="Times New Roman" w:hAnsi="Times New Roman" w:cs="Times New Roman"/>
               </w:rPr>
-              <w:t xml:space="preserve"> VARCHAR(150): A </w:t>
-            </w:r>
-            <w:proofErr w:type="gramStart"/>
-            <w:r>
-              <w:rPr>
-                <w:rFonts w:ascii="Times New Roman" w:hAnsi="Times New Roman" w:cs="Times New Roman"/>
-              </w:rPr>
-              <w:t>illusztrációk</w:t>
-            </w:r>
-            <w:proofErr w:type="gramEnd"/>
-            <w:r>
-              <w:rPr>
-                <w:rFonts w:ascii="Times New Roman" w:hAnsi="Times New Roman" w:cs="Times New Roman"/>
-              </w:rPr>
-              <w:t xml:space="preserve"> nevét tárolja el. </w:t>
+              <w:t xml:space="preserve"> VARCHAR(150): A illusztrációk nevét tárolja el. </w:t>
             </w:r>
           </w:p>
         </w:tc>
@@ -1836,20 +1682,14 @@
           <w:rFonts w:cs="Times New Roman"/>
         </w:rPr>
       </w:pPr>
-      <w:proofErr w:type="gramStart"/>
+      <w:bookmarkStart w:id="7" w:name="_Toc222727561"/>
       <w:r>
         <w:rPr>
           <w:rFonts w:cs="Times New Roman"/>
         </w:rPr>
-        <w:t>Kategória</w:t>
-      </w:r>
-      <w:proofErr w:type="gramEnd"/>
-      <w:r>
-        <w:rPr>
-          <w:rFonts w:cs="Times New Roman"/>
-        </w:rPr>
-        <w:t>:</w:t>
-      </w:r>
+        <w:t>Kategória:</w:t>
+      </w:r>
+      <w:bookmarkEnd w:id="7"/>
     </w:p>
     <w:tbl>
       <w:tblPr>
@@ -1881,21 +1721,12 @@
                 <w:i/>
               </w:rPr>
             </w:pPr>
-            <w:proofErr w:type="gramStart"/>
             <w:r>
               <w:rPr>
                 <w:rFonts w:ascii="Times New Roman" w:hAnsi="Times New Roman" w:cs="Times New Roman"/>
                 <w:i/>
               </w:rPr>
-              <w:t>Kategória</w:t>
-            </w:r>
-            <w:proofErr w:type="gramEnd"/>
-            <w:r>
-              <w:rPr>
-                <w:rFonts w:ascii="Times New Roman" w:hAnsi="Times New Roman" w:cs="Times New Roman"/>
-                <w:i/>
-              </w:rPr>
-              <w:t xml:space="preserve"> tábla:</w:t>
+              <w:t>Kategória tábla:</w:t>
             </w:r>
           </w:p>
         </w:tc>
@@ -1986,19 +1817,11 @@
                 <w:rFonts w:ascii="Times New Roman" w:hAnsi="Times New Roman" w:cs="Times New Roman"/>
               </w:rPr>
             </w:pPr>
-            <w:proofErr w:type="gramStart"/>
-            <w:r>
-              <w:rPr>
-                <w:rFonts w:ascii="Times New Roman" w:hAnsi="Times New Roman" w:cs="Times New Roman"/>
-              </w:rPr>
-              <w:t>Kategória</w:t>
-            </w:r>
-            <w:proofErr w:type="gramEnd"/>
-            <w:r>
-              <w:rPr>
-                <w:rFonts w:ascii="Times New Roman" w:hAnsi="Times New Roman" w:cs="Times New Roman"/>
-              </w:rPr>
-              <w:t xml:space="preserve"> tábla:</w:t>
+            <w:r>
+              <w:rPr>
+                <w:rFonts w:ascii="Times New Roman" w:hAnsi="Times New Roman" w:cs="Times New Roman"/>
+              </w:rPr>
+              <w:t>Kategória tábla:</w:t>
             </w:r>
           </w:p>
           <w:p>
@@ -2078,21 +1901,7 @@
               <w:rPr>
                 <w:rFonts w:ascii="Times New Roman" w:hAnsi="Times New Roman" w:cs="Times New Roman"/>
               </w:rPr>
-              <w:t xml:space="preserve"> VARCHAR(150): A </w:t>
-            </w:r>
-            <w:proofErr w:type="gramStart"/>
-            <w:r>
-              <w:rPr>
-                <w:rFonts w:ascii="Times New Roman" w:hAnsi="Times New Roman" w:cs="Times New Roman"/>
-              </w:rPr>
-              <w:t>kategória</w:t>
-            </w:r>
-            <w:proofErr w:type="gramEnd"/>
-            <w:r>
-              <w:rPr>
-                <w:rFonts w:ascii="Times New Roman" w:hAnsi="Times New Roman" w:cs="Times New Roman"/>
-              </w:rPr>
-              <w:t xml:space="preserve"> nevét tárolja el.</w:t>
+              <w:t xml:space="preserve"> VARCHAR(150): A kategória nevét tárolja el.</w:t>
             </w:r>
           </w:p>
           <w:p>
@@ -2138,41 +1947,13 @@
               <w:rPr>
                 <w:rFonts w:ascii="Times New Roman" w:hAnsi="Times New Roman" w:cs="Times New Roman"/>
               </w:rPr>
-              <w:t xml:space="preserve"> segítségével tudjuk eldönteni melyik fő/nagy </w:t>
-            </w:r>
-            <w:proofErr w:type="gramStart"/>
-            <w:r>
-              <w:rPr>
-                <w:rFonts w:ascii="Times New Roman" w:hAnsi="Times New Roman" w:cs="Times New Roman"/>
-              </w:rPr>
-              <w:t>kategóriába</w:t>
-            </w:r>
-            <w:proofErr w:type="gramEnd"/>
-            <w:r>
-              <w:rPr>
-                <w:rFonts w:ascii="Times New Roman" w:hAnsi="Times New Roman" w:cs="Times New Roman"/>
-              </w:rPr>
-              <w:t xml:space="preserve"> tartozik.</w:t>
-            </w:r>
-            <w:r>
-              <w:rPr>
-                <w:rFonts w:ascii="Times New Roman" w:hAnsi="Times New Roman" w:cs="Times New Roman"/>
-              </w:rPr>
-              <w:t xml:space="preserve"> Ha </w:t>
-            </w:r>
-            <w:proofErr w:type="gramStart"/>
-            <w:r>
-              <w:rPr>
-                <w:rFonts w:ascii="Times New Roman" w:hAnsi="Times New Roman" w:cs="Times New Roman"/>
-              </w:rPr>
-              <w:t>NULL</w:t>
-            </w:r>
-            <w:proofErr w:type="gramEnd"/>
-            <w:r>
-              <w:rPr>
-                <w:rFonts w:ascii="Times New Roman" w:hAnsi="Times New Roman" w:cs="Times New Roman"/>
-              </w:rPr>
-              <w:t xml:space="preserve"> értékű akkor egy fő kategóriáról beszélünk. </w:t>
+              <w:t xml:space="preserve"> segítségével tudjuk eldönteni melyik fő/nagy kategóriába tartozik.</w:t>
+            </w:r>
+            <w:r>
+              <w:rPr>
+                <w:rFonts w:ascii="Times New Roman" w:hAnsi="Times New Roman" w:cs="Times New Roman"/>
+              </w:rPr>
+              <w:t xml:space="preserve"> Ha NULL értékű akkor egy fő kategóriáról beszélünk. </w:t>
             </w:r>
           </w:p>
         </w:tc>
@@ -2196,8 +1977,16 @@
         <w:rPr>
           <w:rFonts w:cs="Times New Roman"/>
         </w:rPr>
-        <w:t xml:space="preserve"> Szerző:</w:t>
-      </w:r>
+        <w:t xml:space="preserve"> </w:t>
+      </w:r>
+      <w:bookmarkStart w:id="8" w:name="_Toc222727562"/>
+      <w:r>
+        <w:rPr>
+          <w:rFonts w:cs="Times New Roman"/>
+        </w:rPr>
+        <w:t>Szerző:</w:t>
+      </w:r>
+      <w:bookmarkEnd w:id="8"/>
     </w:p>
     <w:tbl>
       <w:tblPr>
@@ -2409,21 +2198,7 @@
               <w:rPr>
                 <w:rFonts w:ascii="Times New Roman" w:hAnsi="Times New Roman" w:cs="Times New Roman"/>
               </w:rPr>
-              <w:t xml:space="preserve"> </w:t>
-            </w:r>
-            <w:proofErr w:type="gramStart"/>
-            <w:r>
-              <w:rPr>
-                <w:rFonts w:ascii="Times New Roman" w:hAnsi="Times New Roman" w:cs="Times New Roman"/>
-              </w:rPr>
-              <w:t>VARCHAR(</w:t>
-            </w:r>
-            <w:proofErr w:type="gramEnd"/>
-            <w:r>
-              <w:rPr>
-                <w:rFonts w:ascii="Times New Roman" w:hAnsi="Times New Roman" w:cs="Times New Roman"/>
-              </w:rPr>
-              <w:t>150): A szerző nevét tárolja el.</w:t>
+              <w:t xml:space="preserve"> VARCHAR(150): A szerző nevét tárolja el.</w:t>
             </w:r>
           </w:p>
         </w:tc>
@@ -2463,12 +2238,14 @@
           <w:rFonts w:cs="Times New Roman"/>
         </w:rPr>
       </w:pPr>
+      <w:bookmarkStart w:id="9" w:name="_Toc222727563"/>
       <w:r>
         <w:rPr>
           <w:rFonts w:cs="Times New Roman"/>
         </w:rPr>
         <w:t>Fordító tábla:</w:t>
       </w:r>
+      <w:bookmarkEnd w:id="9"/>
     </w:p>
     <w:tbl>
       <w:tblPr>
@@ -2680,21 +2457,7 @@
               <w:rPr>
                 <w:rFonts w:ascii="Times New Roman" w:hAnsi="Times New Roman" w:cs="Times New Roman"/>
               </w:rPr>
-              <w:t xml:space="preserve"> </w:t>
-            </w:r>
-            <w:proofErr w:type="gramStart"/>
-            <w:r>
-              <w:rPr>
-                <w:rFonts w:ascii="Times New Roman" w:hAnsi="Times New Roman" w:cs="Times New Roman"/>
-              </w:rPr>
-              <w:t>VARCHAR(</w:t>
-            </w:r>
-            <w:proofErr w:type="gramEnd"/>
-            <w:r>
-              <w:rPr>
-                <w:rFonts w:ascii="Times New Roman" w:hAnsi="Times New Roman" w:cs="Times New Roman"/>
-              </w:rPr>
-              <w:t>150): A fordító nevét tárolja el.</w:t>
+              <w:t xml:space="preserve"> VARCHAR(150): A fordító nevét tárolja el.</w:t>
             </w:r>
           </w:p>
         </w:tc>
@@ -2714,12 +2477,14 @@
           <w:rFonts w:cs="Times New Roman"/>
         </w:rPr>
       </w:pPr>
+      <w:bookmarkStart w:id="10" w:name="_Toc222727564"/>
       <w:r>
         <w:rPr>
           <w:rFonts w:cs="Times New Roman"/>
         </w:rPr>
         <w:t>Illusztrátor:</w:t>
       </w:r>
+      <w:bookmarkEnd w:id="10"/>
     </w:p>
     <w:tbl>
       <w:tblPr>
@@ -2931,21 +2696,7 @@
               <w:rPr>
                 <w:rFonts w:ascii="Times New Roman" w:hAnsi="Times New Roman" w:cs="Times New Roman"/>
               </w:rPr>
-              <w:t xml:space="preserve"> </w:t>
-            </w:r>
-            <w:proofErr w:type="gramStart"/>
-            <w:r>
-              <w:rPr>
-                <w:rFonts w:ascii="Times New Roman" w:hAnsi="Times New Roman" w:cs="Times New Roman"/>
-              </w:rPr>
-              <w:t>VARCHAR(</w:t>
-            </w:r>
-            <w:proofErr w:type="gramEnd"/>
-            <w:r>
-              <w:rPr>
-                <w:rFonts w:ascii="Times New Roman" w:hAnsi="Times New Roman" w:cs="Times New Roman"/>
-              </w:rPr>
-              <w:t>150): Az Illusztrátor nevét tárolja el.</w:t>
+              <w:t xml:space="preserve"> VARCHAR(150): Az Illusztrátor nevét tárolja el.</w:t>
             </w:r>
           </w:p>
         </w:tc>
@@ -2958,12 +2709,14 @@
           <w:rFonts w:cs="Times New Roman"/>
         </w:rPr>
       </w:pPr>
+      <w:bookmarkStart w:id="11" w:name="_Toc222727565"/>
       <w:r>
         <w:rPr>
           <w:rFonts w:cs="Times New Roman"/>
         </w:rPr>
         <w:t>Kapcsoló fordító:</w:t>
       </w:r>
+      <w:bookmarkEnd w:id="11"/>
     </w:p>
     <w:tbl>
       <w:tblPr>
@@ -3211,21 +2964,7 @@
               <w:rPr>
                 <w:rFonts w:ascii="Times New Roman" w:hAnsi="Times New Roman" w:cs="Times New Roman"/>
               </w:rPr>
-              <w:t xml:space="preserve"> Így tudjuk azonosítani melyik </w:t>
-            </w:r>
-            <w:proofErr w:type="gramStart"/>
-            <w:r>
-              <w:rPr>
-                <w:rFonts w:ascii="Times New Roman" w:hAnsi="Times New Roman" w:cs="Times New Roman"/>
-              </w:rPr>
-              <w:t>könyv</w:t>
-            </w:r>
-            <w:proofErr w:type="gramEnd"/>
-            <w:r>
-              <w:rPr>
-                <w:rFonts w:ascii="Times New Roman" w:hAnsi="Times New Roman" w:cs="Times New Roman"/>
-              </w:rPr>
-              <w:t xml:space="preserve"> tartozik az adott fordító(k)hoz.</w:t>
+              <w:t xml:space="preserve"> Így tudjuk azonosítani melyik könyv tartozik az adott fordító(k)hoz.</w:t>
             </w:r>
           </w:p>
           <w:p>
@@ -3315,21 +3054,7 @@
               <w:rPr>
                 <w:rFonts w:ascii="Times New Roman" w:hAnsi="Times New Roman" w:cs="Times New Roman"/>
               </w:rPr>
-              <w:t xml:space="preserve"> </w:t>
-            </w:r>
-            <w:proofErr w:type="gramStart"/>
-            <w:r>
-              <w:rPr>
-                <w:rFonts w:ascii="Times New Roman" w:hAnsi="Times New Roman" w:cs="Times New Roman"/>
-              </w:rPr>
-              <w:t>A</w:t>
-            </w:r>
-            <w:proofErr w:type="gramEnd"/>
-            <w:r>
-              <w:rPr>
-                <w:rFonts w:ascii="Times New Roman" w:hAnsi="Times New Roman" w:cs="Times New Roman"/>
-              </w:rPr>
-              <w:t xml:space="preserve"> fordítónak az </w:t>
+              <w:t xml:space="preserve"> A fordítónak az </w:t>
             </w:r>
             <w:proofErr w:type="spellStart"/>
             <w:r>
@@ -3387,6 +3112,7 @@
           <w:rFonts w:cs="Times New Roman"/>
         </w:rPr>
       </w:pPr>
+      <w:bookmarkStart w:id="12" w:name="_Toc222727566"/>
       <w:r>
         <w:rPr>
           <w:rFonts w:cs="Times New Roman"/>
@@ -3394,6 +3120,7 @@
         <w:lastRenderedPageBreak/>
         <w:t>Kapcsoló Szerző</w:t>
       </w:r>
+      <w:bookmarkEnd w:id="12"/>
     </w:p>
     <w:tbl>
       <w:tblPr>
@@ -3661,21 +3388,7 @@
               <w:rPr>
                 <w:rFonts w:ascii="Times New Roman" w:hAnsi="Times New Roman" w:cs="Times New Roman"/>
               </w:rPr>
-              <w:t xml:space="preserve">Így tudjuk azonosítani melyik </w:t>
-            </w:r>
-            <w:proofErr w:type="gramStart"/>
-            <w:r>
-              <w:rPr>
-                <w:rFonts w:ascii="Times New Roman" w:hAnsi="Times New Roman" w:cs="Times New Roman"/>
-              </w:rPr>
-              <w:t>könyv</w:t>
-            </w:r>
-            <w:proofErr w:type="gramEnd"/>
-            <w:r>
-              <w:rPr>
-                <w:rFonts w:ascii="Times New Roman" w:hAnsi="Times New Roman" w:cs="Times New Roman"/>
-              </w:rPr>
-              <w:t xml:space="preserve"> tartozik az adott író(k)hoz.</w:t>
+              <w:t>Így tudjuk azonosítani melyik könyv tartozik az adott író(k)hoz.</w:t>
             </w:r>
           </w:p>
           <w:p>
@@ -3747,14 +3460,20 @@
               </w:rPr>
               <w:t xml:space="preserve"> mezőjére </w:t>
             </w:r>
-            <w:proofErr w:type="gramStart"/>
-            <w:r>
-              <w:rPr>
-                <w:rFonts w:ascii="Times New Roman" w:hAnsi="Times New Roman" w:cs="Times New Roman"/>
-              </w:rPr>
-              <w:t>A</w:t>
-            </w:r>
-            <w:proofErr w:type="gramEnd"/>
+            <w:r>
+              <w:rPr>
+                <w:rFonts w:ascii="Times New Roman" w:hAnsi="Times New Roman" w:cs="Times New Roman"/>
+              </w:rPr>
+              <w:t xml:space="preserve">A </w:t>
+            </w:r>
+            <w:proofErr w:type="spellStart"/>
+            <w:r>
+              <w:rPr>
+                <w:rFonts w:ascii="Times New Roman" w:hAnsi="Times New Roman" w:cs="Times New Roman"/>
+              </w:rPr>
+              <w:t>szerzőnekaz</w:t>
+            </w:r>
+            <w:proofErr w:type="spellEnd"/>
             <w:r>
               <w:rPr>
                 <w:rFonts w:ascii="Times New Roman" w:hAnsi="Times New Roman" w:cs="Times New Roman"/>
@@ -3766,28 +3485,14 @@
               <w:rPr>
                 <w:rFonts w:ascii="Times New Roman" w:hAnsi="Times New Roman" w:cs="Times New Roman"/>
               </w:rPr>
-              <w:t>szerzőnekaz</w:t>
+              <w:t>id-jével</w:t>
             </w:r>
             <w:proofErr w:type="spellEnd"/>
             <w:r>
               <w:rPr>
                 <w:rFonts w:ascii="Times New Roman" w:hAnsi="Times New Roman" w:cs="Times New Roman"/>
               </w:rPr>
-              <w:t xml:space="preserve"> </w:t>
-            </w:r>
-            <w:proofErr w:type="spellStart"/>
-            <w:r>
-              <w:rPr>
-                <w:rFonts w:ascii="Times New Roman" w:hAnsi="Times New Roman" w:cs="Times New Roman"/>
-              </w:rPr>
-              <w:t>id</w:t>
-            </w:r>
-            <w:proofErr w:type="spellEnd"/>
-            <w:r>
-              <w:rPr>
-                <w:rFonts w:ascii="Times New Roman" w:hAnsi="Times New Roman" w:cs="Times New Roman"/>
-              </w:rPr>
-              <w:t>-jével tudjuk</w:t>
+              <w:t xml:space="preserve"> tudjuk</w:t>
             </w:r>
             <w:r>
               <w:rPr>
@@ -3810,8 +3515,16 @@
         <w:rPr>
           <w:rFonts w:cs="Times New Roman"/>
         </w:rPr>
-        <w:t xml:space="preserve"> Kapcsoló illusztrátor</w:t>
-      </w:r>
+        <w:t xml:space="preserve"> </w:t>
+      </w:r>
+      <w:bookmarkStart w:id="13" w:name="_Toc222727567"/>
+      <w:r>
+        <w:rPr>
+          <w:rFonts w:cs="Times New Roman"/>
+        </w:rPr>
+        <w:t>Kapcsoló illusztrátor</w:t>
+      </w:r>
+      <w:bookmarkEnd w:id="13"/>
     </w:p>
     <w:tbl>
       <w:tblPr>
@@ -4085,21 +3798,7 @@
               <w:rPr>
                 <w:rFonts w:ascii="Times New Roman" w:hAnsi="Times New Roman" w:cs="Times New Roman"/>
               </w:rPr>
-              <w:t xml:space="preserve">. Így tudjuk azonosítani melyik </w:t>
-            </w:r>
-            <w:proofErr w:type="gramStart"/>
-            <w:r>
-              <w:rPr>
-                <w:rFonts w:ascii="Times New Roman" w:hAnsi="Times New Roman" w:cs="Times New Roman"/>
-              </w:rPr>
-              <w:t>könyv</w:t>
-            </w:r>
-            <w:proofErr w:type="gramEnd"/>
-            <w:r>
-              <w:rPr>
-                <w:rFonts w:ascii="Times New Roman" w:hAnsi="Times New Roman" w:cs="Times New Roman"/>
-              </w:rPr>
-              <w:t xml:space="preserve"> tartozik az adott </w:t>
+              <w:t xml:space="preserve">. Így tudjuk azonosítani melyik könyv tartozik az adott </w:t>
             </w:r>
             <w:r>
               <w:rPr>
@@ -4238,29 +3937,21 @@
               <w:rPr>
                 <w:rFonts w:ascii="Times New Roman" w:hAnsi="Times New Roman" w:cs="Times New Roman"/>
               </w:rPr>
-              <w:t>id</w:t>
+              <w:t>id-jével</w:t>
             </w:r>
             <w:proofErr w:type="spellEnd"/>
             <w:r>
               <w:rPr>
                 <w:rFonts w:ascii="Times New Roman" w:hAnsi="Times New Roman" w:cs="Times New Roman"/>
               </w:rPr>
-              <w:t>-jével</w:t>
-            </w:r>
-            <w:r>
-              <w:rPr>
-                <w:rFonts w:ascii="Times New Roman" w:hAnsi="Times New Roman" w:cs="Times New Roman"/>
-              </w:rPr>
               <w:t xml:space="preserve"> tudjuk azonosítani ki </w:t>
             </w:r>
-            <w:proofErr w:type="gramStart"/>
             <w:r>
               <w:rPr>
                 <w:rFonts w:ascii="Times New Roman" w:hAnsi="Times New Roman" w:cs="Times New Roman"/>
               </w:rPr>
               <w:t>illusztrálta</w:t>
             </w:r>
-            <w:proofErr w:type="gramEnd"/>
             <w:r>
               <w:rPr>
                 <w:rFonts w:ascii="Times New Roman" w:hAnsi="Times New Roman" w:cs="Times New Roman"/>
@@ -4305,12 +3996,14 @@
           <w:rFonts w:cs="Times New Roman"/>
         </w:rPr>
       </w:pPr>
+      <w:bookmarkStart w:id="14" w:name="_Toc222727568"/>
       <w:r>
         <w:rPr>
           <w:rFonts w:cs="Times New Roman"/>
         </w:rPr>
         <w:t>Termék</w:t>
       </w:r>
+      <w:bookmarkEnd w:id="14"/>
     </w:p>
     <w:tbl>
       <w:tblPr>
@@ -4551,21 +4244,7 @@
               <w:rPr>
                 <w:rFonts w:ascii="Times New Roman" w:hAnsi="Times New Roman" w:cs="Times New Roman"/>
               </w:rPr>
-              <w:t xml:space="preserve">Így </w:t>
-            </w:r>
-            <w:proofErr w:type="gramStart"/>
-            <w:r>
-              <w:rPr>
-                <w:rFonts w:ascii="Times New Roman" w:hAnsi="Times New Roman" w:cs="Times New Roman"/>
-              </w:rPr>
-              <w:t>azonosítjuk</w:t>
-            </w:r>
-            <w:proofErr w:type="gramEnd"/>
-            <w:r>
-              <w:rPr>
-                <w:rFonts w:ascii="Times New Roman" w:hAnsi="Times New Roman" w:cs="Times New Roman"/>
-              </w:rPr>
-              <w:t xml:space="preserve"> hogy ki a mű kiadója.</w:t>
+              <w:t>Így azonosítjuk hogy ki a mű kiadója.</w:t>
             </w:r>
           </w:p>
           <w:p>
@@ -4643,21 +4322,7 @@
               <w:rPr>
                 <w:rFonts w:ascii="Times New Roman" w:hAnsi="Times New Roman" w:cs="Times New Roman"/>
               </w:rPr>
-              <w:t xml:space="preserve"> Így </w:t>
-            </w:r>
-            <w:proofErr w:type="gramStart"/>
-            <w:r>
-              <w:rPr>
-                <w:rFonts w:ascii="Times New Roman" w:hAnsi="Times New Roman" w:cs="Times New Roman"/>
-              </w:rPr>
-              <w:t>azonosítjuk</w:t>
-            </w:r>
-            <w:proofErr w:type="gramEnd"/>
-            <w:r>
-              <w:rPr>
-                <w:rFonts w:ascii="Times New Roman" w:hAnsi="Times New Roman" w:cs="Times New Roman"/>
-              </w:rPr>
-              <w:t xml:space="preserve"> hogy milyen nyelven érhető el a könyv.</w:t>
+              <w:t xml:space="preserve"> Így azonosítjuk hogy milyen nyelven érhető el a könyv.</w:t>
             </w:r>
           </w:p>
           <w:p>
@@ -4749,21 +4414,7 @@
               <w:rPr>
                 <w:rFonts w:ascii="Times New Roman" w:hAnsi="Times New Roman" w:cs="Times New Roman"/>
               </w:rPr>
-              <w:t xml:space="preserve"> Így </w:t>
-            </w:r>
-            <w:proofErr w:type="gramStart"/>
-            <w:r>
-              <w:rPr>
-                <w:rFonts w:ascii="Times New Roman" w:hAnsi="Times New Roman" w:cs="Times New Roman"/>
-              </w:rPr>
-              <w:t>azonosítjuk</w:t>
-            </w:r>
-            <w:proofErr w:type="gramEnd"/>
-            <w:r>
-              <w:rPr>
-                <w:rFonts w:ascii="Times New Roman" w:hAnsi="Times New Roman" w:cs="Times New Roman"/>
-              </w:rPr>
-              <w:t xml:space="preserve"> hogy milyen borítóval rendelkezik a könyv.</w:t>
+              <w:t xml:space="preserve"> Így azonosítjuk hogy milyen borítóval rendelkezik a könyv.</w:t>
             </w:r>
           </w:p>
           <w:p>
@@ -4881,21 +4532,7 @@
               <w:rPr>
                 <w:rFonts w:ascii="Times New Roman" w:hAnsi="Times New Roman" w:cs="Times New Roman"/>
               </w:rPr>
-              <w:t xml:space="preserve"> Így </w:t>
-            </w:r>
-            <w:proofErr w:type="gramStart"/>
-            <w:r>
-              <w:rPr>
-                <w:rFonts w:ascii="Times New Roman" w:hAnsi="Times New Roman" w:cs="Times New Roman"/>
-              </w:rPr>
-              <w:t>azonosítjuk</w:t>
-            </w:r>
-            <w:proofErr w:type="gramEnd"/>
-            <w:r>
-              <w:rPr>
-                <w:rFonts w:ascii="Times New Roman" w:hAnsi="Times New Roman" w:cs="Times New Roman"/>
-              </w:rPr>
-              <w:t xml:space="preserve"> hogy milyen kategóriából tartozik a könyv.</w:t>
+              <w:t xml:space="preserve"> Így azonosítjuk hogy milyen kategóriából tartozik a könyv.</w:t>
             </w:r>
           </w:p>
           <w:p>
@@ -4961,21 +4598,7 @@
               <w:rPr>
                 <w:rFonts w:ascii="Times New Roman" w:hAnsi="Times New Roman" w:cs="Times New Roman"/>
               </w:rPr>
-              <w:t xml:space="preserve"> Így </w:t>
-            </w:r>
-            <w:proofErr w:type="gramStart"/>
-            <w:r>
-              <w:rPr>
-                <w:rFonts w:ascii="Times New Roman" w:hAnsi="Times New Roman" w:cs="Times New Roman"/>
-              </w:rPr>
-              <w:t>azonosítjuk</w:t>
-            </w:r>
-            <w:proofErr w:type="gramEnd"/>
-            <w:r>
-              <w:rPr>
-                <w:rFonts w:ascii="Times New Roman" w:hAnsi="Times New Roman" w:cs="Times New Roman"/>
-              </w:rPr>
-              <w:t xml:space="preserve"> hogy milyen könyvet árulunk (E-könyv, antikvárium stb.)</w:t>
+              <w:t xml:space="preserve"> Így azonosítjuk hogy milyen könyvet árulunk (E-könyv, antikvárium stb.)</w:t>
             </w:r>
           </w:p>
           <w:p>
@@ -5033,21 +4656,7 @@
               <w:rPr>
                 <w:rFonts w:ascii="Times New Roman" w:hAnsi="Times New Roman" w:cs="Times New Roman"/>
               </w:rPr>
-              <w:t xml:space="preserve"> Idegen kulcs, </w:t>
-            </w:r>
-            <w:proofErr w:type="gramStart"/>
-            <w:r>
-              <w:rPr>
-                <w:rFonts w:ascii="Times New Roman" w:hAnsi="Times New Roman" w:cs="Times New Roman"/>
-              </w:rPr>
-              <w:t>a</w:t>
-            </w:r>
-            <w:proofErr w:type="gramEnd"/>
-            <w:r>
-              <w:rPr>
-                <w:rFonts w:ascii="Times New Roman" w:hAnsi="Times New Roman" w:cs="Times New Roman"/>
-              </w:rPr>
-              <w:t xml:space="preserve"> </w:t>
+              <w:t xml:space="preserve"> Idegen kulcs, a </w:t>
             </w:r>
             <w:proofErr w:type="spellStart"/>
             <w:r>
@@ -5081,21 +4690,7 @@
               <w:rPr>
                 <w:rFonts w:ascii="Times New Roman" w:hAnsi="Times New Roman" w:cs="Times New Roman"/>
               </w:rPr>
-              <w:t xml:space="preserve">. Milyen </w:t>
-            </w:r>
-            <w:proofErr w:type="gramStart"/>
-            <w:r>
-              <w:rPr>
-                <w:rFonts w:ascii="Times New Roman" w:hAnsi="Times New Roman" w:cs="Times New Roman"/>
-              </w:rPr>
-              <w:t>illusztráció</w:t>
-            </w:r>
-            <w:proofErr w:type="gramEnd"/>
-            <w:r>
-              <w:rPr>
-                <w:rFonts w:ascii="Times New Roman" w:hAnsi="Times New Roman" w:cs="Times New Roman"/>
-              </w:rPr>
-              <w:t xml:space="preserve"> található a könyvben. </w:t>
+              <w:t xml:space="preserve">. Milyen illusztráció található a könyvben. </w:t>
             </w:r>
           </w:p>
         </w:tc>
@@ -5135,12 +4730,14 @@
           <w:rFonts w:cs="Times New Roman"/>
         </w:rPr>
       </w:pPr>
+      <w:bookmarkStart w:id="15" w:name="_Toc222727569"/>
       <w:r>
         <w:rPr>
           <w:rFonts w:cs="Times New Roman"/>
         </w:rPr>
         <w:t>Számla:</w:t>
       </w:r>
+      <w:bookmarkEnd w:id="15"/>
     </w:p>
     <w:tbl>
       <w:tblPr>
@@ -5392,21 +4989,7 @@
               <w:rPr>
                 <w:rFonts w:ascii="Times New Roman" w:hAnsi="Times New Roman" w:cs="Times New Roman"/>
               </w:rPr>
-              <w:t xml:space="preserve">. Így tudjuk </w:t>
-            </w:r>
-            <w:proofErr w:type="gramStart"/>
-            <w:r>
-              <w:rPr>
-                <w:rFonts w:ascii="Times New Roman" w:hAnsi="Times New Roman" w:cs="Times New Roman"/>
-              </w:rPr>
-              <w:t>azonosítani</w:t>
-            </w:r>
-            <w:proofErr w:type="gramEnd"/>
-            <w:r>
-              <w:rPr>
-                <w:rFonts w:ascii="Times New Roman" w:hAnsi="Times New Roman" w:cs="Times New Roman"/>
-              </w:rPr>
-              <w:t xml:space="preserve"> hogy a vevő milyen fizetési </w:t>
+              <w:t xml:space="preserve">. Így tudjuk azonosítani hogy a vevő milyen fizetési </w:t>
             </w:r>
             <w:proofErr w:type="spellStart"/>
             <w:r>
@@ -5452,21 +5035,7 @@
               <w:rPr>
                 <w:rFonts w:ascii="Times New Roman" w:hAnsi="Times New Roman" w:cs="Times New Roman"/>
               </w:rPr>
-              <w:t xml:space="preserve"> Lehet </w:t>
-            </w:r>
-            <w:proofErr w:type="gramStart"/>
-            <w:r>
-              <w:rPr>
-                <w:rFonts w:ascii="Times New Roman" w:hAnsi="Times New Roman" w:cs="Times New Roman"/>
-              </w:rPr>
-              <w:t>null</w:t>
-            </w:r>
-            <w:proofErr w:type="gramEnd"/>
-            <w:r>
-              <w:rPr>
-                <w:rFonts w:ascii="Times New Roman" w:hAnsi="Times New Roman" w:cs="Times New Roman"/>
-              </w:rPr>
-              <w:t xml:space="preserve"> ha például utánvéttel fizettek így csak később teljesül a fizetés. </w:t>
+              <w:t xml:space="preserve"> Lehet null ha például utánvéttel fizettek így csak később teljesül a fizetés. </w:t>
             </w:r>
           </w:p>
           <w:p>
@@ -5662,21 +5231,7 @@
               <w:rPr>
                 <w:rFonts w:ascii="Times New Roman" w:hAnsi="Times New Roman" w:cs="Times New Roman"/>
               </w:rPr>
-              <w:t xml:space="preserve">. Így tudjuk </w:t>
-            </w:r>
-            <w:proofErr w:type="gramStart"/>
-            <w:r>
-              <w:rPr>
-                <w:rFonts w:ascii="Times New Roman" w:hAnsi="Times New Roman" w:cs="Times New Roman"/>
-              </w:rPr>
-              <w:t>azonosítani</w:t>
-            </w:r>
-            <w:proofErr w:type="gramEnd"/>
-            <w:r>
-              <w:rPr>
-                <w:rFonts w:ascii="Times New Roman" w:hAnsi="Times New Roman" w:cs="Times New Roman"/>
-              </w:rPr>
-              <w:t xml:space="preserve"> hogy melyik vevőhöz tartozik a  számla.</w:t>
+              <w:t>. Így tudjuk azonosítani hogy melyik vevőhöz tartozik a  számla.</w:t>
             </w:r>
           </w:p>
           <w:p>
@@ -5694,21 +5249,7 @@
               <w:rPr>
                 <w:rFonts w:ascii="Times New Roman" w:hAnsi="Times New Roman" w:cs="Times New Roman"/>
               </w:rPr>
-              <w:t xml:space="preserve">számlaszám (VARCHAR): </w:t>
-            </w:r>
-            <w:proofErr w:type="gramStart"/>
-            <w:r>
-              <w:rPr>
-                <w:rFonts w:ascii="Times New Roman" w:hAnsi="Times New Roman" w:cs="Times New Roman"/>
-              </w:rPr>
-              <w:t>Az</w:t>
-            </w:r>
-            <w:proofErr w:type="gramEnd"/>
-            <w:r>
-              <w:rPr>
-                <w:rFonts w:ascii="Times New Roman" w:hAnsi="Times New Roman" w:cs="Times New Roman"/>
-              </w:rPr>
-              <w:t xml:space="preserve"> számla azonosítója így tudjuk azonosítani ha valaki több könyvet rendelt egy rendelésben. Felépítése: ÉV/VEVO_ID/HANYADIK SZÁMLA.</w:t>
+              <w:t>számlaszám (VARCHAR): Az számla azonosítója így tudjuk azonosítani ha valaki több könyvet rendelt egy rendelésben. Felépítése: ÉV/VEVO_ID/HANYADIK SZÁMLA.</w:t>
             </w:r>
           </w:p>
           <w:p>
@@ -5727,28 +5268,14 @@
               <w:rPr>
                 <w:rFonts w:ascii="Times New Roman" w:hAnsi="Times New Roman" w:cs="Times New Roman"/>
               </w:rPr>
-              <w:t>szallitas_</w:t>
-            </w:r>
-            <w:proofErr w:type="gramStart"/>
-            <w:r>
-              <w:rPr>
-                <w:rFonts w:ascii="Times New Roman" w:hAnsi="Times New Roman" w:cs="Times New Roman"/>
-              </w:rPr>
-              <w:t>id</w:t>
+              <w:t>szallitas_id</w:t>
             </w:r>
             <w:proofErr w:type="spellEnd"/>
             <w:r>
               <w:rPr>
                 <w:rFonts w:ascii="Times New Roman" w:hAnsi="Times New Roman" w:cs="Times New Roman"/>
               </w:rPr>
-              <w:t xml:space="preserve">  (</w:t>
-            </w:r>
-            <w:proofErr w:type="gramEnd"/>
-            <w:r>
-              <w:rPr>
-                <w:rFonts w:ascii="Times New Roman" w:hAnsi="Times New Roman" w:cs="Times New Roman"/>
-              </w:rPr>
-              <w:t xml:space="preserve">INT): </w:t>
+              <w:t xml:space="preserve">  (INT): </w:t>
             </w:r>
             <w:r>
               <w:rPr>
@@ -5854,21 +5381,7 @@
               <w:rPr>
                 <w:rFonts w:ascii="Times New Roman" w:hAnsi="Times New Roman" w:cs="Times New Roman"/>
               </w:rPr>
-              <w:t xml:space="preserve">. Melyik </w:t>
-            </w:r>
-            <w:proofErr w:type="gramStart"/>
-            <w:r>
-              <w:rPr>
-                <w:rFonts w:ascii="Times New Roman" w:hAnsi="Times New Roman" w:cs="Times New Roman"/>
-              </w:rPr>
-              <w:t>státuszban</w:t>
-            </w:r>
-            <w:proofErr w:type="gramEnd"/>
-            <w:r>
-              <w:rPr>
-                <w:rFonts w:ascii="Times New Roman" w:hAnsi="Times New Roman" w:cs="Times New Roman"/>
-              </w:rPr>
-              <w:t xml:space="preserve"> van jelenleg a </w:t>
+              <w:t xml:space="preserve">. Melyik státuszban van jelenleg a </w:t>
             </w:r>
             <w:proofErr w:type="spellStart"/>
             <w:r>
@@ -5934,6 +5447,7 @@
           <w:rFonts w:cs="Times New Roman"/>
         </w:rPr>
       </w:pPr>
+      <w:bookmarkStart w:id="16" w:name="_Toc222727570"/>
       <w:r>
         <w:rPr>
           <w:rFonts w:cs="Times New Roman"/>
@@ -5941,6 +5455,7 @@
         <w:lastRenderedPageBreak/>
         <w:t>Vevő:</w:t>
       </w:r>
+      <w:bookmarkEnd w:id="16"/>
     </w:p>
     <w:tbl>
       <w:tblPr>
@@ -6222,7 +5737,21 @@
               <w:rPr>
                 <w:rFonts w:ascii="Times New Roman" w:hAnsi="Times New Roman" w:cs="Times New Roman"/>
               </w:rPr>
-              <w:t xml:space="preserve">jelszó (VARCHAR): A felhasználó jelszava </w:t>
+              <w:t xml:space="preserve">jelszó (VARCHAR): A felhasználó </w:t>
+            </w:r>
+            <w:proofErr w:type="spellStart"/>
+            <w:r>
+              <w:rPr>
+                <w:rFonts w:ascii="Times New Roman" w:hAnsi="Times New Roman" w:cs="Times New Roman"/>
+              </w:rPr>
+              <w:t>jelszava</w:t>
+            </w:r>
+            <w:proofErr w:type="spellEnd"/>
+            <w:r>
+              <w:rPr>
+                <w:rFonts w:ascii="Times New Roman" w:hAnsi="Times New Roman" w:cs="Times New Roman"/>
+              </w:rPr>
+              <w:t xml:space="preserve"> </w:t>
             </w:r>
             <w:proofErr w:type="spellStart"/>
             <w:r>
@@ -6310,12 +5839,14 @@
           <w:rFonts w:cs="Times New Roman"/>
         </w:rPr>
       </w:pPr>
+      <w:bookmarkStart w:id="17" w:name="_Toc222727571"/>
       <w:r>
         <w:rPr>
           <w:rFonts w:cs="Times New Roman"/>
         </w:rPr>
         <w:t>Fizetési mód:</w:t>
       </w:r>
+      <w:bookmarkEnd w:id="17"/>
     </w:p>
     <w:tbl>
       <w:tblPr>
@@ -6548,6 +6079,7 @@
           <w:noProof/>
         </w:rPr>
       </w:pPr>
+      <w:bookmarkStart w:id="18" w:name="_Toc222727572"/>
       <w:r>
         <w:rPr>
           <w:rFonts w:cs="Times New Roman"/>
@@ -6555,6 +6087,7 @@
         </w:rPr>
         <w:t>Szállítás</w:t>
       </w:r>
+      <w:bookmarkEnd w:id="18"/>
     </w:p>
     <w:tbl>
       <w:tblPr>
@@ -6802,6 +6335,7 @@
           <w:noProof/>
         </w:rPr>
       </w:pPr>
+      <w:bookmarkStart w:id="19" w:name="_Toc222727573"/>
       <w:r>
         <w:rPr>
           <w:rFonts w:cs="Times New Roman"/>
@@ -6816,6 +6350,7 @@
         </w:rPr>
         <w:t>:</w:t>
       </w:r>
+      <w:bookmarkEnd w:id="19"/>
     </w:p>
     <w:tbl>
       <w:tblPr>
@@ -7042,16 +6577,8 @@
               <w:rPr>
                 <w:rFonts w:ascii="Times New Roman" w:hAnsi="Times New Roman" w:cs="Times New Roman"/>
               </w:rPr>
-              <w:t xml:space="preserve">rendelés </w:t>
-            </w:r>
-            <w:proofErr w:type="gramStart"/>
-            <w:r>
-              <w:rPr>
-                <w:rFonts w:ascii="Times New Roman" w:hAnsi="Times New Roman" w:cs="Times New Roman"/>
-              </w:rPr>
-              <w:t>státuszának</w:t>
-            </w:r>
-            <w:proofErr w:type="gramEnd"/>
+              <w:t>rendelés státuszának</w:t>
+            </w:r>
             <w:r>
               <w:rPr>
                 <w:rFonts w:ascii="Times New Roman" w:hAnsi="Times New Roman" w:cs="Times New Roman"/>
@@ -7116,12 +6643,14 @@
           <w:rFonts w:cs="Times New Roman"/>
         </w:rPr>
       </w:pPr>
+      <w:bookmarkStart w:id="20" w:name="_Toc222727574"/>
       <w:r>
         <w:rPr>
           <w:rFonts w:cs="Times New Roman"/>
         </w:rPr>
         <w:t>Rendelés leadása:</w:t>
       </w:r>
+      <w:bookmarkEnd w:id="20"/>
     </w:p>
     <w:tbl>
       <w:tblPr>
@@ -7379,21 +6908,7 @@
               <w:rPr>
                 <w:rFonts w:ascii="Times New Roman" w:hAnsi="Times New Roman" w:cs="Times New Roman"/>
               </w:rPr>
-              <w:t xml:space="preserve"> (INT</w:t>
-            </w:r>
-            <w:proofErr w:type="gramStart"/>
-            <w:r>
-              <w:rPr>
-                <w:rFonts w:ascii="Times New Roman" w:hAnsi="Times New Roman" w:cs="Times New Roman"/>
-              </w:rPr>
-              <w:t>) :</w:t>
-            </w:r>
-            <w:proofErr w:type="gramEnd"/>
-            <w:r>
-              <w:rPr>
-                <w:rFonts w:ascii="Times New Roman" w:hAnsi="Times New Roman" w:cs="Times New Roman"/>
-              </w:rPr>
-              <w:t xml:space="preserve"> A könyv ára a számla felvételének időpontjában. </w:t>
+              <w:t xml:space="preserve"> (INT) : A könyv ára a számla felvételének időpontjában. </w:t>
             </w:r>
           </w:p>
           <w:p>
@@ -7529,12 +7044,14 @@
           <w:rFonts w:cs="Times New Roman"/>
         </w:rPr>
       </w:pPr>
+      <w:bookmarkStart w:id="21" w:name="_Toc222727575"/>
       <w:r>
         <w:rPr>
           <w:rFonts w:cs="Times New Roman"/>
         </w:rPr>
         <w:t>Backend végpontok:</w:t>
       </w:r>
+      <w:bookmarkEnd w:id="21"/>
     </w:p>
     <w:p>
       <w:pPr>
@@ -7547,8 +7064,16 @@
         <w:rPr>
           <w:rFonts w:cs="Times New Roman"/>
         </w:rPr>
-        <w:t xml:space="preserve"> Termékek:</w:t>
-      </w:r>
+        <w:t xml:space="preserve"> </w:t>
+      </w:r>
+      <w:bookmarkStart w:id="22" w:name="_Toc222727576"/>
+      <w:r>
+        <w:rPr>
+          <w:rFonts w:cs="Times New Roman"/>
+        </w:rPr>
+        <w:t>Termékek:</w:t>
+      </w:r>
+      <w:bookmarkEnd w:id="22"/>
     </w:p>
     <w:p>
       <w:pPr>
@@ -7979,8 +7504,16 @@
         <w:rPr>
           <w:rFonts w:cs="Times New Roman"/>
         </w:rPr>
-        <w:t xml:space="preserve"> Felhasználók:</w:t>
-      </w:r>
+        <w:t xml:space="preserve"> </w:t>
+      </w:r>
+      <w:bookmarkStart w:id="23" w:name="_Toc222727577"/>
+      <w:r>
+        <w:rPr>
+          <w:rFonts w:cs="Times New Roman"/>
+        </w:rPr>
+        <w:t>Felhasználók:</w:t>
+      </w:r>
+      <w:bookmarkEnd w:id="23"/>
     </w:p>
     <w:p>
       <w:pPr>
@@ -8737,16 +8270,8 @@
               <w:rPr>
                 <w:rFonts w:ascii="Times New Roman" w:hAnsi="Times New Roman" w:cs="Times New Roman"/>
               </w:rPr>
-              <w:t xml:space="preserve">Sikeresség </w:t>
-            </w:r>
-            <w:proofErr w:type="gramStart"/>
-            <w:r>
-              <w:rPr>
-                <w:rFonts w:ascii="Times New Roman" w:hAnsi="Times New Roman" w:cs="Times New Roman"/>
-              </w:rPr>
-              <w:t>státusz</w:t>
-            </w:r>
-            <w:proofErr w:type="gramEnd"/>
+              <w:t>Sikeresség státusz</w:t>
+            </w:r>
           </w:p>
         </w:tc>
       </w:tr>
@@ -8787,17 +8312,8 @@
                 <w:rStyle w:val="HTML-kd"/>
                 <w:rFonts w:ascii="Times New Roman" w:eastAsiaTheme="minorHAnsi" w:hAnsi="Times New Roman" w:cs="Times New Roman"/>
               </w:rPr>
-              <w:t>/</w:t>
-            </w:r>
-            <w:proofErr w:type="gramStart"/>
-            <w:r>
-              <w:rPr>
-                <w:rStyle w:val="HTML-kd"/>
-                <w:rFonts w:ascii="Times New Roman" w:eastAsiaTheme="minorHAnsi" w:hAnsi="Times New Roman" w:cs="Times New Roman"/>
-              </w:rPr>
-              <w:t>profil</w:t>
-            </w:r>
-            <w:proofErr w:type="gramEnd"/>
+              <w:t>/profil</w:t>
+            </w:r>
           </w:p>
         </w:tc>
         <w:tc>
@@ -8834,21 +8350,7 @@
               <w:rPr>
                 <w:rFonts w:ascii="Times New Roman" w:hAnsi="Times New Roman" w:cs="Times New Roman"/>
               </w:rPr>
-              <w:t xml:space="preserve">A </w:t>
-            </w:r>
-            <w:proofErr w:type="gramStart"/>
-            <w:r>
-              <w:rPr>
-                <w:rFonts w:ascii="Times New Roman" w:hAnsi="Times New Roman" w:cs="Times New Roman"/>
-              </w:rPr>
-              <w:t>profilhoz</w:t>
-            </w:r>
-            <w:proofErr w:type="gramEnd"/>
-            <w:r>
-              <w:rPr>
-                <w:rFonts w:ascii="Times New Roman" w:hAnsi="Times New Roman" w:cs="Times New Roman"/>
-              </w:rPr>
-              <w:t xml:space="preserve"> tartozó adatok lekérdezése</w:t>
+              <w:t>A profilhoz tartozó adatok lekérdezése</w:t>
             </w:r>
           </w:p>
         </w:tc>
@@ -8894,16 +8396,8 @@
               <w:rPr>
                 <w:rFonts w:ascii="Times New Roman" w:hAnsi="Times New Roman" w:cs="Times New Roman"/>
               </w:rPr>
-              <w:t xml:space="preserve">Felhasználói </w:t>
-            </w:r>
-            <w:proofErr w:type="gramStart"/>
-            <w:r>
-              <w:rPr>
-                <w:rFonts w:ascii="Times New Roman" w:hAnsi="Times New Roman" w:cs="Times New Roman"/>
-              </w:rPr>
-              <w:t>profil</w:t>
-            </w:r>
-            <w:proofErr w:type="gramEnd"/>
+              <w:t>Felhasználói profil</w:t>
+            </w:r>
           </w:p>
         </w:tc>
       </w:tr>
@@ -8935,20 +8429,14 @@
         <w:lastRenderedPageBreak/>
         <w:t xml:space="preserve"> </w:t>
       </w:r>
-      <w:proofErr w:type="gramStart"/>
+      <w:bookmarkStart w:id="24" w:name="_Toc222727578"/>
       <w:r>
         <w:rPr>
           <w:rFonts w:cs="Times New Roman"/>
         </w:rPr>
-        <w:t>Kategóriák</w:t>
-      </w:r>
-      <w:proofErr w:type="gramEnd"/>
-      <w:r>
-        <w:rPr>
-          <w:rFonts w:cs="Times New Roman"/>
-        </w:rPr>
-        <w:t>:</w:t>
-      </w:r>
+        <w:t>Kategóriák:</w:t>
+      </w:r>
+      <w:bookmarkEnd w:id="24"/>
     </w:p>
     <w:p>
       <w:pPr>
@@ -8960,21 +8448,7 @@
         <w:rPr>
           <w:rFonts w:ascii="Times New Roman" w:hAnsi="Times New Roman" w:cs="Times New Roman"/>
         </w:rPr>
-        <w:t xml:space="preserve">Az oldal </w:t>
-      </w:r>
-      <w:proofErr w:type="gramStart"/>
-      <w:r>
-        <w:rPr>
-          <w:rFonts w:ascii="Times New Roman" w:hAnsi="Times New Roman" w:cs="Times New Roman"/>
-        </w:rPr>
-        <w:t>kategóriáihoz</w:t>
-      </w:r>
-      <w:proofErr w:type="gramEnd"/>
-      <w:r>
-        <w:rPr>
-          <w:rFonts w:ascii="Times New Roman" w:hAnsi="Times New Roman" w:cs="Times New Roman"/>
-        </w:rPr>
-        <w:t xml:space="preserve"> tartozó végpontjai a következők:</w:t>
+        <w:t>Az oldal kategóriáihoz tartozó végpontjai a következők:</w:t>
       </w:r>
     </w:p>
     <w:tbl>
@@ -9219,19 +8693,11 @@
                 <w:rFonts w:ascii="Times New Roman" w:hAnsi="Times New Roman" w:cs="Times New Roman"/>
               </w:rPr>
             </w:pPr>
-            <w:proofErr w:type="gramStart"/>
-            <w:r>
-              <w:rPr>
-                <w:rFonts w:ascii="Times New Roman" w:hAnsi="Times New Roman" w:cs="Times New Roman"/>
-              </w:rPr>
-              <w:t>Kategóriák</w:t>
-            </w:r>
-            <w:proofErr w:type="gramEnd"/>
-            <w:r>
-              <w:rPr>
-                <w:rFonts w:ascii="Times New Roman" w:hAnsi="Times New Roman" w:cs="Times New Roman"/>
-              </w:rPr>
-              <w:t xml:space="preserve"> lekérdezése az oldal számára</w:t>
+            <w:r>
+              <w:rPr>
+                <w:rFonts w:ascii="Times New Roman" w:hAnsi="Times New Roman" w:cs="Times New Roman"/>
+              </w:rPr>
+              <w:t>Kategóriák lekérdezése az oldal számára</w:t>
             </w:r>
           </w:p>
         </w:tc>
@@ -9295,8 +8761,16 @@
         <w:rPr>
           <w:rFonts w:cs="Times New Roman"/>
         </w:rPr>
-        <w:t xml:space="preserve"> Rendelések</w:t>
-      </w:r>
+        <w:t xml:space="preserve"> </w:t>
+      </w:r>
+      <w:bookmarkStart w:id="25" w:name="_Toc222727579"/>
+      <w:r>
+        <w:rPr>
+          <w:rFonts w:cs="Times New Roman"/>
+        </w:rPr>
+        <w:t>Rendelések</w:t>
+      </w:r>
+      <w:bookmarkEnd w:id="25"/>
     </w:p>
     <w:p>
       <w:pPr>
@@ -9308,21 +8782,7 @@
         <w:rPr>
           <w:rFonts w:ascii="Times New Roman" w:hAnsi="Times New Roman" w:cs="Times New Roman"/>
         </w:rPr>
-        <w:t xml:space="preserve">Az </w:t>
-      </w:r>
-      <w:proofErr w:type="gramStart"/>
-      <w:r>
-        <w:rPr>
-          <w:rFonts w:ascii="Times New Roman" w:hAnsi="Times New Roman" w:cs="Times New Roman"/>
-        </w:rPr>
-        <w:t>oldal rendelésekhez</w:t>
-      </w:r>
-      <w:proofErr w:type="gramEnd"/>
-      <w:r>
-        <w:rPr>
-          <w:rFonts w:ascii="Times New Roman" w:hAnsi="Times New Roman" w:cs="Times New Roman"/>
-        </w:rPr>
-        <w:t xml:space="preserve"> tartozó végpontjai a következők:</w:t>
+        <w:t>Az oldal rendelésekhez tartozó végpontjai a következők:</w:t>
       </w:r>
     </w:p>
     <w:tbl>
@@ -9368,7 +8828,7 @@
                 <w:bCs/>
               </w:rPr>
             </w:pPr>
-            <w:bookmarkStart w:id="0" w:name="_Hlk220063673"/>
+            <w:bookmarkStart w:id="26" w:name="_Hlk220063673"/>
             <w:r>
               <w:rPr>
                 <w:rFonts w:ascii="Times New Roman" w:hAnsi="Times New Roman" w:cs="Times New Roman"/>
@@ -9758,7 +9218,7 @@
           </w:p>
         </w:tc>
       </w:tr>
-      <w:bookmarkEnd w:id="0"/>
+      <w:bookmarkEnd w:id="26"/>
     </w:tbl>
     <w:p>
       <w:pPr>
@@ -9778,8 +9238,16 @@
         <w:rPr>
           <w:rFonts w:cs="Times New Roman"/>
         </w:rPr>
-        <w:t xml:space="preserve"> Szűrés:</w:t>
-      </w:r>
+        <w:t xml:space="preserve"> </w:t>
+      </w:r>
+      <w:bookmarkStart w:id="27" w:name="_Toc222727580"/>
+      <w:r>
+        <w:rPr>
+          <w:rFonts w:cs="Times New Roman"/>
+        </w:rPr>
+        <w:t>Szűrés:</w:t>
+      </w:r>
+      <w:bookmarkEnd w:id="27"/>
     </w:p>
     <w:p>
       <w:pPr>
@@ -9991,26 +9459,17 @@
                 <w:rStyle w:val="HTML-kd"/>
                 <w:rFonts w:ascii="Times New Roman" w:eastAsiaTheme="minorHAnsi" w:hAnsi="Times New Roman" w:cs="Times New Roman"/>
               </w:rPr>
-              <w:t>/</w:t>
-            </w:r>
-            <w:proofErr w:type="gramStart"/>
+              <w:t>/?</w:t>
+            </w:r>
+            <w:proofErr w:type="spellStart"/>
             <w:r>
               <w:rPr>
                 <w:rStyle w:val="HTML-kd"/>
                 <w:rFonts w:ascii="Times New Roman" w:eastAsiaTheme="minorHAnsi" w:hAnsi="Times New Roman" w:cs="Times New Roman"/>
               </w:rPr>
-              <w:t>?</w:t>
-            </w:r>
-            <w:proofErr w:type="spellStart"/>
-            <w:r>
-              <w:rPr>
-                <w:rStyle w:val="HTML-kd"/>
-                <w:rFonts w:ascii="Times New Roman" w:eastAsiaTheme="minorHAnsi" w:hAnsi="Times New Roman" w:cs="Times New Roman"/>
-              </w:rPr>
               <w:t>search</w:t>
             </w:r>
             <w:proofErr w:type="spellEnd"/>
-            <w:proofErr w:type="gramEnd"/>
           </w:p>
         </w:tc>
         <w:tc>
@@ -10107,14 +9566,7 @@
               <w:rPr>
                 <w:rFonts w:ascii="Times New Roman" w:hAnsi="Times New Roman" w:cs="Times New Roman"/>
               </w:rPr>
-              <w:t xml:space="preserve">szerző </w:t>
-            </w:r>
-            <w:proofErr w:type="gramStart"/>
-            <w:r>
-              <w:rPr>
-                <w:rFonts w:ascii="Times New Roman" w:hAnsi="Times New Roman" w:cs="Times New Roman"/>
-              </w:rPr>
-              <w:t>név</w:t>
+              <w:t>szerző név</w:t>
             </w:r>
             <w:r>
               <w:rPr>
@@ -10122,7 +9574,6 @@
               </w:rPr>
               <w:t>vel</w:t>
             </w:r>
-            <w:proofErr w:type="gramEnd"/>
             <w:r>
               <w:rPr>
                 <w:rFonts w:ascii="Times New Roman" w:hAnsi="Times New Roman" w:cs="Times New Roman"/>
@@ -10176,31 +9627,15 @@
                 <w:rStyle w:val="HTML-kd"/>
                 <w:rFonts w:ascii="Times New Roman" w:eastAsiaTheme="minorHAnsi" w:hAnsi="Times New Roman" w:cs="Times New Roman"/>
               </w:rPr>
-              <w:t>/</w:t>
-            </w:r>
-            <w:proofErr w:type="gramStart"/>
+              <w:t>/?</w:t>
+            </w:r>
+            <w:proofErr w:type="spellStart"/>
             <w:r>
               <w:rPr>
                 <w:rStyle w:val="HTML-kd"/>
                 <w:rFonts w:ascii="Times New Roman" w:eastAsiaTheme="minorHAnsi" w:hAnsi="Times New Roman" w:cs="Times New Roman"/>
               </w:rPr>
-              <w:t>?</w:t>
-            </w:r>
-            <w:proofErr w:type="spellStart"/>
-            <w:r>
-              <w:rPr>
-                <w:rStyle w:val="HTML-kd"/>
-                <w:rFonts w:ascii="Times New Roman" w:eastAsiaTheme="minorHAnsi" w:hAnsi="Times New Roman" w:cs="Times New Roman"/>
-              </w:rPr>
-              <w:t>search</w:t>
-            </w:r>
-            <w:proofErr w:type="gramEnd"/>
-            <w:r>
-              <w:rPr>
-                <w:rStyle w:val="HTML-kd"/>
-                <w:rFonts w:ascii="Times New Roman" w:eastAsiaTheme="minorHAnsi" w:hAnsi="Times New Roman" w:cs="Times New Roman"/>
-              </w:rPr>
-              <w:t>%kiado</w:t>
+              <w:t>search%kiado</w:t>
             </w:r>
             <w:proofErr w:type="spellEnd"/>
           </w:p>
@@ -10319,31 +9754,15 @@
                 <w:rStyle w:val="HTML-kd"/>
                 <w:rFonts w:ascii="Times New Roman" w:eastAsiaTheme="minorHAnsi" w:hAnsi="Times New Roman" w:cs="Times New Roman"/>
               </w:rPr>
-              <w:t>/</w:t>
-            </w:r>
-            <w:proofErr w:type="gramStart"/>
+              <w:t>/?</w:t>
+            </w:r>
+            <w:proofErr w:type="spellStart"/>
             <w:r>
               <w:rPr>
                 <w:rStyle w:val="HTML-kd"/>
                 <w:rFonts w:ascii="Times New Roman" w:eastAsiaTheme="minorHAnsi" w:hAnsi="Times New Roman" w:cs="Times New Roman"/>
               </w:rPr>
-              <w:t>?</w:t>
-            </w:r>
-            <w:proofErr w:type="spellStart"/>
-            <w:r>
-              <w:rPr>
-                <w:rStyle w:val="HTML-kd"/>
-                <w:rFonts w:ascii="Times New Roman" w:eastAsiaTheme="minorHAnsi" w:hAnsi="Times New Roman" w:cs="Times New Roman"/>
-              </w:rPr>
-              <w:t>search</w:t>
-            </w:r>
-            <w:proofErr w:type="gramEnd"/>
-            <w:r>
-              <w:rPr>
-                <w:rStyle w:val="HTML-kd"/>
-                <w:rFonts w:ascii="Times New Roman" w:eastAsiaTheme="minorHAnsi" w:hAnsi="Times New Roman" w:cs="Times New Roman"/>
-              </w:rPr>
-              <w:t>%nyelv</w:t>
+              <w:t>search%nyelv</w:t>
             </w:r>
             <w:proofErr w:type="spellEnd"/>
           </w:p>
@@ -10462,31 +9881,15 @@
                 <w:rStyle w:val="HTML-kd"/>
                 <w:rFonts w:ascii="Times New Roman" w:eastAsiaTheme="minorHAnsi" w:hAnsi="Times New Roman" w:cs="Times New Roman"/>
               </w:rPr>
-              <w:t>/</w:t>
-            </w:r>
-            <w:proofErr w:type="gramStart"/>
+              <w:t>/?</w:t>
+            </w:r>
+            <w:proofErr w:type="spellStart"/>
             <w:r>
               <w:rPr>
                 <w:rStyle w:val="HTML-kd"/>
                 <w:rFonts w:ascii="Times New Roman" w:eastAsiaTheme="minorHAnsi" w:hAnsi="Times New Roman" w:cs="Times New Roman"/>
               </w:rPr>
-              <w:t>?</w:t>
-            </w:r>
-            <w:proofErr w:type="spellStart"/>
-            <w:r>
-              <w:rPr>
-                <w:rStyle w:val="HTML-kd"/>
-                <w:rFonts w:ascii="Times New Roman" w:eastAsiaTheme="minorHAnsi" w:hAnsi="Times New Roman" w:cs="Times New Roman"/>
-              </w:rPr>
-              <w:t>search</w:t>
-            </w:r>
-            <w:proofErr w:type="gramEnd"/>
-            <w:r>
-              <w:rPr>
-                <w:rStyle w:val="HTML-kd"/>
-                <w:rFonts w:ascii="Times New Roman" w:eastAsiaTheme="minorHAnsi" w:hAnsi="Times New Roman" w:cs="Times New Roman"/>
-              </w:rPr>
-              <w:t>%borito</w:t>
+              <w:t>search%borito</w:t>
             </w:r>
             <w:proofErr w:type="spellEnd"/>
           </w:p>
@@ -10605,31 +10008,15 @@
                 <w:rStyle w:val="HTML-kd"/>
                 <w:rFonts w:ascii="Times New Roman" w:eastAsiaTheme="minorHAnsi" w:hAnsi="Times New Roman" w:cs="Times New Roman"/>
               </w:rPr>
-              <w:t>/</w:t>
-            </w:r>
-            <w:proofErr w:type="gramStart"/>
+              <w:t>/?</w:t>
+            </w:r>
+            <w:proofErr w:type="spellStart"/>
             <w:r>
               <w:rPr>
                 <w:rStyle w:val="HTML-kd"/>
                 <w:rFonts w:ascii="Times New Roman" w:eastAsiaTheme="minorHAnsi" w:hAnsi="Times New Roman" w:cs="Times New Roman"/>
               </w:rPr>
-              <w:t>?</w:t>
-            </w:r>
-            <w:proofErr w:type="spellStart"/>
-            <w:r>
-              <w:rPr>
-                <w:rStyle w:val="HTML-kd"/>
-                <w:rFonts w:ascii="Times New Roman" w:eastAsiaTheme="minorHAnsi" w:hAnsi="Times New Roman" w:cs="Times New Roman"/>
-              </w:rPr>
-              <w:t>search</w:t>
-            </w:r>
-            <w:proofErr w:type="gramEnd"/>
-            <w:r>
-              <w:rPr>
-                <w:rStyle w:val="HTML-kd"/>
-                <w:rFonts w:ascii="Times New Roman" w:eastAsiaTheme="minorHAnsi" w:hAnsi="Times New Roman" w:cs="Times New Roman"/>
-              </w:rPr>
-              <w:t>%tipus</w:t>
+              <w:t>search%tipus</w:t>
             </w:r>
             <w:proofErr w:type="spellEnd"/>
           </w:p>
@@ -10749,7 +10136,23 @@
           <w:noProof/>
         </w:rPr>
         <w:lastRenderedPageBreak/>
-        <w:t xml:space="preserve"> Admin felület </w:t>
+        <w:t xml:space="preserve"> </w:t>
+      </w:r>
+      <w:bookmarkStart w:id="28" w:name="_Toc222727581"/>
+      <w:r>
+        <w:rPr>
+          <w:rFonts w:cs="Times New Roman"/>
+          <w:noProof/>
+        </w:rPr>
+        <w:t>Admin felület</w:t>
+      </w:r>
+      <w:bookmarkEnd w:id="28"/>
+      <w:r>
+        <w:rPr>
+          <w:rFonts w:cs="Times New Roman"/>
+          <w:noProof/>
+        </w:rPr>
+        <w:t xml:space="preserve"> </w:t>
       </w:r>
     </w:p>
     <w:p>
@@ -10759,11 +10162,19 @@
           <w:rFonts w:cs="Times New Roman"/>
         </w:rPr>
       </w:pPr>
+      <w:bookmarkStart w:id="29" w:name="_Toc222727582"/>
       <w:r>
         <w:rPr>
           <w:rFonts w:cs="Times New Roman"/>
         </w:rPr>
-        <w:t xml:space="preserve">Raktár/rendelések </w:t>
+        <w:t>Raktár/rendelések</w:t>
+      </w:r>
+      <w:bookmarkEnd w:id="29"/>
+      <w:r>
+        <w:rPr>
+          <w:rFonts w:cs="Times New Roman"/>
+        </w:rPr>
+        <w:t xml:space="preserve"> </w:t>
       </w:r>
     </w:p>
     <w:p>
@@ -11065,7 +10476,6 @@
               </w:rPr>
               <w:t>Jogosultság</w:t>
             </w:r>
-            <w:proofErr w:type="gramStart"/>
             <w:r>
               <w:rPr>
                 <w:rFonts w:ascii="Times New Roman" w:hAnsi="Times New Roman" w:cs="Times New Roman"/>
@@ -11085,7 +10495,6 @@
               <w:t>oken</w:t>
             </w:r>
             <w:proofErr w:type="spellEnd"/>
-            <w:proofErr w:type="gramEnd"/>
           </w:p>
         </w:tc>
         <w:tc>
@@ -11194,21 +10603,7 @@
               <w:rPr>
                 <w:rFonts w:ascii="Times New Roman" w:hAnsi="Times New Roman" w:cs="Times New Roman"/>
               </w:rPr>
-              <w:t xml:space="preserve">A rendelések </w:t>
-            </w:r>
-            <w:proofErr w:type="gramStart"/>
-            <w:r>
-              <w:rPr>
-                <w:rFonts w:ascii="Times New Roman" w:hAnsi="Times New Roman" w:cs="Times New Roman"/>
-              </w:rPr>
-              <w:t>státuszát</w:t>
-            </w:r>
-            <w:proofErr w:type="gramEnd"/>
-            <w:r>
-              <w:rPr>
-                <w:rFonts w:ascii="Times New Roman" w:hAnsi="Times New Roman" w:cs="Times New Roman"/>
-              </w:rPr>
-              <w:t xml:space="preserve"> lehet vele változtatni</w:t>
+              <w:t>A rendelések státuszát lehet vele változtatni</w:t>
             </w:r>
           </w:p>
         </w:tc>
@@ -11284,14 +10679,7 @@
               <w:rPr>
                 <w:rFonts w:ascii="Times New Roman" w:hAnsi="Times New Roman" w:cs="Times New Roman"/>
               </w:rPr>
-              <w:t>tusz</w:t>
-            </w:r>
-            <w:proofErr w:type="gramStart"/>
-            <w:r>
-              <w:rPr>
-                <w:rFonts w:ascii="Times New Roman" w:hAnsi="Times New Roman" w:cs="Times New Roman"/>
-              </w:rPr>
-              <w:t>,</w:t>
+              <w:t>tusz,</w:t>
             </w:r>
             <w:r>
               <w:rPr>
@@ -11330,7 +10718,6 @@
               <w:t>m</w:t>
             </w:r>
             <w:proofErr w:type="spellEnd"/>
-            <w:proofErr w:type="gramEnd"/>
           </w:p>
         </w:tc>
         <w:tc>
@@ -11545,6 +10932,7 @@
           <w:noProof/>
         </w:rPr>
       </w:pPr>
+      <w:bookmarkStart w:id="30" w:name="_Toc222727583"/>
       <w:r>
         <w:rPr>
           <w:rFonts w:cs="Times New Roman"/>
@@ -11552,6 +10940,7 @@
         </w:rPr>
         <w:t>Felhasználók</w:t>
       </w:r>
+      <w:bookmarkEnd w:id="30"/>
     </w:p>
     <w:p>
       <w:pPr>
@@ -11838,7 +11227,6 @@
               </w:rPr>
               <w:t>Jogosultság</w:t>
             </w:r>
-            <w:proofErr w:type="gramStart"/>
             <w:r>
               <w:rPr>
                 <w:rFonts w:ascii="Times New Roman" w:hAnsi="Times New Roman" w:cs="Times New Roman"/>
@@ -11858,7 +11246,6 @@
               <w:t>oken</w:t>
             </w:r>
             <w:proofErr w:type="spellEnd"/>
-            <w:proofErr w:type="gramEnd"/>
           </w:p>
         </w:tc>
         <w:tc>
@@ -12305,6 +11692,7 @@
           <w:noProof/>
         </w:rPr>
       </w:pPr>
+      <w:bookmarkStart w:id="31" w:name="_Toc222727584"/>
       <w:r>
         <w:rPr>
           <w:rFonts w:cs="Times New Roman"/>
@@ -12313,6 +11701,7 @@
         <w:lastRenderedPageBreak/>
         <w:t>Termékek</w:t>
       </w:r>
+      <w:bookmarkEnd w:id="31"/>
     </w:p>
     <w:p>
       <w:pPr>
@@ -12590,21 +11979,7 @@
               <w:rPr>
                 <w:rFonts w:ascii="Times New Roman" w:hAnsi="Times New Roman" w:cs="Times New Roman"/>
               </w:rPr>
-              <w:t xml:space="preserve">Az összes könyv összes </w:t>
-            </w:r>
-            <w:proofErr w:type="gramStart"/>
-            <w:r>
-              <w:rPr>
-                <w:rFonts w:ascii="Times New Roman" w:hAnsi="Times New Roman" w:cs="Times New Roman"/>
-              </w:rPr>
-              <w:t>információját</w:t>
-            </w:r>
-            <w:proofErr w:type="gramEnd"/>
-            <w:r>
-              <w:rPr>
-                <w:rFonts w:ascii="Times New Roman" w:hAnsi="Times New Roman" w:cs="Times New Roman"/>
-              </w:rPr>
-              <w:t xml:space="preserve"> kiadja.</w:t>
+              <w:t>Az összes könyv összes információját kiadja.</w:t>
             </w:r>
           </w:p>
         </w:tc>
@@ -12829,21 +12204,7 @@
               <w:rPr>
                 <w:rFonts w:ascii="Times New Roman" w:hAnsi="Times New Roman" w:cs="Times New Roman"/>
               </w:rPr>
-              <w:t xml:space="preserve">, </w:t>
-            </w:r>
-            <w:proofErr w:type="gramStart"/>
-            <w:r>
-              <w:rPr>
-                <w:rFonts w:ascii="Times New Roman" w:hAnsi="Times New Roman" w:cs="Times New Roman"/>
-              </w:rPr>
-              <w:t>adatok[</w:t>
-            </w:r>
-            <w:proofErr w:type="gramEnd"/>
-            <w:r>
-              <w:rPr>
-                <w:rFonts w:ascii="Times New Roman" w:hAnsi="Times New Roman" w:cs="Times New Roman"/>
-              </w:rPr>
-              <w:t>], REGIISBN</w:t>
+              <w:t>, adatok[], REGIISBN</w:t>
             </w:r>
           </w:p>
         </w:tc>
@@ -12862,21 +12223,7 @@
               <w:rPr>
                 <w:rFonts w:ascii="Times New Roman" w:hAnsi="Times New Roman" w:cs="Times New Roman"/>
               </w:rPr>
-              <w:t xml:space="preserve">A kiválasztott könyv adatait változtatja az </w:t>
-            </w:r>
-            <w:proofErr w:type="gramStart"/>
-            <w:r>
-              <w:rPr>
-                <w:rFonts w:ascii="Times New Roman" w:hAnsi="Times New Roman" w:cs="Times New Roman"/>
-              </w:rPr>
-              <w:t>alapján</w:t>
-            </w:r>
-            <w:proofErr w:type="gramEnd"/>
-            <w:r>
-              <w:rPr>
-                <w:rFonts w:ascii="Times New Roman" w:hAnsi="Times New Roman" w:cs="Times New Roman"/>
-              </w:rPr>
-              <w:t xml:space="preserve"> amit megkap.(REGIISBN alapján azonosít)</w:t>
+              <w:t>A kiválasztott könyv adatait változtatja az alapján amit megkap.(REGIISBN alapján azonosít)</w:t>
             </w:r>
           </w:p>
         </w:tc>
@@ -13050,12 +12397,14 @@
           <w:noProof/>
         </w:rPr>
       </w:pPr>
+      <w:bookmarkStart w:id="32" w:name="_Toc222727585"/>
       <w:r>
         <w:rPr>
           <w:noProof/>
         </w:rPr>
         <w:t>Frontend</w:t>
       </w:r>
+      <w:bookmarkEnd w:id="32"/>
     </w:p>
     <w:p/>
     <w:p>
@@ -13065,13 +12414,13 @@
       <w:r>
         <w:t xml:space="preserve"> </w:t>
       </w:r>
-      <w:proofErr w:type="gramStart"/>
-      <w:r>
-        <w:t>Mappa</w:t>
-      </w:r>
-      <w:proofErr w:type="gramEnd"/>
-      <w:r>
-        <w:t xml:space="preserve"> rendszer vizuális ábrája. </w:t>
+      <w:bookmarkStart w:id="33" w:name="_Toc222727586"/>
+      <w:r>
+        <w:t>Mappa rendszer vizuális ábrája.</w:t>
+      </w:r>
+      <w:bookmarkEnd w:id="33"/>
+      <w:r>
+        <w:t xml:space="preserve"> </w:t>
       </w:r>
     </w:p>
     <w:p/>
@@ -13081,16 +12430,23 @@
         <w:pStyle w:val="Cmsor2"/>
       </w:pPr>
       <w:r>
-        <w:t xml:space="preserve"> Frontend összegző áttekintés</w:t>
-      </w:r>
+        <w:t xml:space="preserve"> </w:t>
+      </w:r>
+      <w:bookmarkStart w:id="34" w:name="_Toc222727587"/>
+      <w:r>
+        <w:t>Frontend összegző áttekintés</w:t>
+      </w:r>
+      <w:bookmarkEnd w:id="34"/>
     </w:p>
     <w:p>
       <w:pPr>
         <w:pStyle w:val="Cmsor3"/>
       </w:pPr>
+      <w:bookmarkStart w:id="35" w:name="_Toc222727588"/>
       <w:r>
         <w:t>Célfelhasználók</w:t>
       </w:r>
+      <w:bookmarkEnd w:id="35"/>
     </w:p>
     <w:p>
       <w:pPr>
@@ -13120,20 +12476,14 @@
       <w:pPr>
         <w:pStyle w:val="Cmsor3"/>
       </w:pPr>
+      <w:bookmarkStart w:id="36" w:name="_Toc222727589"/>
       <w:r>
         <w:t>Rövi</w:t>
       </w:r>
       <w:r>
-        <w:t xml:space="preserve">d </w:t>
-      </w:r>
-      <w:proofErr w:type="gramStart"/>
-      <w:r>
-        <w:t>funkcionális</w:t>
-      </w:r>
-      <w:proofErr w:type="gramEnd"/>
-      <w:r>
-        <w:t xml:space="preserve"> összefoglaló</w:t>
-      </w:r>
+        <w:t>d funkcionális összefoglaló</w:t>
+      </w:r>
+      <w:bookmarkEnd w:id="36"/>
     </w:p>
     <w:p>
       <w:pPr>
@@ -13179,13 +12529,8 @@
           <w:numId w:val="12"/>
         </w:numPr>
       </w:pPr>
-      <w:proofErr w:type="gramStart"/>
-      <w:r>
-        <w:t>Adminisztrációs</w:t>
-      </w:r>
-      <w:proofErr w:type="gramEnd"/>
-      <w:r>
-        <w:t xml:space="preserve"> felület: </w:t>
+      <w:r>
+        <w:t xml:space="preserve">Adminisztrációs felület: </w:t>
       </w:r>
       <w:r>
         <w:t>könyvek</w:t>
@@ -13202,8 +12547,13 @@
         <w:pStyle w:val="Cmsor2"/>
       </w:pPr>
       <w:r>
-        <w:t xml:space="preserve"> Eszközök használata</w:t>
-      </w:r>
+        <w:t xml:space="preserve"> </w:t>
+      </w:r>
+      <w:bookmarkStart w:id="37" w:name="_Toc222727590"/>
+      <w:r>
+        <w:t>Eszközök használata</w:t>
+      </w:r>
+      <w:bookmarkEnd w:id="37"/>
     </w:p>
     <w:p>
       <w:pPr>
@@ -13261,15 +12611,7 @@
       </w:r>
       <w:proofErr w:type="spellEnd"/>
       <w:r>
-        <w:t xml:space="preserve">: Modern, </w:t>
-      </w:r>
-      <w:proofErr w:type="gramStart"/>
-      <w:r>
-        <w:t>komponens</w:t>
-      </w:r>
-      <w:proofErr w:type="gramEnd"/>
-      <w:r>
-        <w:t xml:space="preserve"> alapú frontend keretrendszer</w:t>
+        <w:t>: Modern, komponens alapú frontend keretrendszer</w:t>
       </w:r>
     </w:p>
     <w:p>
@@ -13318,15 +12660,7 @@
       </w:r>
       <w:proofErr w:type="spellEnd"/>
       <w:r>
-        <w:t xml:space="preserve">) a </w:t>
-      </w:r>
-      <w:proofErr w:type="spellStart"/>
-      <w:r>
-        <w:t>reszponzív</w:t>
-      </w:r>
-      <w:proofErr w:type="spellEnd"/>
-      <w:r>
-        <w:t>, egységes megjelenéshez</w:t>
+        <w:t>) a reszponzív, egységes megjelenéshez</w:t>
       </w:r>
     </w:p>
     <w:p>
@@ -13338,15 +12672,7 @@
         </w:numPr>
       </w:pPr>
       <w:r>
-        <w:t xml:space="preserve">Egyedi CSS </w:t>
-      </w:r>
-      <w:proofErr w:type="gramStart"/>
-      <w:r>
-        <w:t>fájlok</w:t>
-      </w:r>
-      <w:proofErr w:type="gramEnd"/>
-      <w:r>
-        <w:t xml:space="preserve"> (pl. index.css)</w:t>
+        <w:t>Egyedi CSS fájlok (pl. index.css)</w:t>
       </w:r>
     </w:p>
     <w:p>
@@ -13389,7 +12715,15 @@
       </w:pPr>
       <w:proofErr w:type="spellStart"/>
       <w:r>
-        <w:t>react-router-dom</w:t>
+        <w:t>react</w:t>
+      </w:r>
+      <w:proofErr w:type="spellEnd"/>
+      <w:r>
+        <w:t>-router-</w:t>
+      </w:r>
+      <w:proofErr w:type="spellStart"/>
+      <w:r>
+        <w:t>dom</w:t>
       </w:r>
       <w:proofErr w:type="spellEnd"/>
       <w:r>
@@ -13417,9 +12751,11 @@
       <w:pPr>
         <w:pStyle w:val="Cmsor2"/>
       </w:pPr>
+      <w:bookmarkStart w:id="38" w:name="_Toc222727591"/>
       <w:r>
         <w:t>Telepítés és futtatás:</w:t>
       </w:r>
+      <w:bookmarkEnd w:id="38"/>
     </w:p>
     <w:p>
       <w:pPr>
@@ -13430,6 +12766,9 @@
         </w:numPr>
       </w:pPr>
       <w:r>
+        <w:rPr>
+          <w:noProof/>
+        </w:rPr>
         <w:drawing>
           <wp:anchor distT="0" distB="0" distL="114300" distR="114300" simplePos="0" relativeHeight="251663360" behindDoc="1" locked="0" layoutInCell="1" allowOverlap="1" wp14:anchorId="57E885CD" wp14:editId="0E61F1ED">
             <wp:simplePos x="0" y="0"/>
@@ -13503,8 +12842,6 @@
       <w:r>
         <w:br/>
       </w:r>
-      <w:bookmarkStart w:id="1" w:name="_GoBack"/>
-      <w:bookmarkEnd w:id="1"/>
       <w:r>
         <w:br/>
       </w:r>
@@ -13527,6 +12864,9 @@
         <w:ind w:left="1152"/>
       </w:pPr>
       <w:r>
+        <w:rPr>
+          <w:noProof/>
+        </w:rPr>
         <w:drawing>
           <wp:inline distT="0" distB="0" distL="0" distR="0" wp14:anchorId="4632D7D5" wp14:editId="2F05F879">
             <wp:extent cx="847843" cy="247685"/>
@@ -13582,6 +12922,9 @@
         <w:ind w:left="1152"/>
       </w:pPr>
       <w:r>
+        <w:rPr>
+          <w:noProof/>
+        </w:rPr>
         <w:drawing>
           <wp:inline distT="0" distB="0" distL="0" distR="0" wp14:anchorId="27C3B1A1" wp14:editId="31B00476">
             <wp:extent cx="914528" cy="342948"/>
@@ -13624,7 +12967,7 @@
         <w:pStyle w:val="Listaszerbekezds"/>
         <w:numPr>
           <w:ilvl w:val="0"/>
-          <w:numId w:val="17"/>
+          <w:numId w:val="18"/>
         </w:numPr>
       </w:pPr>
       <w:proofErr w:type="spellStart"/>
@@ -13650,6 +12993,9 @@
         <w:br/>
       </w:r>
       <w:r>
+        <w:rPr>
+          <w:noProof/>
+        </w:rPr>
         <w:drawing>
           <wp:inline distT="0" distB="0" distL="0" distR="0" wp14:anchorId="3479B644" wp14:editId="3C520CBF">
             <wp:extent cx="1076475" cy="314369"/>
@@ -13687,8 +13033,4193 @@
         </w:drawing>
       </w:r>
     </w:p>
+    <w:p>
+      <w:pPr>
+        <w:pStyle w:val="Cmsor2"/>
+      </w:pPr>
+      <w:r>
+        <w:t>Alkalmazás működése:</w:t>
+      </w:r>
+    </w:p>
+    <w:p>
+      <w:pPr>
+        <w:pStyle w:val="Listaszerbekezds"/>
+        <w:numPr>
+          <w:ilvl w:val="0"/>
+          <w:numId w:val="13"/>
+        </w:numPr>
+      </w:pPr>
+      <w:r>
+        <w:t xml:space="preserve">Indulási pont: </w:t>
+      </w:r>
+      <w:proofErr w:type="spellStart"/>
+      <w:r>
+        <w:t>fooldal.jsx</w:t>
+      </w:r>
+      <w:proofErr w:type="spellEnd"/>
+    </w:p>
+    <w:p>
+      <w:pPr>
+        <w:pStyle w:val="Listaszerbekezds"/>
+        <w:numPr>
+          <w:ilvl w:val="0"/>
+          <w:numId w:val="13"/>
+        </w:numPr>
+      </w:pPr>
+      <w:r>
+        <w:t xml:space="preserve">Fő komponens: </w:t>
+      </w:r>
+      <w:proofErr w:type="spellStart"/>
+      <w:r>
+        <w:t>App.jsx</w:t>
+      </w:r>
+      <w:proofErr w:type="spellEnd"/>
+      <w:r>
+        <w:t xml:space="preserve"> – tartalmazza a fő </w:t>
+      </w:r>
+      <w:proofErr w:type="spellStart"/>
+      <w:r>
+        <w:t>propokat</w:t>
+      </w:r>
+      <w:proofErr w:type="spellEnd"/>
+      <w:r>
+        <w:t xml:space="preserve"> (</w:t>
+      </w:r>
+      <w:proofErr w:type="spellStart"/>
+      <w:r>
+        <w:t>pl</w:t>
+      </w:r>
+      <w:proofErr w:type="spellEnd"/>
+      <w:r>
+        <w:t xml:space="preserve">: </w:t>
+      </w:r>
+      <w:proofErr w:type="spellStart"/>
+      <w:r>
+        <w:t>accesToken</w:t>
+      </w:r>
+      <w:proofErr w:type="spellEnd"/>
+      <w:r>
+        <w:t xml:space="preserve">, </w:t>
+      </w:r>
+      <w:proofErr w:type="spellStart"/>
+      <w:r>
+        <w:t>searchQuery</w:t>
+      </w:r>
+      <w:proofErr w:type="spellEnd"/>
+      <w:r>
+        <w:t xml:space="preserve"> stb..)</w:t>
+      </w:r>
+    </w:p>
+    <w:p>
+      <w:pPr>
+        <w:pStyle w:val="Listaszerbekezds"/>
+        <w:numPr>
+          <w:ilvl w:val="0"/>
+          <w:numId w:val="13"/>
+        </w:numPr>
+      </w:pPr>
+      <w:r>
+        <w:t xml:space="preserve">Komponensek közötti kapcsolat: A </w:t>
+      </w:r>
+      <w:proofErr w:type="spellStart"/>
+      <w:r>
+        <w:t>jsx-ekhez</w:t>
+      </w:r>
+      <w:proofErr w:type="spellEnd"/>
+      <w:r>
+        <w:t xml:space="preserve"> szőkeséges állapotokat </w:t>
+      </w:r>
+      <w:proofErr w:type="spellStart"/>
+      <w:r>
+        <w:t>propsok</w:t>
+      </w:r>
+      <w:proofErr w:type="spellEnd"/>
+      <w:r>
+        <w:t xml:space="preserve"> segítségével adjuk át. Ennek köszönhetően minden komponens megfelelő állapotokat kapja meg. </w:t>
+      </w:r>
+    </w:p>
+    <w:p>
+      <w:pPr>
+        <w:pStyle w:val="Cmsor2"/>
+      </w:pPr>
+      <w:r>
+        <w:t>Főbb komponensek</w:t>
+      </w:r>
+      <w:r>
+        <w:t>:</w:t>
+      </w:r>
+    </w:p>
+    <w:p>
+      <w:pPr>
+        <w:pStyle w:val="Cmsor3"/>
+      </w:pPr>
+      <w:proofErr w:type="spellStart"/>
+      <w:r>
+        <w:t>App.jsx</w:t>
+      </w:r>
+      <w:proofErr w:type="spellEnd"/>
+      <w:r>
+        <w:t xml:space="preserve">: </w:t>
+      </w:r>
+    </w:p>
+    <w:p>
+      <w:pPr>
+        <w:pStyle w:val="Listaszerbekezds"/>
+        <w:numPr>
+          <w:ilvl w:val="0"/>
+          <w:numId w:val="20"/>
+        </w:numPr>
+        <w:ind w:left="1843"/>
+      </w:pPr>
+      <w:r>
+        <w:t xml:space="preserve">A weboldal fő komponense. Itt történik az állapotok és a router kezelése. Itt jelenik meg a </w:t>
+      </w:r>
+      <w:proofErr w:type="spellStart"/>
+      <w:r>
+        <w:t>Header</w:t>
+      </w:r>
+      <w:proofErr w:type="spellEnd"/>
+      <w:r>
+        <w:t xml:space="preserve"> és a </w:t>
+      </w:r>
+      <w:proofErr w:type="spellStart"/>
+      <w:r>
+        <w:t>footer</w:t>
+      </w:r>
+      <w:proofErr w:type="spellEnd"/>
+      <w:r>
+        <w:t xml:space="preserve"> is. </w:t>
+      </w:r>
+    </w:p>
+    <w:p>
+      <w:pPr>
+        <w:pStyle w:val="Cmsor3"/>
+        <w:ind w:left="1276"/>
+      </w:pPr>
+      <w:proofErr w:type="spellStart"/>
+      <w:r>
+        <w:t>ÁSZF.jsx</w:t>
+      </w:r>
+      <w:proofErr w:type="spellEnd"/>
+      <w:r>
+        <w:t xml:space="preserve"> , </w:t>
+      </w:r>
+      <w:proofErr w:type="spellStart"/>
+      <w:r>
+        <w:t>elerhetosegek.jsx</w:t>
+      </w:r>
+      <w:proofErr w:type="spellEnd"/>
+      <w:r>
+        <w:t xml:space="preserve"> , </w:t>
+      </w:r>
+      <w:proofErr w:type="spellStart"/>
+      <w:r>
+        <w:t>rolunk.jsx</w:t>
+      </w:r>
+      <w:proofErr w:type="spellEnd"/>
+      <w:r>
+        <w:t xml:space="preserve"> , </w:t>
+      </w:r>
+      <w:proofErr w:type="spellStart"/>
+      <w:r>
+        <w:t>segitseg.jsx</w:t>
+      </w:r>
+      <w:proofErr w:type="spellEnd"/>
+      <w:r>
+        <w:t xml:space="preserve">: </w:t>
+      </w:r>
+    </w:p>
+    <w:p>
+      <w:pPr>
+        <w:pStyle w:val="Listaszerbekezds"/>
+        <w:numPr>
+          <w:ilvl w:val="0"/>
+          <w:numId w:val="21"/>
+        </w:numPr>
+        <w:ind w:left="1843"/>
+      </w:pPr>
+      <w:r>
+        <w:t xml:space="preserve">Egyszerű állapot nélküli komponensek. Statikus szövegeket jelenítenek meg. </w:t>
+      </w:r>
+    </w:p>
+    <w:p>
+      <w:pPr>
+        <w:pStyle w:val="Listaszerbekezds"/>
+        <w:numPr>
+          <w:ilvl w:val="0"/>
+          <w:numId w:val="21"/>
+        </w:numPr>
+        <w:ind w:left="1843"/>
+      </w:pPr>
+      <w:r>
+        <w:t>Tartozékok:  segitseg.css</w:t>
+      </w:r>
+    </w:p>
+    <w:p>
+      <w:pPr>
+        <w:pStyle w:val="Cmsor3"/>
+      </w:pPr>
+      <w:proofErr w:type="spellStart"/>
+      <w:r>
+        <w:t>footer.jsx</w:t>
+      </w:r>
+      <w:proofErr w:type="spellEnd"/>
+      <w:r>
+        <w:t>:</w:t>
+      </w:r>
+    </w:p>
+    <w:p>
+      <w:pPr>
+        <w:pStyle w:val="Listaszerbekezds"/>
+        <w:numPr>
+          <w:ilvl w:val="0"/>
+          <w:numId w:val="24"/>
+        </w:numPr>
+        <w:ind w:left="1843"/>
+      </w:pPr>
+      <w:r>
+        <w:t xml:space="preserve">A weboldal lábléce. Innen érhető el a </w:t>
+      </w:r>
+      <w:r>
+        <w:t xml:space="preserve">„Rólunk” „ÁSZF” és az „Elérhetőségek” fülek. Ezen felül további információkat tartalmaz. </w:t>
+      </w:r>
+    </w:p>
+    <w:p>
+      <w:pPr>
+        <w:pStyle w:val="Listaszerbekezds"/>
+        <w:numPr>
+          <w:ilvl w:val="0"/>
+          <w:numId w:val="24"/>
+        </w:numPr>
+        <w:ind w:left="1843"/>
+      </w:pPr>
+      <w:r>
+        <w:t xml:space="preserve">Hozzátartozó </w:t>
+      </w:r>
+      <w:proofErr w:type="spellStart"/>
+      <w:r>
+        <w:t>css</w:t>
+      </w:r>
+      <w:proofErr w:type="spellEnd"/>
+      <w:r>
+        <w:t xml:space="preserve">-ek: </w:t>
+      </w:r>
+      <w:r>
+        <w:t>footer</w:t>
+      </w:r>
+      <w:r>
+        <w:t>.cs</w:t>
+      </w:r>
+      <w:r>
+        <w:t>s</w:t>
+      </w:r>
+    </w:p>
+    <w:p>
+      <w:pPr>
+        <w:pStyle w:val="Cmsor3"/>
+      </w:pPr>
+      <w:proofErr w:type="spellStart"/>
+      <w:r>
+        <w:t>fooldal.jsx</w:t>
+      </w:r>
+      <w:proofErr w:type="spellEnd"/>
+      <w:r>
+        <w:t>:</w:t>
+      </w:r>
+    </w:p>
+    <w:p>
+      <w:pPr>
+        <w:pStyle w:val="Listaszerbekezds"/>
+        <w:numPr>
+          <w:ilvl w:val="0"/>
+          <w:numId w:val="22"/>
+        </w:numPr>
+        <w:ind w:left="1843"/>
+      </w:pPr>
+      <w:r>
+        <w:t>A kezdő komponens a program indulásakor.</w:t>
+      </w:r>
+      <w:r>
+        <w:br/>
+        <w:t>Feladata:</w:t>
+      </w:r>
+    </w:p>
+    <w:p>
+      <w:pPr>
+        <w:pStyle w:val="Listaszerbekezds"/>
+        <w:numPr>
+          <w:ilvl w:val="0"/>
+          <w:numId w:val="22"/>
+        </w:numPr>
+        <w:ind w:left="1843"/>
+      </w:pPr>
+      <w:r>
+        <w:t>Kilistázza az első 20 könyvet betöltés elején majd ahogy a felhasználó görget le úgy töltődik be a többi könyv. (</w:t>
+      </w:r>
+      <w:proofErr w:type="spellStart"/>
+      <w:r>
+        <w:t>Infinity</w:t>
+      </w:r>
+      <w:proofErr w:type="spellEnd"/>
+      <w:r>
+        <w:t xml:space="preserve"> </w:t>
+      </w:r>
+      <w:proofErr w:type="spellStart"/>
+      <w:r>
+        <w:t>scroll</w:t>
+      </w:r>
+      <w:proofErr w:type="spellEnd"/>
+      <w:r>
+        <w:t>)</w:t>
+      </w:r>
+    </w:p>
+    <w:p>
+      <w:pPr>
+        <w:pStyle w:val="Listaszerbekezds"/>
+        <w:numPr>
+          <w:ilvl w:val="0"/>
+          <w:numId w:val="22"/>
+        </w:numPr>
+        <w:ind w:left="1843"/>
+      </w:pPr>
+      <w:r>
+        <w:t xml:space="preserve">Ha valamilyen keresés történik </w:t>
+      </w:r>
+      <w:proofErr w:type="spellStart"/>
+      <w:r>
+        <w:t>props</w:t>
+      </w:r>
+      <w:proofErr w:type="spellEnd"/>
+      <w:r>
+        <w:t>-ként megkapja a részleteket és ezek alapján adja ki a könyveket.</w:t>
+      </w:r>
+    </w:p>
+    <w:p>
+      <w:pPr>
+        <w:pStyle w:val="Listaszerbekezds"/>
+        <w:numPr>
+          <w:ilvl w:val="0"/>
+          <w:numId w:val="22"/>
+        </w:numPr>
+        <w:ind w:left="1843"/>
+      </w:pPr>
+      <w:r>
+        <w:t>A terméket a kosárba helyezheti a felhasználó a „Kosárba helyezés” gombbal</w:t>
+      </w:r>
+    </w:p>
+    <w:p>
+      <w:pPr>
+        <w:pStyle w:val="Listaszerbekezds"/>
+        <w:numPr>
+          <w:ilvl w:val="0"/>
+          <w:numId w:val="22"/>
+        </w:numPr>
+        <w:ind w:left="1843"/>
+      </w:pPr>
+      <w:r>
+        <w:t xml:space="preserve">Hozzátartozó </w:t>
+      </w:r>
+      <w:proofErr w:type="spellStart"/>
+      <w:r>
+        <w:t>css</w:t>
+      </w:r>
+      <w:proofErr w:type="spellEnd"/>
+      <w:r>
+        <w:t xml:space="preserve">-ek: </w:t>
+      </w:r>
+      <w:r>
+        <w:t>fooldal</w:t>
+      </w:r>
+      <w:r>
+        <w:t>.css</w:t>
+      </w:r>
+    </w:p>
+    <w:p/>
+    <w:p>
+      <w:pPr>
+        <w:pStyle w:val="Cmsor3"/>
+      </w:pPr>
+      <w:proofErr w:type="spellStart"/>
+      <w:r>
+        <w:t>termek.jsx</w:t>
+      </w:r>
+      <w:proofErr w:type="spellEnd"/>
+      <w:r>
+        <w:t>:</w:t>
+      </w:r>
+    </w:p>
+    <w:p>
+      <w:pPr>
+        <w:pStyle w:val="Listaszerbekezds"/>
+        <w:numPr>
+          <w:ilvl w:val="0"/>
+          <w:numId w:val="23"/>
+        </w:numPr>
+        <w:ind w:left="1843"/>
+      </w:pPr>
+      <w:r>
+        <w:t>Amikor egy könyvre rákattintunk a főoldalon akkor jelenik meg ez a komponens. A könyv részletes adatait írja ki ezen felül itt is a kosárba helyezhetjük a terméket.</w:t>
+      </w:r>
+    </w:p>
+    <w:p>
+      <w:pPr>
+        <w:pStyle w:val="Listaszerbekezds"/>
+        <w:numPr>
+          <w:ilvl w:val="0"/>
+          <w:numId w:val="23"/>
+        </w:numPr>
+        <w:ind w:left="1843"/>
+      </w:pPr>
+      <w:r>
+        <w:t xml:space="preserve">Hozzátartozó </w:t>
+      </w:r>
+      <w:proofErr w:type="spellStart"/>
+      <w:r>
+        <w:t>css</w:t>
+      </w:r>
+      <w:proofErr w:type="spellEnd"/>
+      <w:r>
+        <w:t>-ek:</w:t>
+      </w:r>
+      <w:r>
+        <w:t xml:space="preserve"> termek.css</w:t>
+      </w:r>
+    </w:p>
+    <w:p>
+      <w:pPr>
+        <w:pStyle w:val="Cmsor3"/>
+      </w:pPr>
+      <w:proofErr w:type="spellStart"/>
+      <w:r>
+        <w:t>Header</w:t>
+      </w:r>
+      <w:r>
+        <w:t>.jsx</w:t>
+      </w:r>
+      <w:proofErr w:type="spellEnd"/>
+      <w:r>
+        <w:t xml:space="preserve">: </w:t>
+      </w:r>
+    </w:p>
+    <w:p>
+      <w:pPr>
+        <w:pStyle w:val="Listaszerbekezds"/>
+        <w:numPr>
+          <w:ilvl w:val="0"/>
+          <w:numId w:val="25"/>
+        </w:numPr>
+        <w:ind w:left="1843"/>
+      </w:pPr>
+      <w:r>
+        <w:t>Tartalmazza a bolt nevét amelyre kattintva visszatérhetünk a főoldalra.</w:t>
+      </w:r>
+    </w:p>
+    <w:p>
+      <w:pPr>
+        <w:pStyle w:val="Listaszerbekezds"/>
+        <w:numPr>
+          <w:ilvl w:val="0"/>
+          <w:numId w:val="25"/>
+        </w:numPr>
+        <w:ind w:left="1843"/>
+      </w:pPr>
+      <w:r>
+        <w:t xml:space="preserve">A kategóriák </w:t>
+      </w:r>
+      <w:proofErr w:type="spellStart"/>
+      <w:r>
+        <w:t>dropdown</w:t>
+      </w:r>
+      <w:proofErr w:type="spellEnd"/>
+      <w:r>
+        <w:t xml:space="preserve"> fül a kategóriákat és további alkategóriákat tartalmaz és ezekre kattintva a megfelelő kategóriájú termékek jelennek meg. </w:t>
+      </w:r>
+    </w:p>
+    <w:p>
+      <w:pPr>
+        <w:pStyle w:val="Listaszerbekezds"/>
+        <w:numPr>
+          <w:ilvl w:val="0"/>
+          <w:numId w:val="25"/>
+        </w:numPr>
+        <w:ind w:left="1843"/>
+      </w:pPr>
+      <w:r>
+        <w:t>A keresés mezőben tud a felhasználó keresni termék cím és szerző neve alapján.</w:t>
+      </w:r>
+    </w:p>
+    <w:p>
+      <w:pPr>
+        <w:pStyle w:val="Listaszerbekezds"/>
+        <w:numPr>
+          <w:ilvl w:val="0"/>
+          <w:numId w:val="25"/>
+        </w:numPr>
+        <w:ind w:left="1843"/>
+      </w:pPr>
+      <w:r>
+        <w:t xml:space="preserve">A regisztráció/bejelentkezés gombra kattintva egy </w:t>
+      </w:r>
+      <w:proofErr w:type="spellStart"/>
+      <w:r>
+        <w:t>popup</w:t>
+      </w:r>
+      <w:proofErr w:type="spellEnd"/>
+      <w:r>
+        <w:t xml:space="preserve"> (</w:t>
+      </w:r>
+      <w:proofErr w:type="spellStart"/>
+      <w:r>
+        <w:rPr>
+          <w:b/>
+        </w:rPr>
+        <w:t>registerform.jsx</w:t>
+      </w:r>
+      <w:proofErr w:type="spellEnd"/>
+      <w:r>
+        <w:t xml:space="preserve">)  jelenik meg ahol a felhasználó betud jelentkezi vagy regisztrálni tud. Ezt követően a </w:t>
+      </w:r>
+      <w:proofErr w:type="spellStart"/>
+      <w:r>
+        <w:t>dropdown</w:t>
+      </w:r>
+      <w:proofErr w:type="spellEnd"/>
+      <w:r>
+        <w:t xml:space="preserve"> átalakul egy profil </w:t>
+      </w:r>
+      <w:proofErr w:type="spellStart"/>
+      <w:r>
+        <w:t>dropdownra</w:t>
+      </w:r>
+      <w:proofErr w:type="spellEnd"/>
+      <w:r>
+        <w:t xml:space="preserve">. Ahol a  profilhoz tartozó elemeket tudja a felhasználó megtekinteni. </w:t>
+      </w:r>
+    </w:p>
+    <w:p>
+      <w:pPr>
+        <w:pStyle w:val="Listaszerbekezds"/>
+        <w:numPr>
+          <w:ilvl w:val="0"/>
+          <w:numId w:val="25"/>
+        </w:numPr>
+        <w:ind w:left="1843"/>
+      </w:pPr>
+      <w:r>
+        <w:t xml:space="preserve">A profil menüben találhatók az </w:t>
+      </w:r>
+      <w:proofErr w:type="spellStart"/>
+      <w:r>
+        <w:t>admin</w:t>
+      </w:r>
+      <w:proofErr w:type="spellEnd"/>
+      <w:r>
+        <w:t xml:space="preserve"> felülethez tartozó komponensek is amelyet csak </w:t>
+      </w:r>
+      <w:proofErr w:type="spellStart"/>
+      <w:r>
+        <w:t>admin</w:t>
+      </w:r>
+      <w:proofErr w:type="spellEnd"/>
+      <w:r>
+        <w:t xml:space="preserve"> profil esetén használhatók.</w:t>
+      </w:r>
+    </w:p>
+    <w:p>
+      <w:pPr>
+        <w:pStyle w:val="Listaszerbekezds"/>
+        <w:numPr>
+          <w:ilvl w:val="0"/>
+          <w:numId w:val="25"/>
+        </w:numPr>
+        <w:ind w:left="1843"/>
+      </w:pPr>
+      <w:r>
+        <w:t>A kosár gombbal tud a felhasználó eljutni a kosárhoz.</w:t>
+      </w:r>
+    </w:p>
+    <w:p>
+      <w:pPr>
+        <w:pStyle w:val="Listaszerbekezds"/>
+        <w:numPr>
+          <w:ilvl w:val="0"/>
+          <w:numId w:val="25"/>
+        </w:numPr>
+        <w:ind w:left="1843"/>
+      </w:pPr>
+      <w:r>
+        <w:t xml:space="preserve">Hozzátartozó </w:t>
+      </w:r>
+      <w:proofErr w:type="spellStart"/>
+      <w:r>
+        <w:t>css</w:t>
+      </w:r>
+      <w:proofErr w:type="spellEnd"/>
+      <w:r>
+        <w:t>-ek: header.css</w:t>
+      </w:r>
+    </w:p>
+    <w:p>
+      <w:pPr>
+        <w:pStyle w:val="Cmsor3"/>
+      </w:pPr>
+      <w:proofErr w:type="spellStart"/>
+      <w:r>
+        <w:t>registerform</w:t>
+      </w:r>
+      <w:r>
+        <w:t>.jsx</w:t>
+      </w:r>
+      <w:proofErr w:type="spellEnd"/>
+      <w:r>
+        <w:t>:</w:t>
+      </w:r>
+    </w:p>
+    <w:p>
+      <w:pPr>
+        <w:pStyle w:val="Listaszerbekezds"/>
+        <w:numPr>
+          <w:ilvl w:val="0"/>
+          <w:numId w:val="27"/>
+        </w:numPr>
+      </w:pPr>
+      <w:r>
+        <w:t xml:space="preserve">A regisztráció/bejelentkezés </w:t>
+      </w:r>
+      <w:proofErr w:type="spellStart"/>
+      <w:r>
+        <w:t>popup</w:t>
+      </w:r>
+      <w:proofErr w:type="spellEnd"/>
+      <w:r>
+        <w:t xml:space="preserve">. Ezen keresztül tud a felhasználó bejelentkezni és regisztrálni. </w:t>
+      </w:r>
+    </w:p>
+    <w:p>
+      <w:pPr>
+        <w:pStyle w:val="Listaszerbekezds"/>
+        <w:numPr>
+          <w:ilvl w:val="0"/>
+          <w:numId w:val="27"/>
+        </w:numPr>
+      </w:pPr>
+      <w:r>
+        <w:t xml:space="preserve">Hozzátartozó </w:t>
+      </w:r>
+      <w:proofErr w:type="spellStart"/>
+      <w:r>
+        <w:t>css</w:t>
+      </w:r>
+      <w:proofErr w:type="spellEnd"/>
+      <w:r>
+        <w:t>-ek:</w:t>
+      </w:r>
+      <w:r>
+        <w:t xml:space="preserve"> registerform</w:t>
+      </w:r>
+      <w:r>
+        <w:t>.css</w:t>
+      </w:r>
+    </w:p>
+    <w:p>
+      <w:pPr>
+        <w:pStyle w:val="Cmsor3"/>
+      </w:pPr>
+      <w:proofErr w:type="spellStart"/>
+      <w:r>
+        <w:t>profil.jsx</w:t>
+      </w:r>
+      <w:proofErr w:type="spellEnd"/>
+      <w:r>
+        <w:t xml:space="preserve"> , </w:t>
+      </w:r>
+      <w:proofErr w:type="spellStart"/>
+      <w:r>
+        <w:t>rendelesek.jsx</w:t>
+      </w:r>
+      <w:proofErr w:type="spellEnd"/>
+      <w:r>
+        <w:t>:</w:t>
+      </w:r>
+    </w:p>
+    <w:p>
+      <w:pPr>
+        <w:pStyle w:val="Listaszerbekezds"/>
+        <w:numPr>
+          <w:ilvl w:val="0"/>
+          <w:numId w:val="26"/>
+        </w:numPr>
+        <w:ind w:left="1843"/>
+      </w:pPr>
+      <w:r>
+        <w:t xml:space="preserve">A </w:t>
+      </w:r>
+      <w:proofErr w:type="spellStart"/>
+      <w:r>
+        <w:t>profil.jsx</w:t>
+      </w:r>
+      <w:proofErr w:type="spellEnd"/>
+      <w:r>
+        <w:t xml:space="preserve">-ben a felhasználó megtekintheti a </w:t>
+      </w:r>
+      <w:r>
+        <w:t>profil adatait illetve változtathatja is őket (Újra be kell lépni ha ez megtörténik.)</w:t>
+      </w:r>
+    </w:p>
+    <w:p>
+      <w:pPr>
+        <w:pStyle w:val="Listaszerbekezds"/>
+        <w:numPr>
+          <w:ilvl w:val="0"/>
+          <w:numId w:val="26"/>
+        </w:numPr>
+        <w:ind w:left="1843"/>
+      </w:pPr>
+      <w:proofErr w:type="spellStart"/>
+      <w:r>
+        <w:t>rendelesek.jsx</w:t>
+      </w:r>
+      <w:proofErr w:type="spellEnd"/>
+      <w:r>
+        <w:t xml:space="preserve">-ben a felhasználó a saját rendeléseit tekintheti meg. </w:t>
+      </w:r>
+    </w:p>
+    <w:p>
+      <w:pPr>
+        <w:pStyle w:val="Listaszerbekezds"/>
+        <w:numPr>
+          <w:ilvl w:val="0"/>
+          <w:numId w:val="26"/>
+        </w:numPr>
+        <w:ind w:left="1843"/>
+      </w:pPr>
+      <w:r>
+        <w:t xml:space="preserve">Hozzátartozó </w:t>
+      </w:r>
+      <w:proofErr w:type="spellStart"/>
+      <w:r>
+        <w:t>css</w:t>
+      </w:r>
+      <w:proofErr w:type="spellEnd"/>
+      <w:r>
+        <w:t xml:space="preserve">-ek: </w:t>
+      </w:r>
+      <w:r>
+        <w:t>profil</w:t>
+      </w:r>
+      <w:r>
+        <w:t>.css</w:t>
+      </w:r>
+      <w:r>
+        <w:t xml:space="preserve"> , rendelesek.css</w:t>
+      </w:r>
+    </w:p>
+    <w:p>
+      <w:pPr>
+        <w:pStyle w:val="Cmsor3"/>
+      </w:pPr>
+      <w:proofErr w:type="spellStart"/>
+      <w:r>
+        <w:t>kosar.jsx</w:t>
+      </w:r>
+      <w:proofErr w:type="spellEnd"/>
+      <w:r>
+        <w:t>:</w:t>
+      </w:r>
+    </w:p>
+    <w:p>
+      <w:pPr>
+        <w:pStyle w:val="Listaszerbekezds"/>
+        <w:numPr>
+          <w:ilvl w:val="0"/>
+          <w:numId w:val="28"/>
+        </w:numPr>
+        <w:ind w:left="1843"/>
+      </w:pPr>
+      <w:r>
+        <w:t xml:space="preserve">A felhasználó által kosárba elhelyezett termékek listája. Innen a felhasználó tudja a könyvek mennyiségét változtatni illetve törölni a kosárba. </w:t>
+      </w:r>
+    </w:p>
+    <w:p>
+      <w:pPr>
+        <w:pStyle w:val="Listaszerbekezds"/>
+        <w:numPr>
+          <w:ilvl w:val="0"/>
+          <w:numId w:val="28"/>
+        </w:numPr>
+        <w:ind w:left="1843"/>
+      </w:pPr>
+      <w:r>
+        <w:t xml:space="preserve">A jobb oldali összegzőn a darab szám az egyedi termékek számát takarja nem pedig az összes darab számot. </w:t>
+      </w:r>
+      <w:r>
+        <w:t xml:space="preserve">A teljes ár az összes termék </w:t>
+      </w:r>
+      <w:proofErr w:type="spellStart"/>
+      <w:r>
+        <w:t>össz</w:t>
+      </w:r>
+      <w:proofErr w:type="spellEnd"/>
+      <w:r>
+        <w:t xml:space="preserve"> árát takarja. </w:t>
+      </w:r>
+    </w:p>
+    <w:p>
+      <w:pPr>
+        <w:pStyle w:val="Listaszerbekezds"/>
+        <w:numPr>
+          <w:ilvl w:val="0"/>
+          <w:numId w:val="28"/>
+        </w:numPr>
+        <w:ind w:left="1843"/>
+      </w:pPr>
+      <w:r>
+        <w:t xml:space="preserve">A „Tovább a fizetéshez!” gomb csak akkor működik ha a felhasználó be van jelentkezve. </w:t>
+      </w:r>
+    </w:p>
+    <w:p>
+      <w:pPr>
+        <w:pStyle w:val="Listaszerbekezds"/>
+        <w:numPr>
+          <w:ilvl w:val="0"/>
+          <w:numId w:val="28"/>
+        </w:numPr>
+        <w:ind w:left="1843"/>
+      </w:pPr>
+      <w:r>
+        <w:t xml:space="preserve">A „Vásárlás folytatása!” gomb a </w:t>
+      </w:r>
+      <w:r>
+        <w:t xml:space="preserve">felhasználót visszavezeti a főoldalra. </w:t>
+      </w:r>
+    </w:p>
+    <w:p>
+      <w:bookmarkStart w:id="39" w:name="_GoBack"/>
+      <w:bookmarkEnd w:id="39"/>
+    </w:p>
     <w:p/>
     <w:p/>
+    <w:p>
+      <w:pPr>
+        <w:pStyle w:val="Cmsor1"/>
+      </w:pPr>
+      <w:bookmarkStart w:id="40" w:name="_Toc222727592"/>
+      <w:r>
+        <w:t>Teszteredmények dokumentációja:</w:t>
+      </w:r>
+      <w:bookmarkEnd w:id="40"/>
+    </w:p>
+    <w:p/>
+    <w:sdt>
+      <w:sdtPr>
+        <w:id w:val="632603948"/>
+        <w:docPartObj>
+          <w:docPartGallery w:val="Table of Contents"/>
+          <w:docPartUnique/>
+        </w:docPartObj>
+      </w:sdtPr>
+      <w:sdtEndPr>
+        <w:rPr>
+          <w:rFonts w:asciiTheme="minorHAnsi" w:eastAsiaTheme="minorHAnsi" w:hAnsiTheme="minorHAnsi" w:cstheme="minorBidi"/>
+          <w:b/>
+          <w:bCs/>
+          <w:color w:val="auto"/>
+          <w:sz w:val="22"/>
+          <w:szCs w:val="22"/>
+          <w:lang w:eastAsia="en-US"/>
+        </w:rPr>
+      </w:sdtEndPr>
+      <w:sdtContent>
+        <w:p>
+          <w:pPr>
+            <w:pStyle w:val="Tartalomjegyzkcmsora"/>
+          </w:pPr>
+          <w:r>
+            <w:t>Tartalom</w:t>
+          </w:r>
+        </w:p>
+        <w:p>
+          <w:pPr>
+            <w:pStyle w:val="TJ1"/>
+            <w:tabs>
+              <w:tab w:val="left" w:pos="440"/>
+              <w:tab w:val="right" w:leader="dot" w:pos="9062"/>
+            </w:tabs>
+            <w:rPr>
+              <w:noProof/>
+            </w:rPr>
+          </w:pPr>
+          <w:r>
+            <w:fldChar w:fldCharType="begin"/>
+          </w:r>
+          <w:r>
+            <w:instrText xml:space="preserve"> TOC \o "1-3" \h \z \u </w:instrText>
+          </w:r>
+          <w:r>
+            <w:fldChar w:fldCharType="separate"/>
+          </w:r>
+          <w:hyperlink w:anchor="_Toc222727554" w:history="1">
+            <w:r>
+              <w:rPr>
+                <w:rStyle w:val="Hiperhivatkozs"/>
+                <w:rFonts w:cs="Times New Roman"/>
+                <w:noProof/>
+              </w:rPr>
+              <w:t>1.</w:t>
+            </w:r>
+            <w:r>
+              <w:rPr>
+                <w:noProof/>
+              </w:rPr>
+              <w:tab/>
+            </w:r>
+            <w:r>
+              <w:rPr>
+                <w:rStyle w:val="Hiperhivatkozs"/>
+                <w:rFonts w:cs="Times New Roman"/>
+                <w:noProof/>
+              </w:rPr>
+              <w:t>Bevezető:</w:t>
+            </w:r>
+            <w:r>
+              <w:rPr>
+                <w:noProof/>
+                <w:webHidden/>
+              </w:rPr>
+              <w:tab/>
+            </w:r>
+            <w:r>
+              <w:rPr>
+                <w:noProof/>
+                <w:webHidden/>
+              </w:rPr>
+              <w:fldChar w:fldCharType="begin"/>
+            </w:r>
+            <w:r>
+              <w:rPr>
+                <w:noProof/>
+                <w:webHidden/>
+              </w:rPr>
+              <w:instrText xml:space="preserve"> PAGEREF _Toc222727554 \h </w:instrText>
+            </w:r>
+            <w:r>
+              <w:rPr>
+                <w:noProof/>
+                <w:webHidden/>
+              </w:rPr>
+            </w:r>
+            <w:r>
+              <w:rPr>
+                <w:noProof/>
+                <w:webHidden/>
+              </w:rPr>
+              <w:fldChar w:fldCharType="separate"/>
+            </w:r>
+            <w:r>
+              <w:rPr>
+                <w:noProof/>
+                <w:webHidden/>
+              </w:rPr>
+              <w:t>1</w:t>
+            </w:r>
+            <w:r>
+              <w:rPr>
+                <w:noProof/>
+                <w:webHidden/>
+              </w:rPr>
+              <w:fldChar w:fldCharType="end"/>
+            </w:r>
+          </w:hyperlink>
+        </w:p>
+        <w:p>
+          <w:pPr>
+            <w:pStyle w:val="TJ1"/>
+            <w:tabs>
+              <w:tab w:val="left" w:pos="440"/>
+              <w:tab w:val="right" w:leader="dot" w:pos="9062"/>
+            </w:tabs>
+            <w:rPr>
+              <w:noProof/>
+            </w:rPr>
+          </w:pPr>
+          <w:hyperlink w:anchor="_Toc222727555" w:history="1">
+            <w:r>
+              <w:rPr>
+                <w:rStyle w:val="Hiperhivatkozs"/>
+                <w:noProof/>
+              </w:rPr>
+              <w:t>2.</w:t>
+            </w:r>
+            <w:r>
+              <w:rPr>
+                <w:noProof/>
+              </w:rPr>
+              <w:tab/>
+            </w:r>
+            <w:r>
+              <w:rPr>
+                <w:rStyle w:val="Hiperhivatkozs"/>
+                <w:noProof/>
+              </w:rPr>
+              <w:t>Adatbázis</w:t>
+            </w:r>
+            <w:r>
+              <w:rPr>
+                <w:noProof/>
+                <w:webHidden/>
+              </w:rPr>
+              <w:tab/>
+            </w:r>
+            <w:r>
+              <w:rPr>
+                <w:noProof/>
+                <w:webHidden/>
+              </w:rPr>
+              <w:fldChar w:fldCharType="begin"/>
+            </w:r>
+            <w:r>
+              <w:rPr>
+                <w:noProof/>
+                <w:webHidden/>
+              </w:rPr>
+              <w:instrText xml:space="preserve"> PAGEREF _Toc222727555 \h </w:instrText>
+            </w:r>
+            <w:r>
+              <w:rPr>
+                <w:noProof/>
+                <w:webHidden/>
+              </w:rPr>
+            </w:r>
+            <w:r>
+              <w:rPr>
+                <w:noProof/>
+                <w:webHidden/>
+              </w:rPr>
+              <w:fldChar w:fldCharType="separate"/>
+            </w:r>
+            <w:r>
+              <w:rPr>
+                <w:noProof/>
+                <w:webHidden/>
+              </w:rPr>
+              <w:t>1</w:t>
+            </w:r>
+            <w:r>
+              <w:rPr>
+                <w:noProof/>
+                <w:webHidden/>
+              </w:rPr>
+              <w:fldChar w:fldCharType="end"/>
+            </w:r>
+          </w:hyperlink>
+        </w:p>
+        <w:p>
+          <w:pPr>
+            <w:pStyle w:val="TJ2"/>
+            <w:tabs>
+              <w:tab w:val="left" w:pos="880"/>
+              <w:tab w:val="right" w:leader="dot" w:pos="9062"/>
+            </w:tabs>
+            <w:rPr>
+              <w:noProof/>
+            </w:rPr>
+          </w:pPr>
+          <w:hyperlink w:anchor="_Toc222727556" w:history="1">
+            <w:r>
+              <w:rPr>
+                <w:rStyle w:val="Hiperhivatkozs"/>
+                <w:rFonts w:ascii="Times" w:hAnsi="Times" w:cs="Times New Roman"/>
+                <w:noProof/>
+              </w:rPr>
+              <w:t>2.1.</w:t>
+            </w:r>
+            <w:r>
+              <w:rPr>
+                <w:noProof/>
+              </w:rPr>
+              <w:tab/>
+            </w:r>
+            <w:r>
+              <w:rPr>
+                <w:rStyle w:val="Hiperhivatkozs"/>
+                <w:rFonts w:cs="Times New Roman"/>
+                <w:noProof/>
+              </w:rPr>
+              <w:t>Borító tábla</w:t>
+            </w:r>
+            <w:r>
+              <w:rPr>
+                <w:noProof/>
+                <w:webHidden/>
+              </w:rPr>
+              <w:tab/>
+            </w:r>
+            <w:r>
+              <w:rPr>
+                <w:noProof/>
+                <w:webHidden/>
+              </w:rPr>
+              <w:fldChar w:fldCharType="begin"/>
+            </w:r>
+            <w:r>
+              <w:rPr>
+                <w:noProof/>
+                <w:webHidden/>
+              </w:rPr>
+              <w:instrText xml:space="preserve"> PAGEREF _Toc222727556 \h </w:instrText>
+            </w:r>
+            <w:r>
+              <w:rPr>
+                <w:noProof/>
+                <w:webHidden/>
+              </w:rPr>
+            </w:r>
+            <w:r>
+              <w:rPr>
+                <w:noProof/>
+                <w:webHidden/>
+              </w:rPr>
+              <w:fldChar w:fldCharType="separate"/>
+            </w:r>
+            <w:r>
+              <w:rPr>
+                <w:noProof/>
+                <w:webHidden/>
+              </w:rPr>
+              <w:t>3</w:t>
+            </w:r>
+            <w:r>
+              <w:rPr>
+                <w:noProof/>
+                <w:webHidden/>
+              </w:rPr>
+              <w:fldChar w:fldCharType="end"/>
+            </w:r>
+          </w:hyperlink>
+        </w:p>
+        <w:p>
+          <w:pPr>
+            <w:pStyle w:val="TJ2"/>
+            <w:tabs>
+              <w:tab w:val="left" w:pos="880"/>
+              <w:tab w:val="right" w:leader="dot" w:pos="9062"/>
+            </w:tabs>
+            <w:rPr>
+              <w:noProof/>
+            </w:rPr>
+          </w:pPr>
+          <w:hyperlink w:anchor="_Toc222727557" w:history="1">
+            <w:r>
+              <w:rPr>
+                <w:rStyle w:val="Hiperhivatkozs"/>
+                <w:rFonts w:ascii="Times" w:hAnsi="Times" w:cs="Times New Roman"/>
+                <w:noProof/>
+              </w:rPr>
+              <w:t>2.2.</w:t>
+            </w:r>
+            <w:r>
+              <w:rPr>
+                <w:noProof/>
+              </w:rPr>
+              <w:tab/>
+            </w:r>
+            <w:r>
+              <w:rPr>
+                <w:rStyle w:val="Hiperhivatkozs"/>
+                <w:rFonts w:cs="Times New Roman"/>
+                <w:noProof/>
+              </w:rPr>
+              <w:t>Típus tábla:</w:t>
+            </w:r>
+            <w:r>
+              <w:rPr>
+                <w:noProof/>
+                <w:webHidden/>
+              </w:rPr>
+              <w:tab/>
+            </w:r>
+            <w:r>
+              <w:rPr>
+                <w:noProof/>
+                <w:webHidden/>
+              </w:rPr>
+              <w:fldChar w:fldCharType="begin"/>
+            </w:r>
+            <w:r>
+              <w:rPr>
+                <w:noProof/>
+                <w:webHidden/>
+              </w:rPr>
+              <w:instrText xml:space="preserve"> PAGEREF _Toc222727557 \h </w:instrText>
+            </w:r>
+            <w:r>
+              <w:rPr>
+                <w:noProof/>
+                <w:webHidden/>
+              </w:rPr>
+            </w:r>
+            <w:r>
+              <w:rPr>
+                <w:noProof/>
+                <w:webHidden/>
+              </w:rPr>
+              <w:fldChar w:fldCharType="separate"/>
+            </w:r>
+            <w:r>
+              <w:rPr>
+                <w:noProof/>
+                <w:webHidden/>
+              </w:rPr>
+              <w:t>3</w:t>
+            </w:r>
+            <w:r>
+              <w:rPr>
+                <w:noProof/>
+                <w:webHidden/>
+              </w:rPr>
+              <w:fldChar w:fldCharType="end"/>
+            </w:r>
+          </w:hyperlink>
+        </w:p>
+        <w:p>
+          <w:pPr>
+            <w:pStyle w:val="TJ2"/>
+            <w:tabs>
+              <w:tab w:val="left" w:pos="880"/>
+              <w:tab w:val="right" w:leader="dot" w:pos="9062"/>
+            </w:tabs>
+            <w:rPr>
+              <w:noProof/>
+            </w:rPr>
+          </w:pPr>
+          <w:hyperlink w:anchor="_Toc222727558" w:history="1">
+            <w:r>
+              <w:rPr>
+                <w:rStyle w:val="Hiperhivatkozs"/>
+                <w:rFonts w:ascii="Times" w:hAnsi="Times" w:cs="Times New Roman"/>
+                <w:noProof/>
+              </w:rPr>
+              <w:t>2.3.</w:t>
+            </w:r>
+            <w:r>
+              <w:rPr>
+                <w:noProof/>
+              </w:rPr>
+              <w:tab/>
+            </w:r>
+            <w:r>
+              <w:rPr>
+                <w:rStyle w:val="Hiperhivatkozs"/>
+                <w:rFonts w:cs="Times New Roman"/>
+                <w:noProof/>
+              </w:rPr>
+              <w:t>Nyelv tábla:</w:t>
+            </w:r>
+            <w:r>
+              <w:rPr>
+                <w:noProof/>
+                <w:webHidden/>
+              </w:rPr>
+              <w:tab/>
+            </w:r>
+            <w:r>
+              <w:rPr>
+                <w:noProof/>
+                <w:webHidden/>
+              </w:rPr>
+              <w:fldChar w:fldCharType="begin"/>
+            </w:r>
+            <w:r>
+              <w:rPr>
+                <w:noProof/>
+                <w:webHidden/>
+              </w:rPr>
+              <w:instrText xml:space="preserve"> PAGEREF _Toc222727558 \h </w:instrText>
+            </w:r>
+            <w:r>
+              <w:rPr>
+                <w:noProof/>
+                <w:webHidden/>
+              </w:rPr>
+            </w:r>
+            <w:r>
+              <w:rPr>
+                <w:noProof/>
+                <w:webHidden/>
+              </w:rPr>
+              <w:fldChar w:fldCharType="separate"/>
+            </w:r>
+            <w:r>
+              <w:rPr>
+                <w:noProof/>
+                <w:webHidden/>
+              </w:rPr>
+              <w:t>3</w:t>
+            </w:r>
+            <w:r>
+              <w:rPr>
+                <w:noProof/>
+                <w:webHidden/>
+              </w:rPr>
+              <w:fldChar w:fldCharType="end"/>
+            </w:r>
+          </w:hyperlink>
+        </w:p>
+        <w:p>
+          <w:pPr>
+            <w:pStyle w:val="TJ2"/>
+            <w:tabs>
+              <w:tab w:val="left" w:pos="880"/>
+              <w:tab w:val="right" w:leader="dot" w:pos="9062"/>
+            </w:tabs>
+            <w:rPr>
+              <w:noProof/>
+            </w:rPr>
+          </w:pPr>
+          <w:hyperlink w:anchor="_Toc222727559" w:history="1">
+            <w:r>
+              <w:rPr>
+                <w:rStyle w:val="Hiperhivatkozs"/>
+                <w:rFonts w:ascii="Times" w:hAnsi="Times" w:cs="Times New Roman"/>
+                <w:noProof/>
+              </w:rPr>
+              <w:t>2.4.</w:t>
+            </w:r>
+            <w:r>
+              <w:rPr>
+                <w:noProof/>
+              </w:rPr>
+              <w:tab/>
+            </w:r>
+            <w:r>
+              <w:rPr>
+                <w:rStyle w:val="Hiperhivatkozs"/>
+                <w:rFonts w:cs="Times New Roman"/>
+                <w:noProof/>
+              </w:rPr>
+              <w:t>Kiadó tábla:</w:t>
+            </w:r>
+            <w:r>
+              <w:rPr>
+                <w:noProof/>
+                <w:webHidden/>
+              </w:rPr>
+              <w:tab/>
+            </w:r>
+            <w:r>
+              <w:rPr>
+                <w:noProof/>
+                <w:webHidden/>
+              </w:rPr>
+              <w:fldChar w:fldCharType="begin"/>
+            </w:r>
+            <w:r>
+              <w:rPr>
+                <w:noProof/>
+                <w:webHidden/>
+              </w:rPr>
+              <w:instrText xml:space="preserve"> PAGEREF _Toc222727559 \h </w:instrText>
+            </w:r>
+            <w:r>
+              <w:rPr>
+                <w:noProof/>
+                <w:webHidden/>
+              </w:rPr>
+            </w:r>
+            <w:r>
+              <w:rPr>
+                <w:noProof/>
+                <w:webHidden/>
+              </w:rPr>
+              <w:fldChar w:fldCharType="separate"/>
+            </w:r>
+            <w:r>
+              <w:rPr>
+                <w:noProof/>
+                <w:webHidden/>
+              </w:rPr>
+              <w:t>3</w:t>
+            </w:r>
+            <w:r>
+              <w:rPr>
+                <w:noProof/>
+                <w:webHidden/>
+              </w:rPr>
+              <w:fldChar w:fldCharType="end"/>
+            </w:r>
+          </w:hyperlink>
+        </w:p>
+        <w:p>
+          <w:pPr>
+            <w:pStyle w:val="TJ2"/>
+            <w:tabs>
+              <w:tab w:val="left" w:pos="880"/>
+              <w:tab w:val="right" w:leader="dot" w:pos="9062"/>
+            </w:tabs>
+            <w:rPr>
+              <w:noProof/>
+            </w:rPr>
+          </w:pPr>
+          <w:hyperlink w:anchor="_Toc222727560" w:history="1">
+            <w:r>
+              <w:rPr>
+                <w:rStyle w:val="Hiperhivatkozs"/>
+                <w:rFonts w:ascii="Times" w:hAnsi="Times" w:cs="Times New Roman"/>
+                <w:noProof/>
+              </w:rPr>
+              <w:t>2.5.</w:t>
+            </w:r>
+            <w:r>
+              <w:rPr>
+                <w:noProof/>
+              </w:rPr>
+              <w:tab/>
+            </w:r>
+            <w:r>
+              <w:rPr>
+                <w:rStyle w:val="Hiperhivatkozs"/>
+                <w:rFonts w:cs="Times New Roman"/>
+                <w:noProof/>
+              </w:rPr>
+              <w:t>Illusztráció:</w:t>
+            </w:r>
+            <w:r>
+              <w:rPr>
+                <w:noProof/>
+                <w:webHidden/>
+              </w:rPr>
+              <w:tab/>
+            </w:r>
+            <w:r>
+              <w:rPr>
+                <w:noProof/>
+                <w:webHidden/>
+              </w:rPr>
+              <w:fldChar w:fldCharType="begin"/>
+            </w:r>
+            <w:r>
+              <w:rPr>
+                <w:noProof/>
+                <w:webHidden/>
+              </w:rPr>
+              <w:instrText xml:space="preserve"> PAGEREF _Toc222727560 \h </w:instrText>
+            </w:r>
+            <w:r>
+              <w:rPr>
+                <w:noProof/>
+                <w:webHidden/>
+              </w:rPr>
+            </w:r>
+            <w:r>
+              <w:rPr>
+                <w:noProof/>
+                <w:webHidden/>
+              </w:rPr>
+              <w:fldChar w:fldCharType="separate"/>
+            </w:r>
+            <w:r>
+              <w:rPr>
+                <w:noProof/>
+                <w:webHidden/>
+              </w:rPr>
+              <w:t>4</w:t>
+            </w:r>
+            <w:r>
+              <w:rPr>
+                <w:noProof/>
+                <w:webHidden/>
+              </w:rPr>
+              <w:fldChar w:fldCharType="end"/>
+            </w:r>
+          </w:hyperlink>
+        </w:p>
+        <w:p>
+          <w:pPr>
+            <w:pStyle w:val="TJ2"/>
+            <w:tabs>
+              <w:tab w:val="left" w:pos="880"/>
+              <w:tab w:val="right" w:leader="dot" w:pos="9062"/>
+            </w:tabs>
+            <w:rPr>
+              <w:noProof/>
+            </w:rPr>
+          </w:pPr>
+          <w:hyperlink w:anchor="_Toc222727561" w:history="1">
+            <w:r>
+              <w:rPr>
+                <w:rStyle w:val="Hiperhivatkozs"/>
+                <w:rFonts w:ascii="Times" w:hAnsi="Times" w:cs="Times New Roman"/>
+                <w:noProof/>
+              </w:rPr>
+              <w:t>2.6.</w:t>
+            </w:r>
+            <w:r>
+              <w:rPr>
+                <w:noProof/>
+              </w:rPr>
+              <w:tab/>
+            </w:r>
+            <w:r>
+              <w:rPr>
+                <w:rStyle w:val="Hiperhivatkozs"/>
+                <w:rFonts w:cs="Times New Roman"/>
+                <w:noProof/>
+              </w:rPr>
+              <w:t>Kategória:</w:t>
+            </w:r>
+            <w:r>
+              <w:rPr>
+                <w:noProof/>
+                <w:webHidden/>
+              </w:rPr>
+              <w:tab/>
+            </w:r>
+            <w:r>
+              <w:rPr>
+                <w:noProof/>
+                <w:webHidden/>
+              </w:rPr>
+              <w:fldChar w:fldCharType="begin"/>
+            </w:r>
+            <w:r>
+              <w:rPr>
+                <w:noProof/>
+                <w:webHidden/>
+              </w:rPr>
+              <w:instrText xml:space="preserve"> PAGEREF _Toc222727561 \h </w:instrText>
+            </w:r>
+            <w:r>
+              <w:rPr>
+                <w:noProof/>
+                <w:webHidden/>
+              </w:rPr>
+            </w:r>
+            <w:r>
+              <w:rPr>
+                <w:noProof/>
+                <w:webHidden/>
+              </w:rPr>
+              <w:fldChar w:fldCharType="separate"/>
+            </w:r>
+            <w:r>
+              <w:rPr>
+                <w:noProof/>
+                <w:webHidden/>
+              </w:rPr>
+              <w:t>4</w:t>
+            </w:r>
+            <w:r>
+              <w:rPr>
+                <w:noProof/>
+                <w:webHidden/>
+              </w:rPr>
+              <w:fldChar w:fldCharType="end"/>
+            </w:r>
+          </w:hyperlink>
+        </w:p>
+        <w:p>
+          <w:pPr>
+            <w:pStyle w:val="TJ2"/>
+            <w:tabs>
+              <w:tab w:val="left" w:pos="880"/>
+              <w:tab w:val="right" w:leader="dot" w:pos="9062"/>
+            </w:tabs>
+            <w:rPr>
+              <w:noProof/>
+            </w:rPr>
+          </w:pPr>
+          <w:hyperlink w:anchor="_Toc222727562" w:history="1">
+            <w:r>
+              <w:rPr>
+                <w:rStyle w:val="Hiperhivatkozs"/>
+                <w:rFonts w:ascii="Times" w:hAnsi="Times" w:cs="Times New Roman"/>
+                <w:noProof/>
+              </w:rPr>
+              <w:t>2.7.</w:t>
+            </w:r>
+            <w:r>
+              <w:rPr>
+                <w:noProof/>
+              </w:rPr>
+              <w:tab/>
+            </w:r>
+            <w:r>
+              <w:rPr>
+                <w:rStyle w:val="Hiperhivatkozs"/>
+                <w:rFonts w:cs="Times New Roman"/>
+                <w:noProof/>
+              </w:rPr>
+              <w:t>Szerző:</w:t>
+            </w:r>
+            <w:r>
+              <w:rPr>
+                <w:noProof/>
+                <w:webHidden/>
+              </w:rPr>
+              <w:tab/>
+            </w:r>
+            <w:r>
+              <w:rPr>
+                <w:noProof/>
+                <w:webHidden/>
+              </w:rPr>
+              <w:fldChar w:fldCharType="begin"/>
+            </w:r>
+            <w:r>
+              <w:rPr>
+                <w:noProof/>
+                <w:webHidden/>
+              </w:rPr>
+              <w:instrText xml:space="preserve"> PAGEREF _Toc222727562 \h </w:instrText>
+            </w:r>
+            <w:r>
+              <w:rPr>
+                <w:noProof/>
+                <w:webHidden/>
+              </w:rPr>
+            </w:r>
+            <w:r>
+              <w:rPr>
+                <w:noProof/>
+                <w:webHidden/>
+              </w:rPr>
+              <w:fldChar w:fldCharType="separate"/>
+            </w:r>
+            <w:r>
+              <w:rPr>
+                <w:noProof/>
+                <w:webHidden/>
+              </w:rPr>
+              <w:t>4</w:t>
+            </w:r>
+            <w:r>
+              <w:rPr>
+                <w:noProof/>
+                <w:webHidden/>
+              </w:rPr>
+              <w:fldChar w:fldCharType="end"/>
+            </w:r>
+          </w:hyperlink>
+        </w:p>
+        <w:p>
+          <w:pPr>
+            <w:pStyle w:val="TJ2"/>
+            <w:tabs>
+              <w:tab w:val="left" w:pos="880"/>
+              <w:tab w:val="right" w:leader="dot" w:pos="9062"/>
+            </w:tabs>
+            <w:rPr>
+              <w:noProof/>
+            </w:rPr>
+          </w:pPr>
+          <w:hyperlink w:anchor="_Toc222727563" w:history="1">
+            <w:r>
+              <w:rPr>
+                <w:rStyle w:val="Hiperhivatkozs"/>
+                <w:rFonts w:ascii="Times" w:hAnsi="Times" w:cs="Times New Roman"/>
+                <w:noProof/>
+              </w:rPr>
+              <w:t>2.8.</w:t>
+            </w:r>
+            <w:r>
+              <w:rPr>
+                <w:noProof/>
+              </w:rPr>
+              <w:tab/>
+            </w:r>
+            <w:r>
+              <w:rPr>
+                <w:rStyle w:val="Hiperhivatkozs"/>
+                <w:rFonts w:cs="Times New Roman"/>
+                <w:noProof/>
+              </w:rPr>
+              <w:t>Fordító tábla:</w:t>
+            </w:r>
+            <w:r>
+              <w:rPr>
+                <w:noProof/>
+                <w:webHidden/>
+              </w:rPr>
+              <w:tab/>
+            </w:r>
+            <w:r>
+              <w:rPr>
+                <w:noProof/>
+                <w:webHidden/>
+              </w:rPr>
+              <w:fldChar w:fldCharType="begin"/>
+            </w:r>
+            <w:r>
+              <w:rPr>
+                <w:noProof/>
+                <w:webHidden/>
+              </w:rPr>
+              <w:instrText xml:space="preserve"> PAGEREF _Toc222727563 \h </w:instrText>
+            </w:r>
+            <w:r>
+              <w:rPr>
+                <w:noProof/>
+                <w:webHidden/>
+              </w:rPr>
+            </w:r>
+            <w:r>
+              <w:rPr>
+                <w:noProof/>
+                <w:webHidden/>
+              </w:rPr>
+              <w:fldChar w:fldCharType="separate"/>
+            </w:r>
+            <w:r>
+              <w:rPr>
+                <w:noProof/>
+                <w:webHidden/>
+              </w:rPr>
+              <w:t>5</w:t>
+            </w:r>
+            <w:r>
+              <w:rPr>
+                <w:noProof/>
+                <w:webHidden/>
+              </w:rPr>
+              <w:fldChar w:fldCharType="end"/>
+            </w:r>
+          </w:hyperlink>
+        </w:p>
+        <w:p>
+          <w:pPr>
+            <w:pStyle w:val="TJ2"/>
+            <w:tabs>
+              <w:tab w:val="left" w:pos="880"/>
+              <w:tab w:val="right" w:leader="dot" w:pos="9062"/>
+            </w:tabs>
+            <w:rPr>
+              <w:noProof/>
+            </w:rPr>
+          </w:pPr>
+          <w:hyperlink w:anchor="_Toc222727564" w:history="1">
+            <w:r>
+              <w:rPr>
+                <w:rStyle w:val="Hiperhivatkozs"/>
+                <w:rFonts w:ascii="Times" w:hAnsi="Times" w:cs="Times New Roman"/>
+                <w:noProof/>
+              </w:rPr>
+              <w:t>2.9.</w:t>
+            </w:r>
+            <w:r>
+              <w:rPr>
+                <w:noProof/>
+              </w:rPr>
+              <w:tab/>
+            </w:r>
+            <w:r>
+              <w:rPr>
+                <w:rStyle w:val="Hiperhivatkozs"/>
+                <w:rFonts w:cs="Times New Roman"/>
+                <w:noProof/>
+              </w:rPr>
+              <w:t>Illusztrátor:</w:t>
+            </w:r>
+            <w:r>
+              <w:rPr>
+                <w:noProof/>
+                <w:webHidden/>
+              </w:rPr>
+              <w:tab/>
+            </w:r>
+            <w:r>
+              <w:rPr>
+                <w:noProof/>
+                <w:webHidden/>
+              </w:rPr>
+              <w:fldChar w:fldCharType="begin"/>
+            </w:r>
+            <w:r>
+              <w:rPr>
+                <w:noProof/>
+                <w:webHidden/>
+              </w:rPr>
+              <w:instrText xml:space="preserve"> PAGEREF _Toc222727564 \h </w:instrText>
+            </w:r>
+            <w:r>
+              <w:rPr>
+                <w:noProof/>
+                <w:webHidden/>
+              </w:rPr>
+            </w:r>
+            <w:r>
+              <w:rPr>
+                <w:noProof/>
+                <w:webHidden/>
+              </w:rPr>
+              <w:fldChar w:fldCharType="separate"/>
+            </w:r>
+            <w:r>
+              <w:rPr>
+                <w:noProof/>
+                <w:webHidden/>
+              </w:rPr>
+              <w:t>5</w:t>
+            </w:r>
+            <w:r>
+              <w:rPr>
+                <w:noProof/>
+                <w:webHidden/>
+              </w:rPr>
+              <w:fldChar w:fldCharType="end"/>
+            </w:r>
+          </w:hyperlink>
+        </w:p>
+        <w:p>
+          <w:pPr>
+            <w:pStyle w:val="TJ2"/>
+            <w:tabs>
+              <w:tab w:val="left" w:pos="1100"/>
+              <w:tab w:val="right" w:leader="dot" w:pos="9062"/>
+            </w:tabs>
+            <w:rPr>
+              <w:noProof/>
+            </w:rPr>
+          </w:pPr>
+          <w:hyperlink w:anchor="_Toc222727565" w:history="1">
+            <w:r>
+              <w:rPr>
+                <w:rStyle w:val="Hiperhivatkozs"/>
+                <w:rFonts w:ascii="Times" w:hAnsi="Times" w:cs="Times New Roman"/>
+                <w:noProof/>
+              </w:rPr>
+              <w:t>2.10.</w:t>
+            </w:r>
+            <w:r>
+              <w:rPr>
+                <w:noProof/>
+              </w:rPr>
+              <w:tab/>
+            </w:r>
+            <w:r>
+              <w:rPr>
+                <w:rStyle w:val="Hiperhivatkozs"/>
+                <w:rFonts w:cs="Times New Roman"/>
+                <w:noProof/>
+              </w:rPr>
+              <w:t>Kapcsoló fordító:</w:t>
+            </w:r>
+            <w:r>
+              <w:rPr>
+                <w:noProof/>
+                <w:webHidden/>
+              </w:rPr>
+              <w:tab/>
+            </w:r>
+            <w:r>
+              <w:rPr>
+                <w:noProof/>
+                <w:webHidden/>
+              </w:rPr>
+              <w:fldChar w:fldCharType="begin"/>
+            </w:r>
+            <w:r>
+              <w:rPr>
+                <w:noProof/>
+                <w:webHidden/>
+              </w:rPr>
+              <w:instrText xml:space="preserve"> PAGEREF _Toc222727565 \h </w:instrText>
+            </w:r>
+            <w:r>
+              <w:rPr>
+                <w:noProof/>
+                <w:webHidden/>
+              </w:rPr>
+            </w:r>
+            <w:r>
+              <w:rPr>
+                <w:noProof/>
+                <w:webHidden/>
+              </w:rPr>
+              <w:fldChar w:fldCharType="separate"/>
+            </w:r>
+            <w:r>
+              <w:rPr>
+                <w:noProof/>
+                <w:webHidden/>
+              </w:rPr>
+              <w:t>5</w:t>
+            </w:r>
+            <w:r>
+              <w:rPr>
+                <w:noProof/>
+                <w:webHidden/>
+              </w:rPr>
+              <w:fldChar w:fldCharType="end"/>
+            </w:r>
+          </w:hyperlink>
+        </w:p>
+        <w:p>
+          <w:pPr>
+            <w:pStyle w:val="TJ2"/>
+            <w:tabs>
+              <w:tab w:val="left" w:pos="1100"/>
+              <w:tab w:val="right" w:leader="dot" w:pos="9062"/>
+            </w:tabs>
+            <w:rPr>
+              <w:noProof/>
+            </w:rPr>
+          </w:pPr>
+          <w:hyperlink w:anchor="_Toc222727566" w:history="1">
+            <w:r>
+              <w:rPr>
+                <w:rStyle w:val="Hiperhivatkozs"/>
+                <w:rFonts w:ascii="Times" w:hAnsi="Times" w:cs="Times New Roman"/>
+                <w:noProof/>
+              </w:rPr>
+              <w:t>2.11.</w:t>
+            </w:r>
+            <w:r>
+              <w:rPr>
+                <w:noProof/>
+              </w:rPr>
+              <w:tab/>
+            </w:r>
+            <w:r>
+              <w:rPr>
+                <w:rStyle w:val="Hiperhivatkozs"/>
+                <w:rFonts w:cs="Times New Roman"/>
+                <w:noProof/>
+              </w:rPr>
+              <w:t>Kapcsoló Szerző</w:t>
+            </w:r>
+            <w:r>
+              <w:rPr>
+                <w:noProof/>
+                <w:webHidden/>
+              </w:rPr>
+              <w:tab/>
+            </w:r>
+            <w:r>
+              <w:rPr>
+                <w:noProof/>
+                <w:webHidden/>
+              </w:rPr>
+              <w:fldChar w:fldCharType="begin"/>
+            </w:r>
+            <w:r>
+              <w:rPr>
+                <w:noProof/>
+                <w:webHidden/>
+              </w:rPr>
+              <w:instrText xml:space="preserve"> PAGEREF _Toc222727566 \h </w:instrText>
+            </w:r>
+            <w:r>
+              <w:rPr>
+                <w:noProof/>
+                <w:webHidden/>
+              </w:rPr>
+            </w:r>
+            <w:r>
+              <w:rPr>
+                <w:noProof/>
+                <w:webHidden/>
+              </w:rPr>
+              <w:fldChar w:fldCharType="separate"/>
+            </w:r>
+            <w:r>
+              <w:rPr>
+                <w:noProof/>
+                <w:webHidden/>
+              </w:rPr>
+              <w:t>6</w:t>
+            </w:r>
+            <w:r>
+              <w:rPr>
+                <w:noProof/>
+                <w:webHidden/>
+              </w:rPr>
+              <w:fldChar w:fldCharType="end"/>
+            </w:r>
+          </w:hyperlink>
+        </w:p>
+        <w:p>
+          <w:pPr>
+            <w:pStyle w:val="TJ2"/>
+            <w:tabs>
+              <w:tab w:val="left" w:pos="1100"/>
+              <w:tab w:val="right" w:leader="dot" w:pos="9062"/>
+            </w:tabs>
+            <w:rPr>
+              <w:noProof/>
+            </w:rPr>
+          </w:pPr>
+          <w:hyperlink w:anchor="_Toc222727567" w:history="1">
+            <w:r>
+              <w:rPr>
+                <w:rStyle w:val="Hiperhivatkozs"/>
+                <w:rFonts w:ascii="Times" w:hAnsi="Times" w:cs="Times New Roman"/>
+                <w:noProof/>
+              </w:rPr>
+              <w:t>2.12.</w:t>
+            </w:r>
+            <w:r>
+              <w:rPr>
+                <w:noProof/>
+              </w:rPr>
+              <w:tab/>
+            </w:r>
+            <w:r>
+              <w:rPr>
+                <w:rStyle w:val="Hiperhivatkozs"/>
+                <w:rFonts w:cs="Times New Roman"/>
+                <w:noProof/>
+              </w:rPr>
+              <w:t>Kapcsoló illusztrátor</w:t>
+            </w:r>
+            <w:r>
+              <w:rPr>
+                <w:noProof/>
+                <w:webHidden/>
+              </w:rPr>
+              <w:tab/>
+            </w:r>
+            <w:r>
+              <w:rPr>
+                <w:noProof/>
+                <w:webHidden/>
+              </w:rPr>
+              <w:fldChar w:fldCharType="begin"/>
+            </w:r>
+            <w:r>
+              <w:rPr>
+                <w:noProof/>
+                <w:webHidden/>
+              </w:rPr>
+              <w:instrText xml:space="preserve"> PAGEREF _Toc222727567 \h </w:instrText>
+            </w:r>
+            <w:r>
+              <w:rPr>
+                <w:noProof/>
+                <w:webHidden/>
+              </w:rPr>
+            </w:r>
+            <w:r>
+              <w:rPr>
+                <w:noProof/>
+                <w:webHidden/>
+              </w:rPr>
+              <w:fldChar w:fldCharType="separate"/>
+            </w:r>
+            <w:r>
+              <w:rPr>
+                <w:noProof/>
+                <w:webHidden/>
+              </w:rPr>
+              <w:t>6</w:t>
+            </w:r>
+            <w:r>
+              <w:rPr>
+                <w:noProof/>
+                <w:webHidden/>
+              </w:rPr>
+              <w:fldChar w:fldCharType="end"/>
+            </w:r>
+          </w:hyperlink>
+        </w:p>
+        <w:p>
+          <w:pPr>
+            <w:pStyle w:val="TJ2"/>
+            <w:tabs>
+              <w:tab w:val="left" w:pos="1100"/>
+              <w:tab w:val="right" w:leader="dot" w:pos="9062"/>
+            </w:tabs>
+            <w:rPr>
+              <w:noProof/>
+            </w:rPr>
+          </w:pPr>
+          <w:hyperlink w:anchor="_Toc222727568" w:history="1">
+            <w:r>
+              <w:rPr>
+                <w:rStyle w:val="Hiperhivatkozs"/>
+                <w:rFonts w:ascii="Times" w:hAnsi="Times" w:cs="Times New Roman"/>
+                <w:noProof/>
+              </w:rPr>
+              <w:t>2.13.</w:t>
+            </w:r>
+            <w:r>
+              <w:rPr>
+                <w:noProof/>
+              </w:rPr>
+              <w:tab/>
+            </w:r>
+            <w:r>
+              <w:rPr>
+                <w:rStyle w:val="Hiperhivatkozs"/>
+                <w:rFonts w:cs="Times New Roman"/>
+                <w:noProof/>
+              </w:rPr>
+              <w:t>Termék</w:t>
+            </w:r>
+            <w:r>
+              <w:rPr>
+                <w:noProof/>
+                <w:webHidden/>
+              </w:rPr>
+              <w:tab/>
+            </w:r>
+            <w:r>
+              <w:rPr>
+                <w:noProof/>
+                <w:webHidden/>
+              </w:rPr>
+              <w:fldChar w:fldCharType="begin"/>
+            </w:r>
+            <w:r>
+              <w:rPr>
+                <w:noProof/>
+                <w:webHidden/>
+              </w:rPr>
+              <w:instrText xml:space="preserve"> PAGEREF _Toc222727568 \h </w:instrText>
+            </w:r>
+            <w:r>
+              <w:rPr>
+                <w:noProof/>
+                <w:webHidden/>
+              </w:rPr>
+            </w:r>
+            <w:r>
+              <w:rPr>
+                <w:noProof/>
+                <w:webHidden/>
+              </w:rPr>
+              <w:fldChar w:fldCharType="separate"/>
+            </w:r>
+            <w:r>
+              <w:rPr>
+                <w:noProof/>
+                <w:webHidden/>
+              </w:rPr>
+              <w:t>7</w:t>
+            </w:r>
+            <w:r>
+              <w:rPr>
+                <w:noProof/>
+                <w:webHidden/>
+              </w:rPr>
+              <w:fldChar w:fldCharType="end"/>
+            </w:r>
+          </w:hyperlink>
+        </w:p>
+        <w:p>
+          <w:pPr>
+            <w:pStyle w:val="TJ2"/>
+            <w:tabs>
+              <w:tab w:val="left" w:pos="1100"/>
+              <w:tab w:val="right" w:leader="dot" w:pos="9062"/>
+            </w:tabs>
+            <w:rPr>
+              <w:noProof/>
+            </w:rPr>
+          </w:pPr>
+          <w:hyperlink w:anchor="_Toc222727569" w:history="1">
+            <w:r>
+              <w:rPr>
+                <w:rStyle w:val="Hiperhivatkozs"/>
+                <w:rFonts w:ascii="Times" w:hAnsi="Times" w:cs="Times New Roman"/>
+                <w:noProof/>
+              </w:rPr>
+              <w:t>2.14.</w:t>
+            </w:r>
+            <w:r>
+              <w:rPr>
+                <w:noProof/>
+              </w:rPr>
+              <w:tab/>
+            </w:r>
+            <w:r>
+              <w:rPr>
+                <w:rStyle w:val="Hiperhivatkozs"/>
+                <w:rFonts w:cs="Times New Roman"/>
+                <w:noProof/>
+              </w:rPr>
+              <w:t>Számla:</w:t>
+            </w:r>
+            <w:r>
+              <w:rPr>
+                <w:noProof/>
+                <w:webHidden/>
+              </w:rPr>
+              <w:tab/>
+            </w:r>
+            <w:r>
+              <w:rPr>
+                <w:noProof/>
+                <w:webHidden/>
+              </w:rPr>
+              <w:fldChar w:fldCharType="begin"/>
+            </w:r>
+            <w:r>
+              <w:rPr>
+                <w:noProof/>
+                <w:webHidden/>
+              </w:rPr>
+              <w:instrText xml:space="preserve"> PAGEREF _Toc222727569 \h </w:instrText>
+            </w:r>
+            <w:r>
+              <w:rPr>
+                <w:noProof/>
+                <w:webHidden/>
+              </w:rPr>
+            </w:r>
+            <w:r>
+              <w:rPr>
+                <w:noProof/>
+                <w:webHidden/>
+              </w:rPr>
+              <w:fldChar w:fldCharType="separate"/>
+            </w:r>
+            <w:r>
+              <w:rPr>
+                <w:noProof/>
+                <w:webHidden/>
+              </w:rPr>
+              <w:t>8</w:t>
+            </w:r>
+            <w:r>
+              <w:rPr>
+                <w:noProof/>
+                <w:webHidden/>
+              </w:rPr>
+              <w:fldChar w:fldCharType="end"/>
+            </w:r>
+          </w:hyperlink>
+        </w:p>
+        <w:p>
+          <w:pPr>
+            <w:pStyle w:val="TJ2"/>
+            <w:tabs>
+              <w:tab w:val="left" w:pos="1100"/>
+              <w:tab w:val="right" w:leader="dot" w:pos="9062"/>
+            </w:tabs>
+            <w:rPr>
+              <w:noProof/>
+            </w:rPr>
+          </w:pPr>
+          <w:hyperlink w:anchor="_Toc222727570" w:history="1">
+            <w:r>
+              <w:rPr>
+                <w:rStyle w:val="Hiperhivatkozs"/>
+                <w:rFonts w:ascii="Times" w:hAnsi="Times" w:cs="Times New Roman"/>
+                <w:noProof/>
+              </w:rPr>
+              <w:t>2.15.</w:t>
+            </w:r>
+            <w:r>
+              <w:rPr>
+                <w:noProof/>
+              </w:rPr>
+              <w:tab/>
+            </w:r>
+            <w:r>
+              <w:rPr>
+                <w:rStyle w:val="Hiperhivatkozs"/>
+                <w:rFonts w:cs="Times New Roman"/>
+                <w:noProof/>
+              </w:rPr>
+              <w:t>Vevő:</w:t>
+            </w:r>
+            <w:r>
+              <w:rPr>
+                <w:noProof/>
+                <w:webHidden/>
+              </w:rPr>
+              <w:tab/>
+            </w:r>
+            <w:r>
+              <w:rPr>
+                <w:noProof/>
+                <w:webHidden/>
+              </w:rPr>
+              <w:fldChar w:fldCharType="begin"/>
+            </w:r>
+            <w:r>
+              <w:rPr>
+                <w:noProof/>
+                <w:webHidden/>
+              </w:rPr>
+              <w:instrText xml:space="preserve"> PAGEREF _Toc222727570 \h </w:instrText>
+            </w:r>
+            <w:r>
+              <w:rPr>
+                <w:noProof/>
+                <w:webHidden/>
+              </w:rPr>
+            </w:r>
+            <w:r>
+              <w:rPr>
+                <w:noProof/>
+                <w:webHidden/>
+              </w:rPr>
+              <w:fldChar w:fldCharType="separate"/>
+            </w:r>
+            <w:r>
+              <w:rPr>
+                <w:noProof/>
+                <w:webHidden/>
+              </w:rPr>
+              <w:t>9</w:t>
+            </w:r>
+            <w:r>
+              <w:rPr>
+                <w:noProof/>
+                <w:webHidden/>
+              </w:rPr>
+              <w:fldChar w:fldCharType="end"/>
+            </w:r>
+          </w:hyperlink>
+        </w:p>
+        <w:p>
+          <w:pPr>
+            <w:pStyle w:val="TJ2"/>
+            <w:tabs>
+              <w:tab w:val="left" w:pos="1100"/>
+              <w:tab w:val="right" w:leader="dot" w:pos="9062"/>
+            </w:tabs>
+            <w:rPr>
+              <w:noProof/>
+            </w:rPr>
+          </w:pPr>
+          <w:hyperlink w:anchor="_Toc222727571" w:history="1">
+            <w:r>
+              <w:rPr>
+                <w:rStyle w:val="Hiperhivatkozs"/>
+                <w:rFonts w:ascii="Times" w:hAnsi="Times" w:cs="Times New Roman"/>
+                <w:noProof/>
+              </w:rPr>
+              <w:t>2.16.</w:t>
+            </w:r>
+            <w:r>
+              <w:rPr>
+                <w:noProof/>
+              </w:rPr>
+              <w:tab/>
+            </w:r>
+            <w:r>
+              <w:rPr>
+                <w:rStyle w:val="Hiperhivatkozs"/>
+                <w:rFonts w:cs="Times New Roman"/>
+                <w:noProof/>
+              </w:rPr>
+              <w:t>Fizetési mód:</w:t>
+            </w:r>
+            <w:r>
+              <w:rPr>
+                <w:noProof/>
+                <w:webHidden/>
+              </w:rPr>
+              <w:tab/>
+            </w:r>
+            <w:r>
+              <w:rPr>
+                <w:noProof/>
+                <w:webHidden/>
+              </w:rPr>
+              <w:fldChar w:fldCharType="begin"/>
+            </w:r>
+            <w:r>
+              <w:rPr>
+                <w:noProof/>
+                <w:webHidden/>
+              </w:rPr>
+              <w:instrText xml:space="preserve"> PAGEREF _Toc222727571 \h </w:instrText>
+            </w:r>
+            <w:r>
+              <w:rPr>
+                <w:noProof/>
+                <w:webHidden/>
+              </w:rPr>
+            </w:r>
+            <w:r>
+              <w:rPr>
+                <w:noProof/>
+                <w:webHidden/>
+              </w:rPr>
+              <w:fldChar w:fldCharType="separate"/>
+            </w:r>
+            <w:r>
+              <w:rPr>
+                <w:noProof/>
+                <w:webHidden/>
+              </w:rPr>
+              <w:t>9</w:t>
+            </w:r>
+            <w:r>
+              <w:rPr>
+                <w:noProof/>
+                <w:webHidden/>
+              </w:rPr>
+              <w:fldChar w:fldCharType="end"/>
+            </w:r>
+          </w:hyperlink>
+        </w:p>
+        <w:p>
+          <w:pPr>
+            <w:pStyle w:val="TJ2"/>
+            <w:tabs>
+              <w:tab w:val="left" w:pos="1100"/>
+              <w:tab w:val="right" w:leader="dot" w:pos="9062"/>
+            </w:tabs>
+            <w:rPr>
+              <w:noProof/>
+            </w:rPr>
+          </w:pPr>
+          <w:hyperlink w:anchor="_Toc222727572" w:history="1">
+            <w:r>
+              <w:rPr>
+                <w:rStyle w:val="Hiperhivatkozs"/>
+                <w:rFonts w:ascii="Times" w:hAnsi="Times" w:cs="Times New Roman"/>
+                <w:noProof/>
+              </w:rPr>
+              <w:t>2.17.</w:t>
+            </w:r>
+            <w:r>
+              <w:rPr>
+                <w:noProof/>
+              </w:rPr>
+              <w:tab/>
+            </w:r>
+            <w:r>
+              <w:rPr>
+                <w:rStyle w:val="Hiperhivatkozs"/>
+                <w:rFonts w:cs="Times New Roman"/>
+                <w:noProof/>
+              </w:rPr>
+              <w:t>Szállítás</w:t>
+            </w:r>
+            <w:r>
+              <w:rPr>
+                <w:noProof/>
+                <w:webHidden/>
+              </w:rPr>
+              <w:tab/>
+            </w:r>
+            <w:r>
+              <w:rPr>
+                <w:noProof/>
+                <w:webHidden/>
+              </w:rPr>
+              <w:fldChar w:fldCharType="begin"/>
+            </w:r>
+            <w:r>
+              <w:rPr>
+                <w:noProof/>
+                <w:webHidden/>
+              </w:rPr>
+              <w:instrText xml:space="preserve"> PAGEREF _Toc222727572 \h </w:instrText>
+            </w:r>
+            <w:r>
+              <w:rPr>
+                <w:noProof/>
+                <w:webHidden/>
+              </w:rPr>
+            </w:r>
+            <w:r>
+              <w:rPr>
+                <w:noProof/>
+                <w:webHidden/>
+              </w:rPr>
+              <w:fldChar w:fldCharType="separate"/>
+            </w:r>
+            <w:r>
+              <w:rPr>
+                <w:noProof/>
+                <w:webHidden/>
+              </w:rPr>
+              <w:t>9</w:t>
+            </w:r>
+            <w:r>
+              <w:rPr>
+                <w:noProof/>
+                <w:webHidden/>
+              </w:rPr>
+              <w:fldChar w:fldCharType="end"/>
+            </w:r>
+          </w:hyperlink>
+        </w:p>
+        <w:p>
+          <w:pPr>
+            <w:pStyle w:val="TJ2"/>
+            <w:tabs>
+              <w:tab w:val="left" w:pos="1100"/>
+              <w:tab w:val="right" w:leader="dot" w:pos="9062"/>
+            </w:tabs>
+            <w:rPr>
+              <w:noProof/>
+            </w:rPr>
+          </w:pPr>
+          <w:hyperlink w:anchor="_Toc222727573" w:history="1">
+            <w:r>
+              <w:rPr>
+                <w:rStyle w:val="Hiperhivatkozs"/>
+                <w:rFonts w:ascii="Times" w:hAnsi="Times" w:cs="Times New Roman"/>
+                <w:noProof/>
+              </w:rPr>
+              <w:t>2.18.</w:t>
+            </w:r>
+            <w:r>
+              <w:rPr>
+                <w:noProof/>
+              </w:rPr>
+              <w:tab/>
+            </w:r>
+            <w:r>
+              <w:rPr>
+                <w:rStyle w:val="Hiperhivatkozs"/>
+                <w:rFonts w:cs="Times New Roman"/>
+                <w:noProof/>
+              </w:rPr>
+              <w:t>Rendelés státusz:</w:t>
+            </w:r>
+            <w:r>
+              <w:rPr>
+                <w:noProof/>
+                <w:webHidden/>
+              </w:rPr>
+              <w:tab/>
+            </w:r>
+            <w:r>
+              <w:rPr>
+                <w:noProof/>
+                <w:webHidden/>
+              </w:rPr>
+              <w:fldChar w:fldCharType="begin"/>
+            </w:r>
+            <w:r>
+              <w:rPr>
+                <w:noProof/>
+                <w:webHidden/>
+              </w:rPr>
+              <w:instrText xml:space="preserve"> PAGEREF _Toc222727573 \h </w:instrText>
+            </w:r>
+            <w:r>
+              <w:rPr>
+                <w:noProof/>
+                <w:webHidden/>
+              </w:rPr>
+            </w:r>
+            <w:r>
+              <w:rPr>
+                <w:noProof/>
+                <w:webHidden/>
+              </w:rPr>
+              <w:fldChar w:fldCharType="separate"/>
+            </w:r>
+            <w:r>
+              <w:rPr>
+                <w:noProof/>
+                <w:webHidden/>
+              </w:rPr>
+              <w:t>9</w:t>
+            </w:r>
+            <w:r>
+              <w:rPr>
+                <w:noProof/>
+                <w:webHidden/>
+              </w:rPr>
+              <w:fldChar w:fldCharType="end"/>
+            </w:r>
+          </w:hyperlink>
+        </w:p>
+        <w:p>
+          <w:pPr>
+            <w:pStyle w:val="TJ2"/>
+            <w:tabs>
+              <w:tab w:val="left" w:pos="1100"/>
+              <w:tab w:val="right" w:leader="dot" w:pos="9062"/>
+            </w:tabs>
+            <w:rPr>
+              <w:noProof/>
+            </w:rPr>
+          </w:pPr>
+          <w:hyperlink w:anchor="_Toc222727574" w:history="1">
+            <w:r>
+              <w:rPr>
+                <w:rStyle w:val="Hiperhivatkozs"/>
+                <w:rFonts w:ascii="Times" w:hAnsi="Times" w:cs="Times New Roman"/>
+                <w:noProof/>
+              </w:rPr>
+              <w:t>2.19.</w:t>
+            </w:r>
+            <w:r>
+              <w:rPr>
+                <w:noProof/>
+              </w:rPr>
+              <w:tab/>
+            </w:r>
+            <w:r>
+              <w:rPr>
+                <w:rStyle w:val="Hiperhivatkozs"/>
+                <w:rFonts w:cs="Times New Roman"/>
+                <w:noProof/>
+              </w:rPr>
+              <w:t>Rendelés leadása:</w:t>
+            </w:r>
+            <w:r>
+              <w:rPr>
+                <w:noProof/>
+                <w:webHidden/>
+              </w:rPr>
+              <w:tab/>
+            </w:r>
+            <w:r>
+              <w:rPr>
+                <w:noProof/>
+                <w:webHidden/>
+              </w:rPr>
+              <w:fldChar w:fldCharType="begin"/>
+            </w:r>
+            <w:r>
+              <w:rPr>
+                <w:noProof/>
+                <w:webHidden/>
+              </w:rPr>
+              <w:instrText xml:space="preserve"> PAGEREF _Toc222727574 \h </w:instrText>
+            </w:r>
+            <w:r>
+              <w:rPr>
+                <w:noProof/>
+                <w:webHidden/>
+              </w:rPr>
+            </w:r>
+            <w:r>
+              <w:rPr>
+                <w:noProof/>
+                <w:webHidden/>
+              </w:rPr>
+              <w:fldChar w:fldCharType="separate"/>
+            </w:r>
+            <w:r>
+              <w:rPr>
+                <w:noProof/>
+                <w:webHidden/>
+              </w:rPr>
+              <w:t>10</w:t>
+            </w:r>
+            <w:r>
+              <w:rPr>
+                <w:noProof/>
+                <w:webHidden/>
+              </w:rPr>
+              <w:fldChar w:fldCharType="end"/>
+            </w:r>
+          </w:hyperlink>
+        </w:p>
+        <w:p>
+          <w:pPr>
+            <w:pStyle w:val="TJ1"/>
+            <w:tabs>
+              <w:tab w:val="left" w:pos="440"/>
+              <w:tab w:val="right" w:leader="dot" w:pos="9062"/>
+            </w:tabs>
+            <w:rPr>
+              <w:noProof/>
+            </w:rPr>
+          </w:pPr>
+          <w:hyperlink w:anchor="_Toc222727575" w:history="1">
+            <w:r>
+              <w:rPr>
+                <w:rStyle w:val="Hiperhivatkozs"/>
+                <w:rFonts w:cs="Times New Roman"/>
+                <w:noProof/>
+              </w:rPr>
+              <w:t>3.</w:t>
+            </w:r>
+            <w:r>
+              <w:rPr>
+                <w:noProof/>
+              </w:rPr>
+              <w:tab/>
+            </w:r>
+            <w:r>
+              <w:rPr>
+                <w:rStyle w:val="Hiperhivatkozs"/>
+                <w:rFonts w:cs="Times New Roman"/>
+                <w:noProof/>
+              </w:rPr>
+              <w:t>Backend végpontok:</w:t>
+            </w:r>
+            <w:r>
+              <w:rPr>
+                <w:noProof/>
+                <w:webHidden/>
+              </w:rPr>
+              <w:tab/>
+            </w:r>
+            <w:r>
+              <w:rPr>
+                <w:noProof/>
+                <w:webHidden/>
+              </w:rPr>
+              <w:fldChar w:fldCharType="begin"/>
+            </w:r>
+            <w:r>
+              <w:rPr>
+                <w:noProof/>
+                <w:webHidden/>
+              </w:rPr>
+              <w:instrText xml:space="preserve"> PAGEREF _Toc222727575 \h </w:instrText>
+            </w:r>
+            <w:r>
+              <w:rPr>
+                <w:noProof/>
+                <w:webHidden/>
+              </w:rPr>
+            </w:r>
+            <w:r>
+              <w:rPr>
+                <w:noProof/>
+                <w:webHidden/>
+              </w:rPr>
+              <w:fldChar w:fldCharType="separate"/>
+            </w:r>
+            <w:r>
+              <w:rPr>
+                <w:noProof/>
+                <w:webHidden/>
+              </w:rPr>
+              <w:t>10</w:t>
+            </w:r>
+            <w:r>
+              <w:rPr>
+                <w:noProof/>
+                <w:webHidden/>
+              </w:rPr>
+              <w:fldChar w:fldCharType="end"/>
+            </w:r>
+          </w:hyperlink>
+        </w:p>
+        <w:p>
+          <w:pPr>
+            <w:pStyle w:val="TJ2"/>
+            <w:tabs>
+              <w:tab w:val="left" w:pos="880"/>
+              <w:tab w:val="right" w:leader="dot" w:pos="9062"/>
+            </w:tabs>
+            <w:rPr>
+              <w:noProof/>
+            </w:rPr>
+          </w:pPr>
+          <w:hyperlink w:anchor="_Toc222727576" w:history="1">
+            <w:r>
+              <w:rPr>
+                <w:rStyle w:val="Hiperhivatkozs"/>
+                <w:rFonts w:ascii="Times" w:hAnsi="Times" w:cs="Times New Roman"/>
+                <w:noProof/>
+              </w:rPr>
+              <w:t>3.1.</w:t>
+            </w:r>
+            <w:r>
+              <w:rPr>
+                <w:noProof/>
+              </w:rPr>
+              <w:tab/>
+            </w:r>
+            <w:r>
+              <w:rPr>
+                <w:rStyle w:val="Hiperhivatkozs"/>
+                <w:rFonts w:cs="Times New Roman"/>
+                <w:noProof/>
+              </w:rPr>
+              <w:t>Termékek:</w:t>
+            </w:r>
+            <w:r>
+              <w:rPr>
+                <w:noProof/>
+                <w:webHidden/>
+              </w:rPr>
+              <w:tab/>
+            </w:r>
+            <w:r>
+              <w:rPr>
+                <w:noProof/>
+                <w:webHidden/>
+              </w:rPr>
+              <w:fldChar w:fldCharType="begin"/>
+            </w:r>
+            <w:r>
+              <w:rPr>
+                <w:noProof/>
+                <w:webHidden/>
+              </w:rPr>
+              <w:instrText xml:space="preserve"> PAGEREF _Toc222727576 \h </w:instrText>
+            </w:r>
+            <w:r>
+              <w:rPr>
+                <w:noProof/>
+                <w:webHidden/>
+              </w:rPr>
+            </w:r>
+            <w:r>
+              <w:rPr>
+                <w:noProof/>
+                <w:webHidden/>
+              </w:rPr>
+              <w:fldChar w:fldCharType="separate"/>
+            </w:r>
+            <w:r>
+              <w:rPr>
+                <w:noProof/>
+                <w:webHidden/>
+              </w:rPr>
+              <w:t>10</w:t>
+            </w:r>
+            <w:r>
+              <w:rPr>
+                <w:noProof/>
+                <w:webHidden/>
+              </w:rPr>
+              <w:fldChar w:fldCharType="end"/>
+            </w:r>
+          </w:hyperlink>
+        </w:p>
+        <w:p>
+          <w:pPr>
+            <w:pStyle w:val="TJ2"/>
+            <w:tabs>
+              <w:tab w:val="left" w:pos="880"/>
+              <w:tab w:val="right" w:leader="dot" w:pos="9062"/>
+            </w:tabs>
+            <w:rPr>
+              <w:noProof/>
+            </w:rPr>
+          </w:pPr>
+          <w:hyperlink w:anchor="_Toc222727577" w:history="1">
+            <w:r>
+              <w:rPr>
+                <w:rStyle w:val="Hiperhivatkozs"/>
+                <w:rFonts w:ascii="Times" w:hAnsi="Times" w:cs="Times New Roman"/>
+                <w:noProof/>
+              </w:rPr>
+              <w:t>3.2.</w:t>
+            </w:r>
+            <w:r>
+              <w:rPr>
+                <w:noProof/>
+              </w:rPr>
+              <w:tab/>
+            </w:r>
+            <w:r>
+              <w:rPr>
+                <w:rStyle w:val="Hiperhivatkozs"/>
+                <w:rFonts w:cs="Times New Roman"/>
+                <w:noProof/>
+              </w:rPr>
+              <w:t>Felhasználók:</w:t>
+            </w:r>
+            <w:r>
+              <w:rPr>
+                <w:noProof/>
+                <w:webHidden/>
+              </w:rPr>
+              <w:tab/>
+            </w:r>
+            <w:r>
+              <w:rPr>
+                <w:noProof/>
+                <w:webHidden/>
+              </w:rPr>
+              <w:fldChar w:fldCharType="begin"/>
+            </w:r>
+            <w:r>
+              <w:rPr>
+                <w:noProof/>
+                <w:webHidden/>
+              </w:rPr>
+              <w:instrText xml:space="preserve"> PAGEREF _Toc222727577 \h </w:instrText>
+            </w:r>
+            <w:r>
+              <w:rPr>
+                <w:noProof/>
+                <w:webHidden/>
+              </w:rPr>
+            </w:r>
+            <w:r>
+              <w:rPr>
+                <w:noProof/>
+                <w:webHidden/>
+              </w:rPr>
+              <w:fldChar w:fldCharType="separate"/>
+            </w:r>
+            <w:r>
+              <w:rPr>
+                <w:noProof/>
+                <w:webHidden/>
+              </w:rPr>
+              <w:t>10</w:t>
+            </w:r>
+            <w:r>
+              <w:rPr>
+                <w:noProof/>
+                <w:webHidden/>
+              </w:rPr>
+              <w:fldChar w:fldCharType="end"/>
+            </w:r>
+          </w:hyperlink>
+        </w:p>
+        <w:p>
+          <w:pPr>
+            <w:pStyle w:val="TJ2"/>
+            <w:tabs>
+              <w:tab w:val="left" w:pos="880"/>
+              <w:tab w:val="right" w:leader="dot" w:pos="9062"/>
+            </w:tabs>
+            <w:rPr>
+              <w:noProof/>
+            </w:rPr>
+          </w:pPr>
+          <w:hyperlink w:anchor="_Toc222727578" w:history="1">
+            <w:r>
+              <w:rPr>
+                <w:rStyle w:val="Hiperhivatkozs"/>
+                <w:rFonts w:ascii="Times" w:hAnsi="Times" w:cs="Times New Roman"/>
+                <w:noProof/>
+              </w:rPr>
+              <w:t>3.3.</w:t>
+            </w:r>
+            <w:r>
+              <w:rPr>
+                <w:noProof/>
+              </w:rPr>
+              <w:tab/>
+            </w:r>
+            <w:r>
+              <w:rPr>
+                <w:rStyle w:val="Hiperhivatkozs"/>
+                <w:rFonts w:cs="Times New Roman"/>
+                <w:noProof/>
+              </w:rPr>
+              <w:t>Kategóriák:</w:t>
+            </w:r>
+            <w:r>
+              <w:rPr>
+                <w:noProof/>
+                <w:webHidden/>
+              </w:rPr>
+              <w:tab/>
+            </w:r>
+            <w:r>
+              <w:rPr>
+                <w:noProof/>
+                <w:webHidden/>
+              </w:rPr>
+              <w:fldChar w:fldCharType="begin"/>
+            </w:r>
+            <w:r>
+              <w:rPr>
+                <w:noProof/>
+                <w:webHidden/>
+              </w:rPr>
+              <w:instrText xml:space="preserve"> PAGEREF _Toc222727578 \h </w:instrText>
+            </w:r>
+            <w:r>
+              <w:rPr>
+                <w:noProof/>
+                <w:webHidden/>
+              </w:rPr>
+            </w:r>
+            <w:r>
+              <w:rPr>
+                <w:noProof/>
+                <w:webHidden/>
+              </w:rPr>
+              <w:fldChar w:fldCharType="separate"/>
+            </w:r>
+            <w:r>
+              <w:rPr>
+                <w:noProof/>
+                <w:webHidden/>
+              </w:rPr>
+              <w:t>11</w:t>
+            </w:r>
+            <w:r>
+              <w:rPr>
+                <w:noProof/>
+                <w:webHidden/>
+              </w:rPr>
+              <w:fldChar w:fldCharType="end"/>
+            </w:r>
+          </w:hyperlink>
+        </w:p>
+        <w:p>
+          <w:pPr>
+            <w:pStyle w:val="TJ2"/>
+            <w:tabs>
+              <w:tab w:val="left" w:pos="880"/>
+              <w:tab w:val="right" w:leader="dot" w:pos="9062"/>
+            </w:tabs>
+            <w:rPr>
+              <w:noProof/>
+            </w:rPr>
+          </w:pPr>
+          <w:hyperlink w:anchor="_Toc222727579" w:history="1">
+            <w:r>
+              <w:rPr>
+                <w:rStyle w:val="Hiperhivatkozs"/>
+                <w:rFonts w:ascii="Times" w:hAnsi="Times" w:cs="Times New Roman"/>
+                <w:noProof/>
+              </w:rPr>
+              <w:t>3.4.</w:t>
+            </w:r>
+            <w:r>
+              <w:rPr>
+                <w:noProof/>
+              </w:rPr>
+              <w:tab/>
+            </w:r>
+            <w:r>
+              <w:rPr>
+                <w:rStyle w:val="Hiperhivatkozs"/>
+                <w:rFonts w:cs="Times New Roman"/>
+                <w:noProof/>
+              </w:rPr>
+              <w:t>Rendelések</w:t>
+            </w:r>
+            <w:r>
+              <w:rPr>
+                <w:noProof/>
+                <w:webHidden/>
+              </w:rPr>
+              <w:tab/>
+            </w:r>
+            <w:r>
+              <w:rPr>
+                <w:noProof/>
+                <w:webHidden/>
+              </w:rPr>
+              <w:fldChar w:fldCharType="begin"/>
+            </w:r>
+            <w:r>
+              <w:rPr>
+                <w:noProof/>
+                <w:webHidden/>
+              </w:rPr>
+              <w:instrText xml:space="preserve"> PAGEREF _Toc222727579 \h </w:instrText>
+            </w:r>
+            <w:r>
+              <w:rPr>
+                <w:noProof/>
+                <w:webHidden/>
+              </w:rPr>
+            </w:r>
+            <w:r>
+              <w:rPr>
+                <w:noProof/>
+                <w:webHidden/>
+              </w:rPr>
+              <w:fldChar w:fldCharType="separate"/>
+            </w:r>
+            <w:r>
+              <w:rPr>
+                <w:noProof/>
+                <w:webHidden/>
+              </w:rPr>
+              <w:t>11</w:t>
+            </w:r>
+            <w:r>
+              <w:rPr>
+                <w:noProof/>
+                <w:webHidden/>
+              </w:rPr>
+              <w:fldChar w:fldCharType="end"/>
+            </w:r>
+          </w:hyperlink>
+        </w:p>
+        <w:p>
+          <w:pPr>
+            <w:pStyle w:val="TJ2"/>
+            <w:tabs>
+              <w:tab w:val="left" w:pos="880"/>
+              <w:tab w:val="right" w:leader="dot" w:pos="9062"/>
+            </w:tabs>
+            <w:rPr>
+              <w:noProof/>
+            </w:rPr>
+          </w:pPr>
+          <w:hyperlink w:anchor="_Toc222727580" w:history="1">
+            <w:r>
+              <w:rPr>
+                <w:rStyle w:val="Hiperhivatkozs"/>
+                <w:rFonts w:ascii="Times" w:hAnsi="Times" w:cs="Times New Roman"/>
+                <w:noProof/>
+              </w:rPr>
+              <w:t>3.5.</w:t>
+            </w:r>
+            <w:r>
+              <w:rPr>
+                <w:noProof/>
+              </w:rPr>
+              <w:tab/>
+            </w:r>
+            <w:r>
+              <w:rPr>
+                <w:rStyle w:val="Hiperhivatkozs"/>
+                <w:rFonts w:cs="Times New Roman"/>
+                <w:noProof/>
+              </w:rPr>
+              <w:t>Szűrés:</w:t>
+            </w:r>
+            <w:r>
+              <w:rPr>
+                <w:noProof/>
+                <w:webHidden/>
+              </w:rPr>
+              <w:tab/>
+            </w:r>
+            <w:r>
+              <w:rPr>
+                <w:noProof/>
+                <w:webHidden/>
+              </w:rPr>
+              <w:fldChar w:fldCharType="begin"/>
+            </w:r>
+            <w:r>
+              <w:rPr>
+                <w:noProof/>
+                <w:webHidden/>
+              </w:rPr>
+              <w:instrText xml:space="preserve"> PAGEREF _Toc222727580 \h </w:instrText>
+            </w:r>
+            <w:r>
+              <w:rPr>
+                <w:noProof/>
+                <w:webHidden/>
+              </w:rPr>
+            </w:r>
+            <w:r>
+              <w:rPr>
+                <w:noProof/>
+                <w:webHidden/>
+              </w:rPr>
+              <w:fldChar w:fldCharType="separate"/>
+            </w:r>
+            <w:r>
+              <w:rPr>
+                <w:noProof/>
+                <w:webHidden/>
+              </w:rPr>
+              <w:t>11</w:t>
+            </w:r>
+            <w:r>
+              <w:rPr>
+                <w:noProof/>
+                <w:webHidden/>
+              </w:rPr>
+              <w:fldChar w:fldCharType="end"/>
+            </w:r>
+          </w:hyperlink>
+        </w:p>
+        <w:p>
+          <w:pPr>
+            <w:pStyle w:val="TJ2"/>
+            <w:tabs>
+              <w:tab w:val="left" w:pos="880"/>
+              <w:tab w:val="right" w:leader="dot" w:pos="9062"/>
+            </w:tabs>
+            <w:rPr>
+              <w:noProof/>
+            </w:rPr>
+          </w:pPr>
+          <w:hyperlink w:anchor="_Toc222727581" w:history="1">
+            <w:r>
+              <w:rPr>
+                <w:rStyle w:val="Hiperhivatkozs"/>
+                <w:rFonts w:ascii="Times" w:hAnsi="Times" w:cs="Times New Roman"/>
+                <w:noProof/>
+              </w:rPr>
+              <w:t>3.6.</w:t>
+            </w:r>
+            <w:r>
+              <w:rPr>
+                <w:noProof/>
+              </w:rPr>
+              <w:tab/>
+            </w:r>
+            <w:r>
+              <w:rPr>
+                <w:rStyle w:val="Hiperhivatkozs"/>
+                <w:rFonts w:cs="Times New Roman"/>
+                <w:noProof/>
+              </w:rPr>
+              <w:t>Admin felület</w:t>
+            </w:r>
+            <w:r>
+              <w:rPr>
+                <w:noProof/>
+                <w:webHidden/>
+              </w:rPr>
+              <w:tab/>
+            </w:r>
+            <w:r>
+              <w:rPr>
+                <w:noProof/>
+                <w:webHidden/>
+              </w:rPr>
+              <w:fldChar w:fldCharType="begin"/>
+            </w:r>
+            <w:r>
+              <w:rPr>
+                <w:noProof/>
+                <w:webHidden/>
+              </w:rPr>
+              <w:instrText xml:space="preserve"> PAGEREF _Toc222727581 \h </w:instrText>
+            </w:r>
+            <w:r>
+              <w:rPr>
+                <w:noProof/>
+                <w:webHidden/>
+              </w:rPr>
+            </w:r>
+            <w:r>
+              <w:rPr>
+                <w:noProof/>
+                <w:webHidden/>
+              </w:rPr>
+              <w:fldChar w:fldCharType="separate"/>
+            </w:r>
+            <w:r>
+              <w:rPr>
+                <w:noProof/>
+                <w:webHidden/>
+              </w:rPr>
+              <w:t>12</w:t>
+            </w:r>
+            <w:r>
+              <w:rPr>
+                <w:noProof/>
+                <w:webHidden/>
+              </w:rPr>
+              <w:fldChar w:fldCharType="end"/>
+            </w:r>
+          </w:hyperlink>
+        </w:p>
+        <w:p>
+          <w:pPr>
+            <w:pStyle w:val="TJ3"/>
+            <w:tabs>
+              <w:tab w:val="left" w:pos="1320"/>
+              <w:tab w:val="right" w:leader="dot" w:pos="9062"/>
+            </w:tabs>
+            <w:rPr>
+              <w:noProof/>
+            </w:rPr>
+          </w:pPr>
+          <w:hyperlink w:anchor="_Toc222727582" w:history="1">
+            <w:r>
+              <w:rPr>
+                <w:rStyle w:val="Hiperhivatkozs"/>
+                <w:rFonts w:cs="Times New Roman"/>
+                <w:noProof/>
+              </w:rPr>
+              <w:t>3.6.1.</w:t>
+            </w:r>
+            <w:r>
+              <w:rPr>
+                <w:noProof/>
+              </w:rPr>
+              <w:tab/>
+            </w:r>
+            <w:r>
+              <w:rPr>
+                <w:rStyle w:val="Hiperhivatkozs"/>
+                <w:rFonts w:cs="Times New Roman"/>
+                <w:noProof/>
+              </w:rPr>
+              <w:t>Raktár/rendelések</w:t>
+            </w:r>
+            <w:r>
+              <w:rPr>
+                <w:noProof/>
+                <w:webHidden/>
+              </w:rPr>
+              <w:tab/>
+            </w:r>
+            <w:r>
+              <w:rPr>
+                <w:noProof/>
+                <w:webHidden/>
+              </w:rPr>
+              <w:fldChar w:fldCharType="begin"/>
+            </w:r>
+            <w:r>
+              <w:rPr>
+                <w:noProof/>
+                <w:webHidden/>
+              </w:rPr>
+              <w:instrText xml:space="preserve"> PAGEREF _Toc222727582 \h </w:instrText>
+            </w:r>
+            <w:r>
+              <w:rPr>
+                <w:noProof/>
+                <w:webHidden/>
+              </w:rPr>
+            </w:r>
+            <w:r>
+              <w:rPr>
+                <w:noProof/>
+                <w:webHidden/>
+              </w:rPr>
+              <w:fldChar w:fldCharType="separate"/>
+            </w:r>
+            <w:r>
+              <w:rPr>
+                <w:noProof/>
+                <w:webHidden/>
+              </w:rPr>
+              <w:t>12</w:t>
+            </w:r>
+            <w:r>
+              <w:rPr>
+                <w:noProof/>
+                <w:webHidden/>
+              </w:rPr>
+              <w:fldChar w:fldCharType="end"/>
+            </w:r>
+          </w:hyperlink>
+        </w:p>
+        <w:p>
+          <w:pPr>
+            <w:pStyle w:val="TJ3"/>
+            <w:tabs>
+              <w:tab w:val="left" w:pos="1320"/>
+              <w:tab w:val="right" w:leader="dot" w:pos="9062"/>
+            </w:tabs>
+            <w:rPr>
+              <w:noProof/>
+            </w:rPr>
+          </w:pPr>
+          <w:hyperlink w:anchor="_Toc222727583" w:history="1">
+            <w:r>
+              <w:rPr>
+                <w:rStyle w:val="Hiperhivatkozs"/>
+                <w:rFonts w:cs="Times New Roman"/>
+                <w:noProof/>
+              </w:rPr>
+              <w:t>3.6.2.</w:t>
+            </w:r>
+            <w:r>
+              <w:rPr>
+                <w:noProof/>
+              </w:rPr>
+              <w:tab/>
+            </w:r>
+            <w:r>
+              <w:rPr>
+                <w:rStyle w:val="Hiperhivatkozs"/>
+                <w:rFonts w:cs="Times New Roman"/>
+                <w:noProof/>
+              </w:rPr>
+              <w:t>Felhasználók</w:t>
+            </w:r>
+            <w:r>
+              <w:rPr>
+                <w:noProof/>
+                <w:webHidden/>
+              </w:rPr>
+              <w:tab/>
+            </w:r>
+            <w:r>
+              <w:rPr>
+                <w:noProof/>
+                <w:webHidden/>
+              </w:rPr>
+              <w:fldChar w:fldCharType="begin"/>
+            </w:r>
+            <w:r>
+              <w:rPr>
+                <w:noProof/>
+                <w:webHidden/>
+              </w:rPr>
+              <w:instrText xml:space="preserve"> PAGEREF _Toc222727583 \h </w:instrText>
+            </w:r>
+            <w:r>
+              <w:rPr>
+                <w:noProof/>
+                <w:webHidden/>
+              </w:rPr>
+            </w:r>
+            <w:r>
+              <w:rPr>
+                <w:noProof/>
+                <w:webHidden/>
+              </w:rPr>
+              <w:fldChar w:fldCharType="separate"/>
+            </w:r>
+            <w:r>
+              <w:rPr>
+                <w:noProof/>
+                <w:webHidden/>
+              </w:rPr>
+              <w:t>12</w:t>
+            </w:r>
+            <w:r>
+              <w:rPr>
+                <w:noProof/>
+                <w:webHidden/>
+              </w:rPr>
+              <w:fldChar w:fldCharType="end"/>
+            </w:r>
+          </w:hyperlink>
+        </w:p>
+        <w:p>
+          <w:pPr>
+            <w:pStyle w:val="TJ3"/>
+            <w:tabs>
+              <w:tab w:val="left" w:pos="1320"/>
+              <w:tab w:val="right" w:leader="dot" w:pos="9062"/>
+            </w:tabs>
+            <w:rPr>
+              <w:noProof/>
+            </w:rPr>
+          </w:pPr>
+          <w:hyperlink w:anchor="_Toc222727584" w:history="1">
+            <w:r>
+              <w:rPr>
+                <w:rStyle w:val="Hiperhivatkozs"/>
+                <w:rFonts w:cs="Times New Roman"/>
+                <w:noProof/>
+              </w:rPr>
+              <w:t>3.6.3.</w:t>
+            </w:r>
+            <w:r>
+              <w:rPr>
+                <w:noProof/>
+              </w:rPr>
+              <w:tab/>
+            </w:r>
+            <w:r>
+              <w:rPr>
+                <w:rStyle w:val="Hiperhivatkozs"/>
+                <w:rFonts w:cs="Times New Roman"/>
+                <w:noProof/>
+              </w:rPr>
+              <w:t>Termékek</w:t>
+            </w:r>
+            <w:r>
+              <w:rPr>
+                <w:noProof/>
+                <w:webHidden/>
+              </w:rPr>
+              <w:tab/>
+            </w:r>
+            <w:r>
+              <w:rPr>
+                <w:noProof/>
+                <w:webHidden/>
+              </w:rPr>
+              <w:fldChar w:fldCharType="begin"/>
+            </w:r>
+            <w:r>
+              <w:rPr>
+                <w:noProof/>
+                <w:webHidden/>
+              </w:rPr>
+              <w:instrText xml:space="preserve"> PAGEREF _Toc222727584 \h </w:instrText>
+            </w:r>
+            <w:r>
+              <w:rPr>
+                <w:noProof/>
+                <w:webHidden/>
+              </w:rPr>
+            </w:r>
+            <w:r>
+              <w:rPr>
+                <w:noProof/>
+                <w:webHidden/>
+              </w:rPr>
+              <w:fldChar w:fldCharType="separate"/>
+            </w:r>
+            <w:r>
+              <w:rPr>
+                <w:noProof/>
+                <w:webHidden/>
+              </w:rPr>
+              <w:t>13</w:t>
+            </w:r>
+            <w:r>
+              <w:rPr>
+                <w:noProof/>
+                <w:webHidden/>
+              </w:rPr>
+              <w:fldChar w:fldCharType="end"/>
+            </w:r>
+          </w:hyperlink>
+        </w:p>
+        <w:p>
+          <w:pPr>
+            <w:pStyle w:val="TJ1"/>
+            <w:tabs>
+              <w:tab w:val="left" w:pos="440"/>
+              <w:tab w:val="right" w:leader="dot" w:pos="9062"/>
+            </w:tabs>
+            <w:rPr>
+              <w:noProof/>
+            </w:rPr>
+          </w:pPr>
+          <w:hyperlink w:anchor="_Toc222727585" w:history="1">
+            <w:r>
+              <w:rPr>
+                <w:rStyle w:val="Hiperhivatkozs"/>
+                <w:noProof/>
+              </w:rPr>
+              <w:t>4.</w:t>
+            </w:r>
+            <w:r>
+              <w:rPr>
+                <w:noProof/>
+              </w:rPr>
+              <w:tab/>
+            </w:r>
+            <w:r>
+              <w:rPr>
+                <w:rStyle w:val="Hiperhivatkozs"/>
+                <w:noProof/>
+              </w:rPr>
+              <w:t>Frontend</w:t>
+            </w:r>
+            <w:r>
+              <w:rPr>
+                <w:noProof/>
+                <w:webHidden/>
+              </w:rPr>
+              <w:tab/>
+            </w:r>
+            <w:r>
+              <w:rPr>
+                <w:noProof/>
+                <w:webHidden/>
+              </w:rPr>
+              <w:fldChar w:fldCharType="begin"/>
+            </w:r>
+            <w:r>
+              <w:rPr>
+                <w:noProof/>
+                <w:webHidden/>
+              </w:rPr>
+              <w:instrText xml:space="preserve"> PAGEREF _Toc222727585 \h </w:instrText>
+            </w:r>
+            <w:r>
+              <w:rPr>
+                <w:noProof/>
+                <w:webHidden/>
+              </w:rPr>
+            </w:r>
+            <w:r>
+              <w:rPr>
+                <w:noProof/>
+                <w:webHidden/>
+              </w:rPr>
+              <w:fldChar w:fldCharType="separate"/>
+            </w:r>
+            <w:r>
+              <w:rPr>
+                <w:noProof/>
+                <w:webHidden/>
+              </w:rPr>
+              <w:t>13</w:t>
+            </w:r>
+            <w:r>
+              <w:rPr>
+                <w:noProof/>
+                <w:webHidden/>
+              </w:rPr>
+              <w:fldChar w:fldCharType="end"/>
+            </w:r>
+          </w:hyperlink>
+        </w:p>
+        <w:p>
+          <w:pPr>
+            <w:pStyle w:val="TJ2"/>
+            <w:tabs>
+              <w:tab w:val="left" w:pos="880"/>
+              <w:tab w:val="right" w:leader="dot" w:pos="9062"/>
+            </w:tabs>
+            <w:rPr>
+              <w:noProof/>
+            </w:rPr>
+          </w:pPr>
+          <w:hyperlink w:anchor="_Toc222727586" w:history="1">
+            <w:r>
+              <w:rPr>
+                <w:rStyle w:val="Hiperhivatkozs"/>
+                <w:rFonts w:ascii="Times" w:hAnsi="Times"/>
+                <w:noProof/>
+              </w:rPr>
+              <w:t>4.1.</w:t>
+            </w:r>
+            <w:r>
+              <w:rPr>
+                <w:noProof/>
+              </w:rPr>
+              <w:tab/>
+            </w:r>
+            <w:r>
+              <w:rPr>
+                <w:rStyle w:val="Hiperhivatkozs"/>
+                <w:noProof/>
+              </w:rPr>
+              <w:t>Mappa rendszer vizuális ábrája.</w:t>
+            </w:r>
+            <w:r>
+              <w:rPr>
+                <w:noProof/>
+                <w:webHidden/>
+              </w:rPr>
+              <w:tab/>
+            </w:r>
+            <w:r>
+              <w:rPr>
+                <w:noProof/>
+                <w:webHidden/>
+              </w:rPr>
+              <w:fldChar w:fldCharType="begin"/>
+            </w:r>
+            <w:r>
+              <w:rPr>
+                <w:noProof/>
+                <w:webHidden/>
+              </w:rPr>
+              <w:instrText xml:space="preserve"> PAGEREF _Toc222727586 \h </w:instrText>
+            </w:r>
+            <w:r>
+              <w:rPr>
+                <w:noProof/>
+                <w:webHidden/>
+              </w:rPr>
+            </w:r>
+            <w:r>
+              <w:rPr>
+                <w:noProof/>
+                <w:webHidden/>
+              </w:rPr>
+              <w:fldChar w:fldCharType="separate"/>
+            </w:r>
+            <w:r>
+              <w:rPr>
+                <w:noProof/>
+                <w:webHidden/>
+              </w:rPr>
+              <w:t>13</w:t>
+            </w:r>
+            <w:r>
+              <w:rPr>
+                <w:noProof/>
+                <w:webHidden/>
+              </w:rPr>
+              <w:fldChar w:fldCharType="end"/>
+            </w:r>
+          </w:hyperlink>
+        </w:p>
+        <w:p>
+          <w:pPr>
+            <w:pStyle w:val="TJ2"/>
+            <w:tabs>
+              <w:tab w:val="left" w:pos="880"/>
+              <w:tab w:val="right" w:leader="dot" w:pos="9062"/>
+            </w:tabs>
+            <w:rPr>
+              <w:noProof/>
+            </w:rPr>
+          </w:pPr>
+          <w:hyperlink w:anchor="_Toc222727587" w:history="1">
+            <w:r>
+              <w:rPr>
+                <w:rStyle w:val="Hiperhivatkozs"/>
+                <w:rFonts w:ascii="Times" w:hAnsi="Times"/>
+                <w:noProof/>
+              </w:rPr>
+              <w:t>4.2.</w:t>
+            </w:r>
+            <w:r>
+              <w:rPr>
+                <w:noProof/>
+              </w:rPr>
+              <w:tab/>
+            </w:r>
+            <w:r>
+              <w:rPr>
+                <w:rStyle w:val="Hiperhivatkozs"/>
+                <w:noProof/>
+              </w:rPr>
+              <w:t>Frontend összegző áttekintés</w:t>
+            </w:r>
+            <w:r>
+              <w:rPr>
+                <w:noProof/>
+                <w:webHidden/>
+              </w:rPr>
+              <w:tab/>
+            </w:r>
+            <w:r>
+              <w:rPr>
+                <w:noProof/>
+                <w:webHidden/>
+              </w:rPr>
+              <w:fldChar w:fldCharType="begin"/>
+            </w:r>
+            <w:r>
+              <w:rPr>
+                <w:noProof/>
+                <w:webHidden/>
+              </w:rPr>
+              <w:instrText xml:space="preserve"> PAGEREF _Toc222727587 \h </w:instrText>
+            </w:r>
+            <w:r>
+              <w:rPr>
+                <w:noProof/>
+                <w:webHidden/>
+              </w:rPr>
+            </w:r>
+            <w:r>
+              <w:rPr>
+                <w:noProof/>
+                <w:webHidden/>
+              </w:rPr>
+              <w:fldChar w:fldCharType="separate"/>
+            </w:r>
+            <w:r>
+              <w:rPr>
+                <w:noProof/>
+                <w:webHidden/>
+              </w:rPr>
+              <w:t>13</w:t>
+            </w:r>
+            <w:r>
+              <w:rPr>
+                <w:noProof/>
+                <w:webHidden/>
+              </w:rPr>
+              <w:fldChar w:fldCharType="end"/>
+            </w:r>
+          </w:hyperlink>
+        </w:p>
+        <w:p>
+          <w:pPr>
+            <w:pStyle w:val="TJ3"/>
+            <w:tabs>
+              <w:tab w:val="left" w:pos="1320"/>
+              <w:tab w:val="right" w:leader="dot" w:pos="9062"/>
+            </w:tabs>
+            <w:rPr>
+              <w:noProof/>
+            </w:rPr>
+          </w:pPr>
+          <w:hyperlink w:anchor="_Toc222727588" w:history="1">
+            <w:r>
+              <w:rPr>
+                <w:rStyle w:val="Hiperhivatkozs"/>
+                <w:noProof/>
+              </w:rPr>
+              <w:t>4.2.1.</w:t>
+            </w:r>
+            <w:r>
+              <w:rPr>
+                <w:noProof/>
+              </w:rPr>
+              <w:tab/>
+            </w:r>
+            <w:r>
+              <w:rPr>
+                <w:rStyle w:val="Hiperhivatkozs"/>
+                <w:noProof/>
+              </w:rPr>
+              <w:t>Célfelhasználók</w:t>
+            </w:r>
+            <w:r>
+              <w:rPr>
+                <w:noProof/>
+                <w:webHidden/>
+              </w:rPr>
+              <w:tab/>
+            </w:r>
+            <w:r>
+              <w:rPr>
+                <w:noProof/>
+                <w:webHidden/>
+              </w:rPr>
+              <w:fldChar w:fldCharType="begin"/>
+            </w:r>
+            <w:r>
+              <w:rPr>
+                <w:noProof/>
+                <w:webHidden/>
+              </w:rPr>
+              <w:instrText xml:space="preserve"> PAGEREF _Toc222727588 \h </w:instrText>
+            </w:r>
+            <w:r>
+              <w:rPr>
+                <w:noProof/>
+                <w:webHidden/>
+              </w:rPr>
+            </w:r>
+            <w:r>
+              <w:rPr>
+                <w:noProof/>
+                <w:webHidden/>
+              </w:rPr>
+              <w:fldChar w:fldCharType="separate"/>
+            </w:r>
+            <w:r>
+              <w:rPr>
+                <w:noProof/>
+                <w:webHidden/>
+              </w:rPr>
+              <w:t>13</w:t>
+            </w:r>
+            <w:r>
+              <w:rPr>
+                <w:noProof/>
+                <w:webHidden/>
+              </w:rPr>
+              <w:fldChar w:fldCharType="end"/>
+            </w:r>
+          </w:hyperlink>
+        </w:p>
+        <w:p>
+          <w:pPr>
+            <w:pStyle w:val="TJ3"/>
+            <w:tabs>
+              <w:tab w:val="left" w:pos="1320"/>
+              <w:tab w:val="right" w:leader="dot" w:pos="9062"/>
+            </w:tabs>
+            <w:rPr>
+              <w:noProof/>
+            </w:rPr>
+          </w:pPr>
+          <w:hyperlink w:anchor="_Toc222727589" w:history="1">
+            <w:r>
+              <w:rPr>
+                <w:rStyle w:val="Hiperhivatkozs"/>
+                <w:noProof/>
+              </w:rPr>
+              <w:t>4.2.2.</w:t>
+            </w:r>
+            <w:r>
+              <w:rPr>
+                <w:noProof/>
+              </w:rPr>
+              <w:tab/>
+            </w:r>
+            <w:r>
+              <w:rPr>
+                <w:rStyle w:val="Hiperhivatkozs"/>
+                <w:noProof/>
+              </w:rPr>
+              <w:t>Rövid funkcionális összefoglaló</w:t>
+            </w:r>
+            <w:r>
+              <w:rPr>
+                <w:noProof/>
+                <w:webHidden/>
+              </w:rPr>
+              <w:tab/>
+            </w:r>
+            <w:r>
+              <w:rPr>
+                <w:noProof/>
+                <w:webHidden/>
+              </w:rPr>
+              <w:fldChar w:fldCharType="begin"/>
+            </w:r>
+            <w:r>
+              <w:rPr>
+                <w:noProof/>
+                <w:webHidden/>
+              </w:rPr>
+              <w:instrText xml:space="preserve"> PAGEREF _Toc222727589 \h </w:instrText>
+            </w:r>
+            <w:r>
+              <w:rPr>
+                <w:noProof/>
+                <w:webHidden/>
+              </w:rPr>
+            </w:r>
+            <w:r>
+              <w:rPr>
+                <w:noProof/>
+                <w:webHidden/>
+              </w:rPr>
+              <w:fldChar w:fldCharType="separate"/>
+            </w:r>
+            <w:r>
+              <w:rPr>
+                <w:noProof/>
+                <w:webHidden/>
+              </w:rPr>
+              <w:t>13</w:t>
+            </w:r>
+            <w:r>
+              <w:rPr>
+                <w:noProof/>
+                <w:webHidden/>
+              </w:rPr>
+              <w:fldChar w:fldCharType="end"/>
+            </w:r>
+          </w:hyperlink>
+        </w:p>
+        <w:p>
+          <w:pPr>
+            <w:pStyle w:val="TJ2"/>
+            <w:tabs>
+              <w:tab w:val="left" w:pos="880"/>
+              <w:tab w:val="right" w:leader="dot" w:pos="9062"/>
+            </w:tabs>
+            <w:rPr>
+              <w:noProof/>
+            </w:rPr>
+          </w:pPr>
+          <w:hyperlink w:anchor="_Toc222727590" w:history="1">
+            <w:r>
+              <w:rPr>
+                <w:rStyle w:val="Hiperhivatkozs"/>
+                <w:rFonts w:ascii="Times" w:hAnsi="Times"/>
+                <w:noProof/>
+              </w:rPr>
+              <w:t>4.3.</w:t>
+            </w:r>
+            <w:r>
+              <w:rPr>
+                <w:noProof/>
+              </w:rPr>
+              <w:tab/>
+            </w:r>
+            <w:r>
+              <w:rPr>
+                <w:rStyle w:val="Hiperhivatkozs"/>
+                <w:noProof/>
+              </w:rPr>
+              <w:t>Eszközök használata</w:t>
+            </w:r>
+            <w:r>
+              <w:rPr>
+                <w:noProof/>
+                <w:webHidden/>
+              </w:rPr>
+              <w:tab/>
+            </w:r>
+            <w:r>
+              <w:rPr>
+                <w:noProof/>
+                <w:webHidden/>
+              </w:rPr>
+              <w:fldChar w:fldCharType="begin"/>
+            </w:r>
+            <w:r>
+              <w:rPr>
+                <w:noProof/>
+                <w:webHidden/>
+              </w:rPr>
+              <w:instrText xml:space="preserve"> PAGEREF _Toc222727590 \h </w:instrText>
+            </w:r>
+            <w:r>
+              <w:rPr>
+                <w:noProof/>
+                <w:webHidden/>
+              </w:rPr>
+            </w:r>
+            <w:r>
+              <w:rPr>
+                <w:noProof/>
+                <w:webHidden/>
+              </w:rPr>
+              <w:fldChar w:fldCharType="separate"/>
+            </w:r>
+            <w:r>
+              <w:rPr>
+                <w:noProof/>
+                <w:webHidden/>
+              </w:rPr>
+              <w:t>13</w:t>
+            </w:r>
+            <w:r>
+              <w:rPr>
+                <w:noProof/>
+                <w:webHidden/>
+              </w:rPr>
+              <w:fldChar w:fldCharType="end"/>
+            </w:r>
+          </w:hyperlink>
+        </w:p>
+        <w:p>
+          <w:pPr>
+            <w:pStyle w:val="TJ2"/>
+            <w:tabs>
+              <w:tab w:val="left" w:pos="880"/>
+              <w:tab w:val="right" w:leader="dot" w:pos="9062"/>
+            </w:tabs>
+            <w:rPr>
+              <w:noProof/>
+            </w:rPr>
+          </w:pPr>
+          <w:hyperlink w:anchor="_Toc222727591" w:history="1">
+            <w:r>
+              <w:rPr>
+                <w:rStyle w:val="Hiperhivatkozs"/>
+                <w:rFonts w:ascii="Times" w:hAnsi="Times"/>
+                <w:noProof/>
+              </w:rPr>
+              <w:t>4.4.</w:t>
+            </w:r>
+            <w:r>
+              <w:rPr>
+                <w:noProof/>
+              </w:rPr>
+              <w:tab/>
+            </w:r>
+            <w:r>
+              <w:rPr>
+                <w:rStyle w:val="Hiperhivatkozs"/>
+                <w:noProof/>
+              </w:rPr>
+              <w:t>Telepítés és futtatás:</w:t>
+            </w:r>
+            <w:r>
+              <w:rPr>
+                <w:noProof/>
+                <w:webHidden/>
+              </w:rPr>
+              <w:tab/>
+            </w:r>
+            <w:r>
+              <w:rPr>
+                <w:noProof/>
+                <w:webHidden/>
+              </w:rPr>
+              <w:fldChar w:fldCharType="begin"/>
+            </w:r>
+            <w:r>
+              <w:rPr>
+                <w:noProof/>
+                <w:webHidden/>
+              </w:rPr>
+              <w:instrText xml:space="preserve"> PAGEREF _Toc222727591 \h </w:instrText>
+            </w:r>
+            <w:r>
+              <w:rPr>
+                <w:noProof/>
+                <w:webHidden/>
+              </w:rPr>
+            </w:r>
+            <w:r>
+              <w:rPr>
+                <w:noProof/>
+                <w:webHidden/>
+              </w:rPr>
+              <w:fldChar w:fldCharType="separate"/>
+            </w:r>
+            <w:r>
+              <w:rPr>
+                <w:noProof/>
+                <w:webHidden/>
+              </w:rPr>
+              <w:t>14</w:t>
+            </w:r>
+            <w:r>
+              <w:rPr>
+                <w:noProof/>
+                <w:webHidden/>
+              </w:rPr>
+              <w:fldChar w:fldCharType="end"/>
+            </w:r>
+          </w:hyperlink>
+        </w:p>
+        <w:p>
+          <w:pPr>
+            <w:pStyle w:val="TJ1"/>
+            <w:tabs>
+              <w:tab w:val="left" w:pos="440"/>
+              <w:tab w:val="right" w:leader="dot" w:pos="9062"/>
+            </w:tabs>
+            <w:rPr>
+              <w:noProof/>
+            </w:rPr>
+          </w:pPr>
+          <w:hyperlink w:anchor="_Toc222727592" w:history="1">
+            <w:r>
+              <w:rPr>
+                <w:rStyle w:val="Hiperhivatkozs"/>
+                <w:noProof/>
+              </w:rPr>
+              <w:t>5.</w:t>
+            </w:r>
+            <w:r>
+              <w:rPr>
+                <w:noProof/>
+              </w:rPr>
+              <w:tab/>
+            </w:r>
+            <w:r>
+              <w:rPr>
+                <w:rStyle w:val="Hiperhivatkozs"/>
+                <w:noProof/>
+              </w:rPr>
+              <w:t>Teszteredmények dokumentációja:</w:t>
+            </w:r>
+            <w:r>
+              <w:rPr>
+                <w:noProof/>
+                <w:webHidden/>
+              </w:rPr>
+              <w:tab/>
+            </w:r>
+            <w:r>
+              <w:rPr>
+                <w:noProof/>
+                <w:webHidden/>
+              </w:rPr>
+              <w:fldChar w:fldCharType="begin"/>
+            </w:r>
+            <w:r>
+              <w:rPr>
+                <w:noProof/>
+                <w:webHidden/>
+              </w:rPr>
+              <w:instrText xml:space="preserve"> PAGEREF _Toc222727592 \h </w:instrText>
+            </w:r>
+            <w:r>
+              <w:rPr>
+                <w:noProof/>
+                <w:webHidden/>
+              </w:rPr>
+            </w:r>
+            <w:r>
+              <w:rPr>
+                <w:noProof/>
+                <w:webHidden/>
+              </w:rPr>
+              <w:fldChar w:fldCharType="separate"/>
+            </w:r>
+            <w:r>
+              <w:rPr>
+                <w:noProof/>
+                <w:webHidden/>
+              </w:rPr>
+              <w:t>14</w:t>
+            </w:r>
+            <w:r>
+              <w:rPr>
+                <w:noProof/>
+                <w:webHidden/>
+              </w:rPr>
+              <w:fldChar w:fldCharType="end"/>
+            </w:r>
+          </w:hyperlink>
+        </w:p>
+        <w:p>
+          <w:r>
+            <w:rPr>
+              <w:b/>
+              <w:bCs/>
+            </w:rPr>
+            <w:fldChar w:fldCharType="end"/>
+          </w:r>
+        </w:p>
+      </w:sdtContent>
+    </w:sdt>
     <w:p>
       <w:pPr>
         <w:ind w:left="792"/>
@@ -13705,7 +17236,7 @@
 </file>
 
 <file path=word/numbering.xml><?xml version="1.0" encoding="utf-8"?>
-<w:numbering xmlns:wpc="http://schemas.microsoft.com/office/word/2010/wordprocessingCanvas" xmlns:cx="http://schemas.microsoft.com/office/drawing/2014/chartex" xmlns:mc="http://schemas.openxmlformats.org/markup-compatibility/2006" xmlns:o="urn:schemas-microsoft-com:office:office" xmlns:r="http://schemas.openxmlformats.org/officeDocument/2006/relationships" xmlns:m="http://schemas.openxmlformats.org/officeDocument/2006/math" xmlns:v="urn:schemas-microsoft-com:vml" xmlns:wp14="http://schemas.microsoft.com/office/word/2010/wordprocessingDrawing" xmlns:wp="http://schemas.openxmlformats.org/drawingml/2006/wordprocessingDrawing" xmlns:w10="urn:schemas-microsoft-com:office:word" xmlns:w="http://schemas.openxmlformats.org/wordprocessingml/2006/main" xmlns:w14="http://schemas.microsoft.com/office/word/2010/wordml" xmlns:w15="http://schemas.microsoft.com/office/word/2012/wordml" xmlns:w16se="http://schemas.microsoft.com/office/word/2015/wordml/symex" xmlns:wpg="http://schemas.microsoft.com/office/word/2010/wordprocessingGroup" xmlns:wpi="http://schemas.microsoft.com/office/word/2010/wordprocessingInk" xmlns:wne="http://schemas.microsoft.com/office/word/2006/wordml" xmlns:wps="http://schemas.microsoft.com/office/word/2010/wordprocessingShape" mc:Ignorable="w14 w15 w16se wp14">
+<w:numbering xmlns:wpc="http://schemas.microsoft.com/office/word/2010/wordprocessingCanvas" xmlns:cx="http://schemas.microsoft.com/office/drawing/2014/chartex" xmlns:cx1="http://schemas.microsoft.com/office/drawing/2015/9/8/chartex" xmlns:cx2="http://schemas.microsoft.com/office/drawing/2015/10/21/chartex" xmlns:cx3="http://schemas.microsoft.com/office/drawing/2016/5/9/chartex" xmlns:cx4="http://schemas.microsoft.com/office/drawing/2016/5/10/chartex" xmlns:cx5="http://schemas.microsoft.com/office/drawing/2016/5/11/chartex" xmlns:cx6="http://schemas.microsoft.com/office/drawing/2016/5/12/chartex" xmlns:cx7="http://schemas.microsoft.com/office/drawing/2016/5/13/chartex" xmlns:cx8="http://schemas.microsoft.com/office/drawing/2016/5/14/chartex" xmlns:mc="http://schemas.openxmlformats.org/markup-compatibility/2006" xmlns:aink="http://schemas.microsoft.com/office/drawing/2016/ink" xmlns:am3d="http://schemas.microsoft.com/office/drawing/2017/model3d" xmlns:o="urn:schemas-microsoft-com:office:office" xmlns:r="http://schemas.openxmlformats.org/officeDocument/2006/relationships" xmlns:m="http://schemas.openxmlformats.org/officeDocument/2006/math" xmlns:v="urn:schemas-microsoft-com:vml" xmlns:wp14="http://schemas.microsoft.com/office/word/2010/wordprocessingDrawing" xmlns:wp="http://schemas.openxmlformats.org/drawingml/2006/wordprocessingDrawing" xmlns:w10="urn:schemas-microsoft-com:office:word" xmlns:w="http://schemas.openxmlformats.org/wordprocessingml/2006/main" xmlns:w14="http://schemas.microsoft.com/office/word/2010/wordml" xmlns:w15="http://schemas.microsoft.com/office/word/2012/wordml" xmlns:w16cid="http://schemas.microsoft.com/office/word/2016/wordml/cid" xmlns:w16se="http://schemas.microsoft.com/office/word/2015/wordml/symex" xmlns:wpg="http://schemas.microsoft.com/office/word/2010/wordprocessingGroup" xmlns:wpi="http://schemas.microsoft.com/office/word/2010/wordprocessingInk" xmlns:wne="http://schemas.microsoft.com/office/word/2006/wordml" xmlns:wps="http://schemas.microsoft.com/office/word/2010/wordprocessingShape" mc:Ignorable="w14 w15 w16se w16cid wp14">
   <w:abstractNum w:abstractNumId="0" w15:restartNumberingAfterBreak="0">
     <w:nsid w:val="0247155A"/>
     <w:multiLevelType w:val="hybridMultilevel"/>
@@ -14046,6 +17577,119 @@
     </w:lvl>
   </w:abstractNum>
   <w:abstractNum w:abstractNumId="3" w15:restartNumberingAfterBreak="0">
+    <w:nsid w:val="12DA79CF"/>
+    <w:multiLevelType w:val="hybridMultilevel"/>
+    <w:tmpl w:val="FC8C31AC"/>
+    <w:lvl w:ilvl="0" w:tplc="040E0001">
+      <w:start w:val="1"/>
+      <w:numFmt w:val="bullet"/>
+      <w:lvlText w:val=""/>
+      <w:lvlJc w:val="left"/>
+      <w:pPr>
+        <w:ind w:left="2136" w:hanging="360"/>
+      </w:pPr>
+      <w:rPr>
+        <w:rFonts w:ascii="Symbol" w:hAnsi="Symbol" w:hint="default"/>
+      </w:rPr>
+    </w:lvl>
+    <w:lvl w:ilvl="1" w:tplc="040E0003" w:tentative="1">
+      <w:start w:val="1"/>
+      <w:numFmt w:val="bullet"/>
+      <w:lvlText w:val="o"/>
+      <w:lvlJc w:val="left"/>
+      <w:pPr>
+        <w:ind w:left="2856" w:hanging="360"/>
+      </w:pPr>
+      <w:rPr>
+        <w:rFonts w:ascii="Courier New" w:hAnsi="Courier New" w:cs="Courier New" w:hint="default"/>
+      </w:rPr>
+    </w:lvl>
+    <w:lvl w:ilvl="2" w:tplc="040E0005" w:tentative="1">
+      <w:start w:val="1"/>
+      <w:numFmt w:val="bullet"/>
+      <w:lvlText w:val=""/>
+      <w:lvlJc w:val="left"/>
+      <w:pPr>
+        <w:ind w:left="3576" w:hanging="360"/>
+      </w:pPr>
+      <w:rPr>
+        <w:rFonts w:ascii="Wingdings" w:hAnsi="Wingdings" w:hint="default"/>
+      </w:rPr>
+    </w:lvl>
+    <w:lvl w:ilvl="3" w:tplc="040E0001" w:tentative="1">
+      <w:start w:val="1"/>
+      <w:numFmt w:val="bullet"/>
+      <w:lvlText w:val=""/>
+      <w:lvlJc w:val="left"/>
+      <w:pPr>
+        <w:ind w:left="4296" w:hanging="360"/>
+      </w:pPr>
+      <w:rPr>
+        <w:rFonts w:ascii="Symbol" w:hAnsi="Symbol" w:hint="default"/>
+      </w:rPr>
+    </w:lvl>
+    <w:lvl w:ilvl="4" w:tplc="040E0003" w:tentative="1">
+      <w:start w:val="1"/>
+      <w:numFmt w:val="bullet"/>
+      <w:lvlText w:val="o"/>
+      <w:lvlJc w:val="left"/>
+      <w:pPr>
+        <w:ind w:left="5016" w:hanging="360"/>
+      </w:pPr>
+      <w:rPr>
+        <w:rFonts w:ascii="Courier New" w:hAnsi="Courier New" w:cs="Courier New" w:hint="default"/>
+      </w:rPr>
+    </w:lvl>
+    <w:lvl w:ilvl="5" w:tplc="040E0005" w:tentative="1">
+      <w:start w:val="1"/>
+      <w:numFmt w:val="bullet"/>
+      <w:lvlText w:val=""/>
+      <w:lvlJc w:val="left"/>
+      <w:pPr>
+        <w:ind w:left="5736" w:hanging="360"/>
+      </w:pPr>
+      <w:rPr>
+        <w:rFonts w:ascii="Wingdings" w:hAnsi="Wingdings" w:hint="default"/>
+      </w:rPr>
+    </w:lvl>
+    <w:lvl w:ilvl="6" w:tplc="040E0001" w:tentative="1">
+      <w:start w:val="1"/>
+      <w:numFmt w:val="bullet"/>
+      <w:lvlText w:val=""/>
+      <w:lvlJc w:val="left"/>
+      <w:pPr>
+        <w:ind w:left="6456" w:hanging="360"/>
+      </w:pPr>
+      <w:rPr>
+        <w:rFonts w:ascii="Symbol" w:hAnsi="Symbol" w:hint="default"/>
+      </w:rPr>
+    </w:lvl>
+    <w:lvl w:ilvl="7" w:tplc="040E0003" w:tentative="1">
+      <w:start w:val="1"/>
+      <w:numFmt w:val="bullet"/>
+      <w:lvlText w:val="o"/>
+      <w:lvlJc w:val="left"/>
+      <w:pPr>
+        <w:ind w:left="7176" w:hanging="360"/>
+      </w:pPr>
+      <w:rPr>
+        <w:rFonts w:ascii="Courier New" w:hAnsi="Courier New" w:cs="Courier New" w:hint="default"/>
+      </w:rPr>
+    </w:lvl>
+    <w:lvl w:ilvl="8" w:tplc="040E0005" w:tentative="1">
+      <w:start w:val="1"/>
+      <w:numFmt w:val="bullet"/>
+      <w:lvlText w:val=""/>
+      <w:lvlJc w:val="left"/>
+      <w:pPr>
+        <w:ind w:left="7896" w:hanging="360"/>
+      </w:pPr>
+      <w:rPr>
+        <w:rFonts w:ascii="Wingdings" w:hAnsi="Wingdings" w:hint="default"/>
+      </w:rPr>
+    </w:lvl>
+  </w:abstractNum>
+  <w:abstractNum w:abstractNumId="4" w15:restartNumberingAfterBreak="0">
     <w:nsid w:val="148728AC"/>
     <w:multiLevelType w:val="hybridMultilevel"/>
     <w:tmpl w:val="142C40CA"/>
@@ -14158,7 +17802,7 @@
       </w:rPr>
     </w:lvl>
   </w:abstractNum>
-  <w:abstractNum w:abstractNumId="4" w15:restartNumberingAfterBreak="0">
+  <w:abstractNum w:abstractNumId="5" w15:restartNumberingAfterBreak="0">
     <w:nsid w:val="18EE0F15"/>
     <w:multiLevelType w:val="hybridMultilevel"/>
     <w:tmpl w:val="A2BC8920"/>
@@ -14271,7 +17915,7 @@
       </w:rPr>
     </w:lvl>
   </w:abstractNum>
-  <w:abstractNum w:abstractNumId="5" w15:restartNumberingAfterBreak="0">
+  <w:abstractNum w:abstractNumId="6" w15:restartNumberingAfterBreak="0">
     <w:nsid w:val="1DC422F3"/>
     <w:multiLevelType w:val="hybridMultilevel"/>
     <w:tmpl w:val="0C06BD0C"/>
@@ -14384,7 +18028,7 @@
       </w:rPr>
     </w:lvl>
   </w:abstractNum>
-  <w:abstractNum w:abstractNumId="6" w15:restartNumberingAfterBreak="0">
+  <w:abstractNum w:abstractNumId="7" w15:restartNumberingAfterBreak="0">
     <w:nsid w:val="29F13D62"/>
     <w:multiLevelType w:val="hybridMultilevel"/>
     <w:tmpl w:val="B3A09E12"/>
@@ -14497,10 +18141,10 @@
       </w:rPr>
     </w:lvl>
   </w:abstractNum>
-  <w:abstractNum w:abstractNumId="7" w15:restartNumberingAfterBreak="0">
+  <w:abstractNum w:abstractNumId="8" w15:restartNumberingAfterBreak="0">
     <w:nsid w:val="2BD121EC"/>
     <w:multiLevelType w:val="hybridMultilevel"/>
-    <w:tmpl w:val="264234A0"/>
+    <w:tmpl w:val="0542F98E"/>
     <w:lvl w:ilvl="0" w:tplc="040E0001">
       <w:start w:val="1"/>
       <w:numFmt w:val="bullet"/>
@@ -14610,7 +18254,7 @@
       </w:rPr>
     </w:lvl>
   </w:abstractNum>
-  <w:abstractNum w:abstractNumId="8" w15:restartNumberingAfterBreak="0">
+  <w:abstractNum w:abstractNumId="9" w15:restartNumberingAfterBreak="0">
     <w:nsid w:val="2EE841F8"/>
     <w:multiLevelType w:val="multilevel"/>
     <w:tmpl w:val="886ADCC8"/>
@@ -14735,11 +18379,124 @@
       </w:rPr>
     </w:lvl>
   </w:abstractNum>
-  <w:abstractNum w:abstractNumId="9" w15:restartNumberingAfterBreak="0">
+  <w:abstractNum w:abstractNumId="10" w15:restartNumberingAfterBreak="0">
+    <w:nsid w:val="2F6500BC"/>
+    <w:multiLevelType w:val="hybridMultilevel"/>
+    <w:tmpl w:val="B5F61998"/>
+    <w:lvl w:ilvl="0" w:tplc="040E0001">
+      <w:start w:val="1"/>
+      <w:numFmt w:val="bullet"/>
+      <w:lvlText w:val=""/>
+      <w:lvlJc w:val="left"/>
+      <w:pPr>
+        <w:ind w:left="1776" w:hanging="360"/>
+      </w:pPr>
+      <w:rPr>
+        <w:rFonts w:ascii="Symbol" w:hAnsi="Symbol" w:hint="default"/>
+      </w:rPr>
+    </w:lvl>
+    <w:lvl w:ilvl="1" w:tplc="040E0003" w:tentative="1">
+      <w:start w:val="1"/>
+      <w:numFmt w:val="bullet"/>
+      <w:lvlText w:val="o"/>
+      <w:lvlJc w:val="left"/>
+      <w:pPr>
+        <w:ind w:left="2496" w:hanging="360"/>
+      </w:pPr>
+      <w:rPr>
+        <w:rFonts w:ascii="Courier New" w:hAnsi="Courier New" w:cs="Courier New" w:hint="default"/>
+      </w:rPr>
+    </w:lvl>
+    <w:lvl w:ilvl="2" w:tplc="040E0005" w:tentative="1">
+      <w:start w:val="1"/>
+      <w:numFmt w:val="bullet"/>
+      <w:lvlText w:val=""/>
+      <w:lvlJc w:val="left"/>
+      <w:pPr>
+        <w:ind w:left="3216" w:hanging="360"/>
+      </w:pPr>
+      <w:rPr>
+        <w:rFonts w:ascii="Wingdings" w:hAnsi="Wingdings" w:hint="default"/>
+      </w:rPr>
+    </w:lvl>
+    <w:lvl w:ilvl="3" w:tplc="040E0001" w:tentative="1">
+      <w:start w:val="1"/>
+      <w:numFmt w:val="bullet"/>
+      <w:lvlText w:val=""/>
+      <w:lvlJc w:val="left"/>
+      <w:pPr>
+        <w:ind w:left="3936" w:hanging="360"/>
+      </w:pPr>
+      <w:rPr>
+        <w:rFonts w:ascii="Symbol" w:hAnsi="Symbol" w:hint="default"/>
+      </w:rPr>
+    </w:lvl>
+    <w:lvl w:ilvl="4" w:tplc="040E0003" w:tentative="1">
+      <w:start w:val="1"/>
+      <w:numFmt w:val="bullet"/>
+      <w:lvlText w:val="o"/>
+      <w:lvlJc w:val="left"/>
+      <w:pPr>
+        <w:ind w:left="4656" w:hanging="360"/>
+      </w:pPr>
+      <w:rPr>
+        <w:rFonts w:ascii="Courier New" w:hAnsi="Courier New" w:cs="Courier New" w:hint="default"/>
+      </w:rPr>
+    </w:lvl>
+    <w:lvl w:ilvl="5" w:tplc="040E0005" w:tentative="1">
+      <w:start w:val="1"/>
+      <w:numFmt w:val="bullet"/>
+      <w:lvlText w:val=""/>
+      <w:lvlJc w:val="left"/>
+      <w:pPr>
+        <w:ind w:left="5376" w:hanging="360"/>
+      </w:pPr>
+      <w:rPr>
+        <w:rFonts w:ascii="Wingdings" w:hAnsi="Wingdings" w:hint="default"/>
+      </w:rPr>
+    </w:lvl>
+    <w:lvl w:ilvl="6" w:tplc="040E0001" w:tentative="1">
+      <w:start w:val="1"/>
+      <w:numFmt w:val="bullet"/>
+      <w:lvlText w:val=""/>
+      <w:lvlJc w:val="left"/>
+      <w:pPr>
+        <w:ind w:left="6096" w:hanging="360"/>
+      </w:pPr>
+      <w:rPr>
+        <w:rFonts w:ascii="Symbol" w:hAnsi="Symbol" w:hint="default"/>
+      </w:rPr>
+    </w:lvl>
+    <w:lvl w:ilvl="7" w:tplc="040E0003" w:tentative="1">
+      <w:start w:val="1"/>
+      <w:numFmt w:val="bullet"/>
+      <w:lvlText w:val="o"/>
+      <w:lvlJc w:val="left"/>
+      <w:pPr>
+        <w:ind w:left="6816" w:hanging="360"/>
+      </w:pPr>
+      <w:rPr>
+        <w:rFonts w:ascii="Courier New" w:hAnsi="Courier New" w:cs="Courier New" w:hint="default"/>
+      </w:rPr>
+    </w:lvl>
+    <w:lvl w:ilvl="8" w:tplc="040E0005" w:tentative="1">
+      <w:start w:val="1"/>
+      <w:numFmt w:val="bullet"/>
+      <w:lvlText w:val=""/>
+      <w:lvlJc w:val="left"/>
+      <w:pPr>
+        <w:ind w:left="7536" w:hanging="360"/>
+      </w:pPr>
+      <w:rPr>
+        <w:rFonts w:ascii="Wingdings" w:hAnsi="Wingdings" w:hint="default"/>
+      </w:rPr>
+    </w:lvl>
+  </w:abstractNum>
+  <w:abstractNum w:abstractNumId="11" w15:restartNumberingAfterBreak="0">
     <w:nsid w:val="393D1FD7"/>
     <w:multiLevelType w:val="hybridMultilevel"/>
-    <w:tmpl w:val="5986D5DA"/>
-    <w:lvl w:ilvl="0" w:tplc="040E000F">
+    <w:tmpl w:val="0F7A0C74"/>
+    <w:lvl w:ilvl="0" w:tplc="31C23EA2">
       <w:start w:val="1"/>
       <w:numFmt w:val="decimal"/>
       <w:lvlText w:val="%1."/>
@@ -14821,7 +18578,7 @@
       </w:pPr>
     </w:lvl>
   </w:abstractNum>
-  <w:abstractNum w:abstractNumId="10" w15:restartNumberingAfterBreak="0">
+  <w:abstractNum w:abstractNumId="12" w15:restartNumberingAfterBreak="0">
     <w:nsid w:val="3A2861D8"/>
     <w:multiLevelType w:val="hybridMultilevel"/>
     <w:tmpl w:val="BA5ABD70"/>
@@ -14934,7 +18691,7 @@
       </w:rPr>
     </w:lvl>
   </w:abstractNum>
-  <w:abstractNum w:abstractNumId="11" w15:restartNumberingAfterBreak="0">
+  <w:abstractNum w:abstractNumId="13" w15:restartNumberingAfterBreak="0">
     <w:nsid w:val="3B2706A8"/>
     <w:multiLevelType w:val="hybridMultilevel"/>
     <w:tmpl w:val="2F5E73B6"/>
@@ -15047,7 +18804,7 @@
       </w:rPr>
     </w:lvl>
   </w:abstractNum>
-  <w:abstractNum w:abstractNumId="12" w15:restartNumberingAfterBreak="0">
+  <w:abstractNum w:abstractNumId="14" w15:restartNumberingAfterBreak="0">
     <w:nsid w:val="484846FF"/>
     <w:multiLevelType w:val="hybridMultilevel"/>
     <w:tmpl w:val="E21CF6A6"/>
@@ -15160,7 +18917,7 @@
       </w:rPr>
     </w:lvl>
   </w:abstractNum>
-  <w:abstractNum w:abstractNumId="13" w15:restartNumberingAfterBreak="0">
+  <w:abstractNum w:abstractNumId="15" w15:restartNumberingAfterBreak="0">
     <w:nsid w:val="4DFC7761"/>
     <w:multiLevelType w:val="hybridMultilevel"/>
     <w:tmpl w:val="0D223926"/>
@@ -15273,7 +19030,120 @@
       </w:rPr>
     </w:lvl>
   </w:abstractNum>
-  <w:abstractNum w:abstractNumId="14" w15:restartNumberingAfterBreak="0">
+  <w:abstractNum w:abstractNumId="16" w15:restartNumberingAfterBreak="0">
+    <w:nsid w:val="56926868"/>
+    <w:multiLevelType w:val="hybridMultilevel"/>
+    <w:tmpl w:val="7782372A"/>
+    <w:lvl w:ilvl="0" w:tplc="040E0001">
+      <w:start w:val="1"/>
+      <w:numFmt w:val="bullet"/>
+      <w:lvlText w:val=""/>
+      <w:lvlJc w:val="left"/>
+      <w:pPr>
+        <w:ind w:left="1776" w:hanging="360"/>
+      </w:pPr>
+      <w:rPr>
+        <w:rFonts w:ascii="Symbol" w:hAnsi="Symbol" w:hint="default"/>
+      </w:rPr>
+    </w:lvl>
+    <w:lvl w:ilvl="1" w:tplc="040E0003" w:tentative="1">
+      <w:start w:val="1"/>
+      <w:numFmt w:val="bullet"/>
+      <w:lvlText w:val="o"/>
+      <w:lvlJc w:val="left"/>
+      <w:pPr>
+        <w:ind w:left="2496" w:hanging="360"/>
+      </w:pPr>
+      <w:rPr>
+        <w:rFonts w:ascii="Courier New" w:hAnsi="Courier New" w:cs="Courier New" w:hint="default"/>
+      </w:rPr>
+    </w:lvl>
+    <w:lvl w:ilvl="2" w:tplc="040E0005" w:tentative="1">
+      <w:start w:val="1"/>
+      <w:numFmt w:val="bullet"/>
+      <w:lvlText w:val=""/>
+      <w:lvlJc w:val="left"/>
+      <w:pPr>
+        <w:ind w:left="3216" w:hanging="360"/>
+      </w:pPr>
+      <w:rPr>
+        <w:rFonts w:ascii="Wingdings" w:hAnsi="Wingdings" w:hint="default"/>
+      </w:rPr>
+    </w:lvl>
+    <w:lvl w:ilvl="3" w:tplc="040E0001" w:tentative="1">
+      <w:start w:val="1"/>
+      <w:numFmt w:val="bullet"/>
+      <w:lvlText w:val=""/>
+      <w:lvlJc w:val="left"/>
+      <w:pPr>
+        <w:ind w:left="3936" w:hanging="360"/>
+      </w:pPr>
+      <w:rPr>
+        <w:rFonts w:ascii="Symbol" w:hAnsi="Symbol" w:hint="default"/>
+      </w:rPr>
+    </w:lvl>
+    <w:lvl w:ilvl="4" w:tplc="040E0003" w:tentative="1">
+      <w:start w:val="1"/>
+      <w:numFmt w:val="bullet"/>
+      <w:lvlText w:val="o"/>
+      <w:lvlJc w:val="left"/>
+      <w:pPr>
+        <w:ind w:left="4656" w:hanging="360"/>
+      </w:pPr>
+      <w:rPr>
+        <w:rFonts w:ascii="Courier New" w:hAnsi="Courier New" w:cs="Courier New" w:hint="default"/>
+      </w:rPr>
+    </w:lvl>
+    <w:lvl w:ilvl="5" w:tplc="040E0005" w:tentative="1">
+      <w:start w:val="1"/>
+      <w:numFmt w:val="bullet"/>
+      <w:lvlText w:val=""/>
+      <w:lvlJc w:val="left"/>
+      <w:pPr>
+        <w:ind w:left="5376" w:hanging="360"/>
+      </w:pPr>
+      <w:rPr>
+        <w:rFonts w:ascii="Wingdings" w:hAnsi="Wingdings" w:hint="default"/>
+      </w:rPr>
+    </w:lvl>
+    <w:lvl w:ilvl="6" w:tplc="040E0001" w:tentative="1">
+      <w:start w:val="1"/>
+      <w:numFmt w:val="bullet"/>
+      <w:lvlText w:val=""/>
+      <w:lvlJc w:val="left"/>
+      <w:pPr>
+        <w:ind w:left="6096" w:hanging="360"/>
+      </w:pPr>
+      <w:rPr>
+        <w:rFonts w:ascii="Symbol" w:hAnsi="Symbol" w:hint="default"/>
+      </w:rPr>
+    </w:lvl>
+    <w:lvl w:ilvl="7" w:tplc="040E0003" w:tentative="1">
+      <w:start w:val="1"/>
+      <w:numFmt w:val="bullet"/>
+      <w:lvlText w:val="o"/>
+      <w:lvlJc w:val="left"/>
+      <w:pPr>
+        <w:ind w:left="6816" w:hanging="360"/>
+      </w:pPr>
+      <w:rPr>
+        <w:rFonts w:ascii="Courier New" w:hAnsi="Courier New" w:cs="Courier New" w:hint="default"/>
+      </w:rPr>
+    </w:lvl>
+    <w:lvl w:ilvl="8" w:tplc="040E0005" w:tentative="1">
+      <w:start w:val="1"/>
+      <w:numFmt w:val="bullet"/>
+      <w:lvlText w:val=""/>
+      <w:lvlJc w:val="left"/>
+      <w:pPr>
+        <w:ind w:left="7536" w:hanging="360"/>
+      </w:pPr>
+      <w:rPr>
+        <w:rFonts w:ascii="Wingdings" w:hAnsi="Wingdings" w:hint="default"/>
+      </w:rPr>
+    </w:lvl>
+  </w:abstractNum>
+  <w:abstractNum w:abstractNumId="17" w15:restartNumberingAfterBreak="0">
     <w:nsid w:val="57B03A19"/>
     <w:multiLevelType w:val="hybridMultilevel"/>
     <w:tmpl w:val="1A7C8B96"/>
@@ -15386,7 +19256,346 @@
       </w:rPr>
     </w:lvl>
   </w:abstractNum>
-  <w:abstractNum w:abstractNumId="15" w15:restartNumberingAfterBreak="0">
+  <w:abstractNum w:abstractNumId="18" w15:restartNumberingAfterBreak="0">
+    <w:nsid w:val="5CC5399A"/>
+    <w:multiLevelType w:val="hybridMultilevel"/>
+    <w:tmpl w:val="287C96AA"/>
+    <w:lvl w:ilvl="0" w:tplc="040E0001">
+      <w:start w:val="1"/>
+      <w:numFmt w:val="bullet"/>
+      <w:lvlText w:val=""/>
+      <w:lvlJc w:val="left"/>
+      <w:pPr>
+        <w:ind w:left="2484" w:hanging="360"/>
+      </w:pPr>
+      <w:rPr>
+        <w:rFonts w:ascii="Symbol" w:hAnsi="Symbol" w:hint="default"/>
+      </w:rPr>
+    </w:lvl>
+    <w:lvl w:ilvl="1" w:tplc="040E0003" w:tentative="1">
+      <w:start w:val="1"/>
+      <w:numFmt w:val="bullet"/>
+      <w:lvlText w:val="o"/>
+      <w:lvlJc w:val="left"/>
+      <w:pPr>
+        <w:ind w:left="3204" w:hanging="360"/>
+      </w:pPr>
+      <w:rPr>
+        <w:rFonts w:ascii="Courier New" w:hAnsi="Courier New" w:cs="Courier New" w:hint="default"/>
+      </w:rPr>
+    </w:lvl>
+    <w:lvl w:ilvl="2" w:tplc="040E0005" w:tentative="1">
+      <w:start w:val="1"/>
+      <w:numFmt w:val="bullet"/>
+      <w:lvlText w:val=""/>
+      <w:lvlJc w:val="left"/>
+      <w:pPr>
+        <w:ind w:left="3924" w:hanging="360"/>
+      </w:pPr>
+      <w:rPr>
+        <w:rFonts w:ascii="Wingdings" w:hAnsi="Wingdings" w:hint="default"/>
+      </w:rPr>
+    </w:lvl>
+    <w:lvl w:ilvl="3" w:tplc="040E0001" w:tentative="1">
+      <w:start w:val="1"/>
+      <w:numFmt w:val="bullet"/>
+      <w:lvlText w:val=""/>
+      <w:lvlJc w:val="left"/>
+      <w:pPr>
+        <w:ind w:left="4644" w:hanging="360"/>
+      </w:pPr>
+      <w:rPr>
+        <w:rFonts w:ascii="Symbol" w:hAnsi="Symbol" w:hint="default"/>
+      </w:rPr>
+    </w:lvl>
+    <w:lvl w:ilvl="4" w:tplc="040E0003" w:tentative="1">
+      <w:start w:val="1"/>
+      <w:numFmt w:val="bullet"/>
+      <w:lvlText w:val="o"/>
+      <w:lvlJc w:val="left"/>
+      <w:pPr>
+        <w:ind w:left="5364" w:hanging="360"/>
+      </w:pPr>
+      <w:rPr>
+        <w:rFonts w:ascii="Courier New" w:hAnsi="Courier New" w:cs="Courier New" w:hint="default"/>
+      </w:rPr>
+    </w:lvl>
+    <w:lvl w:ilvl="5" w:tplc="040E0005" w:tentative="1">
+      <w:start w:val="1"/>
+      <w:numFmt w:val="bullet"/>
+      <w:lvlText w:val=""/>
+      <w:lvlJc w:val="left"/>
+      <w:pPr>
+        <w:ind w:left="6084" w:hanging="360"/>
+      </w:pPr>
+      <w:rPr>
+        <w:rFonts w:ascii="Wingdings" w:hAnsi="Wingdings" w:hint="default"/>
+      </w:rPr>
+    </w:lvl>
+    <w:lvl w:ilvl="6" w:tplc="040E0001" w:tentative="1">
+      <w:start w:val="1"/>
+      <w:numFmt w:val="bullet"/>
+      <w:lvlText w:val=""/>
+      <w:lvlJc w:val="left"/>
+      <w:pPr>
+        <w:ind w:left="6804" w:hanging="360"/>
+      </w:pPr>
+      <w:rPr>
+        <w:rFonts w:ascii="Symbol" w:hAnsi="Symbol" w:hint="default"/>
+      </w:rPr>
+    </w:lvl>
+    <w:lvl w:ilvl="7" w:tplc="040E0003" w:tentative="1">
+      <w:start w:val="1"/>
+      <w:numFmt w:val="bullet"/>
+      <w:lvlText w:val="o"/>
+      <w:lvlJc w:val="left"/>
+      <w:pPr>
+        <w:ind w:left="7524" w:hanging="360"/>
+      </w:pPr>
+      <w:rPr>
+        <w:rFonts w:ascii="Courier New" w:hAnsi="Courier New" w:cs="Courier New" w:hint="default"/>
+      </w:rPr>
+    </w:lvl>
+    <w:lvl w:ilvl="8" w:tplc="040E0005" w:tentative="1">
+      <w:start w:val="1"/>
+      <w:numFmt w:val="bullet"/>
+      <w:lvlText w:val=""/>
+      <w:lvlJc w:val="left"/>
+      <w:pPr>
+        <w:ind w:left="8244" w:hanging="360"/>
+      </w:pPr>
+      <w:rPr>
+        <w:rFonts w:ascii="Wingdings" w:hAnsi="Wingdings" w:hint="default"/>
+      </w:rPr>
+    </w:lvl>
+  </w:abstractNum>
+  <w:abstractNum w:abstractNumId="19" w15:restartNumberingAfterBreak="0">
+    <w:nsid w:val="5E662BE0"/>
+    <w:multiLevelType w:val="hybridMultilevel"/>
+    <w:tmpl w:val="EE70E12E"/>
+    <w:lvl w:ilvl="0" w:tplc="040E0001">
+      <w:start w:val="1"/>
+      <w:numFmt w:val="bullet"/>
+      <w:lvlText w:val=""/>
+      <w:lvlJc w:val="left"/>
+      <w:pPr>
+        <w:ind w:left="2484" w:hanging="360"/>
+      </w:pPr>
+      <w:rPr>
+        <w:rFonts w:ascii="Symbol" w:hAnsi="Symbol" w:hint="default"/>
+      </w:rPr>
+    </w:lvl>
+    <w:lvl w:ilvl="1" w:tplc="040E0003" w:tentative="1">
+      <w:start w:val="1"/>
+      <w:numFmt w:val="bullet"/>
+      <w:lvlText w:val="o"/>
+      <w:lvlJc w:val="left"/>
+      <w:pPr>
+        <w:ind w:left="3204" w:hanging="360"/>
+      </w:pPr>
+      <w:rPr>
+        <w:rFonts w:ascii="Courier New" w:hAnsi="Courier New" w:cs="Courier New" w:hint="default"/>
+      </w:rPr>
+    </w:lvl>
+    <w:lvl w:ilvl="2" w:tplc="040E0005" w:tentative="1">
+      <w:start w:val="1"/>
+      <w:numFmt w:val="bullet"/>
+      <w:lvlText w:val=""/>
+      <w:lvlJc w:val="left"/>
+      <w:pPr>
+        <w:ind w:left="3924" w:hanging="360"/>
+      </w:pPr>
+      <w:rPr>
+        <w:rFonts w:ascii="Wingdings" w:hAnsi="Wingdings" w:hint="default"/>
+      </w:rPr>
+    </w:lvl>
+    <w:lvl w:ilvl="3" w:tplc="040E0001" w:tentative="1">
+      <w:start w:val="1"/>
+      <w:numFmt w:val="bullet"/>
+      <w:lvlText w:val=""/>
+      <w:lvlJc w:val="left"/>
+      <w:pPr>
+        <w:ind w:left="4644" w:hanging="360"/>
+      </w:pPr>
+      <w:rPr>
+        <w:rFonts w:ascii="Symbol" w:hAnsi="Symbol" w:hint="default"/>
+      </w:rPr>
+    </w:lvl>
+    <w:lvl w:ilvl="4" w:tplc="040E0003" w:tentative="1">
+      <w:start w:val="1"/>
+      <w:numFmt w:val="bullet"/>
+      <w:lvlText w:val="o"/>
+      <w:lvlJc w:val="left"/>
+      <w:pPr>
+        <w:ind w:left="5364" w:hanging="360"/>
+      </w:pPr>
+      <w:rPr>
+        <w:rFonts w:ascii="Courier New" w:hAnsi="Courier New" w:cs="Courier New" w:hint="default"/>
+      </w:rPr>
+    </w:lvl>
+    <w:lvl w:ilvl="5" w:tplc="040E0005" w:tentative="1">
+      <w:start w:val="1"/>
+      <w:numFmt w:val="bullet"/>
+      <w:lvlText w:val=""/>
+      <w:lvlJc w:val="left"/>
+      <w:pPr>
+        <w:ind w:left="6084" w:hanging="360"/>
+      </w:pPr>
+      <w:rPr>
+        <w:rFonts w:ascii="Wingdings" w:hAnsi="Wingdings" w:hint="default"/>
+      </w:rPr>
+    </w:lvl>
+    <w:lvl w:ilvl="6" w:tplc="040E0001" w:tentative="1">
+      <w:start w:val="1"/>
+      <w:numFmt w:val="bullet"/>
+      <w:lvlText w:val=""/>
+      <w:lvlJc w:val="left"/>
+      <w:pPr>
+        <w:ind w:left="6804" w:hanging="360"/>
+      </w:pPr>
+      <w:rPr>
+        <w:rFonts w:ascii="Symbol" w:hAnsi="Symbol" w:hint="default"/>
+      </w:rPr>
+    </w:lvl>
+    <w:lvl w:ilvl="7" w:tplc="040E0003" w:tentative="1">
+      <w:start w:val="1"/>
+      <w:numFmt w:val="bullet"/>
+      <w:lvlText w:val="o"/>
+      <w:lvlJc w:val="left"/>
+      <w:pPr>
+        <w:ind w:left="7524" w:hanging="360"/>
+      </w:pPr>
+      <w:rPr>
+        <w:rFonts w:ascii="Courier New" w:hAnsi="Courier New" w:cs="Courier New" w:hint="default"/>
+      </w:rPr>
+    </w:lvl>
+    <w:lvl w:ilvl="8" w:tplc="040E0005" w:tentative="1">
+      <w:start w:val="1"/>
+      <w:numFmt w:val="bullet"/>
+      <w:lvlText w:val=""/>
+      <w:lvlJc w:val="left"/>
+      <w:pPr>
+        <w:ind w:left="8244" w:hanging="360"/>
+      </w:pPr>
+      <w:rPr>
+        <w:rFonts w:ascii="Wingdings" w:hAnsi="Wingdings" w:hint="default"/>
+      </w:rPr>
+    </w:lvl>
+  </w:abstractNum>
+  <w:abstractNum w:abstractNumId="20" w15:restartNumberingAfterBreak="0">
+    <w:nsid w:val="618E4865"/>
+    <w:multiLevelType w:val="hybridMultilevel"/>
+    <w:tmpl w:val="431E431C"/>
+    <w:lvl w:ilvl="0" w:tplc="040E0001">
+      <w:start w:val="1"/>
+      <w:numFmt w:val="bullet"/>
+      <w:lvlText w:val=""/>
+      <w:lvlJc w:val="left"/>
+      <w:pPr>
+        <w:ind w:left="2484" w:hanging="360"/>
+      </w:pPr>
+      <w:rPr>
+        <w:rFonts w:ascii="Symbol" w:hAnsi="Symbol" w:hint="default"/>
+      </w:rPr>
+    </w:lvl>
+    <w:lvl w:ilvl="1" w:tplc="040E0003" w:tentative="1">
+      <w:start w:val="1"/>
+      <w:numFmt w:val="bullet"/>
+      <w:lvlText w:val="o"/>
+      <w:lvlJc w:val="left"/>
+      <w:pPr>
+        <w:ind w:left="3204" w:hanging="360"/>
+      </w:pPr>
+      <w:rPr>
+        <w:rFonts w:ascii="Courier New" w:hAnsi="Courier New" w:cs="Courier New" w:hint="default"/>
+      </w:rPr>
+    </w:lvl>
+    <w:lvl w:ilvl="2" w:tplc="040E0005" w:tentative="1">
+      <w:start w:val="1"/>
+      <w:numFmt w:val="bullet"/>
+      <w:lvlText w:val=""/>
+      <w:lvlJc w:val="left"/>
+      <w:pPr>
+        <w:ind w:left="3924" w:hanging="360"/>
+      </w:pPr>
+      <w:rPr>
+        <w:rFonts w:ascii="Wingdings" w:hAnsi="Wingdings" w:hint="default"/>
+      </w:rPr>
+    </w:lvl>
+    <w:lvl w:ilvl="3" w:tplc="040E0001" w:tentative="1">
+      <w:start w:val="1"/>
+      <w:numFmt w:val="bullet"/>
+      <w:lvlText w:val=""/>
+      <w:lvlJc w:val="left"/>
+      <w:pPr>
+        <w:ind w:left="4644" w:hanging="360"/>
+      </w:pPr>
+      <w:rPr>
+        <w:rFonts w:ascii="Symbol" w:hAnsi="Symbol" w:hint="default"/>
+      </w:rPr>
+    </w:lvl>
+    <w:lvl w:ilvl="4" w:tplc="040E0003" w:tentative="1">
+      <w:start w:val="1"/>
+      <w:numFmt w:val="bullet"/>
+      <w:lvlText w:val="o"/>
+      <w:lvlJc w:val="left"/>
+      <w:pPr>
+        <w:ind w:left="5364" w:hanging="360"/>
+      </w:pPr>
+      <w:rPr>
+        <w:rFonts w:ascii="Courier New" w:hAnsi="Courier New" w:cs="Courier New" w:hint="default"/>
+      </w:rPr>
+    </w:lvl>
+    <w:lvl w:ilvl="5" w:tplc="040E0005" w:tentative="1">
+      <w:start w:val="1"/>
+      <w:numFmt w:val="bullet"/>
+      <w:lvlText w:val=""/>
+      <w:lvlJc w:val="left"/>
+      <w:pPr>
+        <w:ind w:left="6084" w:hanging="360"/>
+      </w:pPr>
+      <w:rPr>
+        <w:rFonts w:ascii="Wingdings" w:hAnsi="Wingdings" w:hint="default"/>
+      </w:rPr>
+    </w:lvl>
+    <w:lvl w:ilvl="6" w:tplc="040E0001" w:tentative="1">
+      <w:start w:val="1"/>
+      <w:numFmt w:val="bullet"/>
+      <w:lvlText w:val=""/>
+      <w:lvlJc w:val="left"/>
+      <w:pPr>
+        <w:ind w:left="6804" w:hanging="360"/>
+      </w:pPr>
+      <w:rPr>
+        <w:rFonts w:ascii="Symbol" w:hAnsi="Symbol" w:hint="default"/>
+      </w:rPr>
+    </w:lvl>
+    <w:lvl w:ilvl="7" w:tplc="040E0003" w:tentative="1">
+      <w:start w:val="1"/>
+      <w:numFmt w:val="bullet"/>
+      <w:lvlText w:val="o"/>
+      <w:lvlJc w:val="left"/>
+      <w:pPr>
+        <w:ind w:left="7524" w:hanging="360"/>
+      </w:pPr>
+      <w:rPr>
+        <w:rFonts w:ascii="Courier New" w:hAnsi="Courier New" w:cs="Courier New" w:hint="default"/>
+      </w:rPr>
+    </w:lvl>
+    <w:lvl w:ilvl="8" w:tplc="040E0005" w:tentative="1">
+      <w:start w:val="1"/>
+      <w:numFmt w:val="bullet"/>
+      <w:lvlText w:val=""/>
+      <w:lvlJc w:val="left"/>
+      <w:pPr>
+        <w:ind w:left="8244" w:hanging="360"/>
+      </w:pPr>
+      <w:rPr>
+        <w:rFonts w:ascii="Wingdings" w:hAnsi="Wingdings" w:hint="default"/>
+      </w:rPr>
+    </w:lvl>
+  </w:abstractNum>
+  <w:abstractNum w:abstractNumId="21" w15:restartNumberingAfterBreak="0">
     <w:nsid w:val="61B24309"/>
     <w:multiLevelType w:val="hybridMultilevel"/>
     <w:tmpl w:val="C08E8202"/>
@@ -15499,7 +19708,120 @@
       </w:rPr>
     </w:lvl>
   </w:abstractNum>
-  <w:abstractNum w:abstractNumId="16" w15:restartNumberingAfterBreak="0">
+  <w:abstractNum w:abstractNumId="22" w15:restartNumberingAfterBreak="0">
+    <w:nsid w:val="674C0D4F"/>
+    <w:multiLevelType w:val="hybridMultilevel"/>
+    <w:tmpl w:val="81369014"/>
+    <w:lvl w:ilvl="0" w:tplc="040E0001">
+      <w:start w:val="1"/>
+      <w:numFmt w:val="bullet"/>
+      <w:lvlText w:val=""/>
+      <w:lvlJc w:val="left"/>
+      <w:pPr>
+        <w:ind w:left="1776" w:hanging="360"/>
+      </w:pPr>
+      <w:rPr>
+        <w:rFonts w:ascii="Symbol" w:hAnsi="Symbol" w:hint="default"/>
+      </w:rPr>
+    </w:lvl>
+    <w:lvl w:ilvl="1" w:tplc="040E0003" w:tentative="1">
+      <w:start w:val="1"/>
+      <w:numFmt w:val="bullet"/>
+      <w:lvlText w:val="o"/>
+      <w:lvlJc w:val="left"/>
+      <w:pPr>
+        <w:ind w:left="2496" w:hanging="360"/>
+      </w:pPr>
+      <w:rPr>
+        <w:rFonts w:ascii="Courier New" w:hAnsi="Courier New" w:cs="Courier New" w:hint="default"/>
+      </w:rPr>
+    </w:lvl>
+    <w:lvl w:ilvl="2" w:tplc="040E0005" w:tentative="1">
+      <w:start w:val="1"/>
+      <w:numFmt w:val="bullet"/>
+      <w:lvlText w:val=""/>
+      <w:lvlJc w:val="left"/>
+      <w:pPr>
+        <w:ind w:left="3216" w:hanging="360"/>
+      </w:pPr>
+      <w:rPr>
+        <w:rFonts w:ascii="Wingdings" w:hAnsi="Wingdings" w:hint="default"/>
+      </w:rPr>
+    </w:lvl>
+    <w:lvl w:ilvl="3" w:tplc="040E0001" w:tentative="1">
+      <w:start w:val="1"/>
+      <w:numFmt w:val="bullet"/>
+      <w:lvlText w:val=""/>
+      <w:lvlJc w:val="left"/>
+      <w:pPr>
+        <w:ind w:left="3936" w:hanging="360"/>
+      </w:pPr>
+      <w:rPr>
+        <w:rFonts w:ascii="Symbol" w:hAnsi="Symbol" w:hint="default"/>
+      </w:rPr>
+    </w:lvl>
+    <w:lvl w:ilvl="4" w:tplc="040E0003" w:tentative="1">
+      <w:start w:val="1"/>
+      <w:numFmt w:val="bullet"/>
+      <w:lvlText w:val="o"/>
+      <w:lvlJc w:val="left"/>
+      <w:pPr>
+        <w:ind w:left="4656" w:hanging="360"/>
+      </w:pPr>
+      <w:rPr>
+        <w:rFonts w:ascii="Courier New" w:hAnsi="Courier New" w:cs="Courier New" w:hint="default"/>
+      </w:rPr>
+    </w:lvl>
+    <w:lvl w:ilvl="5" w:tplc="040E0005" w:tentative="1">
+      <w:start w:val="1"/>
+      <w:numFmt w:val="bullet"/>
+      <w:lvlText w:val=""/>
+      <w:lvlJc w:val="left"/>
+      <w:pPr>
+        <w:ind w:left="5376" w:hanging="360"/>
+      </w:pPr>
+      <w:rPr>
+        <w:rFonts w:ascii="Wingdings" w:hAnsi="Wingdings" w:hint="default"/>
+      </w:rPr>
+    </w:lvl>
+    <w:lvl w:ilvl="6" w:tplc="040E0001" w:tentative="1">
+      <w:start w:val="1"/>
+      <w:numFmt w:val="bullet"/>
+      <w:lvlText w:val=""/>
+      <w:lvlJc w:val="left"/>
+      <w:pPr>
+        <w:ind w:left="6096" w:hanging="360"/>
+      </w:pPr>
+      <w:rPr>
+        <w:rFonts w:ascii="Symbol" w:hAnsi="Symbol" w:hint="default"/>
+      </w:rPr>
+    </w:lvl>
+    <w:lvl w:ilvl="7" w:tplc="040E0003" w:tentative="1">
+      <w:start w:val="1"/>
+      <w:numFmt w:val="bullet"/>
+      <w:lvlText w:val="o"/>
+      <w:lvlJc w:val="left"/>
+      <w:pPr>
+        <w:ind w:left="6816" w:hanging="360"/>
+      </w:pPr>
+      <w:rPr>
+        <w:rFonts w:ascii="Courier New" w:hAnsi="Courier New" w:cs="Courier New" w:hint="default"/>
+      </w:rPr>
+    </w:lvl>
+    <w:lvl w:ilvl="8" w:tplc="040E0005" w:tentative="1">
+      <w:start w:val="1"/>
+      <w:numFmt w:val="bullet"/>
+      <w:lvlText w:val=""/>
+      <w:lvlJc w:val="left"/>
+      <w:pPr>
+        <w:ind w:left="7536" w:hanging="360"/>
+      </w:pPr>
+      <w:rPr>
+        <w:rFonts w:ascii="Wingdings" w:hAnsi="Wingdings" w:hint="default"/>
+      </w:rPr>
+    </w:lvl>
+  </w:abstractNum>
+  <w:abstractNum w:abstractNumId="23" w15:restartNumberingAfterBreak="0">
     <w:nsid w:val="6BDA5858"/>
     <w:multiLevelType w:val="hybridMultilevel"/>
     <w:tmpl w:val="C33C7D56"/>
@@ -15612,44 +19934,383 @@
       </w:rPr>
     </w:lvl>
   </w:abstractNum>
+  <w:abstractNum w:abstractNumId="24" w15:restartNumberingAfterBreak="0">
+    <w:nsid w:val="75CE2C1A"/>
+    <w:multiLevelType w:val="hybridMultilevel"/>
+    <w:tmpl w:val="4F88956E"/>
+    <w:lvl w:ilvl="0" w:tplc="040E0001">
+      <w:start w:val="1"/>
+      <w:numFmt w:val="bullet"/>
+      <w:lvlText w:val=""/>
+      <w:lvlJc w:val="left"/>
+      <w:pPr>
+        <w:ind w:left="2010" w:hanging="360"/>
+      </w:pPr>
+      <w:rPr>
+        <w:rFonts w:ascii="Symbol" w:hAnsi="Symbol" w:hint="default"/>
+      </w:rPr>
+    </w:lvl>
+    <w:lvl w:ilvl="1" w:tplc="040E0003" w:tentative="1">
+      <w:start w:val="1"/>
+      <w:numFmt w:val="bullet"/>
+      <w:lvlText w:val="o"/>
+      <w:lvlJc w:val="left"/>
+      <w:pPr>
+        <w:ind w:left="2730" w:hanging="360"/>
+      </w:pPr>
+      <w:rPr>
+        <w:rFonts w:ascii="Courier New" w:hAnsi="Courier New" w:cs="Courier New" w:hint="default"/>
+      </w:rPr>
+    </w:lvl>
+    <w:lvl w:ilvl="2" w:tplc="040E0005" w:tentative="1">
+      <w:start w:val="1"/>
+      <w:numFmt w:val="bullet"/>
+      <w:lvlText w:val=""/>
+      <w:lvlJc w:val="left"/>
+      <w:pPr>
+        <w:ind w:left="3450" w:hanging="360"/>
+      </w:pPr>
+      <w:rPr>
+        <w:rFonts w:ascii="Wingdings" w:hAnsi="Wingdings" w:hint="default"/>
+      </w:rPr>
+    </w:lvl>
+    <w:lvl w:ilvl="3" w:tplc="040E0001" w:tentative="1">
+      <w:start w:val="1"/>
+      <w:numFmt w:val="bullet"/>
+      <w:lvlText w:val=""/>
+      <w:lvlJc w:val="left"/>
+      <w:pPr>
+        <w:ind w:left="4170" w:hanging="360"/>
+      </w:pPr>
+      <w:rPr>
+        <w:rFonts w:ascii="Symbol" w:hAnsi="Symbol" w:hint="default"/>
+      </w:rPr>
+    </w:lvl>
+    <w:lvl w:ilvl="4" w:tplc="040E0003" w:tentative="1">
+      <w:start w:val="1"/>
+      <w:numFmt w:val="bullet"/>
+      <w:lvlText w:val="o"/>
+      <w:lvlJc w:val="left"/>
+      <w:pPr>
+        <w:ind w:left="4890" w:hanging="360"/>
+      </w:pPr>
+      <w:rPr>
+        <w:rFonts w:ascii="Courier New" w:hAnsi="Courier New" w:cs="Courier New" w:hint="default"/>
+      </w:rPr>
+    </w:lvl>
+    <w:lvl w:ilvl="5" w:tplc="040E0005" w:tentative="1">
+      <w:start w:val="1"/>
+      <w:numFmt w:val="bullet"/>
+      <w:lvlText w:val=""/>
+      <w:lvlJc w:val="left"/>
+      <w:pPr>
+        <w:ind w:left="5610" w:hanging="360"/>
+      </w:pPr>
+      <w:rPr>
+        <w:rFonts w:ascii="Wingdings" w:hAnsi="Wingdings" w:hint="default"/>
+      </w:rPr>
+    </w:lvl>
+    <w:lvl w:ilvl="6" w:tplc="040E0001" w:tentative="1">
+      <w:start w:val="1"/>
+      <w:numFmt w:val="bullet"/>
+      <w:lvlText w:val=""/>
+      <w:lvlJc w:val="left"/>
+      <w:pPr>
+        <w:ind w:left="6330" w:hanging="360"/>
+      </w:pPr>
+      <w:rPr>
+        <w:rFonts w:ascii="Symbol" w:hAnsi="Symbol" w:hint="default"/>
+      </w:rPr>
+    </w:lvl>
+    <w:lvl w:ilvl="7" w:tplc="040E0003" w:tentative="1">
+      <w:start w:val="1"/>
+      <w:numFmt w:val="bullet"/>
+      <w:lvlText w:val="o"/>
+      <w:lvlJc w:val="left"/>
+      <w:pPr>
+        <w:ind w:left="7050" w:hanging="360"/>
+      </w:pPr>
+      <w:rPr>
+        <w:rFonts w:ascii="Courier New" w:hAnsi="Courier New" w:cs="Courier New" w:hint="default"/>
+      </w:rPr>
+    </w:lvl>
+    <w:lvl w:ilvl="8" w:tplc="040E0005" w:tentative="1">
+      <w:start w:val="1"/>
+      <w:numFmt w:val="bullet"/>
+      <w:lvlText w:val=""/>
+      <w:lvlJc w:val="left"/>
+      <w:pPr>
+        <w:ind w:left="7770" w:hanging="360"/>
+      </w:pPr>
+      <w:rPr>
+        <w:rFonts w:ascii="Wingdings" w:hAnsi="Wingdings" w:hint="default"/>
+      </w:rPr>
+    </w:lvl>
+  </w:abstractNum>
+  <w:abstractNum w:abstractNumId="25" w15:restartNumberingAfterBreak="0">
+    <w:nsid w:val="7AFA27B6"/>
+    <w:multiLevelType w:val="hybridMultilevel"/>
+    <w:tmpl w:val="367A5BAA"/>
+    <w:lvl w:ilvl="0" w:tplc="040E0001">
+      <w:start w:val="1"/>
+      <w:numFmt w:val="bullet"/>
+      <w:lvlText w:val=""/>
+      <w:lvlJc w:val="left"/>
+      <w:pPr>
+        <w:ind w:left="1080" w:hanging="360"/>
+      </w:pPr>
+      <w:rPr>
+        <w:rFonts w:ascii="Symbol" w:hAnsi="Symbol" w:hint="default"/>
+      </w:rPr>
+    </w:lvl>
+    <w:lvl w:ilvl="1" w:tplc="040E0003" w:tentative="1">
+      <w:start w:val="1"/>
+      <w:numFmt w:val="bullet"/>
+      <w:lvlText w:val="o"/>
+      <w:lvlJc w:val="left"/>
+      <w:pPr>
+        <w:ind w:left="1800" w:hanging="360"/>
+      </w:pPr>
+      <w:rPr>
+        <w:rFonts w:ascii="Courier New" w:hAnsi="Courier New" w:cs="Courier New" w:hint="default"/>
+      </w:rPr>
+    </w:lvl>
+    <w:lvl w:ilvl="2" w:tplc="040E0005" w:tentative="1">
+      <w:start w:val="1"/>
+      <w:numFmt w:val="bullet"/>
+      <w:lvlText w:val=""/>
+      <w:lvlJc w:val="left"/>
+      <w:pPr>
+        <w:ind w:left="2520" w:hanging="360"/>
+      </w:pPr>
+      <w:rPr>
+        <w:rFonts w:ascii="Wingdings" w:hAnsi="Wingdings" w:hint="default"/>
+      </w:rPr>
+    </w:lvl>
+    <w:lvl w:ilvl="3" w:tplc="040E0001" w:tentative="1">
+      <w:start w:val="1"/>
+      <w:numFmt w:val="bullet"/>
+      <w:lvlText w:val=""/>
+      <w:lvlJc w:val="left"/>
+      <w:pPr>
+        <w:ind w:left="3240" w:hanging="360"/>
+      </w:pPr>
+      <w:rPr>
+        <w:rFonts w:ascii="Symbol" w:hAnsi="Symbol" w:hint="default"/>
+      </w:rPr>
+    </w:lvl>
+    <w:lvl w:ilvl="4" w:tplc="040E0003" w:tentative="1">
+      <w:start w:val="1"/>
+      <w:numFmt w:val="bullet"/>
+      <w:lvlText w:val="o"/>
+      <w:lvlJc w:val="left"/>
+      <w:pPr>
+        <w:ind w:left="3960" w:hanging="360"/>
+      </w:pPr>
+      <w:rPr>
+        <w:rFonts w:ascii="Courier New" w:hAnsi="Courier New" w:cs="Courier New" w:hint="default"/>
+      </w:rPr>
+    </w:lvl>
+    <w:lvl w:ilvl="5" w:tplc="040E0005" w:tentative="1">
+      <w:start w:val="1"/>
+      <w:numFmt w:val="bullet"/>
+      <w:lvlText w:val=""/>
+      <w:lvlJc w:val="left"/>
+      <w:pPr>
+        <w:ind w:left="4680" w:hanging="360"/>
+      </w:pPr>
+      <w:rPr>
+        <w:rFonts w:ascii="Wingdings" w:hAnsi="Wingdings" w:hint="default"/>
+      </w:rPr>
+    </w:lvl>
+    <w:lvl w:ilvl="6" w:tplc="040E0001" w:tentative="1">
+      <w:start w:val="1"/>
+      <w:numFmt w:val="bullet"/>
+      <w:lvlText w:val=""/>
+      <w:lvlJc w:val="left"/>
+      <w:pPr>
+        <w:ind w:left="5400" w:hanging="360"/>
+      </w:pPr>
+      <w:rPr>
+        <w:rFonts w:ascii="Symbol" w:hAnsi="Symbol" w:hint="default"/>
+      </w:rPr>
+    </w:lvl>
+    <w:lvl w:ilvl="7" w:tplc="040E0003" w:tentative="1">
+      <w:start w:val="1"/>
+      <w:numFmt w:val="bullet"/>
+      <w:lvlText w:val="o"/>
+      <w:lvlJc w:val="left"/>
+      <w:pPr>
+        <w:ind w:left="6120" w:hanging="360"/>
+      </w:pPr>
+      <w:rPr>
+        <w:rFonts w:ascii="Courier New" w:hAnsi="Courier New" w:cs="Courier New" w:hint="default"/>
+      </w:rPr>
+    </w:lvl>
+    <w:lvl w:ilvl="8" w:tplc="040E0005" w:tentative="1">
+      <w:start w:val="1"/>
+      <w:numFmt w:val="bullet"/>
+      <w:lvlText w:val=""/>
+      <w:lvlJc w:val="left"/>
+      <w:pPr>
+        <w:ind w:left="6840" w:hanging="360"/>
+      </w:pPr>
+      <w:rPr>
+        <w:rFonts w:ascii="Wingdings" w:hAnsi="Wingdings" w:hint="default"/>
+      </w:rPr>
+    </w:lvl>
+  </w:abstractNum>
+  <w:abstractNum w:abstractNumId="26" w15:restartNumberingAfterBreak="0">
+    <w:nsid w:val="7D0619B2"/>
+    <w:multiLevelType w:val="hybridMultilevel"/>
+    <w:tmpl w:val="FB4E7A18"/>
+    <w:lvl w:ilvl="0" w:tplc="040E0001">
+      <w:start w:val="1"/>
+      <w:numFmt w:val="bullet"/>
+      <w:lvlText w:val=""/>
+      <w:lvlJc w:val="left"/>
+      <w:pPr>
+        <w:ind w:left="720" w:hanging="360"/>
+      </w:pPr>
+      <w:rPr>
+        <w:rFonts w:ascii="Symbol" w:hAnsi="Symbol" w:hint="default"/>
+      </w:rPr>
+    </w:lvl>
+    <w:lvl w:ilvl="1" w:tplc="040E0003" w:tentative="1">
+      <w:start w:val="1"/>
+      <w:numFmt w:val="bullet"/>
+      <w:lvlText w:val="o"/>
+      <w:lvlJc w:val="left"/>
+      <w:pPr>
+        <w:ind w:left="1440" w:hanging="360"/>
+      </w:pPr>
+      <w:rPr>
+        <w:rFonts w:ascii="Courier New" w:hAnsi="Courier New" w:cs="Courier New" w:hint="default"/>
+      </w:rPr>
+    </w:lvl>
+    <w:lvl w:ilvl="2" w:tplc="040E0005" w:tentative="1">
+      <w:start w:val="1"/>
+      <w:numFmt w:val="bullet"/>
+      <w:lvlText w:val=""/>
+      <w:lvlJc w:val="left"/>
+      <w:pPr>
+        <w:ind w:left="2160" w:hanging="360"/>
+      </w:pPr>
+      <w:rPr>
+        <w:rFonts w:ascii="Wingdings" w:hAnsi="Wingdings" w:hint="default"/>
+      </w:rPr>
+    </w:lvl>
+    <w:lvl w:ilvl="3" w:tplc="040E0001" w:tentative="1">
+      <w:start w:val="1"/>
+      <w:numFmt w:val="bullet"/>
+      <w:lvlText w:val=""/>
+      <w:lvlJc w:val="left"/>
+      <w:pPr>
+        <w:ind w:left="2880" w:hanging="360"/>
+      </w:pPr>
+      <w:rPr>
+        <w:rFonts w:ascii="Symbol" w:hAnsi="Symbol" w:hint="default"/>
+      </w:rPr>
+    </w:lvl>
+    <w:lvl w:ilvl="4" w:tplc="040E0003" w:tentative="1">
+      <w:start w:val="1"/>
+      <w:numFmt w:val="bullet"/>
+      <w:lvlText w:val="o"/>
+      <w:lvlJc w:val="left"/>
+      <w:pPr>
+        <w:ind w:left="3600" w:hanging="360"/>
+      </w:pPr>
+      <w:rPr>
+        <w:rFonts w:ascii="Courier New" w:hAnsi="Courier New" w:cs="Courier New" w:hint="default"/>
+      </w:rPr>
+    </w:lvl>
+    <w:lvl w:ilvl="5" w:tplc="040E0005" w:tentative="1">
+      <w:start w:val="1"/>
+      <w:numFmt w:val="bullet"/>
+      <w:lvlText w:val=""/>
+      <w:lvlJc w:val="left"/>
+      <w:pPr>
+        <w:ind w:left="4320" w:hanging="360"/>
+      </w:pPr>
+      <w:rPr>
+        <w:rFonts w:ascii="Wingdings" w:hAnsi="Wingdings" w:hint="default"/>
+      </w:rPr>
+    </w:lvl>
+    <w:lvl w:ilvl="6" w:tplc="040E0001" w:tentative="1">
+      <w:start w:val="1"/>
+      <w:numFmt w:val="bullet"/>
+      <w:lvlText w:val=""/>
+      <w:lvlJc w:val="left"/>
+      <w:pPr>
+        <w:ind w:left="5040" w:hanging="360"/>
+      </w:pPr>
+      <w:rPr>
+        <w:rFonts w:ascii="Symbol" w:hAnsi="Symbol" w:hint="default"/>
+      </w:rPr>
+    </w:lvl>
+    <w:lvl w:ilvl="7" w:tplc="040E0003" w:tentative="1">
+      <w:start w:val="1"/>
+      <w:numFmt w:val="bullet"/>
+      <w:lvlText w:val="o"/>
+      <w:lvlJc w:val="left"/>
+      <w:pPr>
+        <w:ind w:left="5760" w:hanging="360"/>
+      </w:pPr>
+      <w:rPr>
+        <w:rFonts w:ascii="Courier New" w:hAnsi="Courier New" w:cs="Courier New" w:hint="default"/>
+      </w:rPr>
+    </w:lvl>
+    <w:lvl w:ilvl="8" w:tplc="040E0005" w:tentative="1">
+      <w:start w:val="1"/>
+      <w:numFmt w:val="bullet"/>
+      <w:lvlText w:val=""/>
+      <w:lvlJc w:val="left"/>
+      <w:pPr>
+        <w:ind w:left="6480" w:hanging="360"/>
+      </w:pPr>
+      <w:rPr>
+        <w:rFonts w:ascii="Wingdings" w:hAnsi="Wingdings" w:hint="default"/>
+      </w:rPr>
+    </w:lvl>
+  </w:abstractNum>
   <w:num w:numId="1">
-    <w:abstractNumId w:val="10"/>
+    <w:abstractNumId w:val="12"/>
   </w:num>
   <w:num w:numId="2">
     <w:abstractNumId w:val="0"/>
   </w:num>
   <w:num w:numId="3">
+    <w:abstractNumId w:val="5"/>
+  </w:num>
+  <w:num w:numId="4">
+    <w:abstractNumId w:val="21"/>
+  </w:num>
+  <w:num w:numId="5">
+    <w:abstractNumId w:val="7"/>
+  </w:num>
+  <w:num w:numId="6">
+    <w:abstractNumId w:val="14"/>
+  </w:num>
+  <w:num w:numId="7">
+    <w:abstractNumId w:val="9"/>
+  </w:num>
+  <w:num w:numId="8">
+    <w:abstractNumId w:val="13"/>
+  </w:num>
+  <w:num w:numId="9">
+    <w:abstractNumId w:val="15"/>
+  </w:num>
+  <w:num w:numId="10">
     <w:abstractNumId w:val="4"/>
   </w:num>
-  <w:num w:numId="4">
-    <w:abstractNumId w:val="15"/>
+  <w:num w:numId="11">
+    <w:abstractNumId w:val="23"/>
   </w:num>
-  <w:num w:numId="5">
+  <w:num w:numId="12">
     <w:abstractNumId w:val="6"/>
   </w:num>
-  <w:num w:numId="6">
-    <w:abstractNumId w:val="12"/>
-  </w:num>
-  <w:num w:numId="7">
+  <w:num w:numId="13">
     <w:abstractNumId w:val="8"/>
-  </w:num>
-  <w:num w:numId="8">
-    <w:abstractNumId w:val="11"/>
-  </w:num>
-  <w:num w:numId="9">
-    <w:abstractNumId w:val="13"/>
-  </w:num>
-  <w:num w:numId="10">
-    <w:abstractNumId w:val="3"/>
-  </w:num>
-  <w:num w:numId="11">
-    <w:abstractNumId w:val="16"/>
-  </w:num>
-  <w:num w:numId="12">
-    <w:abstractNumId w:val="5"/>
-  </w:num>
-  <w:num w:numId="13">
-    <w:abstractNumId w:val="7"/>
   </w:num>
   <w:num w:numId="14">
     <w:abstractNumId w:val="1"/>
@@ -15658,16 +20319,151 @@
     <w:abstractNumId w:val="2"/>
   </w:num>
   <w:num w:numId="16">
-    <w:abstractNumId w:val="14"/>
+    <w:abstractNumId w:val="17"/>
   </w:num>
   <w:num w:numId="17">
-    <w:abstractNumId w:val="9"/>
+    <w:abstractNumId w:val="11"/>
+  </w:num>
+  <w:num w:numId="18">
+    <w:abstractNumId w:val="11"/>
+    <w:lvlOverride w:ilvl="0">
+      <w:lvl w:ilvl="0" w:tplc="31C23EA2">
+        <w:start w:val="1"/>
+        <w:numFmt w:val="decimal"/>
+        <w:lvlText w:val="%1."/>
+        <w:lvlJc w:val="left"/>
+        <w:pPr>
+          <w:ind w:left="1152" w:hanging="360"/>
+        </w:pPr>
+        <w:rPr>
+          <w:rFonts w:hint="default"/>
+        </w:rPr>
+      </w:lvl>
+    </w:lvlOverride>
+    <w:lvlOverride w:ilvl="1">
+      <w:lvl w:ilvl="1" w:tplc="040E0019" w:tentative="1">
+        <w:start w:val="1"/>
+        <w:numFmt w:val="lowerLetter"/>
+        <w:lvlText w:val="%2."/>
+        <w:lvlJc w:val="left"/>
+        <w:pPr>
+          <w:ind w:left="1440" w:hanging="360"/>
+        </w:pPr>
+      </w:lvl>
+    </w:lvlOverride>
+    <w:lvlOverride w:ilvl="2">
+      <w:lvl w:ilvl="2" w:tplc="040E001B" w:tentative="1">
+        <w:start w:val="1"/>
+        <w:numFmt w:val="lowerRoman"/>
+        <w:lvlText w:val="%3."/>
+        <w:lvlJc w:val="right"/>
+        <w:pPr>
+          <w:ind w:left="2160" w:hanging="180"/>
+        </w:pPr>
+      </w:lvl>
+    </w:lvlOverride>
+    <w:lvlOverride w:ilvl="3">
+      <w:lvl w:ilvl="3" w:tplc="040E000F" w:tentative="1">
+        <w:start w:val="1"/>
+        <w:numFmt w:val="decimal"/>
+        <w:lvlText w:val="%4."/>
+        <w:lvlJc w:val="left"/>
+        <w:pPr>
+          <w:ind w:left="2880" w:hanging="360"/>
+        </w:pPr>
+      </w:lvl>
+    </w:lvlOverride>
+    <w:lvlOverride w:ilvl="4">
+      <w:lvl w:ilvl="4" w:tplc="040E0019" w:tentative="1">
+        <w:start w:val="1"/>
+        <w:numFmt w:val="lowerLetter"/>
+        <w:lvlText w:val="%5."/>
+        <w:lvlJc w:val="left"/>
+        <w:pPr>
+          <w:ind w:left="3600" w:hanging="360"/>
+        </w:pPr>
+      </w:lvl>
+    </w:lvlOverride>
+    <w:lvlOverride w:ilvl="5">
+      <w:lvl w:ilvl="5" w:tplc="040E001B" w:tentative="1">
+        <w:start w:val="1"/>
+        <w:numFmt w:val="lowerRoman"/>
+        <w:lvlText w:val="%6."/>
+        <w:lvlJc w:val="right"/>
+        <w:pPr>
+          <w:ind w:left="4320" w:hanging="180"/>
+        </w:pPr>
+      </w:lvl>
+    </w:lvlOverride>
+    <w:lvlOverride w:ilvl="6">
+      <w:lvl w:ilvl="6" w:tplc="040E000F" w:tentative="1">
+        <w:start w:val="1"/>
+        <w:numFmt w:val="decimal"/>
+        <w:lvlText w:val="%7."/>
+        <w:lvlJc w:val="left"/>
+        <w:pPr>
+          <w:ind w:left="5040" w:hanging="360"/>
+        </w:pPr>
+      </w:lvl>
+    </w:lvlOverride>
+    <w:lvlOverride w:ilvl="7">
+      <w:lvl w:ilvl="7" w:tplc="040E0019" w:tentative="1">
+        <w:start w:val="1"/>
+        <w:numFmt w:val="lowerLetter"/>
+        <w:lvlText w:val="%8."/>
+        <w:lvlJc w:val="left"/>
+        <w:pPr>
+          <w:ind w:left="5760" w:hanging="360"/>
+        </w:pPr>
+      </w:lvl>
+    </w:lvlOverride>
+    <w:lvlOverride w:ilvl="8">
+      <w:lvl w:ilvl="8" w:tplc="040E001B" w:tentative="1">
+        <w:start w:val="1"/>
+        <w:numFmt w:val="lowerRoman"/>
+        <w:lvlText w:val="%9."/>
+        <w:lvlJc w:val="right"/>
+        <w:pPr>
+          <w:ind w:left="6480" w:hanging="180"/>
+        </w:pPr>
+      </w:lvl>
+    </w:lvlOverride>
+  </w:num>
+  <w:num w:numId="19">
+    <w:abstractNumId w:val="24"/>
+  </w:num>
+  <w:num w:numId="20">
+    <w:abstractNumId w:val="3"/>
+  </w:num>
+  <w:num w:numId="21">
+    <w:abstractNumId w:val="19"/>
+  </w:num>
+  <w:num w:numId="22">
+    <w:abstractNumId w:val="20"/>
+  </w:num>
+  <w:num w:numId="23">
+    <w:abstractNumId w:val="10"/>
+  </w:num>
+  <w:num w:numId="24">
+    <w:abstractNumId w:val="18"/>
+  </w:num>
+  <w:num w:numId="25">
+    <w:abstractNumId w:val="22"/>
+  </w:num>
+  <w:num w:numId="26">
+    <w:abstractNumId w:val="26"/>
+  </w:num>
+  <w:num w:numId="27">
+    <w:abstractNumId w:val="16"/>
+  </w:num>
+  <w:num w:numId="28">
+    <w:abstractNumId w:val="25"/>
   </w:num>
 </w:numbering>
 </file>
 
 <file path=word/styles.xml><?xml version="1.0" encoding="utf-8"?>
-<w:styles xmlns:mc="http://schemas.openxmlformats.org/markup-compatibility/2006" xmlns:r="http://schemas.openxmlformats.org/officeDocument/2006/relationships" xmlns:w="http://schemas.openxmlformats.org/wordprocessingml/2006/main" xmlns:w14="http://schemas.microsoft.com/office/word/2010/wordml" xmlns:w15="http://schemas.microsoft.com/office/word/2012/wordml" xmlns:w16se="http://schemas.microsoft.com/office/word/2015/wordml/symex" mc:Ignorable="w14 w15 w16se">
+<w:styles xmlns:mc="http://schemas.openxmlformats.org/markup-compatibility/2006" xmlns:r="http://schemas.openxmlformats.org/officeDocument/2006/relationships" xmlns:w="http://schemas.openxmlformats.org/wordprocessingml/2006/main" xmlns:w14="http://schemas.microsoft.com/office/word/2010/wordml" xmlns:w15="http://schemas.microsoft.com/office/word/2012/wordml" xmlns:w16cid="http://schemas.microsoft.com/office/word/2016/wordml/cid" xmlns:w16se="http://schemas.microsoft.com/office/word/2015/wordml/symex" mc:Ignorable="w14 w15 w16se w16cid">
   <w:docDefaults>
     <w:rPrDefault>
       <w:rPr>
@@ -15683,7 +20479,7 @@
       </w:pPr>
     </w:pPrDefault>
   </w:docDefaults>
-  <w:latentStyles w:defLockedState="0" w:defUIPriority="99" w:defSemiHidden="0" w:defUnhideWhenUsed="0" w:defQFormat="0" w:count="371">
+  <w:latentStyles w:defLockedState="0" w:defUIPriority="99" w:defSemiHidden="0" w:defUnhideWhenUsed="0" w:defQFormat="0" w:count="375">
     <w:lsdException w:name="Normal" w:uiPriority="0" w:qFormat="1"/>
     <w:lsdException w:name="heading 1" w:uiPriority="9" w:qFormat="1"/>
     <w:lsdException w:name="heading 2" w:semiHidden="1" w:uiPriority="9" w:unhideWhenUsed="1" w:qFormat="1"/>
@@ -15789,7 +20585,6 @@
     <w:lsdException w:name="HTML Sample" w:semiHidden="1" w:unhideWhenUsed="1"/>
     <w:lsdException w:name="HTML Typewriter" w:semiHidden="1" w:unhideWhenUsed="1"/>
     <w:lsdException w:name="HTML Variable" w:semiHidden="1" w:unhideWhenUsed="1"/>
-    <w:lsdException w:name="Normal Table" w:semiHidden="1" w:unhideWhenUsed="1"/>
     <w:lsdException w:name="annotation subject" w:semiHidden="1" w:unhideWhenUsed="1"/>
     <w:lsdException w:name="No List" w:semiHidden="1" w:unhideWhenUsed="1"/>
     <w:lsdException w:name="Outline List 1" w:semiHidden="1" w:unhideWhenUsed="1"/>
@@ -15833,10 +20628,8 @@
     <w:lsdException w:name="Table Elegant" w:semiHidden="1" w:unhideWhenUsed="1"/>
     <w:lsdException w:name="Table Professional" w:semiHidden="1" w:unhideWhenUsed="1"/>
     <w:lsdException w:name="Table Subtle 1" w:semiHidden="1" w:unhideWhenUsed="1"/>
-    <w:lsdException w:name="Table Subtle 2" w:semiHidden="1" w:unhideWhenUsed="1"/>
     <w:lsdException w:name="Table Web 1" w:semiHidden="1" w:unhideWhenUsed="1"/>
     <w:lsdException w:name="Table Web 2" w:semiHidden="1" w:unhideWhenUsed="1"/>
-    <w:lsdException w:name="Table Web 3" w:semiHidden="1" w:unhideWhenUsed="1"/>
     <w:lsdException w:name="Balloon Text" w:semiHidden="1" w:unhideWhenUsed="1"/>
     <w:lsdException w:name="Table Grid" w:uiPriority="39"/>
     <w:lsdException w:name="Table Theme" w:semiHidden="1" w:unhideWhenUsed="1"/>
@@ -16055,6 +20848,10 @@
     <w:lsdException w:name="List Table 5 Dark Accent 6" w:uiPriority="50"/>
     <w:lsdException w:name="List Table 6 Colorful Accent 6" w:uiPriority="51"/>
     <w:lsdException w:name="List Table 7 Colorful Accent 6" w:uiPriority="52"/>
+    <w:lsdException w:name="Mention" w:semiHidden="1" w:unhideWhenUsed="1"/>
+    <w:lsdException w:name="Smart Hyperlink" w:semiHidden="1" w:unhideWhenUsed="1"/>
+    <w:lsdException w:name="Hashtag" w:semiHidden="1" w:unhideWhenUsed="1"/>
+    <w:lsdException w:name="Unresolved Mention" w:semiHidden="1" w:unhideWhenUsed="1"/>
   </w:latentStyles>
   <w:style w:type="paragraph" w:default="1" w:styleId="Norml">
     <w:name w:val="Normal"/>
@@ -16249,6 +21046,76 @@
       <w:color w:val="000000" w:themeColor="text1"/>
       <w:sz w:val="24"/>
       <w:szCs w:val="24"/>
+    </w:rPr>
+  </w:style>
+  <w:style w:type="paragraph" w:styleId="Tartalomjegyzkcmsora">
+    <w:name w:val="TOC Heading"/>
+    <w:basedOn w:val="Cmsor1"/>
+    <w:next w:val="Norml"/>
+    <w:uiPriority w:val="39"/>
+    <w:unhideWhenUsed/>
+    <w:qFormat/>
+    <w:rsid w:val="007B75FF"/>
+    <w:pPr>
+      <w:numPr>
+        <w:numId w:val="0"/>
+      </w:numPr>
+      <w:outlineLvl w:val="9"/>
+    </w:pPr>
+    <w:rPr>
+      <w:rFonts w:asciiTheme="majorHAnsi" w:hAnsiTheme="majorHAnsi"/>
+      <w:b w:val="0"/>
+      <w:color w:val="2F5496" w:themeColor="accent1" w:themeShade="BF"/>
+      <w:lang w:eastAsia="hu-HU"/>
+    </w:rPr>
+  </w:style>
+  <w:style w:type="paragraph" w:styleId="TJ1">
+    <w:name w:val="toc 1"/>
+    <w:basedOn w:val="Norml"/>
+    <w:next w:val="Norml"/>
+    <w:autoRedefine/>
+    <w:uiPriority w:val="39"/>
+    <w:unhideWhenUsed/>
+    <w:rsid w:val="007B75FF"/>
+    <w:pPr>
+      <w:spacing w:after="100"/>
+    </w:pPr>
+  </w:style>
+  <w:style w:type="paragraph" w:styleId="TJ2">
+    <w:name w:val="toc 2"/>
+    <w:basedOn w:val="Norml"/>
+    <w:next w:val="Norml"/>
+    <w:autoRedefine/>
+    <w:uiPriority w:val="39"/>
+    <w:unhideWhenUsed/>
+    <w:rsid w:val="007B75FF"/>
+    <w:pPr>
+      <w:spacing w:after="100"/>
+      <w:ind w:left="220"/>
+    </w:pPr>
+  </w:style>
+  <w:style w:type="paragraph" w:styleId="TJ3">
+    <w:name w:val="toc 3"/>
+    <w:basedOn w:val="Norml"/>
+    <w:next w:val="Norml"/>
+    <w:autoRedefine/>
+    <w:uiPriority w:val="39"/>
+    <w:unhideWhenUsed/>
+    <w:rsid w:val="007B75FF"/>
+    <w:pPr>
+      <w:spacing w:after="100"/>
+      <w:ind w:left="440"/>
+    </w:pPr>
+  </w:style>
+  <w:style w:type="character" w:styleId="Hiperhivatkozs">
+    <w:name w:val="Hyperlink"/>
+    <w:basedOn w:val="Bekezdsalapbettpusa"/>
+    <w:uiPriority w:val="99"/>
+    <w:unhideWhenUsed/>
+    <w:rsid w:val="007B75FF"/>
+    <w:rPr>
+      <w:color w:val="0563C1" w:themeColor="hyperlink"/>
+      <w:u w:val="single"/>
     </w:rPr>
   </w:style>
 </w:styles>
@@ -16554,7 +21421,7 @@
 </file>
 
 <file path=customXml/itemProps1.xml><?xml version="1.0" encoding="utf-8"?>
-<ds:datastoreItem xmlns:ds="http://schemas.openxmlformats.org/officeDocument/2006/customXml" ds:itemID="{442D8D78-2AB1-436F-B5D6-C6445654827B}">
+<ds:datastoreItem xmlns:ds="http://schemas.openxmlformats.org/officeDocument/2006/customXml" ds:itemID="{74FA7BF1-B594-4A89-BA53-C487FE2B3F24}">
   <ds:schemaRefs>
     <ds:schemaRef ds:uri="http://schemas.openxmlformats.org/officeDocument/2006/bibliography"/>
   </ds:schemaRefs>

--- a/backend/Projekt feladat(1).docx
+++ b/backend/Projekt feladat(1).docx
@@ -141,7 +141,7 @@
           <w:sz w:val="24"/>
           <w:szCs w:val="24"/>
         </w:rPr>
-        <w:t xml:space="preserve"> különböző paraméterek alapján, mint például a kategória, nyelv, ár vagy </w:t>
+        <w:t xml:space="preserve"> különböző paraméterek alapján, mint például a kategória, nyelv vagy </w:t>
       </w:r>
       <w:r>
         <w:rPr>
@@ -4861,7 +4861,19 @@
               <w:rPr>
                 <w:rFonts w:ascii="Times New Roman" w:hAnsi="Times New Roman" w:cs="Times New Roman"/>
               </w:rPr>
-              <w:t>cím (VARCHAR): A könyv címe.</w:t>
+              <w:t>cím (VARCHAR</w:t>
+            </w:r>
+            <w:r>
+              <w:rPr>
+                <w:rFonts w:ascii="Times New Roman" w:hAnsi="Times New Roman" w:cs="Times New Roman"/>
+              </w:rPr>
+              <w:t>(255)</w:t>
+            </w:r>
+            <w:r>
+              <w:rPr>
+                <w:rFonts w:ascii="Times New Roman" w:hAnsi="Times New Roman" w:cs="Times New Roman"/>
+              </w:rPr>
+              <w:t>): A könyv címe.</w:t>
             </w:r>
           </w:p>
           <w:p>
@@ -6044,7 +6056,23 @@
                 <w:sz w:val="24"/>
                 <w:szCs w:val="24"/>
               </w:rPr>
-              <w:t>számlaszám (VARCHAR): Az számla azonosítója így tudjuk azonosítani ha valaki több könyvet rendelt egy rendelésben. Felépítése: ÉV/VEVO_ID/HANYADIK SZÁMLA.</w:t>
+              <w:t>számlaszám (VARCHAR</w:t>
+            </w:r>
+            <w:r>
+              <w:rPr>
+                <w:rFonts w:ascii="Times New Roman" w:hAnsi="Times New Roman" w:cs="Times New Roman"/>
+                <w:sz w:val="24"/>
+                <w:szCs w:val="24"/>
+              </w:rPr>
+              <w:t>(150)</w:t>
+            </w:r>
+            <w:r>
+              <w:rPr>
+                <w:rFonts w:ascii="Times New Roman" w:hAnsi="Times New Roman" w:cs="Times New Roman"/>
+                <w:sz w:val="24"/>
+                <w:szCs w:val="24"/>
+              </w:rPr>
+              <w:t>): Az számla azonosítója így tudjuk azonosítani ha valaki több könyvet rendelt egy rendelésben. Felépítése: ÉV/VEVO_ID/HANYADIK SZÁMLA.</w:t>
             </w:r>
           </w:p>
           <w:p>
@@ -6534,7 +6562,23 @@
                 <w:sz w:val="24"/>
                 <w:szCs w:val="24"/>
               </w:rPr>
-              <w:t>Vevő Név (VARCHAR): A vevő neve.</w:t>
+              <w:t>Vevő Név (VARCHAR</w:t>
+            </w:r>
+            <w:r>
+              <w:rPr>
+                <w:rFonts w:ascii="Times New Roman" w:hAnsi="Times New Roman" w:cs="Times New Roman"/>
+                <w:sz w:val="24"/>
+                <w:szCs w:val="24"/>
+              </w:rPr>
+              <w:t>(150)</w:t>
+            </w:r>
+            <w:r>
+              <w:rPr>
+                <w:rFonts w:ascii="Times New Roman" w:hAnsi="Times New Roman" w:cs="Times New Roman"/>
+                <w:sz w:val="24"/>
+                <w:szCs w:val="24"/>
+              </w:rPr>
+              <w:t>): A vevő neve.</w:t>
             </w:r>
           </w:p>
           <w:p>
@@ -6556,7 +6600,23 @@
                 <w:sz w:val="24"/>
                 <w:szCs w:val="24"/>
               </w:rPr>
-              <w:t>Lakcím (VARCHAR): A vevő lakcíme.</w:t>
+              <w:t>Lakcím (VARCHAR</w:t>
+            </w:r>
+            <w:r>
+              <w:rPr>
+                <w:rFonts w:ascii="Times New Roman" w:hAnsi="Times New Roman" w:cs="Times New Roman"/>
+                <w:sz w:val="24"/>
+                <w:szCs w:val="24"/>
+              </w:rPr>
+              <w:t>(150</w:t>
+            </w:r>
+            <w:r>
+              <w:rPr>
+                <w:rFonts w:ascii="Times New Roman" w:hAnsi="Times New Roman" w:cs="Times New Roman"/>
+                <w:sz w:val="24"/>
+                <w:szCs w:val="24"/>
+              </w:rPr>
+              <w:t>): A vevő lakcíme.</w:t>
             </w:r>
           </w:p>
           <w:p>
@@ -6578,7 +6638,23 @@
                 <w:sz w:val="24"/>
                 <w:szCs w:val="24"/>
               </w:rPr>
-              <w:t>Email (VARCHAR): A vevő email címe. Nem lehet kettő ugyanolyan email cím az adatbázisban.</w:t>
+              <w:t>Email (VARCHAR</w:t>
+            </w:r>
+            <w:r>
+              <w:rPr>
+                <w:rFonts w:ascii="Times New Roman" w:hAnsi="Times New Roman" w:cs="Times New Roman"/>
+                <w:sz w:val="24"/>
+                <w:szCs w:val="24"/>
+              </w:rPr>
+              <w:t>(50)</w:t>
+            </w:r>
+            <w:r>
+              <w:rPr>
+                <w:rFonts w:ascii="Times New Roman" w:hAnsi="Times New Roman" w:cs="Times New Roman"/>
+                <w:sz w:val="24"/>
+                <w:szCs w:val="24"/>
+              </w:rPr>
+              <w:t>): A vevő email címe. Nem lehet kettő ugyanolyan email cím az adatbázisban.</w:t>
             </w:r>
           </w:p>
           <w:p>
@@ -6600,7 +6676,23 @@
                 <w:sz w:val="24"/>
                 <w:szCs w:val="24"/>
               </w:rPr>
-              <w:t xml:space="preserve">Adószám (VARCHAR): Ha a vásárló egy cég </w:t>
+              <w:t>Adószám (VARCHAR</w:t>
+            </w:r>
+            <w:r>
+              <w:rPr>
+                <w:rFonts w:ascii="Times New Roman" w:hAnsi="Times New Roman" w:cs="Times New Roman"/>
+                <w:sz w:val="24"/>
+                <w:szCs w:val="24"/>
+              </w:rPr>
+              <w:t>(15)</w:t>
+            </w:r>
+            <w:r>
+              <w:rPr>
+                <w:rFonts w:ascii="Times New Roman" w:hAnsi="Times New Roman" w:cs="Times New Roman"/>
+                <w:sz w:val="24"/>
+                <w:szCs w:val="24"/>
+              </w:rPr>
+              <w:t xml:space="preserve">): Ha a vásárló egy cég </w:t>
             </w:r>
             <w:r>
               <w:rPr>
@@ -6630,7 +6722,23 @@
                 <w:sz w:val="24"/>
                 <w:szCs w:val="24"/>
               </w:rPr>
-              <w:t xml:space="preserve">jelszó (VARCHAR): A felhasználó </w:t>
+              <w:t>jelszó (VARCHAR</w:t>
+            </w:r>
+            <w:r>
+              <w:rPr>
+                <w:rFonts w:ascii="Times New Roman" w:hAnsi="Times New Roman" w:cs="Times New Roman"/>
+                <w:sz w:val="24"/>
+                <w:szCs w:val="24"/>
+              </w:rPr>
+              <w:t>(255)</w:t>
+            </w:r>
+            <w:r>
+              <w:rPr>
+                <w:rFonts w:ascii="Times New Roman" w:hAnsi="Times New Roman" w:cs="Times New Roman"/>
+                <w:sz w:val="24"/>
+                <w:szCs w:val="24"/>
+              </w:rPr>
+              <w:t xml:space="preserve">): A felhasználó </w:t>
             </w:r>
             <w:proofErr w:type="spellStart"/>
             <w:r>
@@ -6716,7 +6824,25 @@
                 <w:sz w:val="24"/>
                 <w:szCs w:val="24"/>
               </w:rPr>
-              <w:t>, user)</w:t>
+              <w:t xml:space="preserve">, </w:t>
+            </w:r>
+            <w:proofErr w:type="spellStart"/>
+            <w:r>
+              <w:rPr>
+                <w:rFonts w:ascii="Times New Roman" w:hAnsi="Times New Roman" w:cs="Times New Roman"/>
+                <w:sz w:val="24"/>
+                <w:szCs w:val="24"/>
+              </w:rPr>
+              <w:t>user</w:t>
+            </w:r>
+            <w:proofErr w:type="spellEnd"/>
+            <w:r>
+              <w:rPr>
+                <w:rFonts w:ascii="Times New Roman" w:hAnsi="Times New Roman" w:cs="Times New Roman"/>
+                <w:sz w:val="24"/>
+                <w:szCs w:val="24"/>
+              </w:rPr>
+              <w:t>)</w:t>
             </w:r>
           </w:p>
         </w:tc>
@@ -6981,7 +7107,23 @@
                 <w:sz w:val="24"/>
                 <w:szCs w:val="24"/>
               </w:rPr>
-              <w:t>Fizetési név (VARCHAR): A fizetési mód neve (Kártya, utánvét stb.)</w:t>
+              <w:t>Fizetési név (VARCHAR</w:t>
+            </w:r>
+            <w:r>
+              <w:rPr>
+                <w:rFonts w:ascii="Times New Roman" w:hAnsi="Times New Roman" w:cs="Times New Roman"/>
+                <w:sz w:val="24"/>
+                <w:szCs w:val="24"/>
+              </w:rPr>
+              <w:t>(100)</w:t>
+            </w:r>
+            <w:r>
+              <w:rPr>
+                <w:rFonts w:ascii="Times New Roman" w:hAnsi="Times New Roman" w:cs="Times New Roman"/>
+                <w:sz w:val="24"/>
+                <w:szCs w:val="24"/>
+              </w:rPr>
+              <w:t>): A fizetési mód neve (Kártya, utánvét stb.)</w:t>
             </w:r>
           </w:p>
           <w:p>
@@ -7268,7 +7410,23 @@
                 <w:sz w:val="24"/>
                 <w:szCs w:val="24"/>
               </w:rPr>
-              <w:t xml:space="preserve"> (VARCHAR): A szállítási mód neve (Házhoz szállítás, Személyes átvétel)</w:t>
+              <w:t xml:space="preserve"> (VARCHAR</w:t>
+            </w:r>
+            <w:r>
+              <w:rPr>
+                <w:rFonts w:ascii="Times New Roman" w:hAnsi="Times New Roman" w:cs="Times New Roman"/>
+                <w:sz w:val="24"/>
+                <w:szCs w:val="24"/>
+              </w:rPr>
+              <w:t>(100)</w:t>
+            </w:r>
+            <w:r>
+              <w:rPr>
+                <w:rFonts w:ascii="Times New Roman" w:hAnsi="Times New Roman" w:cs="Times New Roman"/>
+                <w:sz w:val="24"/>
+                <w:szCs w:val="24"/>
+              </w:rPr>
+              <w:t>): A szállítási mód neve (Házhoz szállítás, Személyes átvétel)</w:t>
             </w:r>
           </w:p>
           <w:p>
@@ -7588,7 +7746,23 @@
                 <w:sz w:val="24"/>
                 <w:szCs w:val="24"/>
               </w:rPr>
-              <w:t xml:space="preserve">(VARCHAR): A </w:t>
+              <w:t>(VARCHAR</w:t>
+            </w:r>
+            <w:r>
+              <w:rPr>
+                <w:rFonts w:ascii="Times New Roman" w:hAnsi="Times New Roman" w:cs="Times New Roman"/>
+                <w:sz w:val="24"/>
+                <w:szCs w:val="24"/>
+              </w:rPr>
+              <w:t>(150)</w:t>
+            </w:r>
+            <w:r>
+              <w:rPr>
+                <w:rFonts w:ascii="Times New Roman" w:hAnsi="Times New Roman" w:cs="Times New Roman"/>
+                <w:sz w:val="24"/>
+                <w:szCs w:val="24"/>
+              </w:rPr>
+              <w:t xml:space="preserve">): A </w:t>
             </w:r>
             <w:r>
               <w:rPr>
@@ -7941,7 +8115,23 @@
                 <w:sz w:val="24"/>
                 <w:szCs w:val="24"/>
               </w:rPr>
-              <w:t>cím (VARCHAR): A rendelt könyv címe</w:t>
+              <w:t>cím (VARCHAR</w:t>
+            </w:r>
+            <w:r>
+              <w:rPr>
+                <w:rFonts w:ascii="Times New Roman" w:hAnsi="Times New Roman" w:cs="Times New Roman"/>
+                <w:sz w:val="24"/>
+                <w:szCs w:val="24"/>
+              </w:rPr>
+              <w:t>(255)</w:t>
+            </w:r>
+            <w:r>
+              <w:rPr>
+                <w:rFonts w:ascii="Times New Roman" w:hAnsi="Times New Roman" w:cs="Times New Roman"/>
+                <w:sz w:val="24"/>
+                <w:szCs w:val="24"/>
+              </w:rPr>
+              <w:t>): A rendelt könyv címe</w:t>
             </w:r>
             <w:r>
               <w:rPr>
@@ -12266,6 +12456,7 @@
               </w:rPr>
               <w:t xml:space="preserve"> </w:t>
             </w:r>
+            <w:proofErr w:type="spellStart"/>
             <w:r>
               <w:rPr>
                 <w:rFonts w:ascii="Times New Roman" w:hAnsi="Times New Roman" w:cs="Times New Roman"/>
@@ -12282,6 +12473,7 @@
               </w:rPr>
               <w:t>oken</w:t>
             </w:r>
+            <w:proofErr w:type="spellEnd"/>
             <w:r>
               <w:rPr>
                 <w:rFonts w:ascii="Times New Roman" w:hAnsi="Times New Roman" w:cs="Times New Roman"/>
@@ -13170,6 +13362,7 @@
               </w:rPr>
               <w:t xml:space="preserve"> </w:t>
             </w:r>
+            <w:proofErr w:type="spellStart"/>
             <w:r>
               <w:rPr>
                 <w:rFonts w:ascii="Times New Roman" w:hAnsi="Times New Roman" w:cs="Times New Roman"/>
@@ -13184,7 +13377,16 @@
                 <w:sz w:val="24"/>
                 <w:szCs w:val="24"/>
               </w:rPr>
-              <w:t xml:space="preserve">oken, </w:t>
+              <w:t>oken</w:t>
+            </w:r>
+            <w:proofErr w:type="spellEnd"/>
+            <w:r>
+              <w:rPr>
+                <w:rFonts w:ascii="Times New Roman" w:hAnsi="Times New Roman" w:cs="Times New Roman"/>
+                <w:sz w:val="24"/>
+                <w:szCs w:val="24"/>
+              </w:rPr>
+              <w:t xml:space="preserve">, </w:t>
             </w:r>
             <w:proofErr w:type="spellStart"/>
             <w:r>
@@ -14055,6 +14257,7 @@
               </w:rPr>
               <w:t xml:space="preserve">, </w:t>
             </w:r>
+            <w:proofErr w:type="spellStart"/>
             <w:r>
               <w:rPr>
                 <w:rFonts w:ascii="Times New Roman" w:hAnsi="Times New Roman" w:cs="Times New Roman"/>
@@ -14069,7 +14272,16 @@
                 <w:sz w:val="24"/>
                 <w:szCs w:val="24"/>
               </w:rPr>
-              <w:t xml:space="preserve">oken, </w:t>
+              <w:t>oken</w:t>
+            </w:r>
+            <w:proofErr w:type="spellEnd"/>
+            <w:r>
+              <w:rPr>
+                <w:rFonts w:ascii="Times New Roman" w:hAnsi="Times New Roman" w:cs="Times New Roman"/>
+                <w:sz w:val="24"/>
+                <w:szCs w:val="24"/>
+              </w:rPr>
+              <w:t xml:space="preserve">, </w:t>
             </w:r>
             <w:proofErr w:type="spellStart"/>
             <w:r>
@@ -14672,6 +14884,17 @@
         </w:rPr>
         <w:t>Használt nyelvek: JavaScript (JSX)</w:t>
       </w:r>
+      <w:r>
+        <w:rPr>
+          <w:rFonts w:ascii="Times New Roman" w:hAnsi="Times New Roman" w:cs="Times New Roman"/>
+        </w:rPr>
+        <w:t xml:space="preserve">, </w:t>
+      </w:r>
+      <w:proofErr w:type="spellStart"/>
+      <w:r>
+        <w:t>TypeScript</w:t>
+      </w:r>
+      <w:proofErr w:type="spellEnd"/>
     </w:p>
     <w:p>
       <w:pPr>
@@ -15842,9 +16065,8 @@
         <w:pStyle w:val="Listaszerbekezds"/>
         <w:numPr>
           <w:ilvl w:val="0"/>
-          <w:numId w:val="22"/>
+          <w:numId w:val="37"/>
         </w:numPr>
-        <w:ind w:left="1843"/>
         <w:rPr>
           <w:rFonts w:ascii="Times New Roman" w:hAnsi="Times New Roman" w:cs="Times New Roman"/>
           <w:sz w:val="24"/>
@@ -15857,15 +16079,6 @@
           <w:sz w:val="24"/>
           <w:szCs w:val="24"/>
         </w:rPr>
-        <w:t>A kezdő komponens a program indulásakor.</w:t>
-      </w:r>
-      <w:r>
-        <w:rPr>
-          <w:rFonts w:ascii="Times New Roman" w:hAnsi="Times New Roman" w:cs="Times New Roman"/>
-          <w:sz w:val="24"/>
-          <w:szCs w:val="24"/>
-        </w:rPr>
-        <w:br/>
         <w:t>Feladata:</w:t>
       </w:r>
     </w:p>
@@ -16036,19 +16249,69 @@
     </w:p>
     <w:p>
       <w:pPr>
-        <w:rPr>
-          <w:rFonts w:ascii="Times New Roman" w:hAnsi="Times New Roman" w:cs="Times New Roman"/>
-        </w:rPr>
-      </w:pPr>
+        <w:pStyle w:val="Cmsor3"/>
+      </w:pPr>
+      <w:proofErr w:type="spellStart"/>
+      <w:r>
+        <w:t>Kezdolap.jsx</w:t>
+      </w:r>
+      <w:proofErr w:type="spellEnd"/>
+      <w:r>
+        <w:t>:</w:t>
+      </w:r>
     </w:p>
     <w:p>
       <w:pPr>
+        <w:pStyle w:val="Listaszerbekezds"/>
+        <w:numPr>
+          <w:ilvl w:val="0"/>
+          <w:numId w:val="38"/>
+        </w:numPr>
+        <w:ind w:left="1843"/>
+      </w:pPr>
+      <w:r>
+        <w:t>A kezdőoldala a webáruháznak.</w:t>
+      </w:r>
+    </w:p>
+    <w:p>
+      <w:pPr>
+        <w:pStyle w:val="Listaszerbekezds"/>
+        <w:numPr>
+          <w:ilvl w:val="0"/>
+          <w:numId w:val="38"/>
+        </w:numPr>
+        <w:ind w:left="1843"/>
+      </w:pPr>
+      <w:r>
+        <w:t xml:space="preserve">Felkínál három kategóriát amelyre rákattintva behozza az összes könyvet amely hozzá tartozik. </w:t>
+      </w:r>
+    </w:p>
+    <w:p>
+      <w:pPr>
+        <w:pStyle w:val="Listaszerbekezds"/>
+        <w:numPr>
+          <w:ilvl w:val="0"/>
+          <w:numId w:val="38"/>
+        </w:numPr>
+        <w:ind w:left="1843"/>
+      </w:pPr>
+      <w:r>
+        <w:t xml:space="preserve">Véletlenszerűen kiválaszt 10 könyvet a kínálatból amelyekre kattintva feldobja a könyv információját. </w:t>
+      </w:r>
+      <w:bookmarkStart w:id="45" w:name="_GoBack"/>
+      <w:bookmarkEnd w:id="45"/>
+      <w:r>
+        <w:t xml:space="preserve"> </w:t>
+      </w:r>
+    </w:p>
+    <w:p>
+      <w:pPr>
         <w:pStyle w:val="Cmsor3"/>
         <w:rPr>
           <w:rFonts w:cs="Times New Roman"/>
         </w:rPr>
       </w:pPr>
-      <w:bookmarkStart w:id="45" w:name="_Toc223337222"/>
+      <w:bookmarkStart w:id="46" w:name="_Toc223337222"/>
       <w:proofErr w:type="spellStart"/>
       <w:r>
         <w:rPr>
@@ -16069,7 +16332,7 @@
         </w:rPr>
         <w:t>:</w:t>
       </w:r>
-      <w:bookmarkEnd w:id="45"/>
+      <w:bookmarkEnd w:id="46"/>
     </w:p>
     <w:p>
       <w:pPr>
@@ -16150,7 +16413,7 @@
           <w:rFonts w:cs="Times New Roman"/>
         </w:rPr>
       </w:pPr>
-      <w:bookmarkStart w:id="46" w:name="_Toc223337223"/>
+      <w:bookmarkStart w:id="47" w:name="_Toc223337223"/>
       <w:proofErr w:type="spellStart"/>
       <w:r>
         <w:rPr>
@@ -16171,7 +16434,7 @@
         </w:rPr>
         <w:t>:</w:t>
       </w:r>
-      <w:bookmarkEnd w:id="46"/>
+      <w:bookmarkEnd w:id="47"/>
       <w:r>
         <w:rPr>
           <w:rFonts w:cs="Times New Roman"/>
@@ -16492,7 +16755,7 @@
           <w:rFonts w:cs="Times New Roman"/>
         </w:rPr>
       </w:pPr>
-      <w:bookmarkStart w:id="47" w:name="_Toc223337224"/>
+      <w:bookmarkStart w:id="48" w:name="_Toc223337224"/>
       <w:proofErr w:type="spellStart"/>
       <w:r>
         <w:rPr>
@@ -16525,7 +16788,7 @@
         </w:rPr>
         <w:t>:</w:t>
       </w:r>
-      <w:bookmarkEnd w:id="47"/>
+      <w:bookmarkEnd w:id="48"/>
     </w:p>
     <w:p>
       <w:pPr>
@@ -16614,7 +16877,7 @@
         <w:pStyle w:val="Cmsor3"/>
         <w:ind w:hanging="500"/>
       </w:pPr>
-      <w:bookmarkStart w:id="48" w:name="_Toc223337225"/>
+      <w:bookmarkStart w:id="49" w:name="_Toc223337225"/>
       <w:proofErr w:type="spellStart"/>
       <w:r>
         <w:t>Filter.jsx</w:t>
@@ -16623,7 +16886,7 @@
       <w:r>
         <w:t>:</w:t>
       </w:r>
-      <w:bookmarkEnd w:id="48"/>
+      <w:bookmarkEnd w:id="49"/>
     </w:p>
     <w:p>
       <w:pPr>
@@ -16674,7 +16937,7 @@
           <w:rFonts w:cs="Times New Roman"/>
         </w:rPr>
       </w:pPr>
-      <w:bookmarkStart w:id="49" w:name="_Toc223337226"/>
+      <w:bookmarkStart w:id="50" w:name="_Toc223337226"/>
       <w:proofErr w:type="spellStart"/>
       <w:r>
         <w:rPr>
@@ -16715,7 +16978,7 @@
         </w:rPr>
         <w:t>:</w:t>
       </w:r>
-      <w:bookmarkEnd w:id="49"/>
+      <w:bookmarkEnd w:id="50"/>
     </w:p>
     <w:p>
       <w:pPr>
@@ -16819,6 +17082,7 @@
           <w:sz w:val="24"/>
           <w:szCs w:val="24"/>
         </w:rPr>
+        <w:lastRenderedPageBreak/>
         <w:t xml:space="preserve">Hozzátartozó </w:t>
       </w:r>
       <w:proofErr w:type="spellStart"/>
@@ -16847,7 +17111,7 @@
           <w:rFonts w:cs="Times New Roman"/>
         </w:rPr>
       </w:pPr>
-      <w:bookmarkStart w:id="50" w:name="_Toc223337227"/>
+      <w:bookmarkStart w:id="51" w:name="_Toc223337227"/>
       <w:proofErr w:type="spellStart"/>
       <w:r>
         <w:rPr>
@@ -16868,7 +17132,7 @@
         </w:rPr>
         <w:t>:</w:t>
       </w:r>
-      <w:bookmarkEnd w:id="50"/>
+      <w:bookmarkEnd w:id="51"/>
     </w:p>
     <w:p>
       <w:pPr>
@@ -16913,7 +17177,6 @@
           <w:sz w:val="24"/>
           <w:szCs w:val="24"/>
         </w:rPr>
-        <w:lastRenderedPageBreak/>
         <w:t xml:space="preserve">A jobb oldali összegzőn a darab szám az egyedi termékek számát takarja nem pedig az összes darab számot. A teljes ár az összes termék </w:t>
       </w:r>
       <w:proofErr w:type="spellStart"/>
@@ -16996,7 +17259,7 @@
           <w:rFonts w:cs="Times New Roman"/>
         </w:rPr>
       </w:pPr>
-      <w:bookmarkStart w:id="51" w:name="_Toc223337228"/>
+      <w:bookmarkStart w:id="52" w:name="_Toc223337228"/>
       <w:proofErr w:type="spellStart"/>
       <w:r>
         <w:rPr>
@@ -17037,7 +17300,7 @@
         </w:rPr>
         <w:t>.</w:t>
       </w:r>
-      <w:bookmarkEnd w:id="51"/>
+      <w:bookmarkEnd w:id="52"/>
       <w:r>
         <w:rPr>
           <w:rFonts w:cs="Times New Roman"/>
@@ -17145,7 +17408,7 @@
       <w:pPr>
         <w:pStyle w:val="Cmsor3"/>
       </w:pPr>
-      <w:bookmarkStart w:id="52" w:name="_Toc223337229"/>
+      <w:bookmarkStart w:id="53" w:name="_Toc223337229"/>
       <w:r>
         <w:t xml:space="preserve">AdminOsszesKonyv.jsx, </w:t>
       </w:r>
@@ -17161,7 +17424,7 @@
       <w:r>
         <w:t>AdminUjAdat.jsx</w:t>
       </w:r>
-      <w:bookmarkEnd w:id="52"/>
+      <w:bookmarkEnd w:id="53"/>
       <w:proofErr w:type="spellEnd"/>
     </w:p>
     <w:p>
@@ -17401,7 +17664,7 @@
       <w:pPr>
         <w:pStyle w:val="Cmsor3"/>
       </w:pPr>
-      <w:bookmarkStart w:id="53" w:name="_Toc223337230"/>
+      <w:bookmarkStart w:id="54" w:name="_Toc223337230"/>
       <w:proofErr w:type="spellStart"/>
       <w:r>
         <w:t>AdminMódosítás.jsx</w:t>
@@ -17414,7 +17677,7 @@
       <w:r>
         <w:t>AdminUserMódosítás.jsx</w:t>
       </w:r>
-      <w:bookmarkEnd w:id="53"/>
+      <w:bookmarkEnd w:id="54"/>
       <w:proofErr w:type="spellEnd"/>
     </w:p>
     <w:p>
@@ -17549,24 +17812,24 @@
           <w:rFonts w:cs="Times New Roman"/>
         </w:rPr>
       </w:pPr>
-      <w:bookmarkStart w:id="54" w:name="_Toc223337231"/>
+      <w:bookmarkStart w:id="55" w:name="_Toc223337231"/>
       <w:r>
         <w:rPr>
           <w:rFonts w:cs="Times New Roman"/>
         </w:rPr>
         <w:t>Teszteredmények dokumentációja:</w:t>
       </w:r>
-      <w:bookmarkEnd w:id="54"/>
+      <w:bookmarkEnd w:id="55"/>
     </w:p>
     <w:p>
       <w:pPr>
         <w:pStyle w:val="Cmsor2"/>
       </w:pPr>
-      <w:bookmarkStart w:id="55" w:name="_Toc223337232"/>
+      <w:bookmarkStart w:id="56" w:name="_Toc223337232"/>
       <w:r>
         <w:t>Backend tesztek:</w:t>
       </w:r>
-      <w:bookmarkEnd w:id="55"/>
+      <w:bookmarkEnd w:id="56"/>
     </w:p>
     <w:p>
       <w:pPr>
@@ -17698,6 +17961,7 @@
           <w:szCs w:val="24"/>
           <w:lang w:eastAsia="hu-HU"/>
         </w:rPr>
+        <w:lastRenderedPageBreak/>
         <w:t>Egységteszt (unit test)</w:t>
       </w:r>
     </w:p>
@@ -17810,7 +18074,6 @@
           <w:szCs w:val="24"/>
           <w:lang w:eastAsia="hu-HU"/>
         </w:rPr>
-        <w:lastRenderedPageBreak/>
         <w:t>Tesztkörnyezet:</w:t>
       </w:r>
     </w:p>
@@ -17959,7 +18222,7 @@
         </w:rPr>
         <w:t xml:space="preserve"> </w:t>
       </w:r>
-      <w:bookmarkStart w:id="56" w:name="_Toc223337233"/>
+      <w:bookmarkStart w:id="57" w:name="_Toc223337233"/>
       <w:r>
         <w:rPr>
           <w:rFonts w:eastAsia="Times New Roman"/>
@@ -17967,7 +18230,7 @@
         </w:rPr>
         <w:t>Tesztelési stratégia</w:t>
       </w:r>
-      <w:bookmarkEnd w:id="56"/>
+      <w:bookmarkEnd w:id="57"/>
     </w:p>
     <w:p>
       <w:pPr>
@@ -18025,38 +18288,39 @@
           <w:lang w:eastAsia="hu-HU"/>
         </w:rPr>
       </w:pPr>
-      <w:bookmarkStart w:id="57" w:name="_Toc223337234"/>
+      <w:bookmarkStart w:id="58" w:name="_Toc223337234"/>
       <w:r>
         <w:rPr>
           <w:lang w:eastAsia="hu-HU"/>
         </w:rPr>
         <w:t>Tesztesetek táblázatos formában:</w:t>
-      </w:r>
-      <w:bookmarkEnd w:id="57"/>
-    </w:p>
-    <w:p>
-      <w:pPr>
-        <w:pStyle w:val="Cmsor3"/>
-        <w:rPr>
-          <w:lang w:eastAsia="hu-HU"/>
-        </w:rPr>
-      </w:pPr>
-      <w:bookmarkStart w:id="58" w:name="_Toc223337235"/>
-      <w:r>
-        <w:rPr>
-          <w:lang w:eastAsia="hu-HU"/>
-        </w:rPr>
-        <w:t>Felhasználó regisztráció végpont tesztelése:</w:t>
       </w:r>
       <w:bookmarkEnd w:id="58"/>
     </w:p>
     <w:p>
       <w:pPr>
+        <w:pStyle w:val="Cmsor3"/>
+        <w:rPr>
+          <w:lang w:eastAsia="hu-HU"/>
+        </w:rPr>
+      </w:pPr>
+      <w:bookmarkStart w:id="59" w:name="_Toc223337235"/>
+      <w:r>
+        <w:rPr>
+          <w:lang w:eastAsia="hu-HU"/>
+        </w:rPr>
+        <w:t>Felhasználó regisztráció végpont tesztelése:</w:t>
+      </w:r>
+      <w:bookmarkEnd w:id="59"/>
+    </w:p>
+    <w:p>
+      <w:pPr>
         <w:ind w:left="708"/>
         <w:rPr>
           <w:lang w:eastAsia="hu-HU"/>
         </w:rPr>
       </w:pPr>
+      <w:proofErr w:type="spellStart"/>
       <w:r>
         <w:rPr>
           <w:b/>
@@ -18064,6 +18328,7 @@
         </w:rPr>
         <w:t>Endpoint</w:t>
       </w:r>
+      <w:proofErr w:type="spellEnd"/>
       <w:r>
         <w:rPr>
           <w:lang w:eastAsia="hu-HU"/>
@@ -19053,14 +19318,14 @@
           <w:lang w:eastAsia="hu-HU"/>
         </w:rPr>
       </w:pPr>
-      <w:bookmarkStart w:id="59" w:name="_Toc223337236"/>
+      <w:bookmarkStart w:id="60" w:name="_Toc223337236"/>
       <w:r>
         <w:rPr>
           <w:lang w:eastAsia="hu-HU"/>
         </w:rPr>
         <w:t>Bejelentkezés tesztelése:</w:t>
       </w:r>
-      <w:bookmarkEnd w:id="59"/>
+      <w:bookmarkEnd w:id="60"/>
     </w:p>
     <w:p>
       <w:pPr>
@@ -19069,6 +19334,7 @@
           <w:lang w:eastAsia="hu-HU"/>
         </w:rPr>
       </w:pPr>
+      <w:proofErr w:type="spellStart"/>
       <w:r>
         <w:rPr>
           <w:b/>
@@ -19076,6 +19342,7 @@
         </w:rPr>
         <w:t>Endpoint</w:t>
       </w:r>
+      <w:proofErr w:type="spellEnd"/>
       <w:r>
         <w:rPr>
           <w:lang w:eastAsia="hu-HU"/>
@@ -19911,14 +20178,14 @@
           <w:lang w:eastAsia="hu-HU"/>
         </w:rPr>
       </w:pPr>
-      <w:bookmarkStart w:id="60" w:name="_Toc223337237"/>
+      <w:bookmarkStart w:id="61" w:name="_Toc223337237"/>
       <w:r>
         <w:rPr>
           <w:lang w:eastAsia="hu-HU"/>
         </w:rPr>
         <w:t>Terméklista lekérdezése:</w:t>
       </w:r>
-      <w:bookmarkEnd w:id="60"/>
+      <w:bookmarkEnd w:id="61"/>
     </w:p>
     <w:p>
       <w:pPr>
@@ -19927,11 +20194,19 @@
           <w:lang w:eastAsia="hu-HU"/>
         </w:rPr>
       </w:pPr>
+      <w:proofErr w:type="spellStart"/>
       <w:r>
         <w:rPr>
           <w:lang w:eastAsia="hu-HU"/>
         </w:rPr>
-        <w:t>Endpoint: GET /</w:t>
+        <w:t>Endpoint</w:t>
+      </w:r>
+      <w:proofErr w:type="spellEnd"/>
+      <w:r>
+        <w:rPr>
+          <w:lang w:eastAsia="hu-HU"/>
+        </w:rPr>
+        <w:t>: GET /</w:t>
       </w:r>
       <w:proofErr w:type="spellStart"/>
       <w:r>
@@ -20318,6 +20593,7 @@
                 <w:szCs w:val="24"/>
                 <w:lang w:eastAsia="hu-HU"/>
               </w:rPr>
+              <w:lastRenderedPageBreak/>
               <w:t>TC-0</w:t>
             </w:r>
             <w:r>
@@ -20457,14 +20733,14 @@
           <w:lang w:eastAsia="hu-HU"/>
         </w:rPr>
       </w:pPr>
-      <w:bookmarkStart w:id="61" w:name="_Toc223337238"/>
+      <w:bookmarkStart w:id="62" w:name="_Toc223337238"/>
       <w:r>
         <w:rPr>
           <w:lang w:eastAsia="hu-HU"/>
         </w:rPr>
         <w:t>Backend tesztelések összegzése:</w:t>
       </w:r>
-      <w:bookmarkEnd w:id="61"/>
+      <w:bookmarkEnd w:id="62"/>
     </w:p>
     <w:tbl>
       <w:tblPr>
@@ -20604,15 +20880,14 @@
           <w:lang w:eastAsia="hu-HU"/>
         </w:rPr>
       </w:pPr>
-      <w:bookmarkStart w:id="62" w:name="_Toc223337239"/>
+      <w:bookmarkStart w:id="63" w:name="_Toc223337239"/>
       <w:r>
         <w:rPr>
           <w:lang w:eastAsia="hu-HU"/>
         </w:rPr>
-        <w:lastRenderedPageBreak/>
         <w:t>Frontend tesztelés</w:t>
       </w:r>
-      <w:bookmarkEnd w:id="62"/>
+      <w:bookmarkEnd w:id="63"/>
     </w:p>
     <w:p>
       <w:pPr>
@@ -21136,11 +21411,11 @@
       <w:pPr>
         <w:pStyle w:val="Cmsor2"/>
       </w:pPr>
-      <w:bookmarkStart w:id="63" w:name="_Toc223337240"/>
+      <w:bookmarkStart w:id="64" w:name="_Toc223337240"/>
       <w:r>
         <w:t>Tesztelési stratégia</w:t>
       </w:r>
-      <w:bookmarkEnd w:id="63"/>
+      <w:bookmarkEnd w:id="64"/>
     </w:p>
     <w:p>
       <w:pPr>
@@ -21185,21 +21460,21 @@
       <w:pPr>
         <w:pStyle w:val="Cmsor2"/>
       </w:pPr>
-      <w:bookmarkStart w:id="64" w:name="_Toc223337241"/>
+      <w:bookmarkStart w:id="65" w:name="_Toc223337241"/>
       <w:r>
         <w:t>Tesztesetek táblázata</w:t>
       </w:r>
-      <w:bookmarkEnd w:id="64"/>
+      <w:bookmarkEnd w:id="65"/>
     </w:p>
     <w:p>
       <w:pPr>
         <w:pStyle w:val="Cmsor3"/>
       </w:pPr>
-      <w:bookmarkStart w:id="65" w:name="_Toc223337242"/>
+      <w:bookmarkStart w:id="66" w:name="_Toc223337242"/>
       <w:r>
         <w:t>Regisztrációs oldal</w:t>
       </w:r>
-      <w:bookmarkEnd w:id="65"/>
+      <w:bookmarkEnd w:id="66"/>
     </w:p>
     <w:p>
       <w:pPr>
@@ -21853,11 +22128,11 @@
       <w:pPr>
         <w:pStyle w:val="Cmsor3"/>
       </w:pPr>
-      <w:bookmarkStart w:id="66" w:name="_Toc223337243"/>
+      <w:bookmarkStart w:id="67" w:name="_Toc223337243"/>
       <w:r>
         <w:t>Bejelentkezés oldal</w:t>
       </w:r>
-      <w:bookmarkEnd w:id="66"/>
+      <w:bookmarkEnd w:id="67"/>
     </w:p>
     <w:p>
       <w:pPr>
@@ -22192,7 +22467,27 @@
                 <w:szCs w:val="24"/>
                 <w:lang w:eastAsia="hu-HU"/>
               </w:rPr>
-              <w:t xml:space="preserve">JWT token </w:t>
+              <w:t xml:space="preserve">JWT </w:t>
+            </w:r>
+            <w:proofErr w:type="spellStart"/>
+            <w:r>
+              <w:rPr>
+                <w:rFonts w:ascii="Times New Roman" w:eastAsia="Times New Roman" w:hAnsi="Times New Roman" w:cs="Times New Roman"/>
+                <w:sz w:val="24"/>
+                <w:szCs w:val="24"/>
+                <w:lang w:eastAsia="hu-HU"/>
+              </w:rPr>
+              <w:t>token</w:t>
+            </w:r>
+            <w:proofErr w:type="spellEnd"/>
+            <w:r>
+              <w:rPr>
+                <w:rFonts w:ascii="Times New Roman" w:eastAsia="Times New Roman" w:hAnsi="Times New Roman" w:cs="Times New Roman"/>
+                <w:sz w:val="24"/>
+                <w:szCs w:val="24"/>
+                <w:lang w:eastAsia="hu-HU"/>
+              </w:rPr>
+              <w:t xml:space="preserve"> </w:t>
             </w:r>
             <w:proofErr w:type="spellStart"/>
             <w:r>
@@ -22271,6 +22566,7 @@
                 <w:szCs w:val="24"/>
                 <w:lang w:eastAsia="hu-HU"/>
               </w:rPr>
+              <w:lastRenderedPageBreak/>
               <w:t>FE-0</w:t>
             </w:r>
             <w:r>
@@ -22744,12 +23040,11 @@
       <w:pPr>
         <w:pStyle w:val="Cmsor3"/>
       </w:pPr>
-      <w:bookmarkStart w:id="67" w:name="_Toc223337244"/>
-      <w:r>
-        <w:lastRenderedPageBreak/>
+      <w:bookmarkStart w:id="68" w:name="_Toc223337244"/>
+      <w:r>
         <w:t>Fő oldal</w:t>
       </w:r>
-      <w:bookmarkEnd w:id="67"/>
+      <w:bookmarkEnd w:id="68"/>
       <w:r>
         <w:t xml:space="preserve"> </w:t>
       </w:r>
@@ -23324,11 +23619,11 @@
       <w:pPr>
         <w:pStyle w:val="Cmsor3"/>
       </w:pPr>
-      <w:bookmarkStart w:id="68" w:name="_Toc223337245"/>
+      <w:bookmarkStart w:id="69" w:name="_Toc223337245"/>
       <w:r>
         <w:t>Kosár oldal</w:t>
       </w:r>
-      <w:bookmarkEnd w:id="68"/>
+      <w:bookmarkEnd w:id="69"/>
     </w:p>
     <w:p>
       <w:pPr>
@@ -23851,11 +24146,11 @@
       <w:pPr>
         <w:pStyle w:val="Cmsor3"/>
       </w:pPr>
-      <w:bookmarkStart w:id="69" w:name="_Toc223337246"/>
+      <w:bookmarkStart w:id="70" w:name="_Toc223337246"/>
       <w:r>
         <w:t>Fizetés oldal</w:t>
       </w:r>
-      <w:bookmarkEnd w:id="69"/>
+      <w:bookmarkEnd w:id="70"/>
     </w:p>
     <w:p>
       <w:pPr>
@@ -24410,7 +24705,7 @@
       <w:pPr>
         <w:pStyle w:val="Cmsor2"/>
       </w:pPr>
-      <w:bookmarkStart w:id="70" w:name="_Toc223337247"/>
+      <w:bookmarkStart w:id="71" w:name="_Toc223337247"/>
       <w:proofErr w:type="spellStart"/>
       <w:r>
         <w:t>Routing</w:t>
@@ -24419,7 +24714,7 @@
       <w:r>
         <w:t xml:space="preserve"> tesztelés</w:t>
       </w:r>
-      <w:bookmarkEnd w:id="70"/>
+      <w:bookmarkEnd w:id="71"/>
       <w:r>
         <w:t xml:space="preserve"> </w:t>
       </w:r>
@@ -25582,6 +25877,7 @@
                 <w:szCs w:val="20"/>
                 <w:lang w:eastAsia="hu-HU"/>
               </w:rPr>
+              <w:lastRenderedPageBreak/>
               <w:t>/</w:t>
             </w:r>
             <w:proofErr w:type="spellStart"/>
@@ -26168,7 +26464,6 @@
                 <w:szCs w:val="20"/>
                 <w:lang w:eastAsia="hu-HU"/>
               </w:rPr>
-              <w:lastRenderedPageBreak/>
               <w:t>/</w:t>
             </w:r>
             <w:proofErr w:type="spellStart"/>
@@ -26395,37 +26690,39 @@
           <w:sz w:val="24"/>
           <w:szCs w:val="24"/>
         </w:rPr>
-        <w:t>A</w:t>
-      </w:r>
+        <w:t xml:space="preserve">A </w:t>
+      </w:r>
+      <w:proofErr w:type="spellStart"/>
       <w:r>
         <w:rPr>
           <w:sz w:val="24"/>
           <w:szCs w:val="24"/>
         </w:rPr>
-        <w:t xml:space="preserve"> </w:t>
-      </w:r>
-      <w:proofErr w:type="spellStart"/>
+        <w:t>BookBar</w:t>
+      </w:r>
+      <w:proofErr w:type="spellEnd"/>
       <w:r>
         <w:rPr>
           <w:sz w:val="24"/>
           <w:szCs w:val="24"/>
         </w:rPr>
-        <w:t>BookBar</w:t>
-      </w:r>
-      <w:proofErr w:type="spellEnd"/>
+        <w:t xml:space="preserve"> frontendje egy átlátható, jól strukturált </w:t>
+      </w:r>
+      <w:proofErr w:type="spellStart"/>
       <w:r>
         <w:rPr>
           <w:sz w:val="24"/>
           <w:szCs w:val="24"/>
         </w:rPr>
-        <w:t xml:space="preserve"> </w:t>
-      </w:r>
+        <w:t>React</w:t>
+      </w:r>
+      <w:proofErr w:type="spellEnd"/>
       <w:r>
         <w:rPr>
           <w:sz w:val="24"/>
           <w:szCs w:val="24"/>
         </w:rPr>
-        <w:t xml:space="preserve">frontendje egy átlátható, jól strukturált </w:t>
+        <w:t xml:space="preserve">-alapú alkalmazás, amely mind a felhasználók, mind az adminisztrátorok számára kényelmes és biztonságos felületet biztosít az </w:t>
       </w:r>
       <w:proofErr w:type="spellStart"/>
       <w:r>
@@ -26433,7 +26730,7 @@
           <w:sz w:val="24"/>
           <w:szCs w:val="24"/>
         </w:rPr>
-        <w:t>React</w:t>
+        <w:t>onlinevásárlás</w:t>
       </w:r>
       <w:proofErr w:type="spellEnd"/>
       <w:r>
@@ -26441,51 +26738,7 @@
           <w:sz w:val="24"/>
           <w:szCs w:val="24"/>
         </w:rPr>
-        <w:t xml:space="preserve">-alapú alkalmazás, amely mind a felhasználók, mind az adminisztrátorok számára kényelmes és biztonságos felületet biztosít az </w:t>
-      </w:r>
-      <w:proofErr w:type="spellStart"/>
-      <w:r>
-        <w:rPr>
-          <w:sz w:val="24"/>
-          <w:szCs w:val="24"/>
-        </w:rPr>
-        <w:t>online</w:t>
-      </w:r>
-      <w:r>
-        <w:rPr>
-          <w:sz w:val="24"/>
-          <w:szCs w:val="24"/>
-        </w:rPr>
-        <w:t>vásárlás</w:t>
-      </w:r>
-      <w:proofErr w:type="spellEnd"/>
-      <w:r>
-        <w:rPr>
-          <w:sz w:val="24"/>
-          <w:szCs w:val="24"/>
-        </w:rPr>
-        <w:t xml:space="preserve"> illetve adatok kezelésére</w:t>
-      </w:r>
-      <w:r>
-        <w:rPr>
-          <w:sz w:val="24"/>
-          <w:szCs w:val="24"/>
-        </w:rPr>
-        <w:t>. A komponens-alapú felépítés, a modern technológiák és a reszponzív dizájn lehetővé teszi a projekt könnyű továbbfejlesztését</w:t>
-      </w:r>
-      <w:r>
-        <w:rPr>
-          <w:sz w:val="24"/>
-          <w:szCs w:val="24"/>
-        </w:rPr>
-        <w:t xml:space="preserve"> és</w:t>
-      </w:r>
-      <w:r>
-        <w:rPr>
-          <w:sz w:val="24"/>
-          <w:szCs w:val="24"/>
-        </w:rPr>
-        <w:t xml:space="preserve"> karbantartását. A dokumentáció célja, hogy segítse a fejlesztőket a rendszer megértésében és a további fejlesztések hatékony megvalósításában.</w:t>
+        <w:t xml:space="preserve"> illetve adatok kezelésére. A komponens-alapú felépítés, a modern technológiák és a reszponzív dizájn lehetővé teszi a projekt könnyű továbbfejlesztését és karbantartását. A dokumentáció célja, hogy segítse a fejlesztőket a rendszer megértésében és a további fejlesztések hatékony megvalósításában.</w:t>
       </w:r>
     </w:p>
     <w:p>
@@ -29546,16 +29799,7 @@
                 <w:noProof/>
                 <w:webHidden/>
               </w:rPr>
-              <w:t>1</w:t>
-            </w:r>
-            <w:bookmarkStart w:id="71" w:name="_GoBack"/>
-            <w:bookmarkEnd w:id="71"/>
-            <w:r>
-              <w:rPr>
-                <w:noProof/>
-                <w:webHidden/>
-              </w:rPr>
-              <w:t>3</w:t>
+              <w:t>13</w:t>
             </w:r>
             <w:r>
               <w:rPr>
@@ -33788,16 +34032,16 @@
     </w:lvl>
   </w:abstractNum>
   <w:abstractNum w:abstractNumId="8" w15:restartNumberingAfterBreak="0">
-    <w:nsid w:val="273F5C72"/>
+    <w:nsid w:val="241B5057"/>
     <w:multiLevelType w:val="hybridMultilevel"/>
-    <w:tmpl w:val="B4E2F070"/>
+    <w:tmpl w:val="AC9EA0BE"/>
     <w:lvl w:ilvl="0" w:tplc="040E0001">
       <w:start w:val="1"/>
       <w:numFmt w:val="bullet"/>
       <w:lvlText w:val=""/>
       <w:lvlJc w:val="left"/>
       <w:pPr>
-        <w:ind w:left="720" w:hanging="360"/>
+        <w:ind w:left="1843" w:hanging="360"/>
       </w:pPr>
       <w:rPr>
         <w:rFonts w:ascii="Symbol" w:hAnsi="Symbol" w:hint="default"/>
@@ -33809,7 +34053,7 @@
       <w:lvlText w:val="o"/>
       <w:lvlJc w:val="left"/>
       <w:pPr>
-        <w:ind w:left="1440" w:hanging="360"/>
+        <w:ind w:left="2563" w:hanging="360"/>
       </w:pPr>
       <w:rPr>
         <w:rFonts w:ascii="Courier New" w:hAnsi="Courier New" w:cs="Courier New" w:hint="default"/>
@@ -33821,7 +34065,7 @@
       <w:lvlText w:val=""/>
       <w:lvlJc w:val="left"/>
       <w:pPr>
-        <w:ind w:left="2160" w:hanging="360"/>
+        <w:ind w:left="3283" w:hanging="360"/>
       </w:pPr>
       <w:rPr>
         <w:rFonts w:ascii="Wingdings" w:hAnsi="Wingdings" w:hint="default"/>
@@ -33833,7 +34077,7 @@
       <w:lvlText w:val=""/>
       <w:lvlJc w:val="left"/>
       <w:pPr>
-        <w:ind w:left="2880" w:hanging="360"/>
+        <w:ind w:left="4003" w:hanging="360"/>
       </w:pPr>
       <w:rPr>
         <w:rFonts w:ascii="Symbol" w:hAnsi="Symbol" w:hint="default"/>
@@ -33845,7 +34089,7 @@
       <w:lvlText w:val="o"/>
       <w:lvlJc w:val="left"/>
       <w:pPr>
-        <w:ind w:left="3600" w:hanging="360"/>
+        <w:ind w:left="4723" w:hanging="360"/>
       </w:pPr>
       <w:rPr>
         <w:rFonts w:ascii="Courier New" w:hAnsi="Courier New" w:cs="Courier New" w:hint="default"/>
@@ -33857,7 +34101,7 @@
       <w:lvlText w:val=""/>
       <w:lvlJc w:val="left"/>
       <w:pPr>
-        <w:ind w:left="4320" w:hanging="360"/>
+        <w:ind w:left="5443" w:hanging="360"/>
       </w:pPr>
       <w:rPr>
         <w:rFonts w:ascii="Wingdings" w:hAnsi="Wingdings" w:hint="default"/>
@@ -33869,7 +34113,7 @@
       <w:lvlText w:val=""/>
       <w:lvlJc w:val="left"/>
       <w:pPr>
-        <w:ind w:left="5040" w:hanging="360"/>
+        <w:ind w:left="6163" w:hanging="360"/>
       </w:pPr>
       <w:rPr>
         <w:rFonts w:ascii="Symbol" w:hAnsi="Symbol" w:hint="default"/>
@@ -33881,7 +34125,7 @@
       <w:lvlText w:val="o"/>
       <w:lvlJc w:val="left"/>
       <w:pPr>
-        <w:ind w:left="5760" w:hanging="360"/>
+        <w:ind w:left="6883" w:hanging="360"/>
       </w:pPr>
       <w:rPr>
         <w:rFonts w:ascii="Courier New" w:hAnsi="Courier New" w:cs="Courier New" w:hint="default"/>
@@ -33893,7 +34137,7 @@
       <w:lvlText w:val=""/>
       <w:lvlJc w:val="left"/>
       <w:pPr>
-        <w:ind w:left="6480" w:hanging="360"/>
+        <w:ind w:left="7603" w:hanging="360"/>
       </w:pPr>
       <w:rPr>
         <w:rFonts w:ascii="Wingdings" w:hAnsi="Wingdings" w:hint="default"/>
@@ -33901,6 +34145,119 @@
     </w:lvl>
   </w:abstractNum>
   <w:abstractNum w:abstractNumId="9" w15:restartNumberingAfterBreak="0">
+    <w:nsid w:val="273F5C72"/>
+    <w:multiLevelType w:val="hybridMultilevel"/>
+    <w:tmpl w:val="B4E2F070"/>
+    <w:lvl w:ilvl="0" w:tplc="040E0001">
+      <w:start w:val="1"/>
+      <w:numFmt w:val="bullet"/>
+      <w:lvlText w:val=""/>
+      <w:lvlJc w:val="left"/>
+      <w:pPr>
+        <w:ind w:left="720" w:hanging="360"/>
+      </w:pPr>
+      <w:rPr>
+        <w:rFonts w:ascii="Symbol" w:hAnsi="Symbol" w:hint="default"/>
+      </w:rPr>
+    </w:lvl>
+    <w:lvl w:ilvl="1" w:tplc="040E0003" w:tentative="1">
+      <w:start w:val="1"/>
+      <w:numFmt w:val="bullet"/>
+      <w:lvlText w:val="o"/>
+      <w:lvlJc w:val="left"/>
+      <w:pPr>
+        <w:ind w:left="1440" w:hanging="360"/>
+      </w:pPr>
+      <w:rPr>
+        <w:rFonts w:ascii="Courier New" w:hAnsi="Courier New" w:cs="Courier New" w:hint="default"/>
+      </w:rPr>
+    </w:lvl>
+    <w:lvl w:ilvl="2" w:tplc="040E0005" w:tentative="1">
+      <w:start w:val="1"/>
+      <w:numFmt w:val="bullet"/>
+      <w:lvlText w:val=""/>
+      <w:lvlJc w:val="left"/>
+      <w:pPr>
+        <w:ind w:left="2160" w:hanging="360"/>
+      </w:pPr>
+      <w:rPr>
+        <w:rFonts w:ascii="Wingdings" w:hAnsi="Wingdings" w:hint="default"/>
+      </w:rPr>
+    </w:lvl>
+    <w:lvl w:ilvl="3" w:tplc="040E0001" w:tentative="1">
+      <w:start w:val="1"/>
+      <w:numFmt w:val="bullet"/>
+      <w:lvlText w:val=""/>
+      <w:lvlJc w:val="left"/>
+      <w:pPr>
+        <w:ind w:left="2880" w:hanging="360"/>
+      </w:pPr>
+      <w:rPr>
+        <w:rFonts w:ascii="Symbol" w:hAnsi="Symbol" w:hint="default"/>
+      </w:rPr>
+    </w:lvl>
+    <w:lvl w:ilvl="4" w:tplc="040E0003" w:tentative="1">
+      <w:start w:val="1"/>
+      <w:numFmt w:val="bullet"/>
+      <w:lvlText w:val="o"/>
+      <w:lvlJc w:val="left"/>
+      <w:pPr>
+        <w:ind w:left="3600" w:hanging="360"/>
+      </w:pPr>
+      <w:rPr>
+        <w:rFonts w:ascii="Courier New" w:hAnsi="Courier New" w:cs="Courier New" w:hint="default"/>
+      </w:rPr>
+    </w:lvl>
+    <w:lvl w:ilvl="5" w:tplc="040E0005" w:tentative="1">
+      <w:start w:val="1"/>
+      <w:numFmt w:val="bullet"/>
+      <w:lvlText w:val=""/>
+      <w:lvlJc w:val="left"/>
+      <w:pPr>
+        <w:ind w:left="4320" w:hanging="360"/>
+      </w:pPr>
+      <w:rPr>
+        <w:rFonts w:ascii="Wingdings" w:hAnsi="Wingdings" w:hint="default"/>
+      </w:rPr>
+    </w:lvl>
+    <w:lvl w:ilvl="6" w:tplc="040E0001" w:tentative="1">
+      <w:start w:val="1"/>
+      <w:numFmt w:val="bullet"/>
+      <w:lvlText w:val=""/>
+      <w:lvlJc w:val="left"/>
+      <w:pPr>
+        <w:ind w:left="5040" w:hanging="360"/>
+      </w:pPr>
+      <w:rPr>
+        <w:rFonts w:ascii="Symbol" w:hAnsi="Symbol" w:hint="default"/>
+      </w:rPr>
+    </w:lvl>
+    <w:lvl w:ilvl="7" w:tplc="040E0003" w:tentative="1">
+      <w:start w:val="1"/>
+      <w:numFmt w:val="bullet"/>
+      <w:lvlText w:val="o"/>
+      <w:lvlJc w:val="left"/>
+      <w:pPr>
+        <w:ind w:left="5760" w:hanging="360"/>
+      </w:pPr>
+      <w:rPr>
+        <w:rFonts w:ascii="Courier New" w:hAnsi="Courier New" w:cs="Courier New" w:hint="default"/>
+      </w:rPr>
+    </w:lvl>
+    <w:lvl w:ilvl="8" w:tplc="040E0005" w:tentative="1">
+      <w:start w:val="1"/>
+      <w:numFmt w:val="bullet"/>
+      <w:lvlText w:val=""/>
+      <w:lvlJc w:val="left"/>
+      <w:pPr>
+        <w:ind w:left="6480" w:hanging="360"/>
+      </w:pPr>
+      <w:rPr>
+        <w:rFonts w:ascii="Wingdings" w:hAnsi="Wingdings" w:hint="default"/>
+      </w:rPr>
+    </w:lvl>
+  </w:abstractNum>
+  <w:abstractNum w:abstractNumId="10" w15:restartNumberingAfterBreak="0">
     <w:nsid w:val="27DF40FB"/>
     <w:multiLevelType w:val="multilevel"/>
     <w:tmpl w:val="2A58BBA0"/>
@@ -34049,7 +34406,7 @@
       </w:rPr>
     </w:lvl>
   </w:abstractNum>
-  <w:abstractNum w:abstractNumId="10" w15:restartNumberingAfterBreak="0">
+  <w:abstractNum w:abstractNumId="11" w15:restartNumberingAfterBreak="0">
     <w:nsid w:val="29F13D62"/>
     <w:multiLevelType w:val="hybridMultilevel"/>
     <w:tmpl w:val="B3A09E12"/>
@@ -34162,7 +34519,7 @@
       </w:rPr>
     </w:lvl>
   </w:abstractNum>
-  <w:abstractNum w:abstractNumId="11" w15:restartNumberingAfterBreak="0">
+  <w:abstractNum w:abstractNumId="12" w15:restartNumberingAfterBreak="0">
     <w:nsid w:val="2BD121EC"/>
     <w:multiLevelType w:val="hybridMultilevel"/>
     <w:tmpl w:val="0542F98E"/>
@@ -34275,7 +34632,7 @@
       </w:rPr>
     </w:lvl>
   </w:abstractNum>
-  <w:abstractNum w:abstractNumId="12" w15:restartNumberingAfterBreak="0">
+  <w:abstractNum w:abstractNumId="13" w15:restartNumberingAfterBreak="0">
     <w:nsid w:val="2EE841F8"/>
     <w:multiLevelType w:val="multilevel"/>
     <w:tmpl w:val="886ADCC8"/>
@@ -34400,7 +34757,7 @@
       </w:rPr>
     </w:lvl>
   </w:abstractNum>
-  <w:abstractNum w:abstractNumId="13" w15:restartNumberingAfterBreak="0">
+  <w:abstractNum w:abstractNumId="14" w15:restartNumberingAfterBreak="0">
     <w:nsid w:val="2F6500BC"/>
     <w:multiLevelType w:val="hybridMultilevel"/>
     <w:tmpl w:val="B5F61998"/>
@@ -34513,7 +34870,7 @@
       </w:rPr>
     </w:lvl>
   </w:abstractNum>
-  <w:abstractNum w:abstractNumId="14" w15:restartNumberingAfterBreak="0">
+  <w:abstractNum w:abstractNumId="15" w15:restartNumberingAfterBreak="0">
     <w:nsid w:val="31820364"/>
     <w:multiLevelType w:val="hybridMultilevel"/>
     <w:tmpl w:val="AB601306"/>
@@ -34626,7 +34983,7 @@
       </w:rPr>
     </w:lvl>
   </w:abstractNum>
-  <w:abstractNum w:abstractNumId="15" w15:restartNumberingAfterBreak="0">
+  <w:abstractNum w:abstractNumId="16" w15:restartNumberingAfterBreak="0">
     <w:nsid w:val="393D1FD7"/>
     <w:multiLevelType w:val="hybridMultilevel"/>
     <w:tmpl w:val="0F7A0C74"/>
@@ -34712,7 +35069,7 @@
       </w:pPr>
     </w:lvl>
   </w:abstractNum>
-  <w:abstractNum w:abstractNumId="16" w15:restartNumberingAfterBreak="0">
+  <w:abstractNum w:abstractNumId="17" w15:restartNumberingAfterBreak="0">
     <w:nsid w:val="3A2861D8"/>
     <w:multiLevelType w:val="hybridMultilevel"/>
     <w:tmpl w:val="BA5ABD70"/>
@@ -34825,7 +35182,7 @@
       </w:rPr>
     </w:lvl>
   </w:abstractNum>
-  <w:abstractNum w:abstractNumId="17" w15:restartNumberingAfterBreak="0">
+  <w:abstractNum w:abstractNumId="18" w15:restartNumberingAfterBreak="0">
     <w:nsid w:val="3B2706A8"/>
     <w:multiLevelType w:val="hybridMultilevel"/>
     <w:tmpl w:val="2F5E73B6"/>
@@ -34938,7 +35295,7 @@
       </w:rPr>
     </w:lvl>
   </w:abstractNum>
-  <w:abstractNum w:abstractNumId="18" w15:restartNumberingAfterBreak="0">
+  <w:abstractNum w:abstractNumId="19" w15:restartNumberingAfterBreak="0">
     <w:nsid w:val="484846FF"/>
     <w:multiLevelType w:val="hybridMultilevel"/>
     <w:tmpl w:val="E21CF6A6"/>
@@ -35051,7 +35408,7 @@
       </w:rPr>
     </w:lvl>
   </w:abstractNum>
-  <w:abstractNum w:abstractNumId="19" w15:restartNumberingAfterBreak="0">
+  <w:abstractNum w:abstractNumId="20" w15:restartNumberingAfterBreak="0">
     <w:nsid w:val="49225E22"/>
     <w:multiLevelType w:val="multilevel"/>
     <w:tmpl w:val="F6A253A4"/>
@@ -35200,7 +35557,7 @@
       </w:rPr>
     </w:lvl>
   </w:abstractNum>
-  <w:abstractNum w:abstractNumId="20" w15:restartNumberingAfterBreak="0">
+  <w:abstractNum w:abstractNumId="21" w15:restartNumberingAfterBreak="0">
     <w:nsid w:val="4C004FEB"/>
     <w:multiLevelType w:val="hybridMultilevel"/>
     <w:tmpl w:val="5290C936"/>
@@ -35313,7 +35670,7 @@
       </w:rPr>
     </w:lvl>
   </w:abstractNum>
-  <w:abstractNum w:abstractNumId="21" w15:restartNumberingAfterBreak="0">
+  <w:abstractNum w:abstractNumId="22" w15:restartNumberingAfterBreak="0">
     <w:nsid w:val="4DFC7761"/>
     <w:multiLevelType w:val="hybridMultilevel"/>
     <w:tmpl w:val="0D223926"/>
@@ -35426,7 +35783,7 @@
       </w:rPr>
     </w:lvl>
   </w:abstractNum>
-  <w:abstractNum w:abstractNumId="22" w15:restartNumberingAfterBreak="0">
+  <w:abstractNum w:abstractNumId="23" w15:restartNumberingAfterBreak="0">
     <w:nsid w:val="56926868"/>
     <w:multiLevelType w:val="hybridMultilevel"/>
     <w:tmpl w:val="7782372A"/>
@@ -35539,7 +35896,7 @@
       </w:rPr>
     </w:lvl>
   </w:abstractNum>
-  <w:abstractNum w:abstractNumId="23" w15:restartNumberingAfterBreak="0">
+  <w:abstractNum w:abstractNumId="24" w15:restartNumberingAfterBreak="0">
     <w:nsid w:val="57B03A19"/>
     <w:multiLevelType w:val="hybridMultilevel"/>
     <w:tmpl w:val="1A7C8B96"/>
@@ -35652,7 +36009,7 @@
       </w:rPr>
     </w:lvl>
   </w:abstractNum>
-  <w:abstractNum w:abstractNumId="24" w15:restartNumberingAfterBreak="0">
+  <w:abstractNum w:abstractNumId="25" w15:restartNumberingAfterBreak="0">
     <w:nsid w:val="5C2B3057"/>
     <w:multiLevelType w:val="multilevel"/>
     <w:tmpl w:val="4A3C2FD4"/>
@@ -35801,7 +36158,7 @@
       </w:rPr>
     </w:lvl>
   </w:abstractNum>
-  <w:abstractNum w:abstractNumId="25" w15:restartNumberingAfterBreak="0">
+  <w:abstractNum w:abstractNumId="26" w15:restartNumberingAfterBreak="0">
     <w:nsid w:val="5CC5399A"/>
     <w:multiLevelType w:val="hybridMultilevel"/>
     <w:tmpl w:val="287C96AA"/>
@@ -35914,7 +36271,7 @@
       </w:rPr>
     </w:lvl>
   </w:abstractNum>
-  <w:abstractNum w:abstractNumId="26" w15:restartNumberingAfterBreak="0">
+  <w:abstractNum w:abstractNumId="27" w15:restartNumberingAfterBreak="0">
     <w:nsid w:val="5E662BE0"/>
     <w:multiLevelType w:val="hybridMultilevel"/>
     <w:tmpl w:val="EE70E12E"/>
@@ -36027,7 +36384,7 @@
       </w:rPr>
     </w:lvl>
   </w:abstractNum>
-  <w:abstractNum w:abstractNumId="27" w15:restartNumberingAfterBreak="0">
+  <w:abstractNum w:abstractNumId="28" w15:restartNumberingAfterBreak="0">
     <w:nsid w:val="618E4865"/>
     <w:multiLevelType w:val="hybridMultilevel"/>
     <w:tmpl w:val="431E431C"/>
@@ -36140,7 +36497,7 @@
       </w:rPr>
     </w:lvl>
   </w:abstractNum>
-  <w:abstractNum w:abstractNumId="28" w15:restartNumberingAfterBreak="0">
+  <w:abstractNum w:abstractNumId="29" w15:restartNumberingAfterBreak="0">
     <w:nsid w:val="61B24309"/>
     <w:multiLevelType w:val="hybridMultilevel"/>
     <w:tmpl w:val="C08E8202"/>
@@ -36253,7 +36610,7 @@
       </w:rPr>
     </w:lvl>
   </w:abstractNum>
-  <w:abstractNum w:abstractNumId="29" w15:restartNumberingAfterBreak="0">
+  <w:abstractNum w:abstractNumId="30" w15:restartNumberingAfterBreak="0">
     <w:nsid w:val="674C0D4F"/>
     <w:multiLevelType w:val="hybridMultilevel"/>
     <w:tmpl w:val="81369014"/>
@@ -36366,7 +36723,7 @@
       </w:rPr>
     </w:lvl>
   </w:abstractNum>
-  <w:abstractNum w:abstractNumId="30" w15:restartNumberingAfterBreak="0">
+  <w:abstractNum w:abstractNumId="31" w15:restartNumberingAfterBreak="0">
     <w:nsid w:val="6BDA5858"/>
     <w:multiLevelType w:val="hybridMultilevel"/>
     <w:tmpl w:val="C33C7D56"/>
@@ -36479,7 +36836,7 @@
       </w:rPr>
     </w:lvl>
   </w:abstractNum>
-  <w:abstractNum w:abstractNumId="31" w15:restartNumberingAfterBreak="0">
+  <w:abstractNum w:abstractNumId="32" w15:restartNumberingAfterBreak="0">
     <w:nsid w:val="75CE2C1A"/>
     <w:multiLevelType w:val="hybridMultilevel"/>
     <w:tmpl w:val="4F88956E"/>
@@ -36592,7 +36949,7 @@
       </w:rPr>
     </w:lvl>
   </w:abstractNum>
-  <w:abstractNum w:abstractNumId="32" w15:restartNumberingAfterBreak="0">
+  <w:abstractNum w:abstractNumId="33" w15:restartNumberingAfterBreak="0">
     <w:nsid w:val="772109BB"/>
     <w:multiLevelType w:val="hybridMultilevel"/>
     <w:tmpl w:val="13CCD082"/>
@@ -36705,17 +37062,17 @@
       </w:rPr>
     </w:lvl>
   </w:abstractNum>
-  <w:abstractNum w:abstractNumId="33" w15:restartNumberingAfterBreak="0">
-    <w:nsid w:val="7AFA27B6"/>
+  <w:abstractNum w:abstractNumId="34" w15:restartNumberingAfterBreak="0">
+    <w:nsid w:val="77F12A0F"/>
     <w:multiLevelType w:val="hybridMultilevel"/>
-    <w:tmpl w:val="367A5BAA"/>
+    <w:tmpl w:val="5A364D9C"/>
     <w:lvl w:ilvl="0" w:tplc="040E0001">
       <w:start w:val="1"/>
       <w:numFmt w:val="bullet"/>
       <w:lvlText w:val=""/>
       <w:lvlJc w:val="left"/>
       <w:pPr>
-        <w:ind w:left="1080" w:hanging="360"/>
+        <w:ind w:left="2136" w:hanging="360"/>
       </w:pPr>
       <w:rPr>
         <w:rFonts w:ascii="Symbol" w:hAnsi="Symbol" w:hint="default"/>
@@ -36727,7 +37084,7 @@
       <w:lvlText w:val="o"/>
       <w:lvlJc w:val="left"/>
       <w:pPr>
-        <w:ind w:left="1800" w:hanging="360"/>
+        <w:ind w:left="2856" w:hanging="360"/>
       </w:pPr>
       <w:rPr>
         <w:rFonts w:ascii="Courier New" w:hAnsi="Courier New" w:cs="Courier New" w:hint="default"/>
@@ -36739,7 +37096,7 @@
       <w:lvlText w:val=""/>
       <w:lvlJc w:val="left"/>
       <w:pPr>
-        <w:ind w:left="2520" w:hanging="360"/>
+        <w:ind w:left="3576" w:hanging="360"/>
       </w:pPr>
       <w:rPr>
         <w:rFonts w:ascii="Wingdings" w:hAnsi="Wingdings" w:hint="default"/>
@@ -36751,7 +37108,7 @@
       <w:lvlText w:val=""/>
       <w:lvlJc w:val="left"/>
       <w:pPr>
-        <w:ind w:left="3240" w:hanging="360"/>
+        <w:ind w:left="4296" w:hanging="360"/>
       </w:pPr>
       <w:rPr>
         <w:rFonts w:ascii="Symbol" w:hAnsi="Symbol" w:hint="default"/>
@@ -36763,7 +37120,7 @@
       <w:lvlText w:val="o"/>
       <w:lvlJc w:val="left"/>
       <w:pPr>
-        <w:ind w:left="3960" w:hanging="360"/>
+        <w:ind w:left="5016" w:hanging="360"/>
       </w:pPr>
       <w:rPr>
         <w:rFonts w:ascii="Courier New" w:hAnsi="Courier New" w:cs="Courier New" w:hint="default"/>
@@ -36775,7 +37132,7 @@
       <w:lvlText w:val=""/>
       <w:lvlJc w:val="left"/>
       <w:pPr>
-        <w:ind w:left="4680" w:hanging="360"/>
+        <w:ind w:left="5736" w:hanging="360"/>
       </w:pPr>
       <w:rPr>
         <w:rFonts w:ascii="Wingdings" w:hAnsi="Wingdings" w:hint="default"/>
@@ -36787,7 +37144,7 @@
       <w:lvlText w:val=""/>
       <w:lvlJc w:val="left"/>
       <w:pPr>
-        <w:ind w:left="5400" w:hanging="360"/>
+        <w:ind w:left="6456" w:hanging="360"/>
       </w:pPr>
       <w:rPr>
         <w:rFonts w:ascii="Symbol" w:hAnsi="Symbol" w:hint="default"/>
@@ -36799,7 +37156,7 @@
       <w:lvlText w:val="o"/>
       <w:lvlJc w:val="left"/>
       <w:pPr>
-        <w:ind w:left="6120" w:hanging="360"/>
+        <w:ind w:left="7176" w:hanging="360"/>
       </w:pPr>
       <w:rPr>
         <w:rFonts w:ascii="Courier New" w:hAnsi="Courier New" w:cs="Courier New" w:hint="default"/>
@@ -36811,24 +37168,24 @@
       <w:lvlText w:val=""/>
       <w:lvlJc w:val="left"/>
       <w:pPr>
-        <w:ind w:left="6840" w:hanging="360"/>
+        <w:ind w:left="7896" w:hanging="360"/>
       </w:pPr>
       <w:rPr>
         <w:rFonts w:ascii="Wingdings" w:hAnsi="Wingdings" w:hint="default"/>
       </w:rPr>
     </w:lvl>
   </w:abstractNum>
-  <w:abstractNum w:abstractNumId="34" w15:restartNumberingAfterBreak="0">
-    <w:nsid w:val="7D0619B2"/>
+  <w:abstractNum w:abstractNumId="35" w15:restartNumberingAfterBreak="0">
+    <w:nsid w:val="7AFA27B6"/>
     <w:multiLevelType w:val="hybridMultilevel"/>
-    <w:tmpl w:val="FB4E7A18"/>
+    <w:tmpl w:val="367A5BAA"/>
     <w:lvl w:ilvl="0" w:tplc="040E0001">
       <w:start w:val="1"/>
       <w:numFmt w:val="bullet"/>
       <w:lvlText w:val=""/>
       <w:lvlJc w:val="left"/>
       <w:pPr>
-        <w:ind w:left="720" w:hanging="360"/>
+        <w:ind w:left="1080" w:hanging="360"/>
       </w:pPr>
       <w:rPr>
         <w:rFonts w:ascii="Symbol" w:hAnsi="Symbol" w:hint="default"/>
@@ -36840,7 +37197,7 @@
       <w:lvlText w:val="o"/>
       <w:lvlJc w:val="left"/>
       <w:pPr>
-        <w:ind w:left="1440" w:hanging="360"/>
+        <w:ind w:left="1800" w:hanging="360"/>
       </w:pPr>
       <w:rPr>
         <w:rFonts w:ascii="Courier New" w:hAnsi="Courier New" w:cs="Courier New" w:hint="default"/>
@@ -36852,7 +37209,7 @@
       <w:lvlText w:val=""/>
       <w:lvlJc w:val="left"/>
       <w:pPr>
-        <w:ind w:left="2160" w:hanging="360"/>
+        <w:ind w:left="2520" w:hanging="360"/>
       </w:pPr>
       <w:rPr>
         <w:rFonts w:ascii="Wingdings" w:hAnsi="Wingdings" w:hint="default"/>
@@ -36864,7 +37221,7 @@
       <w:lvlText w:val=""/>
       <w:lvlJc w:val="left"/>
       <w:pPr>
-        <w:ind w:left="2880" w:hanging="360"/>
+        <w:ind w:left="3240" w:hanging="360"/>
       </w:pPr>
       <w:rPr>
         <w:rFonts w:ascii="Symbol" w:hAnsi="Symbol" w:hint="default"/>
@@ -36876,7 +37233,7 @@
       <w:lvlText w:val="o"/>
       <w:lvlJc w:val="left"/>
       <w:pPr>
-        <w:ind w:left="3600" w:hanging="360"/>
+        <w:ind w:left="3960" w:hanging="360"/>
       </w:pPr>
       <w:rPr>
         <w:rFonts w:ascii="Courier New" w:hAnsi="Courier New" w:cs="Courier New" w:hint="default"/>
@@ -36888,7 +37245,7 @@
       <w:lvlText w:val=""/>
       <w:lvlJc w:val="left"/>
       <w:pPr>
-        <w:ind w:left="4320" w:hanging="360"/>
+        <w:ind w:left="4680" w:hanging="360"/>
       </w:pPr>
       <w:rPr>
         <w:rFonts w:ascii="Wingdings" w:hAnsi="Wingdings" w:hint="default"/>
@@ -36900,7 +37257,7 @@
       <w:lvlText w:val=""/>
       <w:lvlJc w:val="left"/>
       <w:pPr>
-        <w:ind w:left="5040" w:hanging="360"/>
+        <w:ind w:left="5400" w:hanging="360"/>
       </w:pPr>
       <w:rPr>
         <w:rFonts w:ascii="Symbol" w:hAnsi="Symbol" w:hint="default"/>
@@ -36912,7 +37269,7 @@
       <w:lvlText w:val="o"/>
       <w:lvlJc w:val="left"/>
       <w:pPr>
-        <w:ind w:left="5760" w:hanging="360"/>
+        <w:ind w:left="6120" w:hanging="360"/>
       </w:pPr>
       <w:rPr>
         <w:rFonts w:ascii="Courier New" w:hAnsi="Courier New" w:cs="Courier New" w:hint="default"/>
@@ -36924,6 +37281,119 @@
       <w:lvlText w:val=""/>
       <w:lvlJc w:val="left"/>
       <w:pPr>
+        <w:ind w:left="6840" w:hanging="360"/>
+      </w:pPr>
+      <w:rPr>
+        <w:rFonts w:ascii="Wingdings" w:hAnsi="Wingdings" w:hint="default"/>
+      </w:rPr>
+    </w:lvl>
+  </w:abstractNum>
+  <w:abstractNum w:abstractNumId="36" w15:restartNumberingAfterBreak="0">
+    <w:nsid w:val="7D0619B2"/>
+    <w:multiLevelType w:val="hybridMultilevel"/>
+    <w:tmpl w:val="FB4E7A18"/>
+    <w:lvl w:ilvl="0" w:tplc="040E0001">
+      <w:start w:val="1"/>
+      <w:numFmt w:val="bullet"/>
+      <w:lvlText w:val=""/>
+      <w:lvlJc w:val="left"/>
+      <w:pPr>
+        <w:ind w:left="720" w:hanging="360"/>
+      </w:pPr>
+      <w:rPr>
+        <w:rFonts w:ascii="Symbol" w:hAnsi="Symbol" w:hint="default"/>
+      </w:rPr>
+    </w:lvl>
+    <w:lvl w:ilvl="1" w:tplc="040E0003" w:tentative="1">
+      <w:start w:val="1"/>
+      <w:numFmt w:val="bullet"/>
+      <w:lvlText w:val="o"/>
+      <w:lvlJc w:val="left"/>
+      <w:pPr>
+        <w:ind w:left="1440" w:hanging="360"/>
+      </w:pPr>
+      <w:rPr>
+        <w:rFonts w:ascii="Courier New" w:hAnsi="Courier New" w:cs="Courier New" w:hint="default"/>
+      </w:rPr>
+    </w:lvl>
+    <w:lvl w:ilvl="2" w:tplc="040E0005" w:tentative="1">
+      <w:start w:val="1"/>
+      <w:numFmt w:val="bullet"/>
+      <w:lvlText w:val=""/>
+      <w:lvlJc w:val="left"/>
+      <w:pPr>
+        <w:ind w:left="2160" w:hanging="360"/>
+      </w:pPr>
+      <w:rPr>
+        <w:rFonts w:ascii="Wingdings" w:hAnsi="Wingdings" w:hint="default"/>
+      </w:rPr>
+    </w:lvl>
+    <w:lvl w:ilvl="3" w:tplc="040E0001" w:tentative="1">
+      <w:start w:val="1"/>
+      <w:numFmt w:val="bullet"/>
+      <w:lvlText w:val=""/>
+      <w:lvlJc w:val="left"/>
+      <w:pPr>
+        <w:ind w:left="2880" w:hanging="360"/>
+      </w:pPr>
+      <w:rPr>
+        <w:rFonts w:ascii="Symbol" w:hAnsi="Symbol" w:hint="default"/>
+      </w:rPr>
+    </w:lvl>
+    <w:lvl w:ilvl="4" w:tplc="040E0003" w:tentative="1">
+      <w:start w:val="1"/>
+      <w:numFmt w:val="bullet"/>
+      <w:lvlText w:val="o"/>
+      <w:lvlJc w:val="left"/>
+      <w:pPr>
+        <w:ind w:left="3600" w:hanging="360"/>
+      </w:pPr>
+      <w:rPr>
+        <w:rFonts w:ascii="Courier New" w:hAnsi="Courier New" w:cs="Courier New" w:hint="default"/>
+      </w:rPr>
+    </w:lvl>
+    <w:lvl w:ilvl="5" w:tplc="040E0005" w:tentative="1">
+      <w:start w:val="1"/>
+      <w:numFmt w:val="bullet"/>
+      <w:lvlText w:val=""/>
+      <w:lvlJc w:val="left"/>
+      <w:pPr>
+        <w:ind w:left="4320" w:hanging="360"/>
+      </w:pPr>
+      <w:rPr>
+        <w:rFonts w:ascii="Wingdings" w:hAnsi="Wingdings" w:hint="default"/>
+      </w:rPr>
+    </w:lvl>
+    <w:lvl w:ilvl="6" w:tplc="040E0001" w:tentative="1">
+      <w:start w:val="1"/>
+      <w:numFmt w:val="bullet"/>
+      <w:lvlText w:val=""/>
+      <w:lvlJc w:val="left"/>
+      <w:pPr>
+        <w:ind w:left="5040" w:hanging="360"/>
+      </w:pPr>
+      <w:rPr>
+        <w:rFonts w:ascii="Symbol" w:hAnsi="Symbol" w:hint="default"/>
+      </w:rPr>
+    </w:lvl>
+    <w:lvl w:ilvl="7" w:tplc="040E0003" w:tentative="1">
+      <w:start w:val="1"/>
+      <w:numFmt w:val="bullet"/>
+      <w:lvlText w:val="o"/>
+      <w:lvlJc w:val="left"/>
+      <w:pPr>
+        <w:ind w:left="5760" w:hanging="360"/>
+      </w:pPr>
+      <w:rPr>
+        <w:rFonts w:ascii="Courier New" w:hAnsi="Courier New" w:cs="Courier New" w:hint="default"/>
+      </w:rPr>
+    </w:lvl>
+    <w:lvl w:ilvl="8" w:tplc="040E0005" w:tentative="1">
+      <w:start w:val="1"/>
+      <w:numFmt w:val="bullet"/>
+      <w:lvlText w:val=""/>
+      <w:lvlJc w:val="left"/>
+      <w:pPr>
         <w:ind w:left="6480" w:hanging="360"/>
       </w:pPr>
       <w:rPr>
@@ -36932,7 +37402,7 @@
     </w:lvl>
   </w:abstractNum>
   <w:num w:numId="1">
-    <w:abstractNumId w:val="16"/>
+    <w:abstractNumId w:val="17"/>
   </w:num>
   <w:num w:numId="2">
     <w:abstractNumId w:val="0"/>
@@ -36941,34 +37411,34 @@
     <w:abstractNumId w:val="6"/>
   </w:num>
   <w:num w:numId="4">
-    <w:abstractNumId w:val="28"/>
+    <w:abstractNumId w:val="29"/>
   </w:num>
   <w:num w:numId="5">
-    <w:abstractNumId w:val="10"/>
+    <w:abstractNumId w:val="11"/>
   </w:num>
   <w:num w:numId="6">
+    <w:abstractNumId w:val="19"/>
+  </w:num>
+  <w:num w:numId="7">
+    <w:abstractNumId w:val="13"/>
+  </w:num>
+  <w:num w:numId="8">
     <w:abstractNumId w:val="18"/>
   </w:num>
-  <w:num w:numId="7">
-    <w:abstractNumId w:val="12"/>
-  </w:num>
-  <w:num w:numId="8">
-    <w:abstractNumId w:val="17"/>
-  </w:num>
   <w:num w:numId="9">
-    <w:abstractNumId w:val="21"/>
+    <w:abstractNumId w:val="22"/>
   </w:num>
   <w:num w:numId="10">
     <w:abstractNumId w:val="4"/>
   </w:num>
   <w:num w:numId="11">
-    <w:abstractNumId w:val="30"/>
+    <w:abstractNumId w:val="31"/>
   </w:num>
   <w:num w:numId="12">
     <w:abstractNumId w:val="7"/>
   </w:num>
   <w:num w:numId="13">
-    <w:abstractNumId w:val="11"/>
+    <w:abstractNumId w:val="12"/>
   </w:num>
   <w:num w:numId="14">
     <w:abstractNumId w:val="1"/>
@@ -36977,13 +37447,13 @@
     <w:abstractNumId w:val="2"/>
   </w:num>
   <w:num w:numId="16">
-    <w:abstractNumId w:val="23"/>
+    <w:abstractNumId w:val="24"/>
   </w:num>
   <w:num w:numId="17">
-    <w:abstractNumId w:val="15"/>
+    <w:abstractNumId w:val="16"/>
   </w:num>
   <w:num w:numId="18">
-    <w:abstractNumId w:val="15"/>
+    <w:abstractNumId w:val="16"/>
     <w:lvlOverride w:ilvl="0">
       <w:lvl w:ilvl="0" w:tplc="31C23EA2">
         <w:start w:val="1"/>
@@ -37088,58 +37558,64 @@
     </w:lvlOverride>
   </w:num>
   <w:num w:numId="19">
-    <w:abstractNumId w:val="31"/>
+    <w:abstractNumId w:val="32"/>
   </w:num>
   <w:num w:numId="20">
     <w:abstractNumId w:val="3"/>
   </w:num>
   <w:num w:numId="21">
+    <w:abstractNumId w:val="27"/>
+  </w:num>
+  <w:num w:numId="22">
+    <w:abstractNumId w:val="28"/>
+  </w:num>
+  <w:num w:numId="23">
+    <w:abstractNumId w:val="14"/>
+  </w:num>
+  <w:num w:numId="24">
     <w:abstractNumId w:val="26"/>
   </w:num>
-  <w:num w:numId="22">
-    <w:abstractNumId w:val="27"/>
-  </w:num>
-  <w:num w:numId="23">
-    <w:abstractNumId w:val="13"/>
-  </w:num>
-  <w:num w:numId="24">
-    <w:abstractNumId w:val="25"/>
-  </w:num>
   <w:num w:numId="25">
-    <w:abstractNumId w:val="29"/>
+    <w:abstractNumId w:val="30"/>
   </w:num>
   <w:num w:numId="26">
-    <w:abstractNumId w:val="34"/>
+    <w:abstractNumId w:val="36"/>
   </w:num>
   <w:num w:numId="27">
-    <w:abstractNumId w:val="22"/>
+    <w:abstractNumId w:val="23"/>
   </w:num>
   <w:num w:numId="28">
+    <w:abstractNumId w:val="35"/>
+  </w:num>
+  <w:num w:numId="29">
     <w:abstractNumId w:val="33"/>
   </w:num>
-  <w:num w:numId="29">
-    <w:abstractNumId w:val="32"/>
-  </w:num>
   <w:num w:numId="30">
-    <w:abstractNumId w:val="20"/>
+    <w:abstractNumId w:val="21"/>
   </w:num>
   <w:num w:numId="31">
-    <w:abstractNumId w:val="8"/>
+    <w:abstractNumId w:val="9"/>
   </w:num>
   <w:num w:numId="32">
-    <w:abstractNumId w:val="14"/>
+    <w:abstractNumId w:val="15"/>
   </w:num>
   <w:num w:numId="33">
-    <w:abstractNumId w:val="24"/>
+    <w:abstractNumId w:val="25"/>
   </w:num>
   <w:num w:numId="34">
     <w:abstractNumId w:val="5"/>
   </w:num>
   <w:num w:numId="35">
-    <w:abstractNumId w:val="9"/>
+    <w:abstractNumId w:val="10"/>
   </w:num>
   <w:num w:numId="36">
-    <w:abstractNumId w:val="19"/>
+    <w:abstractNumId w:val="20"/>
+  </w:num>
+  <w:num w:numId="37">
+    <w:abstractNumId w:val="8"/>
+  </w:num>
+  <w:num w:numId="38">
+    <w:abstractNumId w:val="34"/>
   </w:num>
 </w:numbering>
 </file>
@@ -38160,7 +38636,7 @@
 </file>
 
 <file path=customXml/itemProps1.xml><?xml version="1.0" encoding="utf-8"?>
-<ds:datastoreItem xmlns:ds="http://schemas.openxmlformats.org/officeDocument/2006/customXml" ds:itemID="{3B68AF47-4C51-48C4-A79A-CE9FBD191425}">
+<ds:datastoreItem xmlns:ds="http://schemas.openxmlformats.org/officeDocument/2006/customXml" ds:itemID="{AB6CBD14-4A0E-4A54-9D9F-68374AC0F732}">
   <ds:schemaRefs>
     <ds:schemaRef ds:uri="http://schemas.openxmlformats.org/officeDocument/2006/bibliography"/>
   </ds:schemaRefs>

--- a/backend/Projekt feladat(1).docx
+++ b/backend/Projekt feladat(1).docx
@@ -16296,12 +16296,7 @@
         <w:ind w:left="1843"/>
       </w:pPr>
       <w:r>
-        <w:t xml:space="preserve">Véletlenszerűen kiválaszt 10 könyvet a kínálatból amelyekre kattintva feldobja a könyv információját. </w:t>
-      </w:r>
-      <w:bookmarkStart w:id="45" w:name="_GoBack"/>
-      <w:bookmarkEnd w:id="45"/>
-      <w:r>
-        <w:t xml:space="preserve"> </w:t>
+        <w:t xml:space="preserve">Véletlenszerűen kiválaszt 10 könyvet a kínálatból amelyekre kattintva feldobja a könyv információját.  </w:t>
       </w:r>
     </w:p>
     <w:p>
@@ -16311,7 +16306,7 @@
           <w:rFonts w:cs="Times New Roman"/>
         </w:rPr>
       </w:pPr>
-      <w:bookmarkStart w:id="46" w:name="_Toc223337222"/>
+      <w:bookmarkStart w:id="45" w:name="_Toc223337222"/>
       <w:proofErr w:type="spellStart"/>
       <w:r>
         <w:rPr>
@@ -16332,7 +16327,7 @@
         </w:rPr>
         <w:t>:</w:t>
       </w:r>
-      <w:bookmarkEnd w:id="46"/>
+      <w:bookmarkEnd w:id="45"/>
     </w:p>
     <w:p>
       <w:pPr>
@@ -16413,7 +16408,7 @@
           <w:rFonts w:cs="Times New Roman"/>
         </w:rPr>
       </w:pPr>
-      <w:bookmarkStart w:id="47" w:name="_Toc223337223"/>
+      <w:bookmarkStart w:id="46" w:name="_Toc223337223"/>
       <w:proofErr w:type="spellStart"/>
       <w:r>
         <w:rPr>
@@ -16434,7 +16429,7 @@
         </w:rPr>
         <w:t>:</w:t>
       </w:r>
-      <w:bookmarkEnd w:id="47"/>
+      <w:bookmarkEnd w:id="46"/>
       <w:r>
         <w:rPr>
           <w:rFonts w:cs="Times New Roman"/>
@@ -16755,7 +16750,7 @@
           <w:rFonts w:cs="Times New Roman"/>
         </w:rPr>
       </w:pPr>
-      <w:bookmarkStart w:id="48" w:name="_Toc223337224"/>
+      <w:bookmarkStart w:id="47" w:name="_Toc223337224"/>
       <w:proofErr w:type="spellStart"/>
       <w:r>
         <w:rPr>
@@ -16788,7 +16783,7 @@
         </w:rPr>
         <w:t>:</w:t>
       </w:r>
-      <w:bookmarkEnd w:id="48"/>
+      <w:bookmarkEnd w:id="47"/>
     </w:p>
     <w:p>
       <w:pPr>
@@ -16877,7 +16872,7 @@
         <w:pStyle w:val="Cmsor3"/>
         <w:ind w:hanging="500"/>
       </w:pPr>
-      <w:bookmarkStart w:id="49" w:name="_Toc223337225"/>
+      <w:bookmarkStart w:id="48" w:name="_Toc223337225"/>
       <w:proofErr w:type="spellStart"/>
       <w:r>
         <w:t>Filter.jsx</w:t>
@@ -16886,7 +16881,7 @@
       <w:r>
         <w:t>:</w:t>
       </w:r>
-      <w:bookmarkEnd w:id="49"/>
+      <w:bookmarkEnd w:id="48"/>
     </w:p>
     <w:p>
       <w:pPr>
@@ -16937,7 +16932,7 @@
           <w:rFonts w:cs="Times New Roman"/>
         </w:rPr>
       </w:pPr>
-      <w:bookmarkStart w:id="50" w:name="_Toc223337226"/>
+      <w:bookmarkStart w:id="49" w:name="_Toc223337226"/>
       <w:proofErr w:type="spellStart"/>
       <w:r>
         <w:rPr>
@@ -16978,7 +16973,7 @@
         </w:rPr>
         <w:t>:</w:t>
       </w:r>
-      <w:bookmarkEnd w:id="50"/>
+      <w:bookmarkEnd w:id="49"/>
     </w:p>
     <w:p>
       <w:pPr>
@@ -17111,7 +17106,7 @@
           <w:rFonts w:cs="Times New Roman"/>
         </w:rPr>
       </w:pPr>
-      <w:bookmarkStart w:id="51" w:name="_Toc223337227"/>
+      <w:bookmarkStart w:id="50" w:name="_Toc223337227"/>
       <w:proofErr w:type="spellStart"/>
       <w:r>
         <w:rPr>
@@ -17132,7 +17127,7 @@
         </w:rPr>
         <w:t>:</w:t>
       </w:r>
-      <w:bookmarkEnd w:id="51"/>
+      <w:bookmarkEnd w:id="50"/>
     </w:p>
     <w:p>
       <w:pPr>
@@ -17259,7 +17254,7 @@
           <w:rFonts w:cs="Times New Roman"/>
         </w:rPr>
       </w:pPr>
-      <w:bookmarkStart w:id="52" w:name="_Toc223337228"/>
+      <w:bookmarkStart w:id="51" w:name="_Toc223337228"/>
       <w:proofErr w:type="spellStart"/>
       <w:r>
         <w:rPr>
@@ -17300,7 +17295,7 @@
         </w:rPr>
         <w:t>.</w:t>
       </w:r>
-      <w:bookmarkEnd w:id="52"/>
+      <w:bookmarkEnd w:id="51"/>
       <w:r>
         <w:rPr>
           <w:rFonts w:cs="Times New Roman"/>
@@ -17408,7 +17403,7 @@
       <w:pPr>
         <w:pStyle w:val="Cmsor3"/>
       </w:pPr>
-      <w:bookmarkStart w:id="53" w:name="_Toc223337229"/>
+      <w:bookmarkStart w:id="52" w:name="_Toc223337229"/>
       <w:r>
         <w:t xml:space="preserve">AdminOsszesKonyv.jsx, </w:t>
       </w:r>
@@ -17424,7 +17419,7 @@
       <w:r>
         <w:t>AdminUjAdat.jsx</w:t>
       </w:r>
-      <w:bookmarkEnd w:id="53"/>
+      <w:bookmarkEnd w:id="52"/>
       <w:proofErr w:type="spellEnd"/>
     </w:p>
     <w:p>
@@ -17664,7 +17659,7 @@
       <w:pPr>
         <w:pStyle w:val="Cmsor3"/>
       </w:pPr>
-      <w:bookmarkStart w:id="54" w:name="_Toc223337230"/>
+      <w:bookmarkStart w:id="53" w:name="_Toc223337230"/>
       <w:proofErr w:type="spellStart"/>
       <w:r>
         <w:t>AdminMódosítás.jsx</w:t>
@@ -17677,7 +17672,7 @@
       <w:r>
         <w:t>AdminUserMódosítás.jsx</w:t>
       </w:r>
-      <w:bookmarkEnd w:id="54"/>
+      <w:bookmarkEnd w:id="53"/>
       <w:proofErr w:type="spellEnd"/>
     </w:p>
     <w:p>
@@ -17812,24 +17807,24 @@
           <w:rFonts w:cs="Times New Roman"/>
         </w:rPr>
       </w:pPr>
-      <w:bookmarkStart w:id="55" w:name="_Toc223337231"/>
+      <w:bookmarkStart w:id="54" w:name="_Toc223337231"/>
       <w:r>
         <w:rPr>
           <w:rFonts w:cs="Times New Roman"/>
         </w:rPr>
         <w:t>Teszteredmények dokumentációja:</w:t>
       </w:r>
-      <w:bookmarkEnd w:id="55"/>
+      <w:bookmarkEnd w:id="54"/>
     </w:p>
     <w:p>
       <w:pPr>
         <w:pStyle w:val="Cmsor2"/>
       </w:pPr>
-      <w:bookmarkStart w:id="56" w:name="_Toc223337232"/>
+      <w:bookmarkStart w:id="55" w:name="_Toc223337232"/>
       <w:r>
         <w:t>Backend tesztek:</w:t>
       </w:r>
-      <w:bookmarkEnd w:id="56"/>
+      <w:bookmarkEnd w:id="55"/>
     </w:p>
     <w:p>
       <w:pPr>
@@ -18222,7 +18217,7 @@
         </w:rPr>
         <w:t xml:space="preserve"> </w:t>
       </w:r>
-      <w:bookmarkStart w:id="57" w:name="_Toc223337233"/>
+      <w:bookmarkStart w:id="56" w:name="_Toc223337233"/>
       <w:r>
         <w:rPr>
           <w:rFonts w:eastAsia="Times New Roman"/>
@@ -18230,7 +18225,7 @@
         </w:rPr>
         <w:t>Tesztelési stratégia</w:t>
       </w:r>
-      <w:bookmarkEnd w:id="57"/>
+      <w:bookmarkEnd w:id="56"/>
     </w:p>
     <w:p>
       <w:pPr>
@@ -18288,14 +18283,14 @@
           <w:lang w:eastAsia="hu-HU"/>
         </w:rPr>
       </w:pPr>
-      <w:bookmarkStart w:id="58" w:name="_Toc223337234"/>
+      <w:bookmarkStart w:id="57" w:name="_Toc223337234"/>
       <w:r>
         <w:rPr>
           <w:lang w:eastAsia="hu-HU"/>
         </w:rPr>
         <w:t>Tesztesetek táblázatos formában:</w:t>
       </w:r>
-      <w:bookmarkEnd w:id="58"/>
+      <w:bookmarkEnd w:id="57"/>
     </w:p>
     <w:p>
       <w:pPr>
@@ -18304,14 +18299,14 @@
           <w:lang w:eastAsia="hu-HU"/>
         </w:rPr>
       </w:pPr>
-      <w:bookmarkStart w:id="59" w:name="_Toc223337235"/>
+      <w:bookmarkStart w:id="58" w:name="_Toc223337235"/>
       <w:r>
         <w:rPr>
           <w:lang w:eastAsia="hu-HU"/>
         </w:rPr>
         <w:t>Felhasználó regisztráció végpont tesztelése:</w:t>
       </w:r>
-      <w:bookmarkEnd w:id="59"/>
+      <w:bookmarkEnd w:id="58"/>
     </w:p>
     <w:p>
       <w:pPr>
@@ -18377,12 +18372,12 @@
         <w:tblLook w:val="04A0" w:firstRow="1" w:lastRow="0" w:firstColumn="1" w:lastColumn="0" w:noHBand="0" w:noVBand="1"/>
       </w:tblPr>
       <w:tblGrid>
-        <w:gridCol w:w="1380"/>
-        <w:gridCol w:w="1615"/>
-        <w:gridCol w:w="1897"/>
-        <w:gridCol w:w="1478"/>
-        <w:gridCol w:w="1682"/>
-        <w:gridCol w:w="1020"/>
+        <w:gridCol w:w="1309"/>
+        <w:gridCol w:w="1527"/>
+        <w:gridCol w:w="2168"/>
+        <w:gridCol w:w="1396"/>
+        <w:gridCol w:w="1560"/>
+        <w:gridCol w:w="1112"/>
       </w:tblGrid>
       <w:tr>
         <w:trPr>
@@ -18674,6 +18669,15 @@
               </w:rPr>
               <w:t>rvényes email + jelszó</w:t>
             </w:r>
+            <w:r>
+              <w:rPr>
+                <w:rFonts w:ascii="Times New Roman" w:eastAsia="Times New Roman" w:hAnsi="Times New Roman" w:cs="Times New Roman"/>
+                <w:sz w:val="24"/>
+                <w:szCs w:val="24"/>
+                <w:lang w:eastAsia="hu-HU"/>
+              </w:rPr>
+              <w:t xml:space="preserve"> + név</w:t>
+            </w:r>
           </w:p>
         </w:tc>
         <w:tc>
@@ -18762,7 +18766,7 @@
                 <w:szCs w:val="24"/>
                 <w:lang w:eastAsia="hu-HU"/>
               </w:rPr>
-              <w:t xml:space="preserve"> Sikeres</w:t>
+              <w:t>Sikeres</w:t>
             </w:r>
           </w:p>
         </w:tc>
@@ -18947,7 +18951,7 @@
                 <w:szCs w:val="24"/>
                 <w:lang w:eastAsia="hu-HU"/>
               </w:rPr>
-              <w:t xml:space="preserve"> Sikeres</w:t>
+              <w:t>Sikeres</w:t>
             </w:r>
           </w:p>
         </w:tc>
@@ -19126,7 +19130,7 @@
                 <w:szCs w:val="24"/>
                 <w:lang w:eastAsia="hu-HU"/>
               </w:rPr>
-              <w:t xml:space="preserve"> Sikeres</w:t>
+              <w:t>Sikeres</w:t>
             </w:r>
           </w:p>
         </w:tc>
@@ -19305,7 +19309,199 @@
                 <w:szCs w:val="24"/>
                 <w:lang w:eastAsia="hu-HU"/>
               </w:rPr>
-              <w:t xml:space="preserve"> Sikeres</w:t>
+              <w:t>Sikeres</w:t>
+            </w:r>
+          </w:p>
+        </w:tc>
+      </w:tr>
+      <w:tr>
+        <w:trPr>
+          <w:tblCellSpacing w:w="15" w:type="dxa"/>
+        </w:trPr>
+        <w:tc>
+          <w:tcPr>
+            <w:tcW w:w="0" w:type="auto"/>
+            <w:vAlign w:val="center"/>
+          </w:tcPr>
+          <w:p>
+            <w:pPr>
+              <w:spacing w:after="0" w:line="240" w:lineRule="auto"/>
+              <w:rPr>
+                <w:rFonts w:ascii="Times New Roman" w:eastAsia="Times New Roman" w:hAnsi="Times New Roman" w:cs="Times New Roman"/>
+                <w:sz w:val="24"/>
+                <w:szCs w:val="24"/>
+                <w:lang w:eastAsia="hu-HU"/>
+              </w:rPr>
+            </w:pPr>
+            <w:r>
+              <w:rPr>
+                <w:rFonts w:ascii="Times New Roman" w:eastAsia="Times New Roman" w:hAnsi="Times New Roman" w:cs="Times New Roman"/>
+                <w:sz w:val="24"/>
+                <w:szCs w:val="24"/>
+                <w:lang w:eastAsia="hu-HU"/>
+              </w:rPr>
+              <w:t>TC-05</w:t>
+            </w:r>
+          </w:p>
+        </w:tc>
+        <w:tc>
+          <w:tcPr>
+            <w:tcW w:w="0" w:type="auto"/>
+            <w:vAlign w:val="center"/>
+          </w:tcPr>
+          <w:p>
+            <w:pPr>
+              <w:spacing w:after="0" w:line="240" w:lineRule="auto"/>
+              <w:rPr>
+                <w:rFonts w:ascii="Times New Roman" w:eastAsia="Times New Roman" w:hAnsi="Times New Roman" w:cs="Times New Roman"/>
+                <w:sz w:val="24"/>
+                <w:szCs w:val="24"/>
+                <w:lang w:eastAsia="hu-HU"/>
+              </w:rPr>
+            </w:pPr>
+            <w:r>
+              <w:rPr>
+                <w:rFonts w:ascii="Times New Roman" w:eastAsia="Times New Roman" w:hAnsi="Times New Roman" w:cs="Times New Roman"/>
+                <w:sz w:val="24"/>
+                <w:szCs w:val="24"/>
+                <w:lang w:eastAsia="hu-HU"/>
+              </w:rPr>
+              <w:t>Már létező email</w:t>
+            </w:r>
+          </w:p>
+        </w:tc>
+        <w:tc>
+          <w:tcPr>
+            <w:tcW w:w="0" w:type="auto"/>
+            <w:vAlign w:val="center"/>
+          </w:tcPr>
+          <w:p>
+            <w:pPr>
+              <w:spacing w:after="0" w:line="240" w:lineRule="auto"/>
+              <w:rPr>
+                <w:rFonts w:ascii="Times New Roman" w:eastAsia="Times New Roman" w:hAnsi="Times New Roman" w:cs="Times New Roman"/>
+                <w:sz w:val="24"/>
+                <w:szCs w:val="24"/>
+                <w:lang w:eastAsia="hu-HU"/>
+              </w:rPr>
+            </w:pPr>
+            <w:r>
+              <w:rPr>
+                <w:rFonts w:ascii="Times New Roman" w:eastAsia="Times New Roman" w:hAnsi="Times New Roman" w:cs="Times New Roman"/>
+                <w:sz w:val="24"/>
+                <w:szCs w:val="24"/>
+                <w:lang w:eastAsia="hu-HU"/>
+              </w:rPr>
+              <w:t>Érvénytelen email + jelszó + név</w:t>
+            </w:r>
+          </w:p>
+        </w:tc>
+        <w:tc>
+          <w:tcPr>
+            <w:tcW w:w="0" w:type="auto"/>
+            <w:vAlign w:val="center"/>
+          </w:tcPr>
+          <w:p>
+            <w:pPr>
+              <w:spacing w:after="0" w:line="240" w:lineRule="auto"/>
+              <w:rPr>
+                <w:rFonts w:ascii="Times New Roman" w:eastAsia="Times New Roman" w:hAnsi="Times New Roman" w:cs="Times New Roman"/>
+                <w:sz w:val="24"/>
+                <w:szCs w:val="24"/>
+                <w:lang w:eastAsia="hu-HU"/>
+              </w:rPr>
+            </w:pPr>
+            <w:r>
+              <w:rPr>
+                <w:rFonts w:ascii="Times New Roman" w:eastAsia="Times New Roman" w:hAnsi="Times New Roman" w:cs="Times New Roman"/>
+                <w:sz w:val="24"/>
+                <w:szCs w:val="24"/>
+                <w:lang w:eastAsia="hu-HU"/>
+              </w:rPr>
+              <w:t xml:space="preserve">409 </w:t>
+            </w:r>
+            <w:proofErr w:type="spellStart"/>
+            <w:r>
+              <w:rPr>
+                <w:rFonts w:ascii="Times New Roman" w:eastAsia="Times New Roman" w:hAnsi="Times New Roman" w:cs="Times New Roman"/>
+                <w:sz w:val="24"/>
+                <w:szCs w:val="24"/>
+                <w:lang w:eastAsia="hu-HU"/>
+              </w:rPr>
+              <w:t>Conflict</w:t>
+            </w:r>
+            <w:proofErr w:type="spellEnd"/>
+          </w:p>
+        </w:tc>
+        <w:tc>
+          <w:tcPr>
+            <w:tcW w:w="0" w:type="auto"/>
+            <w:vAlign w:val="center"/>
+          </w:tcPr>
+          <w:p>
+            <w:pPr>
+              <w:spacing w:after="0" w:line="240" w:lineRule="auto"/>
+              <w:rPr>
+                <w:rFonts w:ascii="Times New Roman" w:eastAsia="Times New Roman" w:hAnsi="Times New Roman" w:cs="Times New Roman"/>
+                <w:sz w:val="24"/>
+                <w:szCs w:val="24"/>
+                <w:lang w:eastAsia="hu-HU"/>
+              </w:rPr>
+            </w:pPr>
+            <w:r>
+              <w:rPr>
+                <w:rFonts w:ascii="Times New Roman" w:eastAsia="Times New Roman" w:hAnsi="Times New Roman" w:cs="Times New Roman"/>
+                <w:sz w:val="24"/>
+                <w:szCs w:val="24"/>
+                <w:lang w:eastAsia="hu-HU"/>
+              </w:rPr>
+              <w:t xml:space="preserve">409 </w:t>
+            </w:r>
+            <w:proofErr w:type="spellStart"/>
+            <w:r>
+              <w:rPr>
+                <w:rFonts w:ascii="Times New Roman" w:eastAsia="Times New Roman" w:hAnsi="Times New Roman" w:cs="Times New Roman"/>
+                <w:sz w:val="24"/>
+                <w:szCs w:val="24"/>
+                <w:lang w:eastAsia="hu-HU"/>
+              </w:rPr>
+              <w:t>Conflict</w:t>
+            </w:r>
+            <w:proofErr w:type="spellEnd"/>
+          </w:p>
+        </w:tc>
+        <w:tc>
+          <w:tcPr>
+            <w:tcW w:w="0" w:type="auto"/>
+            <w:vAlign w:val="center"/>
+          </w:tcPr>
+          <w:p>
+            <w:pPr>
+              <w:spacing w:after="0" w:line="240" w:lineRule="auto"/>
+              <w:rPr>
+                <w:rFonts w:ascii="Segoe UI Emoji" w:eastAsia="Times New Roman" w:hAnsi="Segoe UI Emoji" w:cs="Segoe UI Emoji"/>
+                <w:sz w:val="24"/>
+                <w:szCs w:val="24"/>
+                <w:lang w:eastAsia="hu-HU"/>
+              </w:rPr>
+            </w:pPr>
+            <w:r>
+              <w:rPr>
+                <w:rFonts w:ascii="Segoe UI Emoji" w:eastAsia="Times New Roman" w:hAnsi="Segoe UI Emoji" w:cs="Segoe UI Emoji"/>
+                <w:sz w:val="24"/>
+                <w:szCs w:val="24"/>
+                <w:lang w:eastAsia="hu-HU"/>
+              </w:rPr>
+              <w:t>✅</w:t>
+            </w:r>
+            <w:r>
+              <w:rPr>
+                <w:rFonts w:ascii="Times New Roman" w:eastAsia="Times New Roman" w:hAnsi="Times New Roman" w:cs="Times New Roman"/>
+                <w:sz w:val="24"/>
+                <w:szCs w:val="24"/>
+                <w:lang w:eastAsia="hu-HU"/>
+              </w:rPr>
+              <w:t>Sikeres</w:t>
             </w:r>
           </w:p>
         </w:tc>
@@ -19318,14 +19514,14 @@
           <w:lang w:eastAsia="hu-HU"/>
         </w:rPr>
       </w:pPr>
-      <w:bookmarkStart w:id="60" w:name="_Toc223337236"/>
+      <w:bookmarkStart w:id="59" w:name="_Toc223337236"/>
       <w:r>
         <w:rPr>
           <w:lang w:eastAsia="hu-HU"/>
         </w:rPr>
         <w:t>Bejelentkezés tesztelése:</w:t>
       </w:r>
-      <w:bookmarkEnd w:id="60"/>
+      <w:bookmarkEnd w:id="59"/>
     </w:p>
     <w:p>
       <w:pPr>
@@ -19624,7 +19820,7 @@
                 <w:szCs w:val="24"/>
                 <w:lang w:eastAsia="hu-HU"/>
               </w:rPr>
-              <w:t>5</w:t>
+              <w:t>6</w:t>
             </w:r>
           </w:p>
         </w:tc>
@@ -19818,7 +20014,7 @@
                 <w:szCs w:val="24"/>
                 <w:lang w:eastAsia="hu-HU"/>
               </w:rPr>
-              <w:t>6</w:t>
+              <w:t>7</w:t>
             </w:r>
           </w:p>
         </w:tc>
@@ -20012,7 +20208,7 @@
                 <w:szCs w:val="24"/>
                 <w:lang w:eastAsia="hu-HU"/>
               </w:rPr>
-              <w:t>7</w:t>
+              <w:t>8</w:t>
             </w:r>
           </w:p>
         </w:tc>
@@ -20178,14 +20374,14 @@
           <w:lang w:eastAsia="hu-HU"/>
         </w:rPr>
       </w:pPr>
-      <w:bookmarkStart w:id="61" w:name="_Toc223337237"/>
+      <w:bookmarkStart w:id="60" w:name="_Toc223337237"/>
       <w:r>
         <w:rPr>
           <w:lang w:eastAsia="hu-HU"/>
         </w:rPr>
         <w:t>Terméklista lekérdezése:</w:t>
       </w:r>
-      <w:bookmarkEnd w:id="61"/>
+      <w:bookmarkEnd w:id="60"/>
     </w:p>
     <w:p>
       <w:pPr>
@@ -20275,6 +20471,7 @@
                 <w:szCs w:val="24"/>
                 <w:lang w:eastAsia="hu-HU"/>
               </w:rPr>
+              <w:lastRenderedPageBreak/>
               <w:t>Teszt azonosító</w:t>
             </w:r>
           </w:p>
@@ -20444,7 +20641,7 @@
                 <w:szCs w:val="24"/>
                 <w:lang w:eastAsia="hu-HU"/>
               </w:rPr>
-              <w:t>8</w:t>
+              <w:t>9</w:t>
             </w:r>
           </w:p>
         </w:tc>
@@ -20593,17 +20790,16 @@
                 <w:szCs w:val="24"/>
                 <w:lang w:eastAsia="hu-HU"/>
               </w:rPr>
-              <w:lastRenderedPageBreak/>
-              <w:t>TC-0</w:t>
-            </w:r>
-            <w:r>
-              <w:rPr>
-                <w:rFonts w:ascii="Times New Roman" w:eastAsia="Times New Roman" w:hAnsi="Times New Roman" w:cs="Times New Roman"/>
-                <w:sz w:val="24"/>
-                <w:szCs w:val="24"/>
-                <w:lang w:eastAsia="hu-HU"/>
-              </w:rPr>
-              <w:t>9</w:t>
+              <w:t>TC-</w:t>
+            </w:r>
+            <w:r>
+              <w:rPr>
+                <w:rFonts w:ascii="Times New Roman" w:eastAsia="Times New Roman" w:hAnsi="Times New Roman" w:cs="Times New Roman"/>
+                <w:sz w:val="24"/>
+                <w:szCs w:val="24"/>
+                <w:lang w:eastAsia="hu-HU"/>
+              </w:rPr>
+              <w:t>10</w:t>
             </w:r>
           </w:p>
         </w:tc>
@@ -20733,14 +20929,14 @@
           <w:lang w:eastAsia="hu-HU"/>
         </w:rPr>
       </w:pPr>
-      <w:bookmarkStart w:id="62" w:name="_Toc223337238"/>
+      <w:bookmarkStart w:id="61" w:name="_Toc223337238"/>
       <w:r>
         <w:rPr>
           <w:lang w:eastAsia="hu-HU"/>
         </w:rPr>
         <w:t>Backend tesztelések összegzése:</w:t>
       </w:r>
-      <w:bookmarkEnd w:id="62"/>
+      <w:bookmarkEnd w:id="61"/>
     </w:p>
     <w:tbl>
       <w:tblPr>
@@ -20831,7 +21027,7 @@
               <w:rPr>
                 <w:lang w:eastAsia="hu-HU"/>
               </w:rPr>
-              <w:t>9</w:t>
+              <w:t>10</w:t>
             </w:r>
           </w:p>
         </w:tc>
@@ -20849,7 +21045,7 @@
               <w:rPr>
                 <w:lang w:eastAsia="hu-HU"/>
               </w:rPr>
-              <w:t>9</w:t>
+              <w:t>10</w:t>
             </w:r>
           </w:p>
         </w:tc>
@@ -20880,14 +21076,14 @@
           <w:lang w:eastAsia="hu-HU"/>
         </w:rPr>
       </w:pPr>
-      <w:bookmarkStart w:id="63" w:name="_Toc223337239"/>
+      <w:bookmarkStart w:id="62" w:name="_Toc223337239"/>
       <w:r>
         <w:rPr>
           <w:lang w:eastAsia="hu-HU"/>
         </w:rPr>
         <w:t>Frontend tesztelés</w:t>
       </w:r>
-      <w:bookmarkEnd w:id="63"/>
+      <w:bookmarkEnd w:id="62"/>
     </w:p>
     <w:p>
       <w:pPr>
@@ -21026,27 +21222,7 @@
           <w:szCs w:val="24"/>
           <w:lang w:eastAsia="hu-HU"/>
         </w:rPr>
-        <w:t xml:space="preserve"> Context API / </w:t>
-      </w:r>
-      <w:proofErr w:type="spellStart"/>
-      <w:r>
-        <w:rPr>
-          <w:rFonts w:ascii="Times New Roman" w:eastAsia="Times New Roman" w:hAnsi="Times New Roman" w:cs="Times New Roman"/>
-          <w:sz w:val="24"/>
-          <w:szCs w:val="24"/>
-          <w:lang w:eastAsia="hu-HU"/>
-        </w:rPr>
-        <w:t>Redux</w:t>
-      </w:r>
-      <w:proofErr w:type="spellEnd"/>
-      <w:r>
-        <w:rPr>
-          <w:rFonts w:ascii="Times New Roman" w:eastAsia="Times New Roman" w:hAnsi="Times New Roman" w:cs="Times New Roman"/>
-          <w:sz w:val="24"/>
-          <w:szCs w:val="24"/>
-          <w:lang w:eastAsia="hu-HU"/>
-        </w:rPr>
-        <w:t xml:space="preserve"> (ha van)</w:t>
+        <w:t xml:space="preserve"> Context API </w:t>
       </w:r>
       <w:r>
         <w:rPr>
@@ -21411,11 +21587,11 @@
       <w:pPr>
         <w:pStyle w:val="Cmsor2"/>
       </w:pPr>
-      <w:bookmarkStart w:id="64" w:name="_Toc223337240"/>
+      <w:bookmarkStart w:id="63" w:name="_Toc223337240"/>
       <w:r>
         <w:t>Tesztelési stratégia</w:t>
       </w:r>
-      <w:bookmarkEnd w:id="64"/>
+      <w:bookmarkEnd w:id="63"/>
     </w:p>
     <w:p>
       <w:pPr>
@@ -21460,21 +21636,21 @@
       <w:pPr>
         <w:pStyle w:val="Cmsor2"/>
       </w:pPr>
-      <w:bookmarkStart w:id="65" w:name="_Toc223337241"/>
+      <w:bookmarkStart w:id="64" w:name="_Toc223337241"/>
       <w:r>
         <w:t>Tesztesetek táblázata</w:t>
       </w:r>
-      <w:bookmarkEnd w:id="65"/>
+      <w:bookmarkEnd w:id="64"/>
     </w:p>
     <w:p>
       <w:pPr>
         <w:pStyle w:val="Cmsor3"/>
       </w:pPr>
-      <w:bookmarkStart w:id="66" w:name="_Toc223337242"/>
+      <w:bookmarkStart w:id="65" w:name="_Toc223337242"/>
       <w:r>
         <w:t>Regisztrációs oldal</w:t>
       </w:r>
-      <w:bookmarkEnd w:id="66"/>
+      <w:bookmarkEnd w:id="65"/>
     </w:p>
     <w:p>
       <w:pPr>
@@ -21512,7 +21688,7 @@
       </w:tblPr>
       <w:tblGrid>
         <w:gridCol w:w="949"/>
-        <w:gridCol w:w="2220"/>
+        <w:gridCol w:w="2419"/>
         <w:gridCol w:w="1756"/>
         <w:gridCol w:w="2340"/>
         <w:gridCol w:w="822"/>
@@ -22105,7 +22281,171 @@
             <w:pPr>
               <w:spacing w:after="0" w:line="240" w:lineRule="auto"/>
               <w:rPr>
-                <w:rFonts w:ascii="Times New Roman" w:eastAsia="Times New Roman" w:hAnsi="Times New Roman" w:cs="Times New Roman"/>
+                <w:rFonts w:ascii="Segoe UI Emoji" w:eastAsia="Times New Roman" w:hAnsi="Segoe UI Emoji" w:cs="Segoe UI Emoji"/>
+                <w:sz w:val="24"/>
+                <w:szCs w:val="24"/>
+                <w:lang w:eastAsia="hu-HU"/>
+              </w:rPr>
+            </w:pPr>
+            <w:r>
+              <w:rPr>
+                <w:rFonts w:ascii="Segoe UI Emoji" w:eastAsia="Times New Roman" w:hAnsi="Segoe UI Emoji" w:cs="Segoe UI Emoji"/>
+                <w:sz w:val="24"/>
+                <w:szCs w:val="24"/>
+                <w:lang w:eastAsia="hu-HU"/>
+              </w:rPr>
+              <w:t>✅</w:t>
+            </w:r>
+          </w:p>
+        </w:tc>
+      </w:tr>
+      <w:tr>
+        <w:trPr>
+          <w:tblCellSpacing w:w="15" w:type="dxa"/>
+        </w:trPr>
+        <w:tc>
+          <w:tcPr>
+            <w:tcW w:w="0" w:type="auto"/>
+            <w:vAlign w:val="center"/>
+          </w:tcPr>
+          <w:p>
+            <w:pPr>
+              <w:spacing w:after="0" w:line="240" w:lineRule="auto"/>
+              <w:rPr>
+                <w:rFonts w:ascii="Times New Roman" w:eastAsia="Times New Roman" w:hAnsi="Times New Roman" w:cs="Times New Roman"/>
+                <w:sz w:val="24"/>
+                <w:szCs w:val="24"/>
+                <w:lang w:eastAsia="hu-HU"/>
+              </w:rPr>
+            </w:pPr>
+            <w:r>
+              <w:rPr>
+                <w:rFonts w:ascii="Times New Roman" w:eastAsia="Times New Roman" w:hAnsi="Times New Roman" w:cs="Times New Roman"/>
+                <w:sz w:val="24"/>
+                <w:szCs w:val="24"/>
+                <w:lang w:eastAsia="hu-HU"/>
+              </w:rPr>
+              <w:t>FE-0</w:t>
+            </w:r>
+            <w:r>
+              <w:rPr>
+                <w:rFonts w:ascii="Times New Roman" w:eastAsia="Times New Roman" w:hAnsi="Times New Roman" w:cs="Times New Roman"/>
+                <w:sz w:val="24"/>
+                <w:szCs w:val="24"/>
+                <w:lang w:eastAsia="hu-HU"/>
+              </w:rPr>
+              <w:t>4</w:t>
+            </w:r>
+          </w:p>
+        </w:tc>
+        <w:tc>
+          <w:tcPr>
+            <w:tcW w:w="0" w:type="auto"/>
+            <w:vAlign w:val="center"/>
+          </w:tcPr>
+          <w:p>
+            <w:pPr>
+              <w:spacing w:after="0" w:line="240" w:lineRule="auto"/>
+              <w:rPr>
+                <w:rFonts w:ascii="Times New Roman" w:eastAsia="Times New Roman" w:hAnsi="Times New Roman" w:cs="Times New Roman"/>
+                <w:sz w:val="24"/>
+                <w:szCs w:val="24"/>
+                <w:lang w:eastAsia="hu-HU"/>
+              </w:rPr>
+            </w:pPr>
+            <w:proofErr w:type="spellStart"/>
+            <w:r>
+              <w:rPr>
+                <w:rFonts w:ascii="Times New Roman" w:eastAsia="Times New Roman" w:hAnsi="Times New Roman" w:cs="Times New Roman"/>
+                <w:sz w:val="24"/>
+                <w:szCs w:val="24"/>
+                <w:lang w:eastAsia="hu-HU"/>
+              </w:rPr>
+              <w:t>Használatbna</w:t>
+            </w:r>
+            <w:proofErr w:type="spellEnd"/>
+            <w:r>
+              <w:rPr>
+                <w:rFonts w:ascii="Times New Roman" w:eastAsia="Times New Roman" w:hAnsi="Times New Roman" w:cs="Times New Roman"/>
+                <w:sz w:val="24"/>
+                <w:szCs w:val="24"/>
+                <w:lang w:eastAsia="hu-HU"/>
+              </w:rPr>
+              <w:t xml:space="preserve"> lévő email</w:t>
+            </w:r>
+          </w:p>
+        </w:tc>
+        <w:tc>
+          <w:tcPr>
+            <w:tcW w:w="0" w:type="auto"/>
+            <w:vAlign w:val="center"/>
+          </w:tcPr>
+          <w:p>
+            <w:pPr>
+              <w:spacing w:after="0" w:line="240" w:lineRule="auto"/>
+              <w:rPr>
+                <w:rFonts w:ascii="Times New Roman" w:eastAsia="Times New Roman" w:hAnsi="Times New Roman" w:cs="Times New Roman"/>
+                <w:sz w:val="24"/>
+                <w:szCs w:val="24"/>
+                <w:lang w:eastAsia="hu-HU"/>
+              </w:rPr>
+            </w:pPr>
+            <w:r>
+              <w:rPr>
+                <w:rFonts w:ascii="Times New Roman" w:eastAsia="Times New Roman" w:hAnsi="Times New Roman" w:cs="Times New Roman"/>
+                <w:sz w:val="24"/>
+                <w:szCs w:val="24"/>
+                <w:lang w:eastAsia="hu-HU"/>
+              </w:rPr>
+              <w:t>R</w:t>
+            </w:r>
+            <w:r>
+              <w:rPr>
+                <w:rFonts w:ascii="Times New Roman" w:eastAsia="Times New Roman" w:hAnsi="Times New Roman" w:cs="Times New Roman"/>
+                <w:sz w:val="24"/>
+                <w:szCs w:val="24"/>
+                <w:lang w:eastAsia="hu-HU"/>
+              </w:rPr>
+              <w:t>ossz email</w:t>
+            </w:r>
+          </w:p>
+        </w:tc>
+        <w:tc>
+          <w:tcPr>
+            <w:tcW w:w="0" w:type="auto"/>
+            <w:vAlign w:val="center"/>
+          </w:tcPr>
+          <w:p>
+            <w:pPr>
+              <w:spacing w:after="0" w:line="240" w:lineRule="auto"/>
+              <w:rPr>
+                <w:rFonts w:ascii="Times New Roman" w:eastAsia="Times New Roman" w:hAnsi="Times New Roman" w:cs="Times New Roman"/>
+                <w:sz w:val="24"/>
+                <w:szCs w:val="24"/>
+                <w:lang w:eastAsia="hu-HU"/>
+              </w:rPr>
+            </w:pPr>
+            <w:r>
+              <w:rPr>
+                <w:rFonts w:ascii="Times New Roman" w:eastAsia="Times New Roman" w:hAnsi="Times New Roman" w:cs="Times New Roman"/>
+                <w:sz w:val="24"/>
+                <w:szCs w:val="24"/>
+                <w:lang w:eastAsia="hu-HU"/>
+              </w:rPr>
+              <w:t>Hibaüzenet jelenik meg</w:t>
+            </w:r>
+          </w:p>
+        </w:tc>
+        <w:tc>
+          <w:tcPr>
+            <w:tcW w:w="0" w:type="auto"/>
+            <w:vAlign w:val="center"/>
+          </w:tcPr>
+          <w:p>
+            <w:pPr>
+              <w:spacing w:after="0" w:line="240" w:lineRule="auto"/>
+              <w:rPr>
+                <w:rFonts w:ascii="Segoe UI Emoji" w:eastAsia="Times New Roman" w:hAnsi="Segoe UI Emoji" w:cs="Segoe UI Emoji"/>
                 <w:sz w:val="24"/>
                 <w:szCs w:val="24"/>
                 <w:lang w:eastAsia="hu-HU"/>
@@ -22128,11 +22468,11 @@
       <w:pPr>
         <w:pStyle w:val="Cmsor3"/>
       </w:pPr>
-      <w:bookmarkStart w:id="67" w:name="_Toc223337243"/>
+      <w:bookmarkStart w:id="66" w:name="_Toc223337243"/>
       <w:r>
         <w:t>Bejelentkezés oldal</w:t>
       </w:r>
-      <w:bookmarkEnd w:id="67"/>
+      <w:bookmarkEnd w:id="66"/>
     </w:p>
     <w:p>
       <w:pPr>
@@ -22208,6 +22548,7 @@
                 <w:szCs w:val="24"/>
                 <w:lang w:eastAsia="hu-HU"/>
               </w:rPr>
+              <w:lastRenderedPageBreak/>
               <w:t>Teszt ID</w:t>
             </w:r>
           </w:p>
@@ -22377,7 +22718,7 @@
                 <w:szCs w:val="24"/>
                 <w:lang w:eastAsia="hu-HU"/>
               </w:rPr>
-              <w:t>4</w:t>
+              <w:t>5</w:t>
             </w:r>
           </w:p>
         </w:tc>
@@ -22566,7 +22907,6 @@
                 <w:szCs w:val="24"/>
                 <w:lang w:eastAsia="hu-HU"/>
               </w:rPr>
-              <w:lastRenderedPageBreak/>
               <w:t>FE-0</w:t>
             </w:r>
             <w:r>
@@ -22576,7 +22916,7 @@
                 <w:szCs w:val="24"/>
                 <w:lang w:eastAsia="hu-HU"/>
               </w:rPr>
-              <w:t>5</w:t>
+              <w:t>6</w:t>
             </w:r>
           </w:p>
         </w:tc>
@@ -22736,7 +23076,7 @@
                 <w:szCs w:val="24"/>
                 <w:lang w:eastAsia="hu-HU"/>
               </w:rPr>
-              <w:t>6</w:t>
+              <w:t>7</w:t>
             </w:r>
           </w:p>
         </w:tc>
@@ -22893,7 +23233,25 @@
                 <w:szCs w:val="24"/>
                 <w:lang w:eastAsia="hu-HU"/>
               </w:rPr>
-              <w:t xml:space="preserve">FE-07 </w:t>
+              <w:t>FE-0</w:t>
+            </w:r>
+            <w:r>
+              <w:rPr>
+                <w:rFonts w:ascii="Times New Roman" w:eastAsia="Times New Roman" w:hAnsi="Times New Roman" w:cs="Times New Roman"/>
+                <w:sz w:val="24"/>
+                <w:szCs w:val="24"/>
+                <w:lang w:eastAsia="hu-HU"/>
+              </w:rPr>
+              <w:t>8</w:t>
+            </w:r>
+            <w:r>
+              <w:rPr>
+                <w:rFonts w:ascii="Times New Roman" w:eastAsia="Times New Roman" w:hAnsi="Times New Roman" w:cs="Times New Roman"/>
+                <w:sz w:val="24"/>
+                <w:szCs w:val="24"/>
+                <w:lang w:eastAsia="hu-HU"/>
+              </w:rPr>
+              <w:t xml:space="preserve"> </w:t>
             </w:r>
           </w:p>
         </w:tc>
@@ -23040,11 +23398,11 @@
       <w:pPr>
         <w:pStyle w:val="Cmsor3"/>
       </w:pPr>
-      <w:bookmarkStart w:id="68" w:name="_Toc223337244"/>
+      <w:bookmarkStart w:id="67" w:name="_Toc223337244"/>
       <w:r>
         <w:t>Fő oldal</w:t>
       </w:r>
-      <w:bookmarkEnd w:id="68"/>
+      <w:bookmarkEnd w:id="67"/>
       <w:r>
         <w:t xml:space="preserve"> </w:t>
       </w:r>
@@ -23262,7 +23620,7 @@
                 <w:szCs w:val="24"/>
                 <w:lang w:eastAsia="hu-HU"/>
               </w:rPr>
-              <w:t>8</w:t>
+              <w:t>9</w:t>
             </w:r>
           </w:p>
         </w:tc>
@@ -23375,16 +23733,16 @@
                 <w:szCs w:val="24"/>
                 <w:lang w:eastAsia="hu-HU"/>
               </w:rPr>
-              <w:t>FE-0</w:t>
-            </w:r>
-            <w:r>
-              <w:rPr>
-                <w:rFonts w:ascii="Times New Roman" w:eastAsia="Times New Roman" w:hAnsi="Times New Roman" w:cs="Times New Roman"/>
-                <w:sz w:val="24"/>
-                <w:szCs w:val="24"/>
-                <w:lang w:eastAsia="hu-HU"/>
-              </w:rPr>
-              <w:t>9</w:t>
+              <w:t>FE-</w:t>
+            </w:r>
+            <w:r>
+              <w:rPr>
+                <w:rFonts w:ascii="Times New Roman" w:eastAsia="Times New Roman" w:hAnsi="Times New Roman" w:cs="Times New Roman"/>
+                <w:sz w:val="24"/>
+                <w:szCs w:val="24"/>
+                <w:lang w:eastAsia="hu-HU"/>
+              </w:rPr>
+              <w:t>10</w:t>
             </w:r>
           </w:p>
         </w:tc>
@@ -23528,7 +23886,16 @@
                 <w:szCs w:val="24"/>
                 <w:lang w:eastAsia="hu-HU"/>
               </w:rPr>
-              <w:t>10</w:t>
+              <w:t>1</w:t>
+            </w:r>
+            <w:r>
+              <w:rPr>
+                <w:rFonts w:ascii="Times New Roman" w:eastAsia="Times New Roman" w:hAnsi="Times New Roman" w:cs="Times New Roman"/>
+                <w:sz w:val="24"/>
+                <w:szCs w:val="24"/>
+                <w:lang w:eastAsia="hu-HU"/>
+              </w:rPr>
+              <w:t>1</w:t>
             </w:r>
           </w:p>
         </w:tc>
@@ -23619,11 +23986,11 @@
       <w:pPr>
         <w:pStyle w:val="Cmsor3"/>
       </w:pPr>
-      <w:bookmarkStart w:id="69" w:name="_Toc223337245"/>
+      <w:bookmarkStart w:id="68" w:name="_Toc223337245"/>
       <w:r>
         <w:t>Kosár oldal</w:t>
       </w:r>
-      <w:bookmarkEnd w:id="69"/>
+      <w:bookmarkEnd w:id="68"/>
     </w:p>
     <w:p>
       <w:pPr>
@@ -23829,7 +24196,16 @@
                 <w:szCs w:val="24"/>
                 <w:lang w:eastAsia="hu-HU"/>
               </w:rPr>
-              <w:t>FE-11</w:t>
+              <w:t>FE-1</w:t>
+            </w:r>
+            <w:r>
+              <w:rPr>
+                <w:rFonts w:ascii="Times New Roman" w:eastAsia="Times New Roman" w:hAnsi="Times New Roman" w:cs="Times New Roman"/>
+                <w:sz w:val="24"/>
+                <w:szCs w:val="24"/>
+                <w:lang w:eastAsia="hu-HU"/>
+              </w:rPr>
+              <w:t>2</w:t>
             </w:r>
           </w:p>
         </w:tc>
@@ -23942,7 +24318,16 @@
                 <w:szCs w:val="24"/>
                 <w:lang w:eastAsia="hu-HU"/>
               </w:rPr>
-              <w:t>FE-12</w:t>
+              <w:t>FE-1</w:t>
+            </w:r>
+            <w:r>
+              <w:rPr>
+                <w:rFonts w:ascii="Times New Roman" w:eastAsia="Times New Roman" w:hAnsi="Times New Roman" w:cs="Times New Roman"/>
+                <w:sz w:val="24"/>
+                <w:szCs w:val="24"/>
+                <w:lang w:eastAsia="hu-HU"/>
+              </w:rPr>
+              <w:t>3</w:t>
             </w:r>
           </w:p>
         </w:tc>
@@ -24055,7 +24440,16 @@
                 <w:szCs w:val="24"/>
                 <w:lang w:eastAsia="hu-HU"/>
               </w:rPr>
-              <w:t>FE-13</w:t>
+              <w:t>FE-1</w:t>
+            </w:r>
+            <w:r>
+              <w:rPr>
+                <w:rFonts w:ascii="Times New Roman" w:eastAsia="Times New Roman" w:hAnsi="Times New Roman" w:cs="Times New Roman"/>
+                <w:sz w:val="24"/>
+                <w:szCs w:val="24"/>
+                <w:lang w:eastAsia="hu-HU"/>
+              </w:rPr>
+              <w:t>4</w:t>
             </w:r>
           </w:p>
         </w:tc>
@@ -24146,11 +24540,11 @@
       <w:pPr>
         <w:pStyle w:val="Cmsor3"/>
       </w:pPr>
-      <w:bookmarkStart w:id="70" w:name="_Toc223337246"/>
+      <w:bookmarkStart w:id="69" w:name="_Toc223337246"/>
       <w:r>
         <w:t>Fizetés oldal</w:t>
       </w:r>
-      <w:bookmarkEnd w:id="70"/>
+      <w:bookmarkEnd w:id="69"/>
     </w:p>
     <w:p>
       <w:pPr>
@@ -24398,7 +24792,16 @@
                 <w:szCs w:val="24"/>
                 <w:lang w:eastAsia="hu-HU"/>
               </w:rPr>
-              <w:t>14</w:t>
+              <w:t>1</w:t>
+            </w:r>
+            <w:r>
+              <w:rPr>
+                <w:rFonts w:ascii="Times New Roman" w:eastAsia="Times New Roman" w:hAnsi="Times New Roman" w:cs="Times New Roman"/>
+                <w:sz w:val="24"/>
+                <w:szCs w:val="24"/>
+                <w:lang w:eastAsia="hu-HU"/>
+              </w:rPr>
+              <w:t>5</w:t>
             </w:r>
           </w:p>
         </w:tc>
@@ -24576,7 +24979,16 @@
                 <w:szCs w:val="24"/>
                 <w:lang w:eastAsia="hu-HU"/>
               </w:rPr>
-              <w:t>15</w:t>
+              <w:t>1</w:t>
+            </w:r>
+            <w:r>
+              <w:rPr>
+                <w:rFonts w:ascii="Times New Roman" w:eastAsia="Times New Roman" w:hAnsi="Times New Roman" w:cs="Times New Roman"/>
+                <w:sz w:val="24"/>
+                <w:szCs w:val="24"/>
+                <w:lang w:eastAsia="hu-HU"/>
+              </w:rPr>
+              <w:t>6</w:t>
             </w:r>
           </w:p>
         </w:tc>
@@ -24705,7 +25117,7 @@
       <w:pPr>
         <w:pStyle w:val="Cmsor2"/>
       </w:pPr>
-      <w:bookmarkStart w:id="71" w:name="_Toc223337247"/>
+      <w:bookmarkStart w:id="70" w:name="_Toc223337247"/>
       <w:proofErr w:type="spellStart"/>
       <w:r>
         <w:t>Routing</w:t>
@@ -24714,7 +25126,7 @@
       <w:r>
         <w:t xml:space="preserve"> tesztelés</w:t>
       </w:r>
-      <w:bookmarkEnd w:id="71"/>
+      <w:bookmarkEnd w:id="70"/>
       <w:r>
         <w:t xml:space="preserve"> </w:t>
       </w:r>
@@ -25669,6 +26081,7 @@
                 <w:szCs w:val="20"/>
                 <w:lang w:eastAsia="hu-HU"/>
               </w:rPr>
+              <w:lastRenderedPageBreak/>
               <w:t>/</w:t>
             </w:r>
             <w:proofErr w:type="spellStart"/>
@@ -25877,7 +26290,6 @@
                 <w:szCs w:val="20"/>
                 <w:lang w:eastAsia="hu-HU"/>
               </w:rPr>
-              <w:lastRenderedPageBreak/>
               <w:t>/</w:t>
             </w:r>
             <w:proofErr w:type="spellStart"/>
@@ -26755,6 +27167,8 @@
         </w:rPr>
         <w:br w:type="page"/>
       </w:r>
+      <w:bookmarkStart w:id="71" w:name="_GoBack"/>
+      <w:bookmarkEnd w:id="71"/>
     </w:p>
     <w:p>
       <w:pPr>
@@ -38636,7 +39050,7 @@
 </file>
 
 <file path=customXml/itemProps1.xml><?xml version="1.0" encoding="utf-8"?>
-<ds:datastoreItem xmlns:ds="http://schemas.openxmlformats.org/officeDocument/2006/customXml" ds:itemID="{AB6CBD14-4A0E-4A54-9D9F-68374AC0F732}">
+<ds:datastoreItem xmlns:ds="http://schemas.openxmlformats.org/officeDocument/2006/customXml" ds:itemID="{AFD38205-2DEB-482B-965F-206A21416998}">
   <ds:schemaRefs>
     <ds:schemaRef ds:uri="http://schemas.openxmlformats.org/officeDocument/2006/bibliography"/>
   </ds:schemaRefs>

--- a/backend/Projekt feladat(1).docx
+++ b/backend/Projekt feladat(1).docx
@@ -1,6 +1,6 @@
 
 <file path=word/document.xml><?xml version="1.0" encoding="utf-8"?>
-<w:document xmlns:wpc="http://schemas.microsoft.com/office/word/2010/wordprocessingCanvas" xmlns:cx="http://schemas.microsoft.com/office/drawing/2014/chartex" xmlns:mc="http://schemas.openxmlformats.org/markup-compatibility/2006" xmlns:o="urn:schemas-microsoft-com:office:office" xmlns:r="http://schemas.openxmlformats.org/officeDocument/2006/relationships" xmlns:m="http://schemas.openxmlformats.org/officeDocument/2006/math" xmlns:v="urn:schemas-microsoft-com:vml" xmlns:wp14="http://schemas.microsoft.com/office/word/2010/wordprocessingDrawing" xmlns:wp="http://schemas.openxmlformats.org/drawingml/2006/wordprocessingDrawing" xmlns:w10="urn:schemas-microsoft-com:office:word" xmlns:w="http://schemas.openxmlformats.org/wordprocessingml/2006/main" xmlns:w14="http://schemas.microsoft.com/office/word/2010/wordml" xmlns:w15="http://schemas.microsoft.com/office/word/2012/wordml" xmlns:w16se="http://schemas.microsoft.com/office/word/2015/wordml/symex" xmlns:wpg="http://schemas.microsoft.com/office/word/2010/wordprocessingGroup" xmlns:wpi="http://schemas.microsoft.com/office/word/2010/wordprocessingInk" xmlns:wne="http://schemas.microsoft.com/office/word/2006/wordml" xmlns:wps="http://schemas.microsoft.com/office/word/2010/wordprocessingShape" mc:Ignorable="w14 w15 w16se wp14">
+<w:document xmlns:wpc="http://schemas.microsoft.com/office/word/2010/wordprocessingCanvas" xmlns:cx="http://schemas.microsoft.com/office/drawing/2014/chartex" xmlns:cx1="http://schemas.microsoft.com/office/drawing/2015/9/8/chartex" xmlns:cx2="http://schemas.microsoft.com/office/drawing/2015/10/21/chartex" xmlns:cx3="http://schemas.microsoft.com/office/drawing/2016/5/9/chartex" xmlns:cx4="http://schemas.microsoft.com/office/drawing/2016/5/10/chartex" xmlns:cx5="http://schemas.microsoft.com/office/drawing/2016/5/11/chartex" xmlns:cx6="http://schemas.microsoft.com/office/drawing/2016/5/12/chartex" xmlns:cx7="http://schemas.microsoft.com/office/drawing/2016/5/13/chartex" xmlns:cx8="http://schemas.microsoft.com/office/drawing/2016/5/14/chartex" xmlns:mc="http://schemas.openxmlformats.org/markup-compatibility/2006" xmlns:aink="http://schemas.microsoft.com/office/drawing/2016/ink" xmlns:am3d="http://schemas.microsoft.com/office/drawing/2017/model3d" xmlns:o="urn:schemas-microsoft-com:office:office" xmlns:r="http://schemas.openxmlformats.org/officeDocument/2006/relationships" xmlns:m="http://schemas.openxmlformats.org/officeDocument/2006/math" xmlns:v="urn:schemas-microsoft-com:vml" xmlns:wp14="http://schemas.microsoft.com/office/word/2010/wordprocessingDrawing" xmlns:wp="http://schemas.openxmlformats.org/drawingml/2006/wordprocessingDrawing" xmlns:w10="urn:schemas-microsoft-com:office:word" xmlns:w="http://schemas.openxmlformats.org/wordprocessingml/2006/main" xmlns:w14="http://schemas.microsoft.com/office/word/2010/wordml" xmlns:w15="http://schemas.microsoft.com/office/word/2012/wordml" xmlns:w16cid="http://schemas.microsoft.com/office/word/2016/wordml/cid" xmlns:w16se="http://schemas.microsoft.com/office/word/2015/wordml/symex" xmlns:wpg="http://schemas.microsoft.com/office/word/2010/wordprocessingGroup" xmlns:wpi="http://schemas.microsoft.com/office/word/2010/wordprocessingInk" xmlns:wne="http://schemas.microsoft.com/office/word/2006/wordml" xmlns:wps="http://schemas.microsoft.com/office/word/2010/wordprocessingShape" mc:Ignorable="w14 w15 w16se w16cid wp14">
   <w:body>
     <w:p>
       <w:pPr>
@@ -67,43 +67,7 @@
           <w:sz w:val="24"/>
           <w:szCs w:val="24"/>
         </w:rPr>
-        <w:t xml:space="preserve">A jelen dokumentáció célja, hogy bemutassa egy könyvesbolt weboldal fejlesztésének folyamatát, működését és felépítését. A projekt fő célja egy modern, felhasználóbarát és </w:t>
-      </w:r>
-      <w:proofErr w:type="spellStart"/>
-      <w:r>
-        <w:rPr>
-          <w:rFonts w:ascii="Times New Roman" w:hAnsi="Times New Roman" w:cs="Times New Roman"/>
-          <w:sz w:val="24"/>
-          <w:szCs w:val="24"/>
-        </w:rPr>
-        <w:t>reszponzív</w:t>
-      </w:r>
-      <w:proofErr w:type="spellEnd"/>
-      <w:r>
-        <w:rPr>
-          <w:rFonts w:ascii="Times New Roman" w:hAnsi="Times New Roman" w:cs="Times New Roman"/>
-          <w:sz w:val="24"/>
-          <w:szCs w:val="24"/>
-        </w:rPr>
-        <w:t xml:space="preserve"> webalkalmazás létrehozása volt. A fejlesztés során kiemelt szempont volt az átláthatóság, a </w:t>
-      </w:r>
-      <w:proofErr w:type="gramStart"/>
-      <w:r>
-        <w:rPr>
-          <w:rFonts w:ascii="Times New Roman" w:hAnsi="Times New Roman" w:cs="Times New Roman"/>
-          <w:sz w:val="24"/>
-          <w:szCs w:val="24"/>
-        </w:rPr>
-        <w:t>stabil</w:t>
-      </w:r>
-      <w:proofErr w:type="gramEnd"/>
-      <w:r>
-        <w:rPr>
-          <w:rFonts w:ascii="Times New Roman" w:hAnsi="Times New Roman" w:cs="Times New Roman"/>
-          <w:sz w:val="24"/>
-          <w:szCs w:val="24"/>
-        </w:rPr>
-        <w:t xml:space="preserve"> működés és a felhasználói élmény javítása.</w:t>
+        <w:t>A jelen dokumentáció célja, hogy bemutassa egy könyvesbolt weboldal fejlesztésének folyamatát, működését és felépítését. A projekt fő célja egy modern, felhasználóbarát és reszponzív webalkalmazás létrehozása volt. A fejlesztés során kiemelt szempont volt az átláthatóság, a stabil működés és a felhasználói élmény javítása.</w:t>
       </w:r>
     </w:p>
     <w:p>
@@ -185,25 +149,7 @@
           <w:sz w:val="24"/>
           <w:szCs w:val="24"/>
         </w:rPr>
-        <w:t xml:space="preserve"> különböző paraméterek alapján, mint például a </w:t>
-      </w:r>
-      <w:proofErr w:type="gramStart"/>
-      <w:r>
-        <w:rPr>
-          <w:rFonts w:ascii="Times New Roman" w:hAnsi="Times New Roman" w:cs="Times New Roman"/>
-          <w:sz w:val="24"/>
-          <w:szCs w:val="24"/>
-        </w:rPr>
-        <w:t>kategória</w:t>
-      </w:r>
-      <w:proofErr w:type="gramEnd"/>
-      <w:r>
-        <w:rPr>
-          <w:rFonts w:ascii="Times New Roman" w:hAnsi="Times New Roman" w:cs="Times New Roman"/>
-          <w:sz w:val="24"/>
-          <w:szCs w:val="24"/>
-        </w:rPr>
-        <w:t xml:space="preserve">, nyelv vagy </w:t>
+        <w:t xml:space="preserve"> különböző paraméterek alapján, mint például a kategória, nyelv vagy </w:t>
       </w:r>
       <w:r>
         <w:rPr>
@@ -261,25 +207,23 @@
           <w:sz w:val="24"/>
           <w:szCs w:val="24"/>
         </w:rPr>
-        <w:t xml:space="preserve">Az </w:t>
-      </w:r>
-      <w:proofErr w:type="gramStart"/>
+        <w:t>Az adminisztrátorok számára a profil menüpontban érhetők el az adminisztrációs felületek. Mint például az adatok kezelése. Ezen a felületen tudják a már létező könyveket módosítani</w:t>
+      </w:r>
       <w:r>
         <w:rPr>
           <w:rFonts w:ascii="Times New Roman" w:hAnsi="Times New Roman" w:cs="Times New Roman"/>
           <w:sz w:val="24"/>
           <w:szCs w:val="24"/>
         </w:rPr>
-        <w:t>adminisztrátorok</w:t>
-      </w:r>
-      <w:proofErr w:type="gramEnd"/>
+        <w:t>,</w:t>
+      </w:r>
       <w:r>
         <w:rPr>
           <w:rFonts w:ascii="Times New Roman" w:hAnsi="Times New Roman" w:cs="Times New Roman"/>
           <w:sz w:val="24"/>
           <w:szCs w:val="24"/>
         </w:rPr>
-        <w:t xml:space="preserve"> számára a profil menüpontban érhetők el az adminisztrációs felületek. Mint például az adatok kezelése. Ezen a felületen tudják a már létező könyveket módosítani</w:t>
+        <w:t xml:space="preserve"> illetve kitörölni. Ezen felül van egy külön menüpont az új adatok felvételéhez, a felhasználók tö</w:t>
       </w:r>
       <w:r>
         <w:rPr>
@@ -287,6 +231,14 @@
           <w:sz w:val="24"/>
           <w:szCs w:val="24"/>
         </w:rPr>
+        <w:t>rléséhez</w:t>
+      </w:r>
+      <w:r>
+        <w:rPr>
+          <w:rFonts w:ascii="Times New Roman" w:hAnsi="Times New Roman" w:cs="Times New Roman"/>
+          <w:sz w:val="24"/>
+          <w:szCs w:val="24"/>
+        </w:rPr>
         <w:t>,</w:t>
       </w:r>
       <w:r>
@@ -295,49 +247,7 @@
           <w:sz w:val="24"/>
           <w:szCs w:val="24"/>
         </w:rPr>
-        <w:t xml:space="preserve"> illetve kitörölni. Ezen felül van egy külön menüpont az új adatok felvételéhez, a felhasználók tö</w:t>
-      </w:r>
-      <w:r>
-        <w:rPr>
-          <w:rFonts w:ascii="Times New Roman" w:hAnsi="Times New Roman" w:cs="Times New Roman"/>
-          <w:sz w:val="24"/>
-          <w:szCs w:val="24"/>
-        </w:rPr>
-        <w:t>rléséhez</w:t>
-      </w:r>
-      <w:r>
-        <w:rPr>
-          <w:rFonts w:ascii="Times New Roman" w:hAnsi="Times New Roman" w:cs="Times New Roman"/>
-          <w:sz w:val="24"/>
-          <w:szCs w:val="24"/>
-        </w:rPr>
-        <w:t>,</w:t>
-      </w:r>
-      <w:r>
-        <w:rPr>
-          <w:rFonts w:ascii="Times New Roman" w:hAnsi="Times New Roman" w:cs="Times New Roman"/>
-          <w:sz w:val="24"/>
-          <w:szCs w:val="24"/>
-        </w:rPr>
-        <w:t xml:space="preserve"> illetve módosításához és a rendelések módosításához. A rendszer így nemcsak a vásárlói, hanem az </w:t>
-      </w:r>
-      <w:proofErr w:type="gramStart"/>
-      <w:r>
-        <w:rPr>
-          <w:rFonts w:ascii="Times New Roman" w:hAnsi="Times New Roman" w:cs="Times New Roman"/>
-          <w:sz w:val="24"/>
-          <w:szCs w:val="24"/>
-        </w:rPr>
-        <w:t>adminisztrátori</w:t>
-      </w:r>
-      <w:proofErr w:type="gramEnd"/>
-      <w:r>
-        <w:rPr>
-          <w:rFonts w:ascii="Times New Roman" w:hAnsi="Times New Roman" w:cs="Times New Roman"/>
-          <w:sz w:val="24"/>
-          <w:szCs w:val="24"/>
-        </w:rPr>
-        <w:t xml:space="preserve"> oldalról is hatékony működést biztosít.</w:t>
+        <w:t xml:space="preserve"> illetve módosításához és a rendelések módosításához. A rendszer így nemcsak a vásárlói, hanem az adminisztrátori oldalról is hatékony működést biztosít.</w:t>
       </w:r>
     </w:p>
     <w:p>
@@ -407,8 +317,6 @@
         </w:rPr>
         <w:br w:type="page"/>
       </w:r>
-      <w:bookmarkStart w:id="2" w:name="_GoBack"/>
-      <w:bookmarkEnd w:id="2"/>
     </w:p>
     <w:p>
       <w:pPr>
@@ -626,7 +534,7 @@
           <w:noProof/>
         </w:rPr>
       </w:pPr>
-      <w:bookmarkStart w:id="3" w:name="_Toc225630194"/>
+      <w:bookmarkStart w:id="2" w:name="_Toc225630194"/>
       <w:r>
         <w:rPr>
           <w:rFonts w:cs="Times New Roman"/>
@@ -634,7 +542,7 @@
         </w:rPr>
         <w:t>Borító tábla</w:t>
       </w:r>
-      <w:bookmarkEnd w:id="3"/>
+      <w:bookmarkEnd w:id="2"/>
       <w:r>
         <w:rPr>
           <w:rFonts w:cs="Times New Roman"/>
@@ -931,25 +839,7 @@
                 <w:sz w:val="24"/>
                 <w:szCs w:val="24"/>
               </w:rPr>
-              <w:t xml:space="preserve"> </w:t>
-            </w:r>
-            <w:proofErr w:type="gramStart"/>
-            <w:r>
-              <w:rPr>
-                <w:rFonts w:ascii="Times New Roman" w:hAnsi="Times New Roman" w:cs="Times New Roman"/>
-                <w:sz w:val="24"/>
-                <w:szCs w:val="24"/>
-              </w:rPr>
-              <w:t>VARCHAR(</w:t>
-            </w:r>
-            <w:proofErr w:type="gramEnd"/>
-            <w:r>
-              <w:rPr>
-                <w:rFonts w:ascii="Times New Roman" w:hAnsi="Times New Roman" w:cs="Times New Roman"/>
-                <w:sz w:val="24"/>
-                <w:szCs w:val="24"/>
-              </w:rPr>
-              <w:t xml:space="preserve">150): </w:t>
+              <w:t xml:space="preserve"> VARCHAR(150): </w:t>
             </w:r>
           </w:p>
           <w:p>
@@ -988,14 +878,14 @@
           <w:rFonts w:cs="Times New Roman"/>
         </w:rPr>
       </w:pPr>
-      <w:bookmarkStart w:id="4" w:name="_Toc225630195"/>
+      <w:bookmarkStart w:id="3" w:name="_Toc225630195"/>
       <w:r>
         <w:rPr>
           <w:rFonts w:cs="Times New Roman"/>
         </w:rPr>
         <w:t>Típus tábla:</w:t>
       </w:r>
-      <w:bookmarkEnd w:id="4"/>
+      <w:bookmarkEnd w:id="3"/>
     </w:p>
     <w:tbl>
       <w:tblPr>
@@ -1272,25 +1162,7 @@
                 <w:sz w:val="24"/>
                 <w:szCs w:val="24"/>
               </w:rPr>
-              <w:t xml:space="preserve"> </w:t>
-            </w:r>
-            <w:proofErr w:type="gramStart"/>
-            <w:r>
-              <w:rPr>
-                <w:rFonts w:ascii="Times New Roman" w:hAnsi="Times New Roman" w:cs="Times New Roman"/>
-                <w:sz w:val="24"/>
-                <w:szCs w:val="24"/>
-              </w:rPr>
-              <w:t>VARCHAR(</w:t>
-            </w:r>
-            <w:proofErr w:type="gramEnd"/>
-            <w:r>
-              <w:rPr>
-                <w:rFonts w:ascii="Times New Roman" w:hAnsi="Times New Roman" w:cs="Times New Roman"/>
-                <w:sz w:val="24"/>
-                <w:szCs w:val="24"/>
-              </w:rPr>
-              <w:t xml:space="preserve">150): </w:t>
+              <w:t xml:space="preserve"> VARCHAR(150): </w:t>
             </w:r>
           </w:p>
           <w:p>
@@ -1358,7 +1230,7 @@
           <w:rFonts w:cs="Times New Roman"/>
         </w:rPr>
       </w:pPr>
-      <w:bookmarkStart w:id="5" w:name="_Toc225630196"/>
+      <w:bookmarkStart w:id="4" w:name="_Toc225630196"/>
       <w:r>
         <w:rPr>
           <w:rStyle w:val="Cmsor2Char"/>
@@ -1373,7 +1245,7 @@
         </w:rPr>
         <w:t>:</w:t>
       </w:r>
-      <w:bookmarkEnd w:id="5"/>
+      <w:bookmarkEnd w:id="4"/>
     </w:p>
     <w:tbl>
       <w:tblPr>
@@ -1650,25 +1522,7 @@
                 <w:sz w:val="24"/>
                 <w:szCs w:val="24"/>
               </w:rPr>
-              <w:t xml:space="preserve"> </w:t>
-            </w:r>
-            <w:proofErr w:type="gramStart"/>
-            <w:r>
-              <w:rPr>
-                <w:rFonts w:ascii="Times New Roman" w:hAnsi="Times New Roman" w:cs="Times New Roman"/>
-                <w:sz w:val="24"/>
-                <w:szCs w:val="24"/>
-              </w:rPr>
-              <w:t>VARCHAR(</w:t>
-            </w:r>
-            <w:proofErr w:type="gramEnd"/>
-            <w:r>
-              <w:rPr>
-                <w:rFonts w:ascii="Times New Roman" w:hAnsi="Times New Roman" w:cs="Times New Roman"/>
-                <w:sz w:val="24"/>
-                <w:szCs w:val="24"/>
-              </w:rPr>
-              <w:t xml:space="preserve">150): </w:t>
+              <w:t xml:space="preserve"> VARCHAR(150): </w:t>
             </w:r>
           </w:p>
           <w:p>
@@ -1707,14 +1561,14 @@
           <w:rFonts w:cs="Times New Roman"/>
         </w:rPr>
       </w:pPr>
-      <w:bookmarkStart w:id="6" w:name="_Toc225630197"/>
+      <w:bookmarkStart w:id="5" w:name="_Toc225630197"/>
       <w:r>
         <w:rPr>
           <w:rFonts w:cs="Times New Roman"/>
         </w:rPr>
         <w:t>Kiadó tábla:</w:t>
       </w:r>
-      <w:bookmarkEnd w:id="6"/>
+      <w:bookmarkEnd w:id="5"/>
     </w:p>
     <w:tbl>
       <w:tblPr>
@@ -1995,25 +1849,7 @@
                 <w:sz w:val="24"/>
                 <w:szCs w:val="24"/>
               </w:rPr>
-              <w:t xml:space="preserve"> </w:t>
-            </w:r>
-            <w:proofErr w:type="gramStart"/>
-            <w:r>
-              <w:rPr>
-                <w:rFonts w:ascii="Times New Roman" w:hAnsi="Times New Roman" w:cs="Times New Roman"/>
-                <w:sz w:val="24"/>
-                <w:szCs w:val="24"/>
-              </w:rPr>
-              <w:t>VARCHAR(</w:t>
-            </w:r>
-            <w:proofErr w:type="gramEnd"/>
-            <w:r>
-              <w:rPr>
-                <w:rFonts w:ascii="Times New Roman" w:hAnsi="Times New Roman" w:cs="Times New Roman"/>
-                <w:sz w:val="24"/>
-                <w:szCs w:val="24"/>
-              </w:rPr>
-              <w:t xml:space="preserve">150): </w:t>
+              <w:t xml:space="preserve"> VARCHAR(150): </w:t>
             </w:r>
           </w:p>
           <w:p>
@@ -2052,23 +1888,15 @@
           <w:rFonts w:cs="Times New Roman"/>
         </w:rPr>
       </w:pPr>
-      <w:bookmarkStart w:id="7" w:name="_Toc225630198"/>
-      <w:proofErr w:type="gramStart"/>
+      <w:bookmarkStart w:id="6" w:name="_Toc225630198"/>
       <w:r>
         <w:rPr>
           <w:rFonts w:cs="Times New Roman"/>
         </w:rPr>
         <w:lastRenderedPageBreak/>
-        <w:t>Illusztráció</w:t>
-      </w:r>
-      <w:proofErr w:type="gramEnd"/>
-      <w:r>
-        <w:rPr>
-          <w:rFonts w:cs="Times New Roman"/>
-        </w:rPr>
-        <w:t>:</w:t>
-      </w:r>
-      <w:bookmarkEnd w:id="7"/>
+        <w:t>Illusztráció:</w:t>
+      </w:r>
+      <w:bookmarkEnd w:id="6"/>
     </w:p>
     <w:tbl>
       <w:tblPr>
@@ -2102,7 +1930,6 @@
                 <w:szCs w:val="24"/>
               </w:rPr>
             </w:pPr>
-            <w:proofErr w:type="gramStart"/>
             <w:r>
               <w:rPr>
                 <w:rFonts w:ascii="Times New Roman" w:hAnsi="Times New Roman" w:cs="Times New Roman"/>
@@ -2110,17 +1937,7 @@
                 <w:sz w:val="24"/>
                 <w:szCs w:val="24"/>
               </w:rPr>
-              <w:t>Illusztráció</w:t>
-            </w:r>
-            <w:proofErr w:type="gramEnd"/>
-            <w:r>
-              <w:rPr>
-                <w:rFonts w:ascii="Times New Roman" w:hAnsi="Times New Roman" w:cs="Times New Roman"/>
-                <w:i/>
-                <w:sz w:val="24"/>
-                <w:szCs w:val="24"/>
-              </w:rPr>
-              <w:t xml:space="preserve"> tábla:</w:t>
+              <w:t>Illusztráció tábla:</w:t>
             </w:r>
           </w:p>
         </w:tc>
@@ -2221,23 +2038,13 @@
                 <w:szCs w:val="24"/>
               </w:rPr>
             </w:pPr>
-            <w:proofErr w:type="gramStart"/>
-            <w:r>
-              <w:rPr>
-                <w:rFonts w:ascii="Times New Roman" w:hAnsi="Times New Roman" w:cs="Times New Roman"/>
-                <w:sz w:val="24"/>
-                <w:szCs w:val="24"/>
-              </w:rPr>
-              <w:t>Illusztráció</w:t>
-            </w:r>
-            <w:proofErr w:type="gramEnd"/>
-            <w:r>
-              <w:rPr>
-                <w:rFonts w:ascii="Times New Roman" w:hAnsi="Times New Roman" w:cs="Times New Roman"/>
-                <w:sz w:val="24"/>
-                <w:szCs w:val="24"/>
-              </w:rPr>
-              <w:t xml:space="preserve"> tábla:</w:t>
+            <w:r>
+              <w:rPr>
+                <w:rFonts w:ascii="Times New Roman" w:hAnsi="Times New Roman" w:cs="Times New Roman"/>
+                <w:sz w:val="24"/>
+                <w:szCs w:val="24"/>
+              </w:rPr>
+              <w:t>Illusztráció tábla:</w:t>
             </w:r>
           </w:p>
           <w:p>
@@ -2366,25 +2173,7 @@
                 <w:sz w:val="24"/>
                 <w:szCs w:val="24"/>
               </w:rPr>
-              <w:t xml:space="preserve"> </w:t>
-            </w:r>
-            <w:proofErr w:type="gramStart"/>
-            <w:r>
-              <w:rPr>
-                <w:rFonts w:ascii="Times New Roman" w:hAnsi="Times New Roman" w:cs="Times New Roman"/>
-                <w:sz w:val="24"/>
-                <w:szCs w:val="24"/>
-              </w:rPr>
-              <w:t>VARCHAR(</w:t>
-            </w:r>
-            <w:proofErr w:type="gramEnd"/>
-            <w:r>
-              <w:rPr>
-                <w:rFonts w:ascii="Times New Roman" w:hAnsi="Times New Roman" w:cs="Times New Roman"/>
-                <w:sz w:val="24"/>
-                <w:szCs w:val="24"/>
-              </w:rPr>
-              <w:t xml:space="preserve">150): </w:t>
+              <w:t xml:space="preserve"> VARCHAR(150): </w:t>
             </w:r>
           </w:p>
           <w:p>
@@ -2419,25 +2208,7 @@
                 <w:sz w:val="24"/>
                 <w:szCs w:val="24"/>
               </w:rPr>
-              <w:t xml:space="preserve"> </w:t>
-            </w:r>
-            <w:proofErr w:type="gramStart"/>
-            <w:r>
-              <w:rPr>
-                <w:rFonts w:ascii="Times New Roman" w:hAnsi="Times New Roman" w:cs="Times New Roman"/>
-                <w:sz w:val="24"/>
-                <w:szCs w:val="24"/>
-              </w:rPr>
-              <w:t>illusztrációk</w:t>
-            </w:r>
-            <w:proofErr w:type="gramEnd"/>
-            <w:r>
-              <w:rPr>
-                <w:rFonts w:ascii="Times New Roman" w:hAnsi="Times New Roman" w:cs="Times New Roman"/>
-                <w:sz w:val="24"/>
-                <w:szCs w:val="24"/>
-              </w:rPr>
-              <w:t xml:space="preserve"> nevét tárolja el. </w:t>
+              <w:t xml:space="preserve"> illusztrációk nevét tárolja el. </w:t>
             </w:r>
           </w:p>
         </w:tc>
@@ -2457,22 +2228,14 @@
           <w:rFonts w:cs="Times New Roman"/>
         </w:rPr>
       </w:pPr>
-      <w:bookmarkStart w:id="8" w:name="_Toc225630199"/>
-      <w:proofErr w:type="gramStart"/>
+      <w:bookmarkStart w:id="7" w:name="_Toc225630199"/>
       <w:r>
         <w:rPr>
           <w:rFonts w:cs="Times New Roman"/>
         </w:rPr>
-        <w:t>Kategória</w:t>
-      </w:r>
-      <w:proofErr w:type="gramEnd"/>
-      <w:r>
-        <w:rPr>
-          <w:rFonts w:cs="Times New Roman"/>
-        </w:rPr>
-        <w:t>:</w:t>
-      </w:r>
-      <w:bookmarkEnd w:id="8"/>
+        <w:t>Kategória:</w:t>
+      </w:r>
+      <w:bookmarkEnd w:id="7"/>
     </w:p>
     <w:tbl>
       <w:tblPr>
@@ -2506,7 +2269,6 @@
                 <w:szCs w:val="24"/>
               </w:rPr>
             </w:pPr>
-            <w:proofErr w:type="gramStart"/>
             <w:r>
               <w:rPr>
                 <w:rFonts w:ascii="Times New Roman" w:hAnsi="Times New Roman" w:cs="Times New Roman"/>
@@ -2514,17 +2276,7 @@
                 <w:sz w:val="24"/>
                 <w:szCs w:val="24"/>
               </w:rPr>
-              <w:t>Kategória</w:t>
-            </w:r>
-            <w:proofErr w:type="gramEnd"/>
-            <w:r>
-              <w:rPr>
-                <w:rFonts w:ascii="Times New Roman" w:hAnsi="Times New Roman" w:cs="Times New Roman"/>
-                <w:i/>
-                <w:sz w:val="24"/>
-                <w:szCs w:val="24"/>
-              </w:rPr>
-              <w:t xml:space="preserve"> tábla:</w:t>
+              <w:t>Kategória tábla:</w:t>
             </w:r>
           </w:p>
         </w:tc>
@@ -2628,23 +2380,13 @@
                 <w:szCs w:val="24"/>
               </w:rPr>
             </w:pPr>
-            <w:proofErr w:type="gramStart"/>
-            <w:r>
-              <w:rPr>
-                <w:rFonts w:ascii="Times New Roman" w:hAnsi="Times New Roman" w:cs="Times New Roman"/>
-                <w:sz w:val="24"/>
-                <w:szCs w:val="24"/>
-              </w:rPr>
-              <w:t>Kategória</w:t>
-            </w:r>
-            <w:proofErr w:type="gramEnd"/>
-            <w:r>
-              <w:rPr>
-                <w:rFonts w:ascii="Times New Roman" w:hAnsi="Times New Roman" w:cs="Times New Roman"/>
-                <w:sz w:val="24"/>
-                <w:szCs w:val="24"/>
-              </w:rPr>
-              <w:t xml:space="preserve"> tábla:</w:t>
+            <w:r>
+              <w:rPr>
+                <w:rFonts w:ascii="Times New Roman" w:hAnsi="Times New Roman" w:cs="Times New Roman"/>
+                <w:sz w:val="24"/>
+                <w:szCs w:val="24"/>
+              </w:rPr>
+              <w:t>Kategória tábla:</w:t>
             </w:r>
           </w:p>
           <w:p>
@@ -2773,25 +2515,7 @@
                 <w:sz w:val="24"/>
                 <w:szCs w:val="24"/>
               </w:rPr>
-              <w:t xml:space="preserve"> </w:t>
-            </w:r>
-            <w:proofErr w:type="gramStart"/>
-            <w:r>
-              <w:rPr>
-                <w:rFonts w:ascii="Times New Roman" w:hAnsi="Times New Roman" w:cs="Times New Roman"/>
-                <w:sz w:val="24"/>
-                <w:szCs w:val="24"/>
-              </w:rPr>
-              <w:t>VARCHAR(</w:t>
-            </w:r>
-            <w:proofErr w:type="gramEnd"/>
-            <w:r>
-              <w:rPr>
-                <w:rFonts w:ascii="Times New Roman" w:hAnsi="Times New Roman" w:cs="Times New Roman"/>
-                <w:sz w:val="24"/>
-                <w:szCs w:val="24"/>
-              </w:rPr>
-              <w:t xml:space="preserve">150): </w:t>
+              <w:t xml:space="preserve"> VARCHAR(150): </w:t>
             </w:r>
           </w:p>
           <w:p>
@@ -2810,25 +2534,7 @@
                 <w:sz w:val="24"/>
                 <w:szCs w:val="24"/>
               </w:rPr>
-              <w:t xml:space="preserve">A </w:t>
-            </w:r>
-            <w:proofErr w:type="gramStart"/>
-            <w:r>
-              <w:rPr>
-                <w:rFonts w:ascii="Times New Roman" w:hAnsi="Times New Roman" w:cs="Times New Roman"/>
-                <w:sz w:val="24"/>
-                <w:szCs w:val="24"/>
-              </w:rPr>
-              <w:t>kategória</w:t>
-            </w:r>
-            <w:proofErr w:type="gramEnd"/>
-            <w:r>
-              <w:rPr>
-                <w:rFonts w:ascii="Times New Roman" w:hAnsi="Times New Roman" w:cs="Times New Roman"/>
-                <w:sz w:val="24"/>
-                <w:szCs w:val="24"/>
-              </w:rPr>
-              <w:t xml:space="preserve"> nevét tárolja el.</w:t>
+              <w:t>A kategória nevét tárolja el.</w:t>
             </w:r>
           </w:p>
           <w:p>
@@ -2906,25 +2612,7 @@
                 <w:sz w:val="24"/>
                 <w:szCs w:val="24"/>
               </w:rPr>
-              <w:t xml:space="preserve"> segítségével tudjuk eldönteni melyik fő/nagy </w:t>
-            </w:r>
-            <w:proofErr w:type="gramStart"/>
-            <w:r>
-              <w:rPr>
-                <w:rFonts w:ascii="Times New Roman" w:hAnsi="Times New Roman" w:cs="Times New Roman"/>
-                <w:sz w:val="24"/>
-                <w:szCs w:val="24"/>
-              </w:rPr>
-              <w:t>kategóriába</w:t>
-            </w:r>
-            <w:proofErr w:type="gramEnd"/>
-            <w:r>
-              <w:rPr>
-                <w:rFonts w:ascii="Times New Roman" w:hAnsi="Times New Roman" w:cs="Times New Roman"/>
-                <w:sz w:val="24"/>
-                <w:szCs w:val="24"/>
-              </w:rPr>
-              <w:t xml:space="preserve"> tartozik.</w:t>
+              <w:t xml:space="preserve"> segítségével tudjuk eldönteni melyik fő/nagy kategóriába tartozik.</w:t>
             </w:r>
             <w:r>
               <w:rPr>
@@ -2951,25 +2639,7 @@
                 <w:sz w:val="24"/>
                 <w:szCs w:val="24"/>
               </w:rPr>
-              <w:t xml:space="preserve">Ha NULL </w:t>
-            </w:r>
-            <w:proofErr w:type="gramStart"/>
-            <w:r>
-              <w:rPr>
-                <w:rFonts w:ascii="Times New Roman" w:hAnsi="Times New Roman" w:cs="Times New Roman"/>
-                <w:sz w:val="24"/>
-                <w:szCs w:val="24"/>
-              </w:rPr>
-              <w:t>értékű</w:t>
-            </w:r>
-            <w:proofErr w:type="gramEnd"/>
-            <w:r>
-              <w:rPr>
-                <w:rFonts w:ascii="Times New Roman" w:hAnsi="Times New Roman" w:cs="Times New Roman"/>
-                <w:sz w:val="24"/>
-                <w:szCs w:val="24"/>
-              </w:rPr>
-              <w:t xml:space="preserve"> akkor egy fő kategóriáról beszélünk. </w:t>
+              <w:t xml:space="preserve">Ha NULL értékű akkor egy fő kategóriáról beszélünk. </w:t>
             </w:r>
           </w:p>
         </w:tc>
@@ -2989,14 +2659,14 @@
           <w:rFonts w:cs="Times New Roman"/>
         </w:rPr>
       </w:pPr>
-      <w:bookmarkStart w:id="9" w:name="_Toc225630200"/>
+      <w:bookmarkStart w:id="8" w:name="_Toc225630200"/>
       <w:r>
         <w:rPr>
           <w:rFonts w:cs="Times New Roman"/>
         </w:rPr>
         <w:t>Szerző:</w:t>
       </w:r>
-      <w:bookmarkEnd w:id="9"/>
+      <w:bookmarkEnd w:id="8"/>
     </w:p>
     <w:tbl>
       <w:tblPr>
@@ -3273,25 +2943,7 @@
                 <w:sz w:val="24"/>
                 <w:szCs w:val="24"/>
               </w:rPr>
-              <w:t xml:space="preserve"> </w:t>
-            </w:r>
-            <w:proofErr w:type="gramStart"/>
-            <w:r>
-              <w:rPr>
-                <w:rFonts w:ascii="Times New Roman" w:hAnsi="Times New Roman" w:cs="Times New Roman"/>
-                <w:sz w:val="24"/>
-                <w:szCs w:val="24"/>
-              </w:rPr>
-              <w:t>VARCHAR(</w:t>
-            </w:r>
-            <w:proofErr w:type="gramEnd"/>
-            <w:r>
-              <w:rPr>
-                <w:rFonts w:ascii="Times New Roman" w:hAnsi="Times New Roman" w:cs="Times New Roman"/>
-                <w:sz w:val="24"/>
-                <w:szCs w:val="24"/>
-              </w:rPr>
-              <w:t xml:space="preserve">150): </w:t>
+              <w:t xml:space="preserve"> VARCHAR(150): </w:t>
             </w:r>
           </w:p>
           <w:p>
@@ -3343,7 +2995,7 @@
           <w:rFonts w:cs="Times New Roman"/>
         </w:rPr>
       </w:pPr>
-      <w:bookmarkStart w:id="10" w:name="_Toc225630201"/>
+      <w:bookmarkStart w:id="9" w:name="_Toc225630201"/>
       <w:r>
         <w:rPr>
           <w:rFonts w:cs="Times New Roman"/>
@@ -3351,7 +3003,7 @@
         <w:lastRenderedPageBreak/>
         <w:t>Fordító tábla:</w:t>
       </w:r>
-      <w:bookmarkEnd w:id="10"/>
+      <w:bookmarkEnd w:id="9"/>
     </w:p>
     <w:tbl>
       <w:tblPr>
@@ -3628,25 +3280,7 @@
                 <w:sz w:val="24"/>
                 <w:szCs w:val="24"/>
               </w:rPr>
-              <w:t xml:space="preserve"> </w:t>
-            </w:r>
-            <w:proofErr w:type="gramStart"/>
-            <w:r>
-              <w:rPr>
-                <w:rFonts w:ascii="Times New Roman" w:hAnsi="Times New Roman" w:cs="Times New Roman"/>
-                <w:sz w:val="24"/>
-                <w:szCs w:val="24"/>
-              </w:rPr>
-              <w:t>VARCHAR(</w:t>
-            </w:r>
-            <w:proofErr w:type="gramEnd"/>
-            <w:r>
-              <w:rPr>
-                <w:rFonts w:ascii="Times New Roman" w:hAnsi="Times New Roman" w:cs="Times New Roman"/>
-                <w:sz w:val="24"/>
-                <w:szCs w:val="24"/>
-              </w:rPr>
-              <w:t xml:space="preserve">150): </w:t>
+              <w:t xml:space="preserve"> VARCHAR(150): </w:t>
             </w:r>
           </w:p>
           <w:p>
@@ -3685,14 +3319,14 @@
           <w:rFonts w:cs="Times New Roman"/>
         </w:rPr>
       </w:pPr>
-      <w:bookmarkStart w:id="11" w:name="_Toc225630202"/>
+      <w:bookmarkStart w:id="10" w:name="_Toc225630202"/>
       <w:r>
         <w:rPr>
           <w:rFonts w:cs="Times New Roman"/>
         </w:rPr>
         <w:t>Illusztrátor:</w:t>
       </w:r>
-      <w:bookmarkEnd w:id="11"/>
+      <w:bookmarkEnd w:id="10"/>
     </w:p>
     <w:tbl>
       <w:tblPr>
@@ -3969,25 +3603,7 @@
                 <w:sz w:val="24"/>
                 <w:szCs w:val="24"/>
               </w:rPr>
-              <w:t xml:space="preserve"> </w:t>
-            </w:r>
-            <w:proofErr w:type="gramStart"/>
-            <w:r>
-              <w:rPr>
-                <w:rFonts w:ascii="Times New Roman" w:hAnsi="Times New Roman" w:cs="Times New Roman"/>
-                <w:sz w:val="24"/>
-                <w:szCs w:val="24"/>
-              </w:rPr>
-              <w:t>VARCHAR(</w:t>
-            </w:r>
-            <w:proofErr w:type="gramEnd"/>
-            <w:r>
-              <w:rPr>
-                <w:rFonts w:ascii="Times New Roman" w:hAnsi="Times New Roman" w:cs="Times New Roman"/>
-                <w:sz w:val="24"/>
-                <w:szCs w:val="24"/>
-              </w:rPr>
-              <w:t>150): Az Illusztrátor nevét tárolja el.</w:t>
+              <w:t xml:space="preserve"> VARCHAR(150): Az Illusztrátor nevét tárolja el.</w:t>
             </w:r>
           </w:p>
         </w:tc>
@@ -4000,14 +3616,14 @@
           <w:rFonts w:cs="Times New Roman"/>
         </w:rPr>
       </w:pPr>
-      <w:bookmarkStart w:id="12" w:name="_Toc225630203"/>
+      <w:bookmarkStart w:id="11" w:name="_Toc225630203"/>
       <w:r>
         <w:rPr>
           <w:rFonts w:cs="Times New Roman"/>
         </w:rPr>
         <w:t>Kapcsoló fordító:</w:t>
       </w:r>
-      <w:bookmarkEnd w:id="12"/>
+      <w:bookmarkEnd w:id="11"/>
     </w:p>
     <w:tbl>
       <w:tblPr>
@@ -4343,25 +3959,7 @@
                 <w:sz w:val="24"/>
                 <w:szCs w:val="24"/>
               </w:rPr>
-              <w:t xml:space="preserve"> Így tudjuk azonosítani melyik </w:t>
-            </w:r>
-            <w:proofErr w:type="gramStart"/>
-            <w:r>
-              <w:rPr>
-                <w:rFonts w:ascii="Times New Roman" w:hAnsi="Times New Roman" w:cs="Times New Roman"/>
-                <w:sz w:val="24"/>
-                <w:szCs w:val="24"/>
-              </w:rPr>
-              <w:t>könyv</w:t>
-            </w:r>
-            <w:proofErr w:type="gramEnd"/>
-            <w:r>
-              <w:rPr>
-                <w:rFonts w:ascii="Times New Roman" w:hAnsi="Times New Roman" w:cs="Times New Roman"/>
-                <w:sz w:val="24"/>
-                <w:szCs w:val="24"/>
-              </w:rPr>
-              <w:t xml:space="preserve"> tartozik az adott fordító(k)hoz.</w:t>
+              <w:t xml:space="preserve"> Így tudjuk azonosítani melyik könyv tartozik az adott fordító(k)hoz.</w:t>
             </w:r>
           </w:p>
           <w:p>
@@ -4503,25 +4101,7 @@
                 <w:sz w:val="24"/>
                 <w:szCs w:val="24"/>
               </w:rPr>
-              <w:t xml:space="preserve"> </w:t>
-            </w:r>
-            <w:proofErr w:type="gramStart"/>
-            <w:r>
-              <w:rPr>
-                <w:rFonts w:ascii="Times New Roman" w:hAnsi="Times New Roman" w:cs="Times New Roman"/>
-                <w:sz w:val="24"/>
-                <w:szCs w:val="24"/>
-              </w:rPr>
-              <w:t>A</w:t>
-            </w:r>
-            <w:proofErr w:type="gramEnd"/>
-            <w:r>
-              <w:rPr>
-                <w:rFonts w:ascii="Times New Roman" w:hAnsi="Times New Roman" w:cs="Times New Roman"/>
-                <w:sz w:val="24"/>
-                <w:szCs w:val="24"/>
-              </w:rPr>
-              <w:t xml:space="preserve"> fordítónak az </w:t>
+              <w:t xml:space="preserve"> A fordítónak az </w:t>
             </w:r>
             <w:proofErr w:type="spellStart"/>
             <w:r>
@@ -4615,14 +4195,14 @@
           <w:rFonts w:cs="Times New Roman"/>
         </w:rPr>
       </w:pPr>
-      <w:bookmarkStart w:id="13" w:name="_Toc225630204"/>
+      <w:bookmarkStart w:id="12" w:name="_Toc225630204"/>
       <w:r>
         <w:rPr>
           <w:rFonts w:cs="Times New Roman"/>
         </w:rPr>
         <w:t>Kapcsoló Szerző</w:t>
       </w:r>
-      <w:bookmarkEnd w:id="13"/>
+      <w:bookmarkEnd w:id="12"/>
     </w:p>
     <w:tbl>
       <w:tblPr>
@@ -5027,25 +4607,7 @@
                 <w:sz w:val="24"/>
                 <w:szCs w:val="24"/>
               </w:rPr>
-              <w:t xml:space="preserve">Így tudjuk azonosítani melyik </w:t>
-            </w:r>
-            <w:proofErr w:type="gramStart"/>
-            <w:r>
-              <w:rPr>
-                <w:rFonts w:ascii="Times New Roman" w:hAnsi="Times New Roman" w:cs="Times New Roman"/>
-                <w:sz w:val="24"/>
-                <w:szCs w:val="24"/>
-              </w:rPr>
-              <w:t>könyv</w:t>
-            </w:r>
-            <w:proofErr w:type="gramEnd"/>
-            <w:r>
-              <w:rPr>
-                <w:rFonts w:ascii="Times New Roman" w:hAnsi="Times New Roman" w:cs="Times New Roman"/>
-                <w:sz w:val="24"/>
-                <w:szCs w:val="24"/>
-              </w:rPr>
-              <w:t xml:space="preserve"> tartozik az adott író(k)hoz.</w:t>
+              <w:t>Így tudjuk azonosítani melyik könyv tartozik az adott író(k)hoz.</w:t>
             </w:r>
           </w:p>
           <w:p>
@@ -5149,16 +4711,24 @@
               </w:rPr>
               <w:t xml:space="preserve"> mezőjére </w:t>
             </w:r>
-            <w:proofErr w:type="gramStart"/>
-            <w:r>
-              <w:rPr>
-                <w:rFonts w:ascii="Times New Roman" w:hAnsi="Times New Roman" w:cs="Times New Roman"/>
-                <w:sz w:val="24"/>
-                <w:szCs w:val="24"/>
-              </w:rPr>
-              <w:t>A</w:t>
-            </w:r>
-            <w:proofErr w:type="gramEnd"/>
+            <w:r>
+              <w:rPr>
+                <w:rFonts w:ascii="Times New Roman" w:hAnsi="Times New Roman" w:cs="Times New Roman"/>
+                <w:sz w:val="24"/>
+                <w:szCs w:val="24"/>
+              </w:rPr>
+              <w:t xml:space="preserve">A </w:t>
+            </w:r>
+            <w:proofErr w:type="spellStart"/>
+            <w:r>
+              <w:rPr>
+                <w:rFonts w:ascii="Times New Roman" w:hAnsi="Times New Roman" w:cs="Times New Roman"/>
+                <w:sz w:val="24"/>
+                <w:szCs w:val="24"/>
+              </w:rPr>
+              <w:t>szerzőnekaz</w:t>
+            </w:r>
+            <w:proofErr w:type="spellEnd"/>
             <w:r>
               <w:rPr>
                 <w:rFonts w:ascii="Times New Roman" w:hAnsi="Times New Roman" w:cs="Times New Roman"/>
@@ -5174,7 +4744,7 @@
                 <w:sz w:val="24"/>
                 <w:szCs w:val="24"/>
               </w:rPr>
-              <w:t>szerzőnekaz</w:t>
+              <w:t>id-jével</w:t>
             </w:r>
             <w:proofErr w:type="spellEnd"/>
             <w:r>
@@ -5183,25 +4753,7 @@
                 <w:sz w:val="24"/>
                 <w:szCs w:val="24"/>
               </w:rPr>
-              <w:t xml:space="preserve"> </w:t>
-            </w:r>
-            <w:proofErr w:type="spellStart"/>
-            <w:r>
-              <w:rPr>
-                <w:rFonts w:ascii="Times New Roman" w:hAnsi="Times New Roman" w:cs="Times New Roman"/>
-                <w:sz w:val="24"/>
-                <w:szCs w:val="24"/>
-              </w:rPr>
-              <w:t>id</w:t>
-            </w:r>
-            <w:proofErr w:type="spellEnd"/>
-            <w:r>
-              <w:rPr>
-                <w:rFonts w:ascii="Times New Roman" w:hAnsi="Times New Roman" w:cs="Times New Roman"/>
-                <w:sz w:val="24"/>
-                <w:szCs w:val="24"/>
-              </w:rPr>
-              <w:t>-jével tudjuk</w:t>
+              <w:t xml:space="preserve"> tudjuk</w:t>
             </w:r>
             <w:r>
               <w:rPr>
@@ -5222,14 +4774,14 @@
           <w:rFonts w:cs="Times New Roman"/>
         </w:rPr>
       </w:pPr>
-      <w:bookmarkStart w:id="14" w:name="_Toc225630205"/>
+      <w:bookmarkStart w:id="13" w:name="_Toc225630205"/>
       <w:r>
         <w:rPr>
           <w:rFonts w:cs="Times New Roman"/>
         </w:rPr>
         <w:t>Kapcsoló illusztrátor</w:t>
       </w:r>
-      <w:bookmarkEnd w:id="14"/>
+      <w:bookmarkEnd w:id="13"/>
     </w:p>
     <w:tbl>
       <w:tblPr>
@@ -5618,25 +5170,7 @@
                 <w:sz w:val="24"/>
                 <w:szCs w:val="24"/>
               </w:rPr>
-              <w:t xml:space="preserve">Így tudjuk azonosítani melyik </w:t>
-            </w:r>
-            <w:proofErr w:type="gramStart"/>
-            <w:r>
-              <w:rPr>
-                <w:rFonts w:ascii="Times New Roman" w:hAnsi="Times New Roman" w:cs="Times New Roman"/>
-                <w:sz w:val="24"/>
-                <w:szCs w:val="24"/>
-              </w:rPr>
-              <w:t>könyv</w:t>
-            </w:r>
-            <w:proofErr w:type="gramEnd"/>
-            <w:r>
-              <w:rPr>
-                <w:rFonts w:ascii="Times New Roman" w:hAnsi="Times New Roman" w:cs="Times New Roman"/>
-                <w:sz w:val="24"/>
-                <w:szCs w:val="24"/>
-              </w:rPr>
-              <w:t xml:space="preserve"> tartozik az adott </w:t>
+              <w:t xml:space="preserve">Így tudjuk azonosítani melyik könyv tartozik az adott </w:t>
             </w:r>
             <w:r>
               <w:rPr>
@@ -5848,7 +5382,7 @@
                 <w:sz w:val="24"/>
                 <w:szCs w:val="24"/>
               </w:rPr>
-              <w:t>id</w:t>
+              <w:t>id-jével</w:t>
             </w:r>
             <w:proofErr w:type="spellEnd"/>
             <w:r>
@@ -5857,17 +5391,8 @@
                 <w:sz w:val="24"/>
                 <w:szCs w:val="24"/>
               </w:rPr>
-              <w:t>-jével</w:t>
-            </w:r>
-            <w:r>
-              <w:rPr>
-                <w:rFonts w:ascii="Times New Roman" w:hAnsi="Times New Roman" w:cs="Times New Roman"/>
-                <w:sz w:val="24"/>
-                <w:szCs w:val="24"/>
-              </w:rPr>
               <w:t xml:space="preserve"> tudjuk azonosítani ki </w:t>
             </w:r>
-            <w:proofErr w:type="gramStart"/>
             <w:r>
               <w:rPr>
                 <w:rFonts w:ascii="Times New Roman" w:hAnsi="Times New Roman" w:cs="Times New Roman"/>
@@ -5876,7 +5401,6 @@
               </w:rPr>
               <w:t>illusztrálta</w:t>
             </w:r>
-            <w:proofErr w:type="gramEnd"/>
             <w:r>
               <w:rPr>
                 <w:rFonts w:ascii="Times New Roman" w:hAnsi="Times New Roman" w:cs="Times New Roman"/>
@@ -5889,19 +5413,6 @@
         </w:tc>
       </w:tr>
     </w:tbl>
-    <w:p>
-      <w:pPr>
-        <w:pStyle w:val="Cmsor2"/>
-        <w:numPr>
-          <w:ilvl w:val="0"/>
-          <w:numId w:val="0"/>
-        </w:numPr>
-        <w:ind w:left="432"/>
-        <w:rPr>
-          <w:rFonts w:cs="Times New Roman"/>
-        </w:rPr>
-      </w:pPr>
-    </w:p>
     <w:p>
       <w:pPr>
         <w:rPr>
@@ -5922,31 +5433,19 @@
     <w:p>
       <w:pPr>
         <w:pStyle w:val="Cmsor2"/>
-        <w:numPr>
-          <w:ilvl w:val="0"/>
-          <w:numId w:val="0"/>
-        </w:numPr>
-        <w:ind w:left="432"/>
         <w:rPr>
           <w:rFonts w:cs="Times New Roman"/>
         </w:rPr>
       </w:pPr>
-    </w:p>
-    <w:p>
-      <w:pPr>
-        <w:pStyle w:val="Cmsor2"/>
+      <w:bookmarkStart w:id="14" w:name="_Toc225630206"/>
+      <w:r>
         <w:rPr>
           <w:rFonts w:cs="Times New Roman"/>
         </w:rPr>
-      </w:pPr>
-      <w:bookmarkStart w:id="15" w:name="_Toc225630206"/>
-      <w:r>
-        <w:rPr>
-          <w:rFonts w:cs="Times New Roman"/>
-        </w:rPr>
+        <w:lastRenderedPageBreak/>
         <w:t>Termék</w:t>
       </w:r>
-      <w:bookmarkEnd w:id="15"/>
+      <w:bookmarkEnd w:id="14"/>
     </w:p>
     <w:tbl>
       <w:tblPr>
@@ -6154,33 +5653,15 @@
                 <w:sz w:val="24"/>
                 <w:szCs w:val="24"/>
               </w:rPr>
-              <w:t>cím (</w:t>
-            </w:r>
-            <w:proofErr w:type="gramStart"/>
-            <w:r>
-              <w:rPr>
-                <w:rFonts w:ascii="Times New Roman" w:hAnsi="Times New Roman" w:cs="Times New Roman"/>
-                <w:sz w:val="24"/>
-                <w:szCs w:val="24"/>
-              </w:rPr>
-              <w:t>VARCHAR</w:t>
-            </w:r>
-            <w:r>
-              <w:rPr>
-                <w:rFonts w:ascii="Times New Roman" w:hAnsi="Times New Roman" w:cs="Times New Roman"/>
-                <w:sz w:val="24"/>
-                <w:szCs w:val="24"/>
-              </w:rPr>
-              <w:t>(</w:t>
-            </w:r>
-            <w:proofErr w:type="gramEnd"/>
-            <w:r>
-              <w:rPr>
-                <w:rFonts w:ascii="Times New Roman" w:hAnsi="Times New Roman" w:cs="Times New Roman"/>
-                <w:sz w:val="24"/>
-                <w:szCs w:val="24"/>
-              </w:rPr>
-              <w:t>255)</w:t>
+              <w:t>cím (VARCHAR</w:t>
+            </w:r>
+            <w:r>
+              <w:rPr>
+                <w:rFonts w:ascii="Times New Roman" w:hAnsi="Times New Roman" w:cs="Times New Roman"/>
+                <w:sz w:val="24"/>
+                <w:szCs w:val="24"/>
+              </w:rPr>
+              <w:t>(255)</w:t>
             </w:r>
             <w:r>
               <w:rPr>
@@ -6869,25 +6350,7 @@
                 <w:sz w:val="24"/>
                 <w:szCs w:val="24"/>
               </w:rPr>
-              <w:t xml:space="preserve"> hogy milyen </w:t>
-            </w:r>
-            <w:proofErr w:type="gramStart"/>
-            <w:r>
-              <w:rPr>
-                <w:rFonts w:ascii="Times New Roman" w:hAnsi="Times New Roman" w:cs="Times New Roman"/>
-                <w:sz w:val="24"/>
-                <w:szCs w:val="24"/>
-              </w:rPr>
-              <w:t>kategóriából</w:t>
-            </w:r>
-            <w:proofErr w:type="gramEnd"/>
-            <w:r>
-              <w:rPr>
-                <w:rFonts w:ascii="Times New Roman" w:hAnsi="Times New Roman" w:cs="Times New Roman"/>
-                <w:sz w:val="24"/>
-                <w:szCs w:val="24"/>
-              </w:rPr>
-              <w:t xml:space="preserve"> tartozik a könyv.</w:t>
+              <w:t xml:space="preserve"> hogy milyen kategóriából tartozik a könyv.</w:t>
             </w:r>
           </w:p>
           <w:p>
@@ -7171,25 +6634,7 @@
                 <w:sz w:val="24"/>
                 <w:szCs w:val="24"/>
               </w:rPr>
-              <w:t xml:space="preserve">. Milyen </w:t>
-            </w:r>
-            <w:proofErr w:type="gramStart"/>
-            <w:r>
-              <w:rPr>
-                <w:rFonts w:ascii="Times New Roman" w:hAnsi="Times New Roman" w:cs="Times New Roman"/>
-                <w:sz w:val="24"/>
-                <w:szCs w:val="24"/>
-              </w:rPr>
-              <w:t>illusztráció</w:t>
-            </w:r>
-            <w:proofErr w:type="gramEnd"/>
-            <w:r>
-              <w:rPr>
-                <w:rFonts w:ascii="Times New Roman" w:hAnsi="Times New Roman" w:cs="Times New Roman"/>
-                <w:sz w:val="24"/>
-                <w:szCs w:val="24"/>
-              </w:rPr>
-              <w:t xml:space="preserve"> található a könyvben. </w:t>
+              <w:t xml:space="preserve">. Milyen illusztráció található a könyvben. </w:t>
             </w:r>
           </w:p>
         </w:tc>
@@ -7229,14 +6674,14 @@
           <w:rFonts w:cs="Times New Roman"/>
         </w:rPr>
       </w:pPr>
-      <w:bookmarkStart w:id="16" w:name="_Toc225630207"/>
+      <w:bookmarkStart w:id="15" w:name="_Toc225630207"/>
       <w:r>
         <w:rPr>
           <w:rFonts w:cs="Times New Roman"/>
         </w:rPr>
         <w:t>Számla:</w:t>
       </w:r>
-      <w:bookmarkEnd w:id="16"/>
+      <w:bookmarkEnd w:id="15"/>
     </w:p>
     <w:tbl>
       <w:tblPr>
@@ -7724,18 +7169,8 @@
                 <w:sz w:val="24"/>
                 <w:szCs w:val="24"/>
               </w:rPr>
-              <w:t xml:space="preserve">Lehet </w:t>
-            </w:r>
-            <w:proofErr w:type="gramStart"/>
-            <w:r>
-              <w:rPr>
-                <w:rFonts w:ascii="Times New Roman" w:hAnsi="Times New Roman" w:cs="Times New Roman"/>
-                <w:sz w:val="24"/>
-                <w:szCs w:val="24"/>
-              </w:rPr>
-              <w:t>null</w:t>
-            </w:r>
-            <w:proofErr w:type="gramEnd"/>
+              <w:t>Lehet null</w:t>
+            </w:r>
             <w:r>
               <w:rPr>
                 <w:rFonts w:ascii="Times New Roman" w:hAnsi="Times New Roman" w:cs="Times New Roman"/>
@@ -8106,25 +7541,7 @@
                 <w:sz w:val="24"/>
                 <w:szCs w:val="24"/>
               </w:rPr>
-              <w:t xml:space="preserve">): </w:t>
-            </w:r>
-            <w:proofErr w:type="gramStart"/>
-            <w:r>
-              <w:rPr>
-                <w:rFonts w:ascii="Times New Roman" w:hAnsi="Times New Roman" w:cs="Times New Roman"/>
-                <w:sz w:val="24"/>
-                <w:szCs w:val="24"/>
-              </w:rPr>
-              <w:t>Az</w:t>
-            </w:r>
-            <w:proofErr w:type="gramEnd"/>
-            <w:r>
-              <w:rPr>
-                <w:rFonts w:ascii="Times New Roman" w:hAnsi="Times New Roman" w:cs="Times New Roman"/>
-                <w:sz w:val="24"/>
-                <w:szCs w:val="24"/>
-              </w:rPr>
-              <w:t xml:space="preserve"> számla azonosítója így tudjuk azonosítani ha valaki több könyvet rendelt egy rendelésben. Felépítése: ÉV/VEVO_ID/HANYADIK SZÁMLA.</w:t>
+              <w:t>): Az számla azonosítója így tudjuk azonosítani ha valaki több könyvet rendelt egy rendelésben. Felépítése: ÉV/VEVO_ID/HANYADIK SZÁMLA.</w:t>
             </w:r>
           </w:p>
           <w:p>
@@ -8296,25 +7713,7 @@
                 <w:sz w:val="24"/>
                 <w:szCs w:val="24"/>
               </w:rPr>
-              <w:t xml:space="preserve">. Melyik </w:t>
-            </w:r>
-            <w:proofErr w:type="gramStart"/>
-            <w:r>
-              <w:rPr>
-                <w:rFonts w:ascii="Times New Roman" w:hAnsi="Times New Roman" w:cs="Times New Roman"/>
-                <w:sz w:val="24"/>
-                <w:szCs w:val="24"/>
-              </w:rPr>
-              <w:t>státuszban</w:t>
-            </w:r>
-            <w:proofErr w:type="gramEnd"/>
-            <w:r>
-              <w:rPr>
-                <w:rFonts w:ascii="Times New Roman" w:hAnsi="Times New Roman" w:cs="Times New Roman"/>
-                <w:sz w:val="24"/>
-                <w:szCs w:val="24"/>
-              </w:rPr>
-              <w:t xml:space="preserve"> van jelenleg a </w:t>
+              <w:t xml:space="preserve">. Melyik státuszban van jelenleg a </w:t>
             </w:r>
             <w:proofErr w:type="spellStart"/>
             <w:r>
@@ -8392,7 +7791,7 @@
           <w:rFonts w:cs="Times New Roman"/>
         </w:rPr>
       </w:pPr>
-      <w:bookmarkStart w:id="17" w:name="_Toc225630208"/>
+      <w:bookmarkStart w:id="16" w:name="_Toc225630208"/>
       <w:r>
         <w:rPr>
           <w:rFonts w:cs="Times New Roman"/>
@@ -8400,7 +7799,7 @@
         <w:lastRenderedPageBreak/>
         <w:t>Vevő:</w:t>
       </w:r>
-      <w:bookmarkEnd w:id="17"/>
+      <w:bookmarkEnd w:id="16"/>
     </w:p>
     <w:tbl>
       <w:tblPr>
@@ -8685,33 +8084,15 @@
                 <w:sz w:val="24"/>
                 <w:szCs w:val="24"/>
               </w:rPr>
-              <w:t>(</w:t>
-            </w:r>
-            <w:proofErr w:type="gramStart"/>
-            <w:r>
-              <w:rPr>
-                <w:rFonts w:ascii="Times New Roman" w:hAnsi="Times New Roman" w:cs="Times New Roman"/>
-                <w:sz w:val="24"/>
-                <w:szCs w:val="24"/>
-              </w:rPr>
-              <w:t>VARCHAR</w:t>
-            </w:r>
-            <w:r>
-              <w:rPr>
-                <w:rFonts w:ascii="Times New Roman" w:hAnsi="Times New Roman" w:cs="Times New Roman"/>
-                <w:sz w:val="24"/>
-                <w:szCs w:val="24"/>
-              </w:rPr>
-              <w:t>(</w:t>
-            </w:r>
-            <w:proofErr w:type="gramEnd"/>
-            <w:r>
-              <w:rPr>
-                <w:rFonts w:ascii="Times New Roman" w:hAnsi="Times New Roman" w:cs="Times New Roman"/>
-                <w:sz w:val="24"/>
-                <w:szCs w:val="24"/>
-              </w:rPr>
-              <w:t>150)</w:t>
+              <w:t>(VARCHAR</w:t>
+            </w:r>
+            <w:r>
+              <w:rPr>
+                <w:rFonts w:ascii="Times New Roman" w:hAnsi="Times New Roman" w:cs="Times New Roman"/>
+                <w:sz w:val="24"/>
+                <w:szCs w:val="24"/>
+              </w:rPr>
+              <w:t>(150)</w:t>
             </w:r>
             <w:r>
               <w:rPr>
@@ -8771,33 +8152,15 @@
                 <w:sz w:val="24"/>
                 <w:szCs w:val="24"/>
               </w:rPr>
-              <w:t xml:space="preserve"> (</w:t>
-            </w:r>
-            <w:proofErr w:type="gramStart"/>
-            <w:r>
-              <w:rPr>
-                <w:rFonts w:ascii="Times New Roman" w:hAnsi="Times New Roman" w:cs="Times New Roman"/>
-                <w:sz w:val="24"/>
-                <w:szCs w:val="24"/>
-              </w:rPr>
-              <w:t>VARCHAR</w:t>
-            </w:r>
-            <w:r>
-              <w:rPr>
-                <w:rFonts w:ascii="Times New Roman" w:hAnsi="Times New Roman" w:cs="Times New Roman"/>
-                <w:sz w:val="24"/>
-                <w:szCs w:val="24"/>
-              </w:rPr>
-              <w:t>(</w:t>
-            </w:r>
-            <w:proofErr w:type="gramEnd"/>
-            <w:r>
-              <w:rPr>
-                <w:rFonts w:ascii="Times New Roman" w:hAnsi="Times New Roman" w:cs="Times New Roman"/>
-                <w:sz w:val="24"/>
-                <w:szCs w:val="24"/>
-              </w:rPr>
-              <w:t>150</w:t>
+              <w:t xml:space="preserve"> (VARCHAR</w:t>
+            </w:r>
+            <w:r>
+              <w:rPr>
+                <w:rFonts w:ascii="Times New Roman" w:hAnsi="Times New Roman" w:cs="Times New Roman"/>
+                <w:sz w:val="24"/>
+                <w:szCs w:val="24"/>
+              </w:rPr>
+              <w:t>(150</w:t>
             </w:r>
             <w:r>
               <w:rPr>
@@ -8855,33 +8218,15 @@
                 <w:sz w:val="24"/>
                 <w:szCs w:val="24"/>
               </w:rPr>
-              <w:t>mail (</w:t>
-            </w:r>
-            <w:proofErr w:type="gramStart"/>
-            <w:r>
-              <w:rPr>
-                <w:rFonts w:ascii="Times New Roman" w:hAnsi="Times New Roman" w:cs="Times New Roman"/>
-                <w:sz w:val="24"/>
-                <w:szCs w:val="24"/>
-              </w:rPr>
-              <w:t>VARCHAR</w:t>
-            </w:r>
-            <w:r>
-              <w:rPr>
-                <w:rFonts w:ascii="Times New Roman" w:hAnsi="Times New Roman" w:cs="Times New Roman"/>
-                <w:sz w:val="24"/>
-                <w:szCs w:val="24"/>
-              </w:rPr>
-              <w:t>(</w:t>
-            </w:r>
-            <w:proofErr w:type="gramEnd"/>
-            <w:r>
-              <w:rPr>
-                <w:rFonts w:ascii="Times New Roman" w:hAnsi="Times New Roman" w:cs="Times New Roman"/>
-                <w:sz w:val="24"/>
-                <w:szCs w:val="24"/>
-              </w:rPr>
-              <w:t>50)</w:t>
+              <w:t>mail (VARCHAR</w:t>
+            </w:r>
+            <w:r>
+              <w:rPr>
+                <w:rFonts w:ascii="Times New Roman" w:hAnsi="Times New Roman" w:cs="Times New Roman"/>
+                <w:sz w:val="24"/>
+                <w:szCs w:val="24"/>
+              </w:rPr>
+              <w:t>(50)</w:t>
             </w:r>
             <w:r>
               <w:rPr>
@@ -8941,33 +8286,15 @@
                 <w:sz w:val="24"/>
                 <w:szCs w:val="24"/>
               </w:rPr>
-              <w:t xml:space="preserve"> (</w:t>
-            </w:r>
-            <w:proofErr w:type="gramStart"/>
-            <w:r>
-              <w:rPr>
-                <w:rFonts w:ascii="Times New Roman" w:hAnsi="Times New Roman" w:cs="Times New Roman"/>
-                <w:sz w:val="24"/>
-                <w:szCs w:val="24"/>
-              </w:rPr>
-              <w:t>VARCHAR</w:t>
-            </w:r>
-            <w:r>
-              <w:rPr>
-                <w:rFonts w:ascii="Times New Roman" w:hAnsi="Times New Roman" w:cs="Times New Roman"/>
-                <w:sz w:val="24"/>
-                <w:szCs w:val="24"/>
-              </w:rPr>
-              <w:t>(</w:t>
-            </w:r>
-            <w:proofErr w:type="gramEnd"/>
-            <w:r>
-              <w:rPr>
-                <w:rFonts w:ascii="Times New Roman" w:hAnsi="Times New Roman" w:cs="Times New Roman"/>
-                <w:sz w:val="24"/>
-                <w:szCs w:val="24"/>
-              </w:rPr>
-              <w:t>15)</w:t>
+              <w:t xml:space="preserve"> (VARCHAR</w:t>
+            </w:r>
+            <w:r>
+              <w:rPr>
+                <w:rFonts w:ascii="Times New Roman" w:hAnsi="Times New Roman" w:cs="Times New Roman"/>
+                <w:sz w:val="24"/>
+                <w:szCs w:val="24"/>
+              </w:rPr>
+              <w:t>(15)</w:t>
             </w:r>
             <w:r>
               <w:rPr>
@@ -8994,25 +8321,7 @@
                 <w:sz w:val="24"/>
                 <w:szCs w:val="24"/>
               </w:rPr>
-              <w:t xml:space="preserve">Ha a vásárló egy </w:t>
-            </w:r>
-            <w:proofErr w:type="gramStart"/>
-            <w:r>
-              <w:rPr>
-                <w:rFonts w:ascii="Times New Roman" w:hAnsi="Times New Roman" w:cs="Times New Roman"/>
-                <w:sz w:val="24"/>
-                <w:szCs w:val="24"/>
-              </w:rPr>
-              <w:t>cég</w:t>
-            </w:r>
-            <w:proofErr w:type="gramEnd"/>
-            <w:r>
-              <w:rPr>
-                <w:rFonts w:ascii="Times New Roman" w:hAnsi="Times New Roman" w:cs="Times New Roman"/>
-                <w:sz w:val="24"/>
-                <w:szCs w:val="24"/>
-              </w:rPr>
-              <w:t xml:space="preserve"> </w:t>
+              <w:t xml:space="preserve">Ha a vásárló egy cég </w:t>
             </w:r>
             <w:r>
               <w:rPr>
@@ -9053,33 +8362,15 @@
                 <w:sz w:val="24"/>
                 <w:szCs w:val="24"/>
               </w:rPr>
-              <w:t xml:space="preserve"> (</w:t>
-            </w:r>
-            <w:proofErr w:type="gramStart"/>
-            <w:r>
-              <w:rPr>
-                <w:rFonts w:ascii="Times New Roman" w:hAnsi="Times New Roman" w:cs="Times New Roman"/>
-                <w:sz w:val="24"/>
-                <w:szCs w:val="24"/>
-              </w:rPr>
-              <w:t>VARCHAR</w:t>
-            </w:r>
-            <w:r>
-              <w:rPr>
-                <w:rFonts w:ascii="Times New Roman" w:hAnsi="Times New Roman" w:cs="Times New Roman"/>
-                <w:sz w:val="24"/>
-                <w:szCs w:val="24"/>
-              </w:rPr>
-              <w:t>(</w:t>
-            </w:r>
-            <w:proofErr w:type="gramEnd"/>
-            <w:r>
-              <w:rPr>
-                <w:rFonts w:ascii="Times New Roman" w:hAnsi="Times New Roman" w:cs="Times New Roman"/>
-                <w:sz w:val="24"/>
-                <w:szCs w:val="24"/>
-              </w:rPr>
-              <w:t>255)</w:t>
+              <w:t xml:space="preserve"> (VARCHAR</w:t>
+            </w:r>
+            <w:r>
+              <w:rPr>
+                <w:rFonts w:ascii="Times New Roman" w:hAnsi="Times New Roman" w:cs="Times New Roman"/>
+                <w:sz w:val="24"/>
+                <w:szCs w:val="24"/>
+              </w:rPr>
+              <w:t>(255)</w:t>
             </w:r>
             <w:r>
               <w:rPr>
@@ -9106,7 +8397,25 @@
                 <w:sz w:val="24"/>
                 <w:szCs w:val="24"/>
               </w:rPr>
-              <w:t xml:space="preserve">A felhasználó jelszava </w:t>
+              <w:t xml:space="preserve">A felhasználó </w:t>
+            </w:r>
+            <w:proofErr w:type="spellStart"/>
+            <w:r>
+              <w:rPr>
+                <w:rFonts w:ascii="Times New Roman" w:hAnsi="Times New Roman" w:cs="Times New Roman"/>
+                <w:sz w:val="24"/>
+                <w:szCs w:val="24"/>
+              </w:rPr>
+              <w:t>jelszava</w:t>
+            </w:r>
+            <w:proofErr w:type="spellEnd"/>
+            <w:r>
+              <w:rPr>
+                <w:rFonts w:ascii="Times New Roman" w:hAnsi="Times New Roman" w:cs="Times New Roman"/>
+                <w:sz w:val="24"/>
+                <w:szCs w:val="24"/>
+              </w:rPr>
+              <w:t xml:space="preserve"> </w:t>
             </w:r>
             <w:proofErr w:type="spellStart"/>
             <w:r>
@@ -9232,14 +8541,14 @@
           <w:rFonts w:cs="Times New Roman"/>
         </w:rPr>
       </w:pPr>
-      <w:bookmarkStart w:id="18" w:name="_Toc225630209"/>
+      <w:bookmarkStart w:id="17" w:name="_Toc225630209"/>
       <w:r>
         <w:rPr>
           <w:rFonts w:cs="Times New Roman"/>
         </w:rPr>
         <w:t>Fizetési mód:</w:t>
       </w:r>
-      <w:bookmarkEnd w:id="18"/>
+      <w:bookmarkEnd w:id="17"/>
     </w:p>
     <w:tbl>
       <w:tblPr>
@@ -9516,33 +8825,15 @@
                 <w:sz w:val="24"/>
                 <w:szCs w:val="24"/>
               </w:rPr>
-              <w:t xml:space="preserve"> (</w:t>
-            </w:r>
-            <w:proofErr w:type="gramStart"/>
-            <w:r>
-              <w:rPr>
-                <w:rFonts w:ascii="Times New Roman" w:hAnsi="Times New Roman" w:cs="Times New Roman"/>
-                <w:sz w:val="24"/>
-                <w:szCs w:val="24"/>
-              </w:rPr>
-              <w:t>VARCHAR</w:t>
-            </w:r>
-            <w:r>
-              <w:rPr>
-                <w:rFonts w:ascii="Times New Roman" w:hAnsi="Times New Roman" w:cs="Times New Roman"/>
-                <w:sz w:val="24"/>
-                <w:szCs w:val="24"/>
-              </w:rPr>
-              <w:t>(</w:t>
-            </w:r>
-            <w:proofErr w:type="gramEnd"/>
-            <w:r>
-              <w:rPr>
-                <w:rFonts w:ascii="Times New Roman" w:hAnsi="Times New Roman" w:cs="Times New Roman"/>
-                <w:sz w:val="24"/>
-                <w:szCs w:val="24"/>
-              </w:rPr>
-              <w:t>100)</w:t>
+              <w:t xml:space="preserve"> (VARCHAR</w:t>
+            </w:r>
+            <w:r>
+              <w:rPr>
+                <w:rFonts w:ascii="Times New Roman" w:hAnsi="Times New Roman" w:cs="Times New Roman"/>
+                <w:sz w:val="24"/>
+                <w:szCs w:val="24"/>
+              </w:rPr>
+              <w:t>(100)</w:t>
             </w:r>
             <w:r>
               <w:rPr>
@@ -9600,7 +8891,7 @@
           <w:noProof/>
         </w:rPr>
       </w:pPr>
-      <w:bookmarkStart w:id="19" w:name="_Toc225630210"/>
+      <w:bookmarkStart w:id="18" w:name="_Toc225630210"/>
       <w:r>
         <w:rPr>
           <w:rFonts w:cs="Times New Roman"/>
@@ -9608,7 +8899,7 @@
         </w:rPr>
         <w:t>Szállítás</w:t>
       </w:r>
-      <w:bookmarkEnd w:id="19"/>
+      <w:bookmarkEnd w:id="18"/>
     </w:p>
     <w:tbl>
       <w:tblPr>
@@ -9893,33 +9184,15 @@
                 <w:sz w:val="24"/>
                 <w:szCs w:val="24"/>
               </w:rPr>
-              <w:t xml:space="preserve"> (</w:t>
-            </w:r>
-            <w:proofErr w:type="gramStart"/>
-            <w:r>
-              <w:rPr>
-                <w:rFonts w:ascii="Times New Roman" w:hAnsi="Times New Roman" w:cs="Times New Roman"/>
-                <w:sz w:val="24"/>
-                <w:szCs w:val="24"/>
-              </w:rPr>
-              <w:t>VARCHAR</w:t>
-            </w:r>
-            <w:r>
-              <w:rPr>
-                <w:rFonts w:ascii="Times New Roman" w:hAnsi="Times New Roman" w:cs="Times New Roman"/>
-                <w:sz w:val="24"/>
-                <w:szCs w:val="24"/>
-              </w:rPr>
-              <w:t>(</w:t>
-            </w:r>
-            <w:proofErr w:type="gramEnd"/>
-            <w:r>
-              <w:rPr>
-                <w:rFonts w:ascii="Times New Roman" w:hAnsi="Times New Roman" w:cs="Times New Roman"/>
-                <w:sz w:val="24"/>
-                <w:szCs w:val="24"/>
-              </w:rPr>
-              <w:t>100)</w:t>
+              <w:t xml:space="preserve"> (VARCHAR</w:t>
+            </w:r>
+            <w:r>
+              <w:rPr>
+                <w:rFonts w:ascii="Times New Roman" w:hAnsi="Times New Roman" w:cs="Times New Roman"/>
+                <w:sz w:val="24"/>
+                <w:szCs w:val="24"/>
+              </w:rPr>
+              <w:t>(100)</w:t>
             </w:r>
             <w:r>
               <w:rPr>
@@ -9991,7 +9264,7 @@
           <w:noProof/>
         </w:rPr>
       </w:pPr>
-      <w:bookmarkStart w:id="20" w:name="_Toc225630211"/>
+      <w:bookmarkStart w:id="19" w:name="_Toc225630211"/>
       <w:r>
         <w:rPr>
           <w:rFonts w:cs="Times New Roman"/>
@@ -10006,7 +9279,7 @@
         </w:rPr>
         <w:t>:</w:t>
       </w:r>
-      <w:bookmarkEnd w:id="20"/>
+      <w:bookmarkEnd w:id="19"/>
     </w:p>
     <w:tbl>
       <w:tblPr>
@@ -10299,33 +9572,15 @@
                 <w:sz w:val="24"/>
                 <w:szCs w:val="24"/>
               </w:rPr>
-              <w:t>(</w:t>
-            </w:r>
-            <w:proofErr w:type="gramStart"/>
-            <w:r>
-              <w:rPr>
-                <w:rFonts w:ascii="Times New Roman" w:hAnsi="Times New Roman" w:cs="Times New Roman"/>
-                <w:sz w:val="24"/>
-                <w:szCs w:val="24"/>
-              </w:rPr>
-              <w:t>VARCHAR</w:t>
-            </w:r>
-            <w:r>
-              <w:rPr>
-                <w:rFonts w:ascii="Times New Roman" w:hAnsi="Times New Roman" w:cs="Times New Roman"/>
-                <w:sz w:val="24"/>
-                <w:szCs w:val="24"/>
-              </w:rPr>
-              <w:t>(</w:t>
-            </w:r>
-            <w:proofErr w:type="gramEnd"/>
-            <w:r>
-              <w:rPr>
-                <w:rFonts w:ascii="Times New Roman" w:hAnsi="Times New Roman" w:cs="Times New Roman"/>
-                <w:sz w:val="24"/>
-                <w:szCs w:val="24"/>
-              </w:rPr>
-              <w:t>150)</w:t>
+              <w:t>(VARCHAR</w:t>
+            </w:r>
+            <w:r>
+              <w:rPr>
+                <w:rFonts w:ascii="Times New Roman" w:hAnsi="Times New Roman" w:cs="Times New Roman"/>
+                <w:sz w:val="24"/>
+                <w:szCs w:val="24"/>
+              </w:rPr>
+              <w:t>(150)</w:t>
             </w:r>
             <w:r>
               <w:rPr>
@@ -10359,18 +9614,8 @@
                 <w:sz w:val="24"/>
                 <w:szCs w:val="24"/>
               </w:rPr>
-              <w:t xml:space="preserve">rendelés </w:t>
-            </w:r>
-            <w:proofErr w:type="gramStart"/>
-            <w:r>
-              <w:rPr>
-                <w:rFonts w:ascii="Times New Roman" w:hAnsi="Times New Roman" w:cs="Times New Roman"/>
-                <w:sz w:val="24"/>
-                <w:szCs w:val="24"/>
-              </w:rPr>
-              <w:t>státuszának</w:t>
-            </w:r>
-            <w:proofErr w:type="gramEnd"/>
+              <w:t>rendelés státuszának</w:t>
+            </w:r>
             <w:r>
               <w:rPr>
                 <w:rFonts w:ascii="Times New Roman" w:hAnsi="Times New Roman" w:cs="Times New Roman"/>
@@ -10449,14 +9694,14 @@
           <w:rFonts w:cs="Times New Roman"/>
         </w:rPr>
       </w:pPr>
-      <w:bookmarkStart w:id="21" w:name="_Toc225630212"/>
+      <w:bookmarkStart w:id="20" w:name="_Toc225630212"/>
       <w:r>
         <w:rPr>
           <w:rFonts w:cs="Times New Roman"/>
         </w:rPr>
         <w:t>Rendelés leadása:</w:t>
       </w:r>
-      <w:bookmarkEnd w:id="21"/>
+      <w:bookmarkEnd w:id="20"/>
     </w:p>
     <w:tbl>
       <w:tblPr>
@@ -10766,33 +10011,15 @@
                 <w:sz w:val="24"/>
                 <w:szCs w:val="24"/>
               </w:rPr>
-              <w:t xml:space="preserve"> (</w:t>
-            </w:r>
-            <w:proofErr w:type="gramStart"/>
-            <w:r>
-              <w:rPr>
-                <w:rFonts w:ascii="Times New Roman" w:hAnsi="Times New Roman" w:cs="Times New Roman"/>
-                <w:sz w:val="24"/>
-                <w:szCs w:val="24"/>
-              </w:rPr>
-              <w:t>VARCHAR</w:t>
-            </w:r>
-            <w:r>
-              <w:rPr>
-                <w:rFonts w:ascii="Times New Roman" w:hAnsi="Times New Roman" w:cs="Times New Roman"/>
-                <w:sz w:val="24"/>
-                <w:szCs w:val="24"/>
-              </w:rPr>
-              <w:t>(</w:t>
-            </w:r>
-            <w:proofErr w:type="gramEnd"/>
-            <w:r>
-              <w:rPr>
-                <w:rFonts w:ascii="Times New Roman" w:hAnsi="Times New Roman" w:cs="Times New Roman"/>
-                <w:sz w:val="24"/>
-                <w:szCs w:val="24"/>
-              </w:rPr>
-              <w:t>255)</w:t>
+              <w:t xml:space="preserve"> (VARCHAR</w:t>
+            </w:r>
+            <w:r>
+              <w:rPr>
+                <w:rFonts w:ascii="Times New Roman" w:hAnsi="Times New Roman" w:cs="Times New Roman"/>
+                <w:sz w:val="24"/>
+                <w:szCs w:val="24"/>
+              </w:rPr>
+              <w:t>(255)</w:t>
             </w:r>
             <w:r>
               <w:rPr>
@@ -11094,19 +10321,6 @@
     </w:tbl>
     <w:p>
       <w:pPr>
-        <w:pStyle w:val="Cmsor1"/>
-        <w:numPr>
-          <w:ilvl w:val="0"/>
-          <w:numId w:val="0"/>
-        </w:numPr>
-        <w:ind w:left="360"/>
-        <w:rPr>
-          <w:rFonts w:cs="Times New Roman"/>
-        </w:rPr>
-      </w:pPr>
-    </w:p>
-    <w:p>
-      <w:pPr>
         <w:rPr>
           <w:rFonts w:ascii="Times New Roman" w:eastAsiaTheme="majorEastAsia" w:hAnsi="Times New Roman" w:cs="Times New Roman"/>
           <w:b/>
@@ -11125,47 +10339,35 @@
     <w:p>
       <w:pPr>
         <w:pStyle w:val="Cmsor1"/>
-        <w:numPr>
-          <w:ilvl w:val="0"/>
-          <w:numId w:val="0"/>
-        </w:numPr>
-        <w:ind w:left="360"/>
         <w:rPr>
           <w:rFonts w:cs="Times New Roman"/>
         </w:rPr>
       </w:pPr>
+      <w:bookmarkStart w:id="21" w:name="_Toc225630213"/>
+      <w:r>
+        <w:rPr>
+          <w:rFonts w:cs="Times New Roman"/>
+        </w:rPr>
+        <w:lastRenderedPageBreak/>
+        <w:t>Backend végpontok:</w:t>
+      </w:r>
+      <w:bookmarkEnd w:id="21"/>
     </w:p>
     <w:p>
       <w:pPr>
-        <w:pStyle w:val="Cmsor1"/>
+        <w:pStyle w:val="Cmsor2"/>
         <w:rPr>
           <w:rFonts w:cs="Times New Roman"/>
         </w:rPr>
       </w:pPr>
-      <w:bookmarkStart w:id="22" w:name="_Toc225630213"/>
+      <w:bookmarkStart w:id="22" w:name="_Toc225630214"/>
       <w:r>
         <w:rPr>
           <w:rFonts w:cs="Times New Roman"/>
         </w:rPr>
-        <w:t>Backend végpontok:</w:t>
+        <w:t>Termékek:</w:t>
       </w:r>
       <w:bookmarkEnd w:id="22"/>
-    </w:p>
-    <w:p>
-      <w:pPr>
-        <w:pStyle w:val="Cmsor2"/>
-        <w:rPr>
-          <w:rFonts w:cs="Times New Roman"/>
-        </w:rPr>
-      </w:pPr>
-      <w:bookmarkStart w:id="23" w:name="_Toc225630214"/>
-      <w:r>
-        <w:rPr>
-          <w:rFonts w:cs="Times New Roman"/>
-        </w:rPr>
-        <w:t>Termékek:</w:t>
-      </w:r>
-      <w:bookmarkEnd w:id="23"/>
     </w:p>
     <w:p>
       <w:pPr>
@@ -11491,18 +10693,8 @@
                 <w:sz w:val="24"/>
                 <w:szCs w:val="24"/>
               </w:rPr>
-              <w:t xml:space="preserve">Összes termék </w:t>
-            </w:r>
-            <w:proofErr w:type="spellStart"/>
-            <w:r>
-              <w:rPr>
-                <w:rFonts w:ascii="Times New Roman" w:hAnsi="Times New Roman" w:cs="Times New Roman"/>
-                <w:sz w:val="24"/>
-                <w:szCs w:val="24"/>
-              </w:rPr>
-              <w:t>listázása</w:t>
-            </w:r>
-            <w:proofErr w:type="spellEnd"/>
+              <w:t>Összes termék listázása</w:t>
+            </w:r>
           </w:p>
         </w:tc>
         <w:tc>
@@ -11764,22 +10956,14 @@
           <w:rFonts w:cs="Times New Roman"/>
         </w:rPr>
       </w:pPr>
-      <w:bookmarkStart w:id="24" w:name="_Toc225630215"/>
-      <w:proofErr w:type="gramStart"/>
+      <w:bookmarkStart w:id="23" w:name="_Toc225630215"/>
       <w:r>
         <w:rPr>
           <w:rFonts w:cs="Times New Roman"/>
         </w:rPr>
-        <w:t>Kategóriák</w:t>
-      </w:r>
-      <w:proofErr w:type="gramEnd"/>
-      <w:r>
-        <w:rPr>
-          <w:rFonts w:cs="Times New Roman"/>
-        </w:rPr>
-        <w:t>:</w:t>
-      </w:r>
-      <w:bookmarkEnd w:id="24"/>
+        <w:t>Kategóriák:</w:t>
+      </w:r>
+      <w:bookmarkEnd w:id="23"/>
     </w:p>
     <w:p>
       <w:pPr>
@@ -11795,25 +10979,7 @@
           <w:sz w:val="24"/>
           <w:szCs w:val="24"/>
         </w:rPr>
-        <w:t xml:space="preserve">Az oldal </w:t>
-      </w:r>
-      <w:proofErr w:type="gramStart"/>
-      <w:r>
-        <w:rPr>
-          <w:rFonts w:ascii="Times New Roman" w:hAnsi="Times New Roman" w:cs="Times New Roman"/>
-          <w:sz w:val="24"/>
-          <w:szCs w:val="24"/>
-        </w:rPr>
-        <w:t>kategóriáihoz</w:t>
-      </w:r>
-      <w:proofErr w:type="gramEnd"/>
-      <w:r>
-        <w:rPr>
-          <w:rFonts w:ascii="Times New Roman" w:hAnsi="Times New Roman" w:cs="Times New Roman"/>
-          <w:sz w:val="24"/>
-          <w:szCs w:val="24"/>
-        </w:rPr>
-        <w:t xml:space="preserve"> tartozó végpontjai a következők:</w:t>
+        <w:t>Az oldal kategóriáihoz tartozó végpontjai a következők:</w:t>
       </w:r>
     </w:p>
     <w:tbl>
@@ -12137,23 +11303,13 @@
                 <w:szCs w:val="24"/>
               </w:rPr>
             </w:pPr>
-            <w:proofErr w:type="gramStart"/>
-            <w:r>
-              <w:rPr>
-                <w:rFonts w:ascii="Times New Roman" w:hAnsi="Times New Roman" w:cs="Times New Roman"/>
-                <w:sz w:val="24"/>
-                <w:szCs w:val="24"/>
-              </w:rPr>
-              <w:t>Kategóriák</w:t>
-            </w:r>
-            <w:proofErr w:type="gramEnd"/>
-            <w:r>
-              <w:rPr>
-                <w:rFonts w:ascii="Times New Roman" w:hAnsi="Times New Roman" w:cs="Times New Roman"/>
-                <w:sz w:val="24"/>
-                <w:szCs w:val="24"/>
-              </w:rPr>
-              <w:t xml:space="preserve"> lekérdezése az oldal számára</w:t>
+            <w:r>
+              <w:rPr>
+                <w:rFonts w:ascii="Times New Roman" w:hAnsi="Times New Roman" w:cs="Times New Roman"/>
+                <w:sz w:val="24"/>
+                <w:szCs w:val="24"/>
+              </w:rPr>
+              <w:t>Kategóriák lekérdezése az oldal számára</w:t>
             </w:r>
           </w:p>
         </w:tc>
@@ -12228,14 +11384,14 @@
           <w:rFonts w:cs="Times New Roman"/>
         </w:rPr>
       </w:pPr>
-      <w:bookmarkStart w:id="25" w:name="_Toc225630216"/>
+      <w:bookmarkStart w:id="24" w:name="_Toc225630216"/>
       <w:r>
         <w:rPr>
           <w:rFonts w:cs="Times New Roman"/>
         </w:rPr>
         <w:t>Felhasználók:</w:t>
       </w:r>
-      <w:bookmarkEnd w:id="25"/>
+      <w:bookmarkEnd w:id="24"/>
     </w:p>
     <w:p>
       <w:pPr>
@@ -13306,18 +12462,8 @@
                 <w:sz w:val="24"/>
                 <w:szCs w:val="24"/>
               </w:rPr>
-              <w:t xml:space="preserve">Sikeresség </w:t>
-            </w:r>
-            <w:proofErr w:type="gramStart"/>
-            <w:r>
-              <w:rPr>
-                <w:rFonts w:ascii="Times New Roman" w:hAnsi="Times New Roman" w:cs="Times New Roman"/>
-                <w:sz w:val="24"/>
-                <w:szCs w:val="24"/>
-              </w:rPr>
-              <w:t>státusz</w:t>
-            </w:r>
-            <w:proofErr w:type="gramEnd"/>
+              <w:t>Sikeresség státusz</w:t>
+            </w:r>
           </w:p>
         </w:tc>
       </w:tr>
@@ -13373,19 +12519,8 @@
                 <w:sz w:val="24"/>
                 <w:szCs w:val="24"/>
               </w:rPr>
-              <w:t>/</w:t>
-            </w:r>
-            <w:proofErr w:type="gramStart"/>
-            <w:r>
-              <w:rPr>
-                <w:rStyle w:val="HTML-kd"/>
-                <w:rFonts w:ascii="Times New Roman" w:eastAsiaTheme="minorHAnsi" w:hAnsi="Times New Roman" w:cs="Times New Roman"/>
-                <w:sz w:val="24"/>
-                <w:szCs w:val="24"/>
-              </w:rPr>
-              <w:t>profil</w:t>
-            </w:r>
-            <w:proofErr w:type="gramEnd"/>
+              <w:t>/profil</w:t>
+            </w:r>
           </w:p>
         </w:tc>
         <w:tc>
@@ -13444,25 +12579,7 @@
                 <w:sz w:val="24"/>
                 <w:szCs w:val="24"/>
               </w:rPr>
-              <w:t xml:space="preserve">A </w:t>
-            </w:r>
-            <w:proofErr w:type="gramStart"/>
-            <w:r>
-              <w:rPr>
-                <w:rFonts w:ascii="Times New Roman" w:hAnsi="Times New Roman" w:cs="Times New Roman"/>
-                <w:sz w:val="24"/>
-                <w:szCs w:val="24"/>
-              </w:rPr>
-              <w:t>profilhoz</w:t>
-            </w:r>
-            <w:proofErr w:type="gramEnd"/>
-            <w:r>
-              <w:rPr>
-                <w:rFonts w:ascii="Times New Roman" w:hAnsi="Times New Roman" w:cs="Times New Roman"/>
-                <w:sz w:val="24"/>
-                <w:szCs w:val="24"/>
-              </w:rPr>
-              <w:t xml:space="preserve"> tartozó adatok lekérdezése</w:t>
+              <w:t>A profilhoz tartozó adatok lekérdezése</w:t>
             </w:r>
           </w:p>
         </w:tc>
@@ -13524,18 +12641,8 @@
                 <w:sz w:val="24"/>
                 <w:szCs w:val="24"/>
               </w:rPr>
-              <w:t xml:space="preserve">Felhasználói </w:t>
-            </w:r>
-            <w:proofErr w:type="gramStart"/>
-            <w:r>
-              <w:rPr>
-                <w:rFonts w:ascii="Times New Roman" w:hAnsi="Times New Roman" w:cs="Times New Roman"/>
-                <w:sz w:val="24"/>
-                <w:szCs w:val="24"/>
-              </w:rPr>
-              <w:t>profil</w:t>
-            </w:r>
-            <w:proofErr w:type="gramEnd"/>
+              <w:t>Felhasználói profil</w:t>
+            </w:r>
           </w:p>
         </w:tc>
       </w:tr>
@@ -13574,14 +12681,14 @@
           <w:rFonts w:cs="Times New Roman"/>
         </w:rPr>
       </w:pPr>
-      <w:bookmarkStart w:id="26" w:name="_Toc225630217"/>
+      <w:bookmarkStart w:id="25" w:name="_Toc225630217"/>
       <w:r>
         <w:rPr>
           <w:rFonts w:cs="Times New Roman"/>
         </w:rPr>
         <w:t>Rendelések</w:t>
       </w:r>
-      <w:bookmarkEnd w:id="26"/>
+      <w:bookmarkEnd w:id="25"/>
     </w:p>
     <w:p>
       <w:pPr>
@@ -13597,25 +12704,7 @@
           <w:sz w:val="24"/>
           <w:szCs w:val="24"/>
         </w:rPr>
-        <w:t xml:space="preserve">Az </w:t>
-      </w:r>
-      <w:proofErr w:type="gramStart"/>
-      <w:r>
-        <w:rPr>
-          <w:rFonts w:ascii="Times New Roman" w:hAnsi="Times New Roman" w:cs="Times New Roman"/>
-          <w:sz w:val="24"/>
-          <w:szCs w:val="24"/>
-        </w:rPr>
-        <w:t>oldal rendelésekhez</w:t>
-      </w:r>
-      <w:proofErr w:type="gramEnd"/>
-      <w:r>
-        <w:rPr>
-          <w:rFonts w:ascii="Times New Roman" w:hAnsi="Times New Roman" w:cs="Times New Roman"/>
-          <w:sz w:val="24"/>
-          <w:szCs w:val="24"/>
-        </w:rPr>
-        <w:t xml:space="preserve"> tartozó végpontjai a következők:</w:t>
+        <w:t>Az oldal rendelésekhez tartozó végpontjai a következők:</w:t>
       </w:r>
     </w:p>
     <w:tbl>
@@ -13663,7 +12752,7 @@
                 <w:szCs w:val="24"/>
               </w:rPr>
             </w:pPr>
-            <w:bookmarkStart w:id="27" w:name="_Hlk220063673"/>
+            <w:bookmarkStart w:id="26" w:name="_Hlk220063673"/>
             <w:r>
               <w:rPr>
                 <w:rFonts w:ascii="Times New Roman" w:hAnsi="Times New Roman" w:cs="Times New Roman"/>
@@ -14137,7 +13226,7 @@
           </w:p>
         </w:tc>
       </w:tr>
-      <w:bookmarkEnd w:id="27"/>
+      <w:bookmarkEnd w:id="26"/>
     </w:tbl>
     <w:p>
       <w:pPr>
@@ -14153,14 +13242,14 @@
           <w:rFonts w:cs="Times New Roman"/>
         </w:rPr>
       </w:pPr>
-      <w:bookmarkStart w:id="28" w:name="_Toc225630218"/>
+      <w:bookmarkStart w:id="27" w:name="_Toc225630218"/>
       <w:r>
         <w:rPr>
           <w:rFonts w:cs="Times New Roman"/>
         </w:rPr>
         <w:t>Szűrés:</w:t>
       </w:r>
-      <w:bookmarkEnd w:id="28"/>
+      <w:bookmarkEnd w:id="27"/>
     </w:p>
     <w:p>
       <w:pPr>
@@ -14433,9 +13522,9 @@
                 <w:sz w:val="24"/>
                 <w:szCs w:val="24"/>
               </w:rPr>
-              <w:t>/</w:t>
-            </w:r>
-            <w:proofErr w:type="gramStart"/>
+              <w:t>/?</w:t>
+            </w:r>
+            <w:proofErr w:type="spellStart"/>
             <w:r>
               <w:rPr>
                 <w:rStyle w:val="HTML-kd"/>
@@ -14443,20 +13532,9 @@
                 <w:sz w:val="24"/>
                 <w:szCs w:val="24"/>
               </w:rPr>
-              <w:t>?</w:t>
-            </w:r>
-            <w:proofErr w:type="spellStart"/>
-            <w:r>
-              <w:rPr>
-                <w:rStyle w:val="HTML-kd"/>
-                <w:rFonts w:ascii="Times New Roman" w:eastAsiaTheme="minorHAnsi" w:hAnsi="Times New Roman" w:cs="Times New Roman"/>
-                <w:sz w:val="24"/>
-                <w:szCs w:val="24"/>
-              </w:rPr>
               <w:t>search</w:t>
             </w:r>
             <w:proofErr w:type="spellEnd"/>
-            <w:proofErr w:type="gramEnd"/>
           </w:p>
         </w:tc>
         <w:tc>
@@ -14693,9 +13771,9 @@
                 <w:sz w:val="24"/>
                 <w:szCs w:val="24"/>
               </w:rPr>
-              <w:t>/</w:t>
-            </w:r>
-            <w:proofErr w:type="gramStart"/>
+              <w:t>/?</w:t>
+            </w:r>
+            <w:proofErr w:type="spellStart"/>
             <w:r>
               <w:rPr>
                 <w:rStyle w:val="HTML-kd"/>
@@ -14703,27 +13781,7 @@
                 <w:sz w:val="24"/>
                 <w:szCs w:val="24"/>
               </w:rPr>
-              <w:t>?</w:t>
-            </w:r>
-            <w:proofErr w:type="spellStart"/>
-            <w:r>
-              <w:rPr>
-                <w:rStyle w:val="HTML-kd"/>
-                <w:rFonts w:ascii="Times New Roman" w:eastAsiaTheme="minorHAnsi" w:hAnsi="Times New Roman" w:cs="Times New Roman"/>
-                <w:sz w:val="24"/>
-                <w:szCs w:val="24"/>
-              </w:rPr>
-              <w:t>search</w:t>
-            </w:r>
-            <w:proofErr w:type="gramEnd"/>
-            <w:r>
-              <w:rPr>
-                <w:rStyle w:val="HTML-kd"/>
-                <w:rFonts w:ascii="Times New Roman" w:eastAsiaTheme="minorHAnsi" w:hAnsi="Times New Roman" w:cs="Times New Roman"/>
-                <w:sz w:val="24"/>
-                <w:szCs w:val="24"/>
-              </w:rPr>
-              <w:t>%kiado</w:t>
+              <w:t>search%kiado</w:t>
             </w:r>
             <w:proofErr w:type="spellEnd"/>
           </w:p>
@@ -14901,9 +13959,9 @@
                 <w:sz w:val="24"/>
                 <w:szCs w:val="24"/>
               </w:rPr>
-              <w:t>/</w:t>
-            </w:r>
-            <w:proofErr w:type="gramStart"/>
+              <w:t>/?</w:t>
+            </w:r>
+            <w:proofErr w:type="spellStart"/>
             <w:r>
               <w:rPr>
                 <w:rStyle w:val="HTML-kd"/>
@@ -14911,27 +13969,7 @@
                 <w:sz w:val="24"/>
                 <w:szCs w:val="24"/>
               </w:rPr>
-              <w:t>?</w:t>
-            </w:r>
-            <w:proofErr w:type="spellStart"/>
-            <w:r>
-              <w:rPr>
-                <w:rStyle w:val="HTML-kd"/>
-                <w:rFonts w:ascii="Times New Roman" w:eastAsiaTheme="minorHAnsi" w:hAnsi="Times New Roman" w:cs="Times New Roman"/>
-                <w:sz w:val="24"/>
-                <w:szCs w:val="24"/>
-              </w:rPr>
-              <w:t>search</w:t>
-            </w:r>
-            <w:proofErr w:type="gramEnd"/>
-            <w:r>
-              <w:rPr>
-                <w:rStyle w:val="HTML-kd"/>
-                <w:rFonts w:ascii="Times New Roman" w:eastAsiaTheme="minorHAnsi" w:hAnsi="Times New Roman" w:cs="Times New Roman"/>
-                <w:sz w:val="24"/>
-                <w:szCs w:val="24"/>
-              </w:rPr>
-              <w:t>%nyelv</w:t>
+              <w:t>search%nyelv</w:t>
             </w:r>
             <w:proofErr w:type="spellEnd"/>
           </w:p>
@@ -15109,9 +14147,9 @@
                 <w:sz w:val="24"/>
                 <w:szCs w:val="24"/>
               </w:rPr>
-              <w:t>/</w:t>
-            </w:r>
-            <w:proofErr w:type="gramStart"/>
+              <w:t>/?</w:t>
+            </w:r>
+            <w:proofErr w:type="spellStart"/>
             <w:r>
               <w:rPr>
                 <w:rStyle w:val="HTML-kd"/>
@@ -15119,27 +14157,7 @@
                 <w:sz w:val="24"/>
                 <w:szCs w:val="24"/>
               </w:rPr>
-              <w:t>?</w:t>
-            </w:r>
-            <w:proofErr w:type="spellStart"/>
-            <w:r>
-              <w:rPr>
-                <w:rStyle w:val="HTML-kd"/>
-                <w:rFonts w:ascii="Times New Roman" w:eastAsiaTheme="minorHAnsi" w:hAnsi="Times New Roman" w:cs="Times New Roman"/>
-                <w:sz w:val="24"/>
-                <w:szCs w:val="24"/>
-              </w:rPr>
-              <w:t>search</w:t>
-            </w:r>
-            <w:proofErr w:type="gramEnd"/>
-            <w:r>
-              <w:rPr>
-                <w:rStyle w:val="HTML-kd"/>
-                <w:rFonts w:ascii="Times New Roman" w:eastAsiaTheme="minorHAnsi" w:hAnsi="Times New Roman" w:cs="Times New Roman"/>
-                <w:sz w:val="24"/>
-                <w:szCs w:val="24"/>
-              </w:rPr>
-              <w:t>%borito</w:t>
+              <w:t>search%borito</w:t>
             </w:r>
             <w:proofErr w:type="spellEnd"/>
           </w:p>
@@ -15317,9 +14335,9 @@
                 <w:sz w:val="24"/>
                 <w:szCs w:val="24"/>
               </w:rPr>
-              <w:t>/</w:t>
-            </w:r>
-            <w:proofErr w:type="gramStart"/>
+              <w:t>/?</w:t>
+            </w:r>
+            <w:proofErr w:type="spellStart"/>
             <w:r>
               <w:rPr>
                 <w:rStyle w:val="HTML-kd"/>
@@ -15327,27 +14345,7 @@
                 <w:sz w:val="24"/>
                 <w:szCs w:val="24"/>
               </w:rPr>
-              <w:t>?</w:t>
-            </w:r>
-            <w:proofErr w:type="spellStart"/>
-            <w:r>
-              <w:rPr>
-                <w:rStyle w:val="HTML-kd"/>
-                <w:rFonts w:ascii="Times New Roman" w:eastAsiaTheme="minorHAnsi" w:hAnsi="Times New Roman" w:cs="Times New Roman"/>
-                <w:sz w:val="24"/>
-                <w:szCs w:val="24"/>
-              </w:rPr>
-              <w:t>search</w:t>
-            </w:r>
-            <w:proofErr w:type="gramEnd"/>
-            <w:r>
-              <w:rPr>
-                <w:rStyle w:val="HTML-kd"/>
-                <w:rFonts w:ascii="Times New Roman" w:eastAsiaTheme="minorHAnsi" w:hAnsi="Times New Roman" w:cs="Times New Roman"/>
-                <w:sz w:val="24"/>
-                <w:szCs w:val="24"/>
-              </w:rPr>
-              <w:t>%tipus</w:t>
+              <w:t>search%tipus</w:t>
             </w:r>
             <w:proofErr w:type="spellEnd"/>
           </w:p>
@@ -15513,7 +14511,7 @@
           <w:noProof/>
         </w:rPr>
       </w:pPr>
-      <w:bookmarkStart w:id="29" w:name="_Toc225630219"/>
+      <w:bookmarkStart w:id="28" w:name="_Toc225630219"/>
       <w:r>
         <w:rPr>
           <w:rFonts w:cs="Times New Roman"/>
@@ -15521,7 +14519,7 @@
         </w:rPr>
         <w:t>Admin felület</w:t>
       </w:r>
-      <w:bookmarkEnd w:id="29"/>
+      <w:bookmarkEnd w:id="28"/>
       <w:r>
         <w:rPr>
           <w:rFonts w:cs="Times New Roman"/>
@@ -15537,14 +14535,14 @@
           <w:rFonts w:cs="Times New Roman"/>
         </w:rPr>
       </w:pPr>
-      <w:bookmarkStart w:id="30" w:name="_Toc225630220"/>
+      <w:bookmarkStart w:id="29" w:name="_Toc225630220"/>
       <w:r>
         <w:rPr>
           <w:rFonts w:cs="Times New Roman"/>
         </w:rPr>
         <w:t>Raktár/rendelések</w:t>
       </w:r>
-      <w:bookmarkEnd w:id="30"/>
+      <w:bookmarkEnd w:id="29"/>
       <w:r>
         <w:rPr>
           <w:rFonts w:cs="Times New Roman"/>
@@ -15954,7 +14952,6 @@
               </w:rPr>
               <w:t>Jogosultság</w:t>
             </w:r>
-            <w:proofErr w:type="gramStart"/>
             <w:r>
               <w:rPr>
                 <w:rFonts w:ascii="Times New Roman" w:hAnsi="Times New Roman" w:cs="Times New Roman"/>
@@ -15980,7 +14977,6 @@
               <w:t>oken</w:t>
             </w:r>
             <w:proofErr w:type="spellEnd"/>
-            <w:proofErr w:type="gramEnd"/>
           </w:p>
         </w:tc>
         <w:tc>
@@ -16140,25 +15136,7 @@
                 <w:sz w:val="24"/>
                 <w:szCs w:val="24"/>
               </w:rPr>
-              <w:t xml:space="preserve">A rendelések </w:t>
-            </w:r>
-            <w:proofErr w:type="gramStart"/>
-            <w:r>
-              <w:rPr>
-                <w:rFonts w:ascii="Times New Roman" w:hAnsi="Times New Roman" w:cs="Times New Roman"/>
-                <w:sz w:val="24"/>
-                <w:szCs w:val="24"/>
-              </w:rPr>
-              <w:t>státuszát</w:t>
-            </w:r>
-            <w:proofErr w:type="gramEnd"/>
-            <w:r>
-              <w:rPr>
-                <w:rFonts w:ascii="Times New Roman" w:hAnsi="Times New Roman" w:cs="Times New Roman"/>
-                <w:sz w:val="24"/>
-                <w:szCs w:val="24"/>
-              </w:rPr>
-              <w:t xml:space="preserve"> lehet vele változtatni</w:t>
+              <w:t>A rendelések státuszát lehet vele változtatni</w:t>
             </w:r>
           </w:p>
         </w:tc>
@@ -16263,16 +15241,7 @@
                 <w:sz w:val="24"/>
                 <w:szCs w:val="24"/>
               </w:rPr>
-              <w:t>tusz</w:t>
-            </w:r>
-            <w:proofErr w:type="gramStart"/>
-            <w:r>
-              <w:rPr>
-                <w:rFonts w:ascii="Times New Roman" w:hAnsi="Times New Roman" w:cs="Times New Roman"/>
-                <w:sz w:val="24"/>
-                <w:szCs w:val="24"/>
-              </w:rPr>
-              <w:t>,</w:t>
+              <w:t>tusz,</w:t>
             </w:r>
             <w:r>
               <w:rPr>
@@ -16323,7 +15292,6 @@
               <w:t>m</w:t>
             </w:r>
             <w:proofErr w:type="spellEnd"/>
-            <w:proofErr w:type="gramEnd"/>
           </w:p>
         </w:tc>
         <w:tc>
@@ -16637,7 +15605,7 @@
           <w:noProof/>
         </w:rPr>
       </w:pPr>
-      <w:bookmarkStart w:id="31" w:name="_Toc225630221"/>
+      <w:bookmarkStart w:id="30" w:name="_Toc225630221"/>
       <w:r>
         <w:rPr>
           <w:rFonts w:cs="Times New Roman"/>
@@ -16645,7 +15613,7 @@
         </w:rPr>
         <w:t>Felhasználók</w:t>
       </w:r>
-      <w:bookmarkEnd w:id="31"/>
+      <w:bookmarkEnd w:id="30"/>
     </w:p>
     <w:p>
       <w:pPr>
@@ -17031,7 +15999,6 @@
               </w:rPr>
               <w:t>Jogosultság</w:t>
             </w:r>
-            <w:proofErr w:type="gramStart"/>
             <w:r>
               <w:rPr>
                 <w:rFonts w:ascii="Times New Roman" w:hAnsi="Times New Roman" w:cs="Times New Roman"/>
@@ -17057,7 +16024,6 @@
               <w:t>oken</w:t>
             </w:r>
             <w:proofErr w:type="spellEnd"/>
-            <w:proofErr w:type="gramEnd"/>
           </w:p>
         </w:tc>
         <w:tc>
@@ -17217,25 +16183,7 @@
                 <w:sz w:val="24"/>
                 <w:szCs w:val="24"/>
               </w:rPr>
-              <w:t xml:space="preserve">A kiválasztott felhasználót </w:t>
-            </w:r>
-            <w:proofErr w:type="spellStart"/>
-            <w:r>
-              <w:rPr>
-                <w:rFonts w:ascii="Times New Roman" w:hAnsi="Times New Roman" w:cs="Times New Roman"/>
-                <w:sz w:val="24"/>
-                <w:szCs w:val="24"/>
-              </w:rPr>
-              <w:t>törli</w:t>
-            </w:r>
-            <w:proofErr w:type="spellEnd"/>
-            <w:r>
-              <w:rPr>
-                <w:rFonts w:ascii="Times New Roman" w:hAnsi="Times New Roman" w:cs="Times New Roman"/>
-                <w:sz w:val="24"/>
-                <w:szCs w:val="24"/>
-              </w:rPr>
-              <w:t>.</w:t>
+              <w:t>A kiválasztott felhasználót törli.</w:t>
             </w:r>
           </w:p>
         </w:tc>
@@ -17693,7 +16641,7 @@
           <w:noProof/>
         </w:rPr>
       </w:pPr>
-      <w:bookmarkStart w:id="32" w:name="_Toc225630222"/>
+      <w:bookmarkStart w:id="31" w:name="_Toc225630222"/>
       <w:r>
         <w:rPr>
           <w:rFonts w:cs="Times New Roman"/>
@@ -17702,7 +16650,7 @@
         <w:lastRenderedPageBreak/>
         <w:t>Termékek</w:t>
       </w:r>
-      <w:bookmarkEnd w:id="32"/>
+      <w:bookmarkEnd w:id="31"/>
     </w:p>
     <w:p>
       <w:pPr>
@@ -18069,25 +17017,7 @@
                 <w:sz w:val="24"/>
                 <w:szCs w:val="24"/>
               </w:rPr>
-              <w:t xml:space="preserve">Az összes könyv összes </w:t>
-            </w:r>
-            <w:proofErr w:type="gramStart"/>
-            <w:r>
-              <w:rPr>
-                <w:rFonts w:ascii="Times New Roman" w:hAnsi="Times New Roman" w:cs="Times New Roman"/>
-                <w:sz w:val="24"/>
-                <w:szCs w:val="24"/>
-              </w:rPr>
-              <w:t>információját</w:t>
-            </w:r>
-            <w:proofErr w:type="gramEnd"/>
-            <w:r>
-              <w:rPr>
-                <w:rFonts w:ascii="Times New Roman" w:hAnsi="Times New Roman" w:cs="Times New Roman"/>
-                <w:sz w:val="24"/>
-                <w:szCs w:val="24"/>
-              </w:rPr>
-              <w:t xml:space="preserve"> kiadja.</w:t>
+              <w:t>Az összes könyv összes információját kiadja.</w:t>
             </w:r>
           </w:p>
         </w:tc>
@@ -18432,25 +17362,7 @@
                 <w:sz w:val="24"/>
                 <w:szCs w:val="24"/>
               </w:rPr>
-              <w:t xml:space="preserve">, </w:t>
-            </w:r>
-            <w:proofErr w:type="gramStart"/>
-            <w:r>
-              <w:rPr>
-                <w:rFonts w:ascii="Times New Roman" w:hAnsi="Times New Roman" w:cs="Times New Roman"/>
-                <w:sz w:val="24"/>
-                <w:szCs w:val="24"/>
-              </w:rPr>
-              <w:t>adatok[</w:t>
-            </w:r>
-            <w:proofErr w:type="gramEnd"/>
-            <w:r>
-              <w:rPr>
-                <w:rFonts w:ascii="Times New Roman" w:hAnsi="Times New Roman" w:cs="Times New Roman"/>
-                <w:sz w:val="24"/>
-                <w:szCs w:val="24"/>
-              </w:rPr>
-              <w:t>], REGIISBN</w:t>
+              <w:t>, adatok[], REGIISBN</w:t>
             </w:r>
           </w:p>
         </w:tc>
@@ -18779,47 +17691,47 @@
           <w:noProof/>
         </w:rPr>
       </w:pPr>
-      <w:bookmarkStart w:id="33" w:name="_Toc225630223"/>
+      <w:bookmarkStart w:id="32" w:name="_Toc225630223"/>
       <w:r>
         <w:rPr>
           <w:rFonts w:cs="Times New Roman"/>
           <w:noProof/>
         </w:rPr>
         <w:t>Frontend</w:t>
+      </w:r>
+      <w:bookmarkEnd w:id="32"/>
+    </w:p>
+    <w:p>
+      <w:pPr>
+        <w:pStyle w:val="Cmsor2"/>
+        <w:rPr>
+          <w:rFonts w:cs="Times New Roman"/>
+        </w:rPr>
+      </w:pPr>
+      <w:bookmarkStart w:id="33" w:name="_Toc225630224"/>
+      <w:r>
+        <w:rPr>
+          <w:rFonts w:cs="Times New Roman"/>
+        </w:rPr>
+        <w:t>Frontend összegző áttekintés</w:t>
       </w:r>
       <w:bookmarkEnd w:id="33"/>
     </w:p>
     <w:p>
       <w:pPr>
-        <w:pStyle w:val="Cmsor2"/>
+        <w:pStyle w:val="Cmsor3"/>
         <w:rPr>
           <w:rFonts w:cs="Times New Roman"/>
         </w:rPr>
       </w:pPr>
-      <w:bookmarkStart w:id="34" w:name="_Toc225630224"/>
+      <w:bookmarkStart w:id="34" w:name="_Toc225630225"/>
       <w:r>
         <w:rPr>
           <w:rFonts w:cs="Times New Roman"/>
         </w:rPr>
-        <w:t>Frontend összegző áttekintés</w:t>
+        <w:t>Célfelhasználók</w:t>
       </w:r>
       <w:bookmarkEnd w:id="34"/>
-    </w:p>
-    <w:p>
-      <w:pPr>
-        <w:pStyle w:val="Cmsor3"/>
-        <w:rPr>
-          <w:rFonts w:cs="Times New Roman"/>
-        </w:rPr>
-      </w:pPr>
-      <w:bookmarkStart w:id="35" w:name="_Toc225630225"/>
-      <w:r>
-        <w:rPr>
-          <w:rFonts w:cs="Times New Roman"/>
-        </w:rPr>
-        <w:t>Célfelhasználók</w:t>
-      </w:r>
-      <w:bookmarkEnd w:id="35"/>
     </w:p>
     <w:p>
       <w:pPr>
@@ -18874,28 +17786,14 @@
           <w:rFonts w:cs="Times New Roman"/>
         </w:rPr>
       </w:pPr>
-      <w:bookmarkStart w:id="36" w:name="_Toc225630226"/>
+      <w:bookmarkStart w:id="35" w:name="_Toc225630226"/>
       <w:r>
         <w:rPr>
           <w:rFonts w:cs="Times New Roman"/>
         </w:rPr>
-        <w:t xml:space="preserve">Rövid </w:t>
-      </w:r>
-      <w:proofErr w:type="gramStart"/>
-      <w:r>
-        <w:rPr>
-          <w:rFonts w:cs="Times New Roman"/>
-        </w:rPr>
-        <w:t>funkcionális</w:t>
-      </w:r>
-      <w:proofErr w:type="gramEnd"/>
-      <w:r>
-        <w:rPr>
-          <w:rFonts w:cs="Times New Roman"/>
-        </w:rPr>
-        <w:t xml:space="preserve"> összefoglaló</w:t>
-      </w:r>
-      <w:bookmarkEnd w:id="36"/>
+        <w:t>Rövid funkcionális összefoglaló</w:t>
+      </w:r>
+      <w:bookmarkEnd w:id="35"/>
     </w:p>
     <w:p>
       <w:pPr>
@@ -18980,23 +17878,13 @@
           <w:szCs w:val="24"/>
         </w:rPr>
       </w:pPr>
-      <w:proofErr w:type="gramStart"/>
       <w:r>
         <w:rPr>
           <w:rFonts w:ascii="Times New Roman" w:hAnsi="Times New Roman" w:cs="Times New Roman"/>
           <w:sz w:val="24"/>
           <w:szCs w:val="24"/>
         </w:rPr>
-        <w:t>Adminisztrációs</w:t>
-      </w:r>
-      <w:proofErr w:type="gramEnd"/>
-      <w:r>
-        <w:rPr>
-          <w:rFonts w:ascii="Times New Roman" w:hAnsi="Times New Roman" w:cs="Times New Roman"/>
-          <w:sz w:val="24"/>
-          <w:szCs w:val="24"/>
-        </w:rPr>
-        <w:t xml:space="preserve"> felület: könyvek, felhasználók, rendelések</w:t>
+        <w:t>Adminisztrációs felület: könyvek, felhasználók, rendelések</w:t>
       </w:r>
     </w:p>
     <w:p>
@@ -19006,14 +17894,14 @@
           <w:rFonts w:cs="Times New Roman"/>
         </w:rPr>
       </w:pPr>
-      <w:bookmarkStart w:id="37" w:name="_Toc225630227"/>
+      <w:bookmarkStart w:id="36" w:name="_Toc225630227"/>
       <w:r>
         <w:rPr>
           <w:rFonts w:cs="Times New Roman"/>
         </w:rPr>
         <w:t>Eszközök használata</w:t>
       </w:r>
-      <w:bookmarkEnd w:id="37"/>
+      <w:bookmarkEnd w:id="36"/>
     </w:p>
     <w:p>
       <w:pPr>
@@ -19133,25 +18021,7 @@
           <w:sz w:val="24"/>
           <w:szCs w:val="24"/>
         </w:rPr>
-        <w:t xml:space="preserve">: Modern, </w:t>
-      </w:r>
-      <w:proofErr w:type="gramStart"/>
-      <w:r>
-        <w:rPr>
-          <w:rFonts w:ascii="Times New Roman" w:hAnsi="Times New Roman" w:cs="Times New Roman"/>
-          <w:sz w:val="24"/>
-          <w:szCs w:val="24"/>
-        </w:rPr>
-        <w:t>komponens</w:t>
-      </w:r>
-      <w:proofErr w:type="gramEnd"/>
-      <w:r>
-        <w:rPr>
-          <w:rFonts w:ascii="Times New Roman" w:hAnsi="Times New Roman" w:cs="Times New Roman"/>
-          <w:sz w:val="24"/>
-          <w:szCs w:val="24"/>
-        </w:rPr>
-        <w:t xml:space="preserve"> alapú frontend keretrendszer</w:t>
+        <w:t>: Modern, komponens alapú frontend keretrendszer</w:t>
       </w:r>
     </w:p>
     <w:p>
@@ -19283,25 +18153,7 @@
           <w:sz w:val="24"/>
           <w:szCs w:val="24"/>
         </w:rPr>
-        <w:t xml:space="preserve">) a </w:t>
-      </w:r>
-      <w:proofErr w:type="spellStart"/>
-      <w:r>
-        <w:rPr>
-          <w:rFonts w:ascii="Times New Roman" w:hAnsi="Times New Roman" w:cs="Times New Roman"/>
-          <w:sz w:val="24"/>
-          <w:szCs w:val="24"/>
-        </w:rPr>
-        <w:t>reszponzív</w:t>
-      </w:r>
-      <w:proofErr w:type="spellEnd"/>
-      <w:r>
-        <w:rPr>
-          <w:rFonts w:ascii="Times New Roman" w:hAnsi="Times New Roman" w:cs="Times New Roman"/>
-          <w:sz w:val="24"/>
-          <w:szCs w:val="24"/>
-        </w:rPr>
-        <w:t>, egységes megjelenéshez</w:t>
+        <w:t>) a reszponzív, egységes megjelenéshez</w:t>
       </w:r>
     </w:p>
     <w:p>
@@ -19324,25 +18176,7 @@
           <w:sz w:val="24"/>
           <w:szCs w:val="24"/>
         </w:rPr>
-        <w:t xml:space="preserve">Egyedi CSS </w:t>
-      </w:r>
-      <w:proofErr w:type="gramStart"/>
-      <w:r>
-        <w:rPr>
-          <w:rFonts w:ascii="Times New Roman" w:hAnsi="Times New Roman" w:cs="Times New Roman"/>
-          <w:sz w:val="24"/>
-          <w:szCs w:val="24"/>
-        </w:rPr>
-        <w:t>fájlok</w:t>
-      </w:r>
-      <w:proofErr w:type="gramEnd"/>
-      <w:r>
-        <w:rPr>
-          <w:rFonts w:ascii="Times New Roman" w:hAnsi="Times New Roman" w:cs="Times New Roman"/>
-          <w:sz w:val="24"/>
-          <w:szCs w:val="24"/>
-        </w:rPr>
-        <w:t xml:space="preserve"> (pl. index.css)</w:t>
+        <w:t>Egyedi CSS fájlok (pl. index.css)</w:t>
       </w:r>
     </w:p>
     <w:p>
@@ -19429,7 +18263,25 @@
           <w:sz w:val="24"/>
           <w:szCs w:val="24"/>
         </w:rPr>
-        <w:t>react-router-dom</w:t>
+        <w:t>react</w:t>
+      </w:r>
+      <w:proofErr w:type="spellEnd"/>
+      <w:r>
+        <w:rPr>
+          <w:rFonts w:ascii="Times New Roman" w:hAnsi="Times New Roman" w:cs="Times New Roman"/>
+          <w:sz w:val="24"/>
+          <w:szCs w:val="24"/>
+        </w:rPr>
+        <w:t>-router-</w:t>
+      </w:r>
+      <w:proofErr w:type="spellStart"/>
+      <w:r>
+        <w:rPr>
+          <w:rFonts w:ascii="Times New Roman" w:hAnsi="Times New Roman" w:cs="Times New Roman"/>
+          <w:sz w:val="24"/>
+          <w:szCs w:val="24"/>
+        </w:rPr>
+        <w:t>dom</w:t>
       </w:r>
       <w:proofErr w:type="spellEnd"/>
       <w:r>
@@ -19480,14 +18332,14 @@
           <w:rFonts w:cs="Times New Roman"/>
         </w:rPr>
       </w:pPr>
-      <w:bookmarkStart w:id="38" w:name="_Toc225630228"/>
+      <w:bookmarkStart w:id="37" w:name="_Toc225630228"/>
       <w:r>
         <w:rPr>
           <w:rFonts w:cs="Times New Roman"/>
         </w:rPr>
         <w:t>Telepítés és futtatás:</w:t>
       </w:r>
-      <w:bookmarkEnd w:id="38"/>
+      <w:bookmarkEnd w:id="37"/>
     </w:p>
     <w:p>
       <w:pPr>
@@ -19869,14 +18721,14 @@
           <w:rFonts w:cs="Times New Roman"/>
         </w:rPr>
       </w:pPr>
-      <w:bookmarkStart w:id="39" w:name="_Toc225630229"/>
+      <w:bookmarkStart w:id="38" w:name="_Toc225630229"/>
       <w:r>
         <w:rPr>
           <w:rFonts w:cs="Times New Roman"/>
         </w:rPr>
         <w:t>Alkalmazás működése:</w:t>
       </w:r>
-      <w:bookmarkEnd w:id="39"/>
+      <w:bookmarkEnd w:id="38"/>
     </w:p>
     <w:p>
       <w:pPr>
@@ -19941,19 +18793,8 @@
           <w:sz w:val="24"/>
           <w:szCs w:val="24"/>
         </w:rPr>
-        <w:t xml:space="preserve">Fő </w:t>
-      </w:r>
-      <w:proofErr w:type="gramStart"/>
-      <w:r>
-        <w:rPr>
-          <w:rFonts w:ascii="Times New Roman" w:hAnsi="Times New Roman" w:cs="Times New Roman"/>
-          <w:i/>
-          <w:sz w:val="24"/>
-          <w:szCs w:val="24"/>
-        </w:rPr>
-        <w:t>komponens</w:t>
-      </w:r>
-      <w:proofErr w:type="gramEnd"/>
+        <w:t>Fő komponens</w:t>
+      </w:r>
       <w:r>
         <w:rPr>
           <w:rFonts w:ascii="Times New Roman" w:hAnsi="Times New Roman" w:cs="Times New Roman"/>
@@ -20075,7 +18916,6 @@
           <w:szCs w:val="24"/>
         </w:rPr>
       </w:pPr>
-      <w:proofErr w:type="gramStart"/>
       <w:r>
         <w:rPr>
           <w:rFonts w:ascii="Times New Roman" w:hAnsi="Times New Roman" w:cs="Times New Roman"/>
@@ -20084,25 +18924,33 @@
           <w:szCs w:val="24"/>
         </w:rPr>
         <w:lastRenderedPageBreak/>
-        <w:t>Komponensek</w:t>
-      </w:r>
-      <w:proofErr w:type="gramEnd"/>
+        <w:t>Komponensek közötti kapcsolat</w:t>
+      </w:r>
       <w:r>
         <w:rPr>
           <w:rFonts w:ascii="Times New Roman" w:hAnsi="Times New Roman" w:cs="Times New Roman"/>
-          <w:i/>
-          <w:sz w:val="24"/>
-          <w:szCs w:val="24"/>
-        </w:rPr>
-        <w:t xml:space="preserve"> közötti kapcsolat</w:t>
-      </w:r>
+          <w:sz w:val="24"/>
+          <w:szCs w:val="24"/>
+        </w:rPr>
+        <w:t xml:space="preserve">: A </w:t>
+      </w:r>
+      <w:proofErr w:type="spellStart"/>
       <w:r>
         <w:rPr>
           <w:rFonts w:ascii="Times New Roman" w:hAnsi="Times New Roman" w:cs="Times New Roman"/>
           <w:sz w:val="24"/>
           <w:szCs w:val="24"/>
         </w:rPr>
-        <w:t xml:space="preserve">: A </w:t>
+        <w:t>jsx-ekhez</w:t>
+      </w:r>
+      <w:proofErr w:type="spellEnd"/>
+      <w:r>
+        <w:rPr>
+          <w:rFonts w:ascii="Times New Roman" w:hAnsi="Times New Roman" w:cs="Times New Roman"/>
+          <w:sz w:val="24"/>
+          <w:szCs w:val="24"/>
+        </w:rPr>
+        <w:t xml:space="preserve"> szőkeséges állapotokat </w:t>
       </w:r>
       <w:proofErr w:type="spellStart"/>
       <w:r>
@@ -20111,7 +18959,7 @@
           <w:sz w:val="24"/>
           <w:szCs w:val="24"/>
         </w:rPr>
-        <w:t>jsx-ekhez</w:t>
+        <w:t>propsok</w:t>
       </w:r>
       <w:proofErr w:type="spellEnd"/>
       <w:r>
@@ -20120,43 +18968,7 @@
           <w:sz w:val="24"/>
           <w:szCs w:val="24"/>
         </w:rPr>
-        <w:t xml:space="preserve"> szőkeséges állapotokat </w:t>
-      </w:r>
-      <w:proofErr w:type="spellStart"/>
-      <w:r>
-        <w:rPr>
-          <w:rFonts w:ascii="Times New Roman" w:hAnsi="Times New Roman" w:cs="Times New Roman"/>
-          <w:sz w:val="24"/>
-          <w:szCs w:val="24"/>
-        </w:rPr>
-        <w:t>propsok</w:t>
-      </w:r>
-      <w:proofErr w:type="spellEnd"/>
-      <w:r>
-        <w:rPr>
-          <w:rFonts w:ascii="Times New Roman" w:hAnsi="Times New Roman" w:cs="Times New Roman"/>
-          <w:sz w:val="24"/>
-          <w:szCs w:val="24"/>
-        </w:rPr>
-        <w:t xml:space="preserve"> segítségével adjuk át. Ennek köszönhetően minden </w:t>
-      </w:r>
-      <w:proofErr w:type="gramStart"/>
-      <w:r>
-        <w:rPr>
-          <w:rFonts w:ascii="Times New Roman" w:hAnsi="Times New Roman" w:cs="Times New Roman"/>
-          <w:sz w:val="24"/>
-          <w:szCs w:val="24"/>
-        </w:rPr>
-        <w:t>komponens</w:t>
-      </w:r>
-      <w:proofErr w:type="gramEnd"/>
-      <w:r>
-        <w:rPr>
-          <w:rFonts w:ascii="Times New Roman" w:hAnsi="Times New Roman" w:cs="Times New Roman"/>
-          <w:sz w:val="24"/>
-          <w:szCs w:val="24"/>
-        </w:rPr>
-        <w:t xml:space="preserve"> megfelelő állapotokat kapja meg. </w:t>
+        <w:t xml:space="preserve"> segítségével adjuk át. Ennek köszönhetően minden komponens megfelelő állapotokat kapja meg. </w:t>
       </w:r>
     </w:p>
     <w:p>
@@ -20166,28 +18978,20 @@
           <w:rFonts w:cs="Times New Roman"/>
         </w:rPr>
       </w:pPr>
-      <w:bookmarkStart w:id="40" w:name="_Toc225630230"/>
+      <w:bookmarkStart w:id="39" w:name="_Toc225630230"/>
       <w:r>
         <w:rPr>
           <w:rFonts w:cs="Times New Roman"/>
         </w:rPr>
-        <w:t xml:space="preserve">Főbb </w:t>
-      </w:r>
-      <w:proofErr w:type="gramStart"/>
+        <w:t>Főbb komponensek</w:t>
+      </w:r>
       <w:r>
         <w:rPr>
           <w:rFonts w:cs="Times New Roman"/>
         </w:rPr>
-        <w:t>komponensek</w:t>
-      </w:r>
-      <w:proofErr w:type="gramEnd"/>
-      <w:r>
-        <w:rPr>
-          <w:rFonts w:cs="Times New Roman"/>
-        </w:rPr>
         <w:t>:</w:t>
       </w:r>
-      <w:bookmarkEnd w:id="40"/>
+      <w:bookmarkEnd w:id="39"/>
     </w:p>
     <w:p>
       <w:pPr>
@@ -20196,7 +19000,7 @@
           <w:rFonts w:cs="Times New Roman"/>
         </w:rPr>
       </w:pPr>
-      <w:bookmarkStart w:id="41" w:name="_Toc225630231"/>
+      <w:bookmarkStart w:id="40" w:name="_Toc225630231"/>
       <w:proofErr w:type="spellStart"/>
       <w:r>
         <w:rPr>
@@ -20211,7 +19015,7 @@
         </w:rPr>
         <w:t>:</w:t>
       </w:r>
-      <w:bookmarkEnd w:id="41"/>
+      <w:bookmarkEnd w:id="40"/>
       <w:r>
         <w:rPr>
           <w:rFonts w:cs="Times New Roman"/>
@@ -20240,43 +19044,7 @@
           <w:sz w:val="24"/>
           <w:szCs w:val="24"/>
         </w:rPr>
-        <w:t xml:space="preserve">A weboldal fő </w:t>
-      </w:r>
-      <w:proofErr w:type="gramStart"/>
-      <w:r>
-        <w:rPr>
-          <w:rFonts w:ascii="Times New Roman" w:hAnsi="Times New Roman" w:cs="Times New Roman"/>
-          <w:sz w:val="24"/>
-          <w:szCs w:val="24"/>
-        </w:rPr>
-        <w:t>komponense</w:t>
-      </w:r>
-      <w:proofErr w:type="gramEnd"/>
-      <w:r>
-        <w:rPr>
-          <w:rFonts w:ascii="Times New Roman" w:hAnsi="Times New Roman" w:cs="Times New Roman"/>
-          <w:sz w:val="24"/>
-          <w:szCs w:val="24"/>
-        </w:rPr>
-        <w:t xml:space="preserve">. Itt történik az állapotok és a </w:t>
-      </w:r>
-      <w:proofErr w:type="spellStart"/>
-      <w:r>
-        <w:rPr>
-          <w:rFonts w:ascii="Times New Roman" w:hAnsi="Times New Roman" w:cs="Times New Roman"/>
-          <w:sz w:val="24"/>
-          <w:szCs w:val="24"/>
-        </w:rPr>
-        <w:t>router</w:t>
-      </w:r>
-      <w:proofErr w:type="spellEnd"/>
-      <w:r>
-        <w:rPr>
-          <w:rFonts w:ascii="Times New Roman" w:hAnsi="Times New Roman" w:cs="Times New Roman"/>
-          <w:sz w:val="24"/>
-          <w:szCs w:val="24"/>
-        </w:rPr>
-        <w:t xml:space="preserve"> kezelése. Itt jelenik meg a </w:t>
+        <w:t xml:space="preserve">A weboldal fő komponense. Itt történik az állapotok és a router kezelése. Itt jelenik meg a </w:t>
       </w:r>
       <w:proofErr w:type="spellStart"/>
       <w:r>
@@ -20331,15 +19099,26 @@
           <w:rFonts w:cs="Times New Roman"/>
         </w:rPr>
       </w:pPr>
-      <w:bookmarkStart w:id="42" w:name="_Toc225630232"/>
+      <w:bookmarkStart w:id="41" w:name="_Toc225630232"/>
+      <w:r>
+        <w:rPr>
+          <w:rFonts w:cs="Times New Roman"/>
+        </w:rPr>
+        <w:t>ÁSZF.jsx,</w:t>
+      </w:r>
+      <w:r>
+        <w:rPr>
+          <w:rFonts w:cs="Times New Roman"/>
+        </w:rPr>
+        <w:t xml:space="preserve"> </w:t>
+      </w:r>
       <w:proofErr w:type="spellStart"/>
       <w:r>
         <w:rPr>
           <w:rFonts w:cs="Times New Roman"/>
         </w:rPr>
-        <w:t>ÁSZF</w:t>
-      </w:r>
-      <w:proofErr w:type="gramStart"/>
+        <w:t>Elerhetosegek</w:t>
+      </w:r>
       <w:r>
         <w:rPr>
           <w:rFonts w:cs="Times New Roman"/>
@@ -20347,25 +19126,38 @@
         <w:t>.jsx</w:t>
       </w:r>
       <w:proofErr w:type="spellEnd"/>
-      <w:proofErr w:type="gramEnd"/>
       <w:r>
         <w:rPr>
           <w:rFonts w:cs="Times New Roman"/>
         </w:rPr>
-        <w:t>,</w:t>
-      </w:r>
+        <w:t xml:space="preserve">, </w:t>
+      </w:r>
+      <w:proofErr w:type="spellStart"/>
       <w:r>
         <w:rPr>
           <w:rFonts w:cs="Times New Roman"/>
         </w:rPr>
-        <w:t xml:space="preserve"> </w:t>
+        <w:t>Rolunk</w:t>
+      </w:r>
+      <w:r>
+        <w:rPr>
+          <w:rFonts w:cs="Times New Roman"/>
+        </w:rPr>
+        <w:t>.jsx</w:t>
+      </w:r>
+      <w:proofErr w:type="spellEnd"/>
+      <w:r>
+        <w:rPr>
+          <w:rFonts w:cs="Times New Roman"/>
+        </w:rPr>
+        <w:t xml:space="preserve">, </w:t>
       </w:r>
       <w:proofErr w:type="spellStart"/>
       <w:r>
         <w:rPr>
           <w:rFonts w:cs="Times New Roman"/>
         </w:rPr>
-        <w:t>Elerhetosegek</w:t>
+        <w:t>Segitseg</w:t>
       </w:r>
       <w:r>
         <w:rPr>
@@ -20385,62 +19177,22 @@
         <w:rPr>
           <w:rFonts w:cs="Times New Roman"/>
         </w:rPr>
-        <w:t>Rolunk</w:t>
+        <w:t>M</w:t>
       </w:r>
       <w:r>
         <w:rPr>
           <w:rFonts w:cs="Times New Roman"/>
         </w:rPr>
-        <w:t>.jsx</w:t>
+        <w:t>ain.jsx</w:t>
       </w:r>
       <w:proofErr w:type="spellEnd"/>
       <w:r>
         <w:rPr>
           <w:rFonts w:cs="Times New Roman"/>
         </w:rPr>
-        <w:t xml:space="preserve">, </w:t>
-      </w:r>
-      <w:proofErr w:type="spellStart"/>
-      <w:r>
-        <w:rPr>
-          <w:rFonts w:cs="Times New Roman"/>
-        </w:rPr>
-        <w:t>Segitseg</w:t>
-      </w:r>
-      <w:r>
-        <w:rPr>
-          <w:rFonts w:cs="Times New Roman"/>
-        </w:rPr>
-        <w:t>.jsx</w:t>
-      </w:r>
-      <w:proofErr w:type="spellEnd"/>
-      <w:r>
-        <w:rPr>
-          <w:rFonts w:cs="Times New Roman"/>
-        </w:rPr>
-        <w:t xml:space="preserve">, </w:t>
-      </w:r>
-      <w:proofErr w:type="spellStart"/>
-      <w:r>
-        <w:rPr>
-          <w:rFonts w:cs="Times New Roman"/>
-        </w:rPr>
-        <w:t>M</w:t>
-      </w:r>
-      <w:r>
-        <w:rPr>
-          <w:rFonts w:cs="Times New Roman"/>
-        </w:rPr>
-        <w:t>ain.jsx</w:t>
-      </w:r>
-      <w:proofErr w:type="spellEnd"/>
-      <w:r>
-        <w:rPr>
-          <w:rFonts w:cs="Times New Roman"/>
-        </w:rPr>
         <w:t>:</w:t>
       </w:r>
-      <w:bookmarkEnd w:id="42"/>
+      <w:bookmarkEnd w:id="41"/>
       <w:r>
         <w:rPr>
           <w:rFonts w:cs="Times New Roman"/>
@@ -20469,25 +19221,7 @@
           <w:sz w:val="24"/>
           <w:szCs w:val="24"/>
         </w:rPr>
-        <w:t xml:space="preserve">Egyszerű állapot nélküli </w:t>
-      </w:r>
-      <w:proofErr w:type="gramStart"/>
-      <w:r>
-        <w:rPr>
-          <w:rFonts w:ascii="Times New Roman" w:hAnsi="Times New Roman" w:cs="Times New Roman"/>
-          <w:sz w:val="24"/>
-          <w:szCs w:val="24"/>
-        </w:rPr>
-        <w:t>komponensek</w:t>
-      </w:r>
-      <w:proofErr w:type="gramEnd"/>
-      <w:r>
-        <w:rPr>
-          <w:rFonts w:ascii="Times New Roman" w:hAnsi="Times New Roman" w:cs="Times New Roman"/>
-          <w:sz w:val="24"/>
-          <w:szCs w:val="24"/>
-        </w:rPr>
-        <w:t>. Statikus szövegeket jelenítenek meg.</w:t>
+        <w:t>Egyszerű állapot nélküli komponensek. Statikus szövegeket jelenítenek meg.</w:t>
       </w:r>
       <w:r>
         <w:rPr>
@@ -20573,7 +19307,7 @@
           <w:rFonts w:cs="Times New Roman"/>
         </w:rPr>
       </w:pPr>
-      <w:bookmarkStart w:id="43" w:name="_Toc225630233"/>
+      <w:bookmarkStart w:id="42" w:name="_Toc225630233"/>
       <w:proofErr w:type="spellStart"/>
       <w:r>
         <w:rPr>
@@ -20594,7 +19328,7 @@
         </w:rPr>
         <w:t>:</w:t>
       </w:r>
-      <w:bookmarkEnd w:id="43"/>
+      <w:bookmarkEnd w:id="42"/>
     </w:p>
     <w:p>
       <w:pPr>
@@ -20625,25 +19359,7 @@
           <w:sz w:val="24"/>
           <w:szCs w:val="24"/>
         </w:rPr>
-        <w:t xml:space="preserve">„Rólunk” „ÁSZF” és az „Elérhetőségek” fülek. Ezen felül további </w:t>
-      </w:r>
-      <w:proofErr w:type="gramStart"/>
-      <w:r>
-        <w:rPr>
-          <w:rFonts w:ascii="Times New Roman" w:hAnsi="Times New Roman" w:cs="Times New Roman"/>
-          <w:sz w:val="24"/>
-          <w:szCs w:val="24"/>
-        </w:rPr>
-        <w:t>információkat</w:t>
-      </w:r>
-      <w:proofErr w:type="gramEnd"/>
-      <w:r>
-        <w:rPr>
-          <w:rFonts w:ascii="Times New Roman" w:hAnsi="Times New Roman" w:cs="Times New Roman"/>
-          <w:sz w:val="24"/>
-          <w:szCs w:val="24"/>
-        </w:rPr>
-        <w:t xml:space="preserve"> tartalmaz. </w:t>
+        <w:t xml:space="preserve">„Rólunk” „ÁSZF” és az „Elérhetőségek” fülek. Ezen felül további információkat tartalmaz. </w:t>
       </w:r>
     </w:p>
     <w:p>
@@ -20676,7 +19392,7 @@
           <w:sz w:val="24"/>
           <w:szCs w:val="24"/>
         </w:rPr>
-        <w:t>css-ek</w:t>
+        <w:t>css</w:t>
       </w:r>
       <w:proofErr w:type="spellEnd"/>
       <w:r>
@@ -20685,7 +19401,7 @@
           <w:sz w:val="24"/>
           <w:szCs w:val="24"/>
         </w:rPr>
-        <w:t>: footer.css</w:t>
+        <w:t>-ek: footer.css</w:t>
       </w:r>
     </w:p>
     <w:p>
@@ -20695,7 +19411,7 @@
           <w:rFonts w:cs="Times New Roman"/>
         </w:rPr>
       </w:pPr>
-      <w:bookmarkStart w:id="44" w:name="_Toc225630234"/>
+      <w:bookmarkStart w:id="43" w:name="_Toc225630234"/>
       <w:proofErr w:type="spellStart"/>
       <w:r>
         <w:rPr>
@@ -20716,7 +19432,7 @@
         </w:rPr>
         <w:t>:</w:t>
       </w:r>
-      <w:bookmarkEnd w:id="44"/>
+      <w:bookmarkEnd w:id="43"/>
     </w:p>
     <w:p>
       <w:pPr>
@@ -20757,41 +19473,13 @@
           <w:szCs w:val="24"/>
         </w:rPr>
       </w:pPr>
-      <w:proofErr w:type="spellStart"/>
       <w:r>
         <w:rPr>
           <w:rFonts w:ascii="Times New Roman" w:hAnsi="Times New Roman" w:cs="Times New Roman"/>
           <w:sz w:val="24"/>
           <w:szCs w:val="24"/>
         </w:rPr>
-        <w:t>Kilistázza</w:t>
-      </w:r>
-      <w:proofErr w:type="spellEnd"/>
-      <w:r>
-        <w:rPr>
-          <w:rFonts w:ascii="Times New Roman" w:hAnsi="Times New Roman" w:cs="Times New Roman"/>
-          <w:sz w:val="24"/>
-          <w:szCs w:val="24"/>
-        </w:rPr>
-        <w:t xml:space="preserve"> az első 20 könyvet betöltés elején </w:t>
-      </w:r>
-      <w:proofErr w:type="gramStart"/>
-      <w:r>
-        <w:rPr>
-          <w:rFonts w:ascii="Times New Roman" w:hAnsi="Times New Roman" w:cs="Times New Roman"/>
-          <w:sz w:val="24"/>
-          <w:szCs w:val="24"/>
-        </w:rPr>
-        <w:t>majd</w:t>
-      </w:r>
-      <w:proofErr w:type="gramEnd"/>
-      <w:r>
-        <w:rPr>
-          <w:rFonts w:ascii="Times New Roman" w:hAnsi="Times New Roman" w:cs="Times New Roman"/>
-          <w:sz w:val="24"/>
-          <w:szCs w:val="24"/>
-        </w:rPr>
-        <w:t xml:space="preserve"> ahogy a felhasználó görget le úgy töltődik be a többi könyv. (</w:t>
+        <w:t>Kilistázza az első 20 könyvet betöltés elején majd ahogy a felhasználó görget le úgy töltődik be a többi könyv. (</w:t>
       </w:r>
       <w:proofErr w:type="spellStart"/>
       <w:r>
@@ -20925,7 +19613,7 @@
           <w:sz w:val="24"/>
           <w:szCs w:val="24"/>
         </w:rPr>
-        <w:t>css-ek</w:t>
+        <w:t>css</w:t>
       </w:r>
       <w:proofErr w:type="spellEnd"/>
       <w:r>
@@ -20934,14 +19622,14 @@
           <w:sz w:val="24"/>
           <w:szCs w:val="24"/>
         </w:rPr>
-        <w:t>: fooldal.css</w:t>
+        <w:t>-ek: fooldal.css</w:t>
       </w:r>
     </w:p>
     <w:p>
       <w:pPr>
         <w:pStyle w:val="Cmsor3"/>
       </w:pPr>
-      <w:bookmarkStart w:id="45" w:name="_Toc225630235"/>
+      <w:bookmarkStart w:id="44" w:name="_Toc225630235"/>
       <w:proofErr w:type="spellStart"/>
       <w:r>
         <w:t>Kezdolap.jsx</w:t>
@@ -20950,7 +19638,7 @@
       <w:r>
         <w:t>:</w:t>
       </w:r>
-      <w:bookmarkEnd w:id="45"/>
+      <w:bookmarkEnd w:id="44"/>
     </w:p>
     <w:p>
       <w:pPr>
@@ -20997,18 +19685,8 @@
           <w:sz w:val="24"/>
           <w:szCs w:val="24"/>
         </w:rPr>
-        <w:t xml:space="preserve">Felkínál három </w:t>
-      </w:r>
-      <w:proofErr w:type="gramStart"/>
-      <w:r>
-        <w:rPr>
-          <w:rFonts w:ascii="Times New Roman" w:hAnsi="Times New Roman" w:cs="Times New Roman"/>
-          <w:sz w:val="24"/>
-          <w:szCs w:val="24"/>
-        </w:rPr>
-        <w:t>kategóriát</w:t>
-      </w:r>
-      <w:proofErr w:type="gramEnd"/>
+        <w:t>Felkínál három kategóriát</w:t>
+      </w:r>
       <w:r>
         <w:rPr>
           <w:rFonts w:ascii="Times New Roman" w:hAnsi="Times New Roman" w:cs="Times New Roman"/>
@@ -21079,25 +19757,7 @@
           <w:sz w:val="24"/>
           <w:szCs w:val="24"/>
         </w:rPr>
-        <w:t xml:space="preserve"> amelyekre kattintva feldobja a könyv </w:t>
-      </w:r>
-      <w:proofErr w:type="gramStart"/>
-      <w:r>
-        <w:rPr>
-          <w:rFonts w:ascii="Times New Roman" w:hAnsi="Times New Roman" w:cs="Times New Roman"/>
-          <w:sz w:val="24"/>
-          <w:szCs w:val="24"/>
-        </w:rPr>
-        <w:t>információját</w:t>
-      </w:r>
-      <w:proofErr w:type="gramEnd"/>
-      <w:r>
-        <w:rPr>
-          <w:rFonts w:ascii="Times New Roman" w:hAnsi="Times New Roman" w:cs="Times New Roman"/>
-          <w:sz w:val="24"/>
-          <w:szCs w:val="24"/>
-        </w:rPr>
-        <w:t xml:space="preserve">.  </w:t>
+        <w:t xml:space="preserve"> amelyekre kattintva feldobja a könyv információját.  </w:t>
       </w:r>
     </w:p>
     <w:p>
@@ -21107,7 +19767,7 @@
           <w:rFonts w:cs="Times New Roman"/>
         </w:rPr>
       </w:pPr>
-      <w:bookmarkStart w:id="46" w:name="_Toc225630236"/>
+      <w:bookmarkStart w:id="45" w:name="_Toc225630236"/>
       <w:proofErr w:type="spellStart"/>
       <w:r>
         <w:rPr>
@@ -21128,7 +19788,7 @@
         </w:rPr>
         <w:t>:</w:t>
       </w:r>
-      <w:bookmarkEnd w:id="46"/>
+      <w:bookmarkEnd w:id="45"/>
     </w:p>
     <w:p>
       <w:pPr>
@@ -21151,25 +19811,7 @@
           <w:sz w:val="24"/>
           <w:szCs w:val="24"/>
         </w:rPr>
-        <w:t xml:space="preserve">Amikor egy könyvre </w:t>
-      </w:r>
-      <w:proofErr w:type="gramStart"/>
-      <w:r>
-        <w:rPr>
-          <w:rFonts w:ascii="Times New Roman" w:hAnsi="Times New Roman" w:cs="Times New Roman"/>
-          <w:sz w:val="24"/>
-          <w:szCs w:val="24"/>
-        </w:rPr>
-        <w:t>rákattintunk</w:t>
-      </w:r>
-      <w:proofErr w:type="gramEnd"/>
-      <w:r>
-        <w:rPr>
-          <w:rFonts w:ascii="Times New Roman" w:hAnsi="Times New Roman" w:cs="Times New Roman"/>
-          <w:sz w:val="24"/>
-          <w:szCs w:val="24"/>
-        </w:rPr>
-        <w:t xml:space="preserve"> a főoldalon akkor jelenik meg ez a komponens. A könyv részletes adatait írja ki ezen felül itt is a kosárba helyezhetjük a terméket.</w:t>
+        <w:t>Amikor egy könyvre rákattintunk a főoldalon akkor jelenik meg ez a komponens. A könyv részletes adatait írja ki ezen felül itt is a kosárba helyezhetjük a terméket.</w:t>
       </w:r>
     </w:p>
     <w:p>
@@ -21204,22 +19846,14 @@
         </w:rPr>
         <w:t>css</w:t>
       </w:r>
+      <w:proofErr w:type="spellEnd"/>
       <w:r>
         <w:rPr>
           <w:rFonts w:ascii="Times New Roman" w:hAnsi="Times New Roman" w:cs="Times New Roman"/>
           <w:sz w:val="24"/>
           <w:szCs w:val="24"/>
         </w:rPr>
-        <w:t>-ek</w:t>
-      </w:r>
-      <w:proofErr w:type="spellEnd"/>
-      <w:r>
-        <w:rPr>
-          <w:rFonts w:ascii="Times New Roman" w:hAnsi="Times New Roman" w:cs="Times New Roman"/>
-          <w:sz w:val="24"/>
-          <w:szCs w:val="24"/>
-        </w:rPr>
-        <w:t>:</w:t>
+        <w:t>-ek:</w:t>
       </w:r>
       <w:r>
         <w:rPr>
@@ -21237,7 +19871,7 @@
           <w:rFonts w:cs="Times New Roman"/>
         </w:rPr>
       </w:pPr>
-      <w:bookmarkStart w:id="47" w:name="_Toc225630237"/>
+      <w:bookmarkStart w:id="46" w:name="_Toc225630237"/>
       <w:proofErr w:type="spellStart"/>
       <w:r>
         <w:rPr>
@@ -21258,7 +19892,7 @@
         </w:rPr>
         <w:t>:</w:t>
       </w:r>
-      <w:bookmarkEnd w:id="47"/>
+      <w:bookmarkEnd w:id="46"/>
       <w:r>
         <w:rPr>
           <w:rFonts w:cs="Times New Roman"/>
@@ -21303,25 +19937,7 @@
           <w:sz w:val="24"/>
           <w:szCs w:val="24"/>
         </w:rPr>
-        <w:t xml:space="preserve"> amelyre kattintva visszatérhetünk a </w:t>
-      </w:r>
-      <w:proofErr w:type="spellStart"/>
-      <w:r>
-        <w:rPr>
-          <w:rFonts w:ascii="Times New Roman" w:hAnsi="Times New Roman" w:cs="Times New Roman"/>
-          <w:sz w:val="24"/>
-          <w:szCs w:val="24"/>
-        </w:rPr>
-        <w:t>főoldalra</w:t>
-      </w:r>
-      <w:proofErr w:type="spellEnd"/>
-      <w:r>
-        <w:rPr>
-          <w:rFonts w:ascii="Times New Roman" w:hAnsi="Times New Roman" w:cs="Times New Roman"/>
-          <w:sz w:val="24"/>
-          <w:szCs w:val="24"/>
-        </w:rPr>
-        <w:t>.</w:t>
+        <w:t xml:space="preserve"> amelyre kattintva visszatérhetünk a főoldalra.</w:t>
       </w:r>
     </w:p>
     <w:p>
@@ -21345,25 +19961,7 @@
           <w:sz w:val="24"/>
           <w:szCs w:val="24"/>
         </w:rPr>
-        <w:t xml:space="preserve">A </w:t>
-      </w:r>
-      <w:proofErr w:type="gramStart"/>
-      <w:r>
-        <w:rPr>
-          <w:rFonts w:ascii="Times New Roman" w:hAnsi="Times New Roman" w:cs="Times New Roman"/>
-          <w:sz w:val="24"/>
-          <w:szCs w:val="24"/>
-        </w:rPr>
-        <w:t>kategóriák</w:t>
-      </w:r>
-      <w:proofErr w:type="gramEnd"/>
-      <w:r>
-        <w:rPr>
-          <w:rFonts w:ascii="Times New Roman" w:hAnsi="Times New Roman" w:cs="Times New Roman"/>
-          <w:sz w:val="24"/>
-          <w:szCs w:val="24"/>
-        </w:rPr>
-        <w:t xml:space="preserve"> </w:t>
+        <w:t xml:space="preserve">A kategóriák </w:t>
       </w:r>
       <w:proofErr w:type="spellStart"/>
       <w:r>
@@ -21482,43 +20080,7 @@
           <w:sz w:val="24"/>
           <w:szCs w:val="24"/>
         </w:rPr>
-        <w:t xml:space="preserve">) </w:t>
-      </w:r>
-      <w:proofErr w:type="gramStart"/>
-      <w:r>
-        <w:rPr>
-          <w:rFonts w:ascii="Times New Roman" w:hAnsi="Times New Roman" w:cs="Times New Roman"/>
-          <w:sz w:val="24"/>
-          <w:szCs w:val="24"/>
-        </w:rPr>
-        <w:t>jelenik</w:t>
-      </w:r>
-      <w:proofErr w:type="gramEnd"/>
-      <w:r>
-        <w:rPr>
-          <w:rFonts w:ascii="Times New Roman" w:hAnsi="Times New Roman" w:cs="Times New Roman"/>
-          <w:sz w:val="24"/>
-          <w:szCs w:val="24"/>
-        </w:rPr>
-        <w:t xml:space="preserve"> meg ahol a felhasználó </w:t>
-      </w:r>
-      <w:proofErr w:type="spellStart"/>
-      <w:r>
-        <w:rPr>
-          <w:rFonts w:ascii="Times New Roman" w:hAnsi="Times New Roman" w:cs="Times New Roman"/>
-          <w:sz w:val="24"/>
-          <w:szCs w:val="24"/>
-        </w:rPr>
-        <w:t>betud</w:t>
-      </w:r>
-      <w:proofErr w:type="spellEnd"/>
-      <w:r>
-        <w:rPr>
-          <w:rFonts w:ascii="Times New Roman" w:hAnsi="Times New Roman" w:cs="Times New Roman"/>
-          <w:sz w:val="24"/>
-          <w:szCs w:val="24"/>
-        </w:rPr>
-        <w:t xml:space="preserve"> jelentkezi vagy regisztrálni tud. Ezt </w:t>
+        <w:t xml:space="preserve">) jelenik meg ahol a felhasználó betud jelentkezi vagy regisztrálni tud. Ezt </w:t>
       </w:r>
       <w:r>
         <w:rPr>
@@ -21545,61 +20107,25 @@
           <w:sz w:val="24"/>
           <w:szCs w:val="24"/>
         </w:rPr>
-        <w:t xml:space="preserve"> átalakul egy </w:t>
-      </w:r>
-      <w:proofErr w:type="gramStart"/>
+        <w:t xml:space="preserve"> átalakul egy profil </w:t>
+      </w:r>
+      <w:proofErr w:type="spellStart"/>
       <w:r>
         <w:rPr>
           <w:rFonts w:ascii="Times New Roman" w:hAnsi="Times New Roman" w:cs="Times New Roman"/>
           <w:sz w:val="24"/>
           <w:szCs w:val="24"/>
         </w:rPr>
-        <w:t>profil</w:t>
-      </w:r>
-      <w:proofErr w:type="gramEnd"/>
+        <w:t>dropdownra</w:t>
+      </w:r>
+      <w:proofErr w:type="spellEnd"/>
       <w:r>
         <w:rPr>
           <w:rFonts w:ascii="Times New Roman" w:hAnsi="Times New Roman" w:cs="Times New Roman"/>
           <w:sz w:val="24"/>
           <w:szCs w:val="24"/>
         </w:rPr>
-        <w:t xml:space="preserve"> </w:t>
-      </w:r>
-      <w:proofErr w:type="spellStart"/>
-      <w:r>
-        <w:rPr>
-          <w:rFonts w:ascii="Times New Roman" w:hAnsi="Times New Roman" w:cs="Times New Roman"/>
-          <w:sz w:val="24"/>
-          <w:szCs w:val="24"/>
-        </w:rPr>
-        <w:t>dropdownra</w:t>
-      </w:r>
-      <w:proofErr w:type="spellEnd"/>
-      <w:r>
-        <w:rPr>
-          <w:rFonts w:ascii="Times New Roman" w:hAnsi="Times New Roman" w:cs="Times New Roman"/>
-          <w:sz w:val="24"/>
-          <w:szCs w:val="24"/>
-        </w:rPr>
-        <w:t xml:space="preserve">. Ahol a </w:t>
-      </w:r>
-      <w:proofErr w:type="gramStart"/>
-      <w:r>
-        <w:rPr>
-          <w:rFonts w:ascii="Times New Roman" w:hAnsi="Times New Roman" w:cs="Times New Roman"/>
-          <w:sz w:val="24"/>
-          <w:szCs w:val="24"/>
-        </w:rPr>
-        <w:t>profilhoz</w:t>
-      </w:r>
-      <w:proofErr w:type="gramEnd"/>
-      <w:r>
-        <w:rPr>
-          <w:rFonts w:ascii="Times New Roman" w:hAnsi="Times New Roman" w:cs="Times New Roman"/>
-          <w:sz w:val="24"/>
-          <w:szCs w:val="24"/>
-        </w:rPr>
-        <w:t xml:space="preserve"> tartozó elemeket tudja a felhasználó megtekinteni. </w:t>
+        <w:t xml:space="preserve">. Ahol a profilhoz tartozó elemeket tudja a felhasználó megtekinteni. </w:t>
       </w:r>
     </w:p>
     <w:p>
@@ -21623,25 +20149,7 @@
           <w:sz w:val="24"/>
           <w:szCs w:val="24"/>
         </w:rPr>
-        <w:t xml:space="preserve">A </w:t>
-      </w:r>
-      <w:proofErr w:type="gramStart"/>
-      <w:r>
-        <w:rPr>
-          <w:rFonts w:ascii="Times New Roman" w:hAnsi="Times New Roman" w:cs="Times New Roman"/>
-          <w:sz w:val="24"/>
-          <w:szCs w:val="24"/>
-        </w:rPr>
-        <w:t>profil</w:t>
-      </w:r>
-      <w:proofErr w:type="gramEnd"/>
-      <w:r>
-        <w:rPr>
-          <w:rFonts w:ascii="Times New Roman" w:hAnsi="Times New Roman" w:cs="Times New Roman"/>
-          <w:sz w:val="24"/>
-          <w:szCs w:val="24"/>
-        </w:rPr>
-        <w:t xml:space="preserve"> menüben találhatók az </w:t>
+        <w:t xml:space="preserve">A profil menüben találhatók az </w:t>
       </w:r>
       <w:proofErr w:type="spellStart"/>
       <w:r>
@@ -21750,7 +20258,7 @@
           <w:sz w:val="24"/>
           <w:szCs w:val="24"/>
         </w:rPr>
-        <w:t>css-ek</w:t>
+        <w:t>css</w:t>
       </w:r>
       <w:proofErr w:type="spellEnd"/>
       <w:r>
@@ -21759,7 +20267,7 @@
           <w:sz w:val="24"/>
           <w:szCs w:val="24"/>
         </w:rPr>
-        <w:t>: header.css</w:t>
+        <w:t>-ek: header.css</w:t>
       </w:r>
     </w:p>
     <w:p>
@@ -21769,7 +20277,7 @@
           <w:rFonts w:cs="Times New Roman"/>
         </w:rPr>
       </w:pPr>
-      <w:bookmarkStart w:id="48" w:name="_Toc225630238"/>
+      <w:bookmarkStart w:id="47" w:name="_Toc225630238"/>
       <w:proofErr w:type="spellStart"/>
       <w:r>
         <w:rPr>
@@ -21802,7 +20310,7 @@
         </w:rPr>
         <w:t>:</w:t>
       </w:r>
-      <w:bookmarkEnd w:id="48"/>
+      <w:bookmarkEnd w:id="47"/>
     </w:p>
     <w:p>
       <w:pPr>
@@ -21876,7 +20384,7 @@
           <w:sz w:val="24"/>
           <w:szCs w:val="24"/>
         </w:rPr>
-        <w:t>css-ek</w:t>
+        <w:t>css</w:t>
       </w:r>
       <w:proofErr w:type="spellEnd"/>
       <w:r>
@@ -21885,7 +20393,7 @@
           <w:sz w:val="24"/>
           <w:szCs w:val="24"/>
         </w:rPr>
-        <w:t>: registerform.css</w:t>
+        <w:t>-ek: registerform.css</w:t>
       </w:r>
     </w:p>
     <w:p>
@@ -21893,7 +20401,7 @@
         <w:pStyle w:val="Cmsor3"/>
         <w:ind w:hanging="500"/>
       </w:pPr>
-      <w:bookmarkStart w:id="49" w:name="_Toc225630239"/>
+      <w:bookmarkStart w:id="48" w:name="_Toc225630239"/>
       <w:proofErr w:type="spellStart"/>
       <w:r>
         <w:t>Filter.jsx</w:t>
@@ -21902,7 +20410,7 @@
       <w:r>
         <w:t>:</w:t>
       </w:r>
-      <w:bookmarkEnd w:id="49"/>
+      <w:bookmarkEnd w:id="48"/>
     </w:p>
     <w:p>
       <w:pPr>
@@ -21925,25 +20433,7 @@
           <w:sz w:val="24"/>
           <w:szCs w:val="24"/>
         </w:rPr>
-        <w:t xml:space="preserve">A </w:t>
-      </w:r>
-      <w:proofErr w:type="gramStart"/>
-      <w:r>
-        <w:rPr>
-          <w:rFonts w:ascii="Times New Roman" w:hAnsi="Times New Roman" w:cs="Times New Roman"/>
-          <w:sz w:val="24"/>
-          <w:szCs w:val="24"/>
-        </w:rPr>
-        <w:t>filter</w:t>
-      </w:r>
-      <w:proofErr w:type="gramEnd"/>
-      <w:r>
-        <w:rPr>
-          <w:rFonts w:ascii="Times New Roman" w:hAnsi="Times New Roman" w:cs="Times New Roman"/>
-          <w:sz w:val="24"/>
-          <w:szCs w:val="24"/>
-        </w:rPr>
-        <w:t xml:space="preserve"> komponens felel a további szűrésért miután kerestünk valamilyen termékre akár név akár kategória alapján. </w:t>
+        <w:t xml:space="preserve">A filter komponens felel a további szűrésért miután kerestünk valamilyen termékre akár név akár kategória alapján. </w:t>
       </w:r>
     </w:p>
     <w:p>
@@ -22009,7 +20499,7 @@
           <w:rFonts w:cs="Times New Roman"/>
         </w:rPr>
       </w:pPr>
-      <w:bookmarkStart w:id="50" w:name="_Toc225630240"/>
+      <w:bookmarkStart w:id="49" w:name="_Toc225630240"/>
       <w:proofErr w:type="spellStart"/>
       <w:r>
         <w:rPr>
@@ -22050,7 +20540,7 @@
         </w:rPr>
         <w:t>:</w:t>
       </w:r>
-      <w:bookmarkEnd w:id="50"/>
+      <w:bookmarkEnd w:id="49"/>
     </w:p>
     <w:p>
       <w:pPr>
@@ -22082,7 +20572,7 @@
           <w:sz w:val="24"/>
           <w:szCs w:val="24"/>
         </w:rPr>
-        <w:t>profil.jsx-ben</w:t>
+        <w:t>profil.jsx</w:t>
       </w:r>
       <w:proofErr w:type="spellEnd"/>
       <w:r>
@@ -22091,25 +20581,15 @@
           <w:sz w:val="24"/>
           <w:szCs w:val="24"/>
         </w:rPr>
-        <w:t xml:space="preserve"> a felhasználó megtekintheti a </w:t>
-      </w:r>
-      <w:proofErr w:type="gramStart"/>
+        <w:t xml:space="preserve">-ben a felhasználó megtekintheti a </w:t>
+      </w:r>
       <w:r>
         <w:rPr>
           <w:rFonts w:ascii="Times New Roman" w:hAnsi="Times New Roman" w:cs="Times New Roman"/>
           <w:sz w:val="24"/>
           <w:szCs w:val="24"/>
         </w:rPr>
-        <w:t>profil</w:t>
-      </w:r>
-      <w:proofErr w:type="gramEnd"/>
-      <w:r>
-        <w:rPr>
-          <w:rFonts w:ascii="Times New Roman" w:hAnsi="Times New Roman" w:cs="Times New Roman"/>
-          <w:sz w:val="24"/>
-          <w:szCs w:val="24"/>
-        </w:rPr>
-        <w:t xml:space="preserve"> adatait</w:t>
+        <w:t>profil adatait</w:t>
       </w:r>
       <w:r>
         <w:rPr>
@@ -22166,7 +20646,7 @@
           <w:sz w:val="24"/>
           <w:szCs w:val="24"/>
         </w:rPr>
-        <w:t>rendelesek.jsx-ben</w:t>
+        <w:t>rendelesek.jsx</w:t>
       </w:r>
       <w:proofErr w:type="spellEnd"/>
       <w:r>
@@ -22175,7 +20655,7 @@
           <w:sz w:val="24"/>
           <w:szCs w:val="24"/>
         </w:rPr>
-        <w:t xml:space="preserve"> a felhasználó a saját rendeléseit tekintheti meg. </w:t>
+        <w:t xml:space="preserve">-ben a felhasználó a saját rendeléseit tekintheti meg. </w:t>
       </w:r>
     </w:p>
     <w:p>
@@ -22208,7 +20688,7 @@
           <w:sz w:val="24"/>
           <w:szCs w:val="24"/>
         </w:rPr>
-        <w:t>css-ek</w:t>
+        <w:t>css</w:t>
       </w:r>
       <w:proofErr w:type="spellEnd"/>
       <w:r>
@@ -22217,7 +20697,7 @@
           <w:sz w:val="24"/>
           <w:szCs w:val="24"/>
         </w:rPr>
-        <w:t>: profil.css, rendelesek.css</w:t>
+        <w:t>-ek: profil.css, rendelesek.css</w:t>
       </w:r>
     </w:p>
     <w:p>
@@ -22238,7 +20718,7 @@
           <w:rFonts w:cs="Times New Roman"/>
         </w:rPr>
       </w:pPr>
-      <w:bookmarkStart w:id="51" w:name="_Toc225630241"/>
+      <w:bookmarkStart w:id="50" w:name="_Toc225630241"/>
       <w:proofErr w:type="spellStart"/>
       <w:r>
         <w:rPr>
@@ -22259,7 +20739,7 @@
         </w:rPr>
         <w:t>:</w:t>
       </w:r>
-      <w:bookmarkEnd w:id="51"/>
+      <w:bookmarkEnd w:id="50"/>
     </w:p>
     <w:p>
       <w:pPr>
@@ -22394,25 +20874,7 @@
           <w:sz w:val="24"/>
           <w:szCs w:val="24"/>
         </w:rPr>
-        <w:t xml:space="preserve">felhasználót visszavezeti a </w:t>
-      </w:r>
-      <w:proofErr w:type="spellStart"/>
-      <w:r>
-        <w:rPr>
-          <w:rFonts w:ascii="Times New Roman" w:hAnsi="Times New Roman" w:cs="Times New Roman"/>
-          <w:sz w:val="24"/>
-          <w:szCs w:val="24"/>
-        </w:rPr>
-        <w:t>főoldalra</w:t>
-      </w:r>
-      <w:proofErr w:type="spellEnd"/>
-      <w:r>
-        <w:rPr>
-          <w:rFonts w:ascii="Times New Roman" w:hAnsi="Times New Roman" w:cs="Times New Roman"/>
-          <w:sz w:val="24"/>
-          <w:szCs w:val="24"/>
-        </w:rPr>
-        <w:t xml:space="preserve">. </w:t>
+        <w:t xml:space="preserve">felhasználót visszavezeti a főoldalra. </w:t>
       </w:r>
     </w:p>
     <w:p>
@@ -22450,7 +20912,7 @@
           <w:rFonts w:cs="Times New Roman"/>
         </w:rPr>
       </w:pPr>
-      <w:bookmarkStart w:id="52" w:name="_Toc225630242"/>
+      <w:bookmarkStart w:id="51" w:name="_Toc225630242"/>
       <w:proofErr w:type="spellStart"/>
       <w:r>
         <w:rPr>
@@ -22491,7 +20953,7 @@
         </w:rPr>
         <w:t>.</w:t>
       </w:r>
-      <w:bookmarkEnd w:id="52"/>
+      <w:bookmarkEnd w:id="51"/>
       <w:r>
         <w:rPr>
           <w:rFonts w:cs="Times New Roman"/>
@@ -22520,25 +20982,7 @@
           <w:sz w:val="24"/>
           <w:szCs w:val="24"/>
         </w:rPr>
-        <w:t xml:space="preserve">A fizetés </w:t>
-      </w:r>
-      <w:proofErr w:type="gramStart"/>
-      <w:r>
-        <w:rPr>
-          <w:rFonts w:ascii="Times New Roman" w:hAnsi="Times New Roman" w:cs="Times New Roman"/>
-          <w:sz w:val="24"/>
-          <w:szCs w:val="24"/>
-        </w:rPr>
-        <w:t>komponensben</w:t>
-      </w:r>
-      <w:proofErr w:type="gramEnd"/>
-      <w:r>
-        <w:rPr>
-          <w:rFonts w:ascii="Times New Roman" w:hAnsi="Times New Roman" w:cs="Times New Roman"/>
-          <w:sz w:val="24"/>
-          <w:szCs w:val="24"/>
-        </w:rPr>
-        <w:t xml:space="preserve"> tudja véglegesíteni a felhasználó a vásárlást. </w:t>
+        <w:t xml:space="preserve">A fizetés komponensben tudja véglegesíteni a felhasználó a vásárlást. </w:t>
       </w:r>
       <w:r>
         <w:rPr>
@@ -22612,69 +21056,36 @@
           <w:sz w:val="24"/>
           <w:szCs w:val="24"/>
         </w:rPr>
-        <w:t xml:space="preserve">A </w:t>
-      </w:r>
-      <w:proofErr w:type="gramStart"/>
+        <w:t>A köszönjük komponens akkor jelenik amikor a fizetésnél rányomtunk a fizetés véglegesítésére. A felhasználó visszajelzést kap</w:t>
+      </w:r>
       <w:r>
         <w:rPr>
           <w:rFonts w:ascii="Times New Roman" w:hAnsi="Times New Roman" w:cs="Times New Roman"/>
           <w:sz w:val="24"/>
           <w:szCs w:val="24"/>
         </w:rPr>
-        <w:t>köszönjük</w:t>
-      </w:r>
-      <w:proofErr w:type="gramEnd"/>
+        <w:t>,</w:t>
+      </w:r>
       <w:r>
         <w:rPr>
           <w:rFonts w:ascii="Times New Roman" w:hAnsi="Times New Roman" w:cs="Times New Roman"/>
           <w:sz w:val="24"/>
           <w:szCs w:val="24"/>
         </w:rPr>
-        <w:t xml:space="preserve"> komponens akkor jelenik amikor a fizetésnél rányomtunk a fizetés véglegesítésére. A felhasználó visszajelzést kap</w:t>
-      </w:r>
-      <w:r>
-        <w:rPr>
-          <w:rFonts w:ascii="Times New Roman" w:hAnsi="Times New Roman" w:cs="Times New Roman"/>
-          <w:sz w:val="24"/>
-          <w:szCs w:val="24"/>
-        </w:rPr>
-        <w:t>,</w:t>
-      </w:r>
-      <w:r>
-        <w:rPr>
-          <w:rFonts w:ascii="Times New Roman" w:hAnsi="Times New Roman" w:cs="Times New Roman"/>
-          <w:sz w:val="24"/>
-          <w:szCs w:val="24"/>
-        </w:rPr>
-        <w:t xml:space="preserve"> hogy sikerült a rendelést felvenni és vissza tud menni a </w:t>
-      </w:r>
-      <w:proofErr w:type="spellStart"/>
-      <w:r>
-        <w:rPr>
-          <w:rFonts w:ascii="Times New Roman" w:hAnsi="Times New Roman" w:cs="Times New Roman"/>
-          <w:sz w:val="24"/>
-          <w:szCs w:val="24"/>
-        </w:rPr>
-        <w:t>főoldalra</w:t>
-      </w:r>
-      <w:proofErr w:type="spellEnd"/>
-      <w:r>
-        <w:rPr>
-          <w:rFonts w:ascii="Times New Roman" w:hAnsi="Times New Roman" w:cs="Times New Roman"/>
-          <w:sz w:val="24"/>
-          <w:szCs w:val="24"/>
-        </w:rPr>
-        <w:t xml:space="preserve"> a gomb segítségével. </w:t>
+        <w:t xml:space="preserve"> hogy sikerült a rendelést felvenni és vissza tud menni a főoldalra a gomb segítségével. </w:t>
       </w:r>
     </w:p>
     <w:p>
       <w:pPr>
         <w:pStyle w:val="Cmsor3"/>
       </w:pPr>
-      <w:bookmarkStart w:id="53" w:name="_Toc225630243"/>
+      <w:bookmarkStart w:id="52" w:name="_Toc225630243"/>
+      <w:r>
+        <w:t xml:space="preserve">AdminOsszesKonyv.jsx, </w:t>
+      </w:r>
       <w:proofErr w:type="spellStart"/>
       <w:r>
-        <w:t>AdminOsszesKonyv.jsx</w:t>
+        <w:t>AdminTorles.jsx</w:t>
       </w:r>
       <w:proofErr w:type="spellEnd"/>
       <w:r>
@@ -22682,17 +21093,9 @@
       </w:r>
       <w:proofErr w:type="spellStart"/>
       <w:r>
-        <w:t>AdminTorles.jsx</w:t>
-      </w:r>
-      <w:proofErr w:type="spellEnd"/>
-      <w:r>
-        <w:t xml:space="preserve">, </w:t>
-      </w:r>
-      <w:proofErr w:type="spellStart"/>
-      <w:r>
         <w:t>AdminUjAdat.jsx</w:t>
       </w:r>
-      <w:bookmarkEnd w:id="53"/>
+      <w:bookmarkEnd w:id="52"/>
       <w:proofErr w:type="spellEnd"/>
     </w:p>
     <w:p>
@@ -22716,25 +21119,7 @@
           <w:sz w:val="24"/>
           <w:szCs w:val="24"/>
         </w:rPr>
-        <w:t xml:space="preserve">Az alábbi </w:t>
-      </w:r>
-      <w:proofErr w:type="gramStart"/>
-      <w:r>
-        <w:rPr>
-          <w:rFonts w:ascii="Times New Roman" w:hAnsi="Times New Roman" w:cs="Times New Roman"/>
-          <w:sz w:val="24"/>
-          <w:szCs w:val="24"/>
-        </w:rPr>
-        <w:t>komponensek</w:t>
-      </w:r>
-      <w:proofErr w:type="gramEnd"/>
-      <w:r>
-        <w:rPr>
-          <w:rFonts w:ascii="Times New Roman" w:hAnsi="Times New Roman" w:cs="Times New Roman"/>
-          <w:sz w:val="24"/>
-          <w:szCs w:val="24"/>
-        </w:rPr>
-        <w:t xml:space="preserve"> csak az </w:t>
+        <w:t xml:space="preserve">Az alábbi komponensek csak az </w:t>
       </w:r>
       <w:proofErr w:type="spellStart"/>
       <w:r>
@@ -22776,25 +21161,7 @@
           <w:sz w:val="24"/>
           <w:szCs w:val="24"/>
         </w:rPr>
-        <w:t xml:space="preserve">Mindegyik </w:t>
-      </w:r>
-      <w:proofErr w:type="gramStart"/>
-      <w:r>
-        <w:rPr>
-          <w:rFonts w:ascii="Times New Roman" w:hAnsi="Times New Roman" w:cs="Times New Roman"/>
-          <w:sz w:val="24"/>
-          <w:szCs w:val="24"/>
-        </w:rPr>
-        <w:t>komponensben</w:t>
-      </w:r>
-      <w:proofErr w:type="gramEnd"/>
-      <w:r>
-        <w:rPr>
-          <w:rFonts w:ascii="Times New Roman" w:hAnsi="Times New Roman" w:cs="Times New Roman"/>
-          <w:sz w:val="24"/>
-          <w:szCs w:val="24"/>
-        </w:rPr>
-        <w:t xml:space="preserve"> a termékeket tudja az </w:t>
+        <w:t xml:space="preserve">Mindegyik komponensben a termékeket tudja az </w:t>
       </w:r>
       <w:proofErr w:type="spellStart"/>
       <w:r>
@@ -22836,25 +21203,7 @@
           <w:sz w:val="24"/>
           <w:szCs w:val="24"/>
         </w:rPr>
-        <w:t xml:space="preserve">Az összes könyv </w:t>
-      </w:r>
-      <w:proofErr w:type="gramStart"/>
-      <w:r>
-        <w:rPr>
-          <w:rFonts w:ascii="Times New Roman" w:hAnsi="Times New Roman" w:cs="Times New Roman"/>
-          <w:sz w:val="24"/>
-          <w:szCs w:val="24"/>
-        </w:rPr>
-        <w:t>komponensben</w:t>
-      </w:r>
-      <w:proofErr w:type="gramEnd"/>
-      <w:r>
-        <w:rPr>
-          <w:rFonts w:ascii="Times New Roman" w:hAnsi="Times New Roman" w:cs="Times New Roman"/>
-          <w:sz w:val="24"/>
-          <w:szCs w:val="24"/>
-        </w:rPr>
-        <w:t xml:space="preserve"> az </w:t>
+        <w:t xml:space="preserve">Az összes könyv komponensben az </w:t>
       </w:r>
       <w:proofErr w:type="spellStart"/>
       <w:r>
@@ -22930,25 +21279,7 @@
           <w:sz w:val="24"/>
           <w:szCs w:val="24"/>
         </w:rPr>
-        <w:t xml:space="preserve"> </w:t>
-      </w:r>
-      <w:proofErr w:type="gramStart"/>
-      <w:r>
-        <w:rPr>
-          <w:rFonts w:ascii="Times New Roman" w:hAnsi="Times New Roman" w:cs="Times New Roman"/>
-          <w:sz w:val="24"/>
-          <w:szCs w:val="24"/>
-        </w:rPr>
-        <w:t>új adat</w:t>
-      </w:r>
-      <w:proofErr w:type="gramEnd"/>
-      <w:r>
-        <w:rPr>
-          <w:rFonts w:ascii="Times New Roman" w:hAnsi="Times New Roman" w:cs="Times New Roman"/>
-          <w:sz w:val="24"/>
-          <w:szCs w:val="24"/>
-        </w:rPr>
-        <w:t xml:space="preserve"> komponensben az </w:t>
+        <w:t xml:space="preserve"> új adat komponensben az </w:t>
       </w:r>
       <w:proofErr w:type="spellStart"/>
       <w:r>
@@ -23026,25 +21357,7 @@
           <w:sz w:val="24"/>
           <w:szCs w:val="24"/>
         </w:rPr>
-        <w:t xml:space="preserve"> törlés </w:t>
-      </w:r>
-      <w:proofErr w:type="gramStart"/>
-      <w:r>
-        <w:rPr>
-          <w:rFonts w:ascii="Times New Roman" w:hAnsi="Times New Roman" w:cs="Times New Roman"/>
-          <w:sz w:val="24"/>
-          <w:szCs w:val="24"/>
-        </w:rPr>
-        <w:t>komponensben</w:t>
-      </w:r>
-      <w:proofErr w:type="gramEnd"/>
-      <w:r>
-        <w:rPr>
-          <w:rFonts w:ascii="Times New Roman" w:hAnsi="Times New Roman" w:cs="Times New Roman"/>
-          <w:sz w:val="24"/>
-          <w:szCs w:val="24"/>
-        </w:rPr>
-        <w:t xml:space="preserve"> ezeket a kisebb adatokat tudja az </w:t>
+        <w:t xml:space="preserve"> törlés komponensben ezeket a kisebb adatokat tudja az </w:t>
       </w:r>
       <w:proofErr w:type="spellStart"/>
       <w:r>
@@ -23085,17 +21398,12 @@
       <w:pPr>
         <w:pStyle w:val="Cmsor3"/>
       </w:pPr>
-      <w:bookmarkStart w:id="54" w:name="_Toc225630244"/>
+      <w:bookmarkStart w:id="53" w:name="_Toc225630244"/>
       <w:proofErr w:type="spellStart"/>
       <w:r>
-        <w:t>AdminMódosítás</w:t>
-      </w:r>
-      <w:proofErr w:type="gramStart"/>
-      <w:r>
-        <w:t>.jsx</w:t>
+        <w:t>AdminMódosítás.jsx</w:t>
       </w:r>
       <w:proofErr w:type="spellEnd"/>
-      <w:proofErr w:type="gramEnd"/>
       <w:r>
         <w:t xml:space="preserve">, </w:t>
       </w:r>
@@ -23103,7 +21411,7 @@
       <w:r>
         <w:t>AdminUserMódosítás.jsx</w:t>
       </w:r>
-      <w:bookmarkEnd w:id="54"/>
+      <w:bookmarkEnd w:id="53"/>
       <w:proofErr w:type="spellEnd"/>
     </w:p>
     <w:p>
@@ -23127,25 +21435,7 @@
           <w:sz w:val="24"/>
           <w:szCs w:val="24"/>
         </w:rPr>
-        <w:t xml:space="preserve">Az alábbi </w:t>
-      </w:r>
-      <w:proofErr w:type="gramStart"/>
-      <w:r>
-        <w:rPr>
-          <w:rFonts w:ascii="Times New Roman" w:hAnsi="Times New Roman" w:cs="Times New Roman"/>
-          <w:sz w:val="24"/>
-          <w:szCs w:val="24"/>
-        </w:rPr>
-        <w:t>komponensek</w:t>
-      </w:r>
-      <w:proofErr w:type="gramEnd"/>
-      <w:r>
-        <w:rPr>
-          <w:rFonts w:ascii="Times New Roman" w:hAnsi="Times New Roman" w:cs="Times New Roman"/>
-          <w:sz w:val="24"/>
-          <w:szCs w:val="24"/>
-        </w:rPr>
-        <w:t xml:space="preserve"> csak az </w:t>
+        <w:t xml:space="preserve">Az alábbi komponensek csak az </w:t>
       </w:r>
       <w:proofErr w:type="spellStart"/>
       <w:r>
@@ -23223,23 +21513,13 @@
           <w:szCs w:val="24"/>
         </w:rPr>
       </w:pPr>
-      <w:proofErr w:type="gramStart"/>
       <w:r>
         <w:rPr>
           <w:rFonts w:ascii="Times New Roman" w:hAnsi="Times New Roman" w:cs="Times New Roman"/>
           <w:sz w:val="24"/>
           <w:szCs w:val="24"/>
         </w:rPr>
-        <w:t>A</w:t>
-      </w:r>
-      <w:proofErr w:type="gramEnd"/>
-      <w:r>
-        <w:rPr>
-          <w:rFonts w:ascii="Times New Roman" w:hAnsi="Times New Roman" w:cs="Times New Roman"/>
-          <w:sz w:val="24"/>
-          <w:szCs w:val="24"/>
-        </w:rPr>
-        <w:t xml:space="preserve"> </w:t>
+        <w:t xml:space="preserve">A </w:t>
       </w:r>
       <w:proofErr w:type="spellStart"/>
       <w:r>
@@ -23298,7 +21578,7 @@
           <w:rFonts w:cs="Times New Roman"/>
         </w:rPr>
       </w:pPr>
-      <w:bookmarkStart w:id="55" w:name="_Toc225630245"/>
+      <w:bookmarkStart w:id="54" w:name="_Toc225630245"/>
       <w:r>
         <w:rPr>
           <w:rFonts w:cs="Times New Roman"/>
@@ -23306,17 +21586,19 @@
         <w:lastRenderedPageBreak/>
         <w:t>Teszteredmények dokumentációja:</w:t>
       </w:r>
-      <w:bookmarkEnd w:id="55"/>
+      <w:bookmarkEnd w:id="54"/>
     </w:p>
     <w:p>
       <w:pPr>
         <w:pStyle w:val="Cmsor2"/>
       </w:pPr>
-      <w:bookmarkStart w:id="56" w:name="_Toc225630246"/>
+      <w:bookmarkStart w:id="55" w:name="_Toc225630246"/>
+      <w:bookmarkStart w:id="56" w:name="_GoBack"/>
+      <w:bookmarkEnd w:id="56"/>
       <w:r>
         <w:t>Backend tesztek:</w:t>
       </w:r>
-      <w:bookmarkEnd w:id="56"/>
+      <w:bookmarkEnd w:id="55"/>
     </w:p>
     <w:p>
       <w:pPr>
@@ -23489,7 +21771,6 @@
           <w:lang w:eastAsia="hu-HU"/>
         </w:rPr>
       </w:pPr>
-      <w:proofErr w:type="gramStart"/>
       <w:r>
         <w:rPr>
           <w:rFonts w:ascii="Times New Roman" w:eastAsia="Times New Roman" w:hAnsi="Times New Roman" w:cs="Times New Roman"/>
@@ -23497,17 +21778,7 @@
           <w:szCs w:val="24"/>
           <w:lang w:eastAsia="hu-HU"/>
         </w:rPr>
-        <w:t>Manuális</w:t>
-      </w:r>
-      <w:proofErr w:type="gramEnd"/>
-      <w:r>
-        <w:rPr>
-          <w:rFonts w:ascii="Times New Roman" w:eastAsia="Times New Roman" w:hAnsi="Times New Roman" w:cs="Times New Roman"/>
-          <w:sz w:val="24"/>
-          <w:szCs w:val="24"/>
-          <w:lang w:eastAsia="hu-HU"/>
-        </w:rPr>
-        <w:t xml:space="preserve"> API tesztelés (</w:t>
+        <w:t>Manuális API tesztelés (</w:t>
       </w:r>
       <w:proofErr w:type="spellStart"/>
       <w:r>
@@ -23606,19 +21877,8 @@
           <w:szCs w:val="24"/>
           <w:lang w:eastAsia="hu-HU"/>
         </w:rPr>
-        <w:t>Node.js: 18</w:t>
-      </w:r>
-      <w:proofErr w:type="gramStart"/>
-      <w:r>
-        <w:rPr>
-          <w:rFonts w:ascii="Times New Roman" w:eastAsia="Times New Roman" w:hAnsi="Times New Roman" w:cs="Times New Roman"/>
-          <w:sz w:val="24"/>
-          <w:szCs w:val="24"/>
-          <w:lang w:eastAsia="hu-HU"/>
-        </w:rPr>
-        <w:t>.x</w:t>
-      </w:r>
-      <w:proofErr w:type="gramEnd"/>
+        <w:t>Node.js: 18.x</w:t>
+      </w:r>
     </w:p>
     <w:p>
       <w:pPr>
@@ -23745,27 +22005,7 @@
           <w:szCs w:val="24"/>
           <w:lang w:eastAsia="hu-HU"/>
         </w:rPr>
-        <w:t xml:space="preserve">A REST API végpontjait </w:t>
-      </w:r>
-      <w:proofErr w:type="gramStart"/>
-      <w:r>
-        <w:rPr>
-          <w:rFonts w:ascii="Times New Roman" w:eastAsia="Times New Roman" w:hAnsi="Times New Roman" w:cs="Times New Roman"/>
-          <w:sz w:val="24"/>
-          <w:szCs w:val="24"/>
-          <w:lang w:eastAsia="hu-HU"/>
-        </w:rPr>
-        <w:t>manuálisan</w:t>
-      </w:r>
-      <w:proofErr w:type="gramEnd"/>
-      <w:r>
-        <w:rPr>
-          <w:rFonts w:ascii="Times New Roman" w:eastAsia="Times New Roman" w:hAnsi="Times New Roman" w:cs="Times New Roman"/>
-          <w:sz w:val="24"/>
-          <w:szCs w:val="24"/>
-          <w:lang w:eastAsia="hu-HU"/>
-        </w:rPr>
-        <w:t xml:space="preserve"> </w:t>
+        <w:t xml:space="preserve">A REST API végpontjait manuálisan </w:t>
       </w:r>
       <w:proofErr w:type="spellStart"/>
       <w:r>
@@ -23932,7 +22172,6 @@
                 <w:lang w:eastAsia="hu-HU"/>
               </w:rPr>
             </w:pPr>
-            <w:proofErr w:type="gramStart"/>
             <w:r>
               <w:rPr>
                 <w:rFonts w:ascii="Times New Roman" w:eastAsia="Times New Roman" w:hAnsi="Times New Roman" w:cs="Times New Roman"/>
@@ -23944,7 +22183,6 @@
               </w:rPr>
               <w:t>Teszt azonosító</w:t>
             </w:r>
-            <w:proofErr w:type="gramEnd"/>
           </w:p>
         </w:tc>
         <w:tc>
@@ -24124,7 +22362,6 @@
                 <w:lang w:eastAsia="hu-HU"/>
               </w:rPr>
             </w:pPr>
-            <w:proofErr w:type="gramStart"/>
             <w:r>
               <w:rPr>
                 <w:rFonts w:ascii="Times New Roman" w:eastAsia="Times New Roman" w:hAnsi="Times New Roman" w:cs="Times New Roman"/>
@@ -24136,7 +22373,6 @@
               </w:rPr>
               <w:t>Státusz</w:t>
             </w:r>
-            <w:proofErr w:type="gramEnd"/>
           </w:p>
         </w:tc>
       </w:tr>
@@ -25753,7 +23989,6 @@
                 <w:lang w:eastAsia="hu-HU"/>
               </w:rPr>
             </w:pPr>
-            <w:proofErr w:type="gramStart"/>
             <w:r>
               <w:rPr>
                 <w:rFonts w:ascii="Times New Roman" w:eastAsia="Times New Roman" w:hAnsi="Times New Roman" w:cs="Times New Roman"/>
@@ -25765,7 +24000,6 @@
               </w:rPr>
               <w:t>Teszt azonosító</w:t>
             </w:r>
-            <w:proofErr w:type="gramEnd"/>
           </w:p>
         </w:tc>
         <w:tc>
@@ -25945,7 +24179,6 @@
                 <w:lang w:eastAsia="hu-HU"/>
               </w:rPr>
             </w:pPr>
-            <w:proofErr w:type="gramStart"/>
             <w:r>
               <w:rPr>
                 <w:rFonts w:ascii="Times New Roman" w:eastAsia="Times New Roman" w:hAnsi="Times New Roman" w:cs="Times New Roman"/>
@@ -25957,7 +24190,6 @@
               </w:rPr>
               <w:t>Státusz</w:t>
             </w:r>
-            <w:proofErr w:type="gramEnd"/>
           </w:p>
         </w:tc>
       </w:tr>
@@ -26953,17 +25185,9 @@
         <w:rPr>
           <w:lang w:eastAsia="hu-HU"/>
         </w:rPr>
-        <w:t>konyvek</w:t>
-      </w:r>
-      <w:proofErr w:type="gramStart"/>
-      <w:r>
-        <w:rPr>
-          <w:lang w:eastAsia="hu-HU"/>
-        </w:rPr>
-        <w:t>?page</w:t>
+        <w:t>konyvek?page</w:t>
       </w:r>
       <w:proofErr w:type="spellEnd"/>
-      <w:proofErr w:type="gramEnd"/>
       <w:r>
         <w:rPr>
           <w:lang w:eastAsia="hu-HU"/>
@@ -27174,7 +25398,6 @@
                 <w:lang w:eastAsia="hu-HU"/>
               </w:rPr>
             </w:pPr>
-            <w:proofErr w:type="gramStart"/>
             <w:r>
               <w:rPr>
                 <w:rFonts w:ascii="Times New Roman" w:eastAsia="Times New Roman" w:hAnsi="Times New Roman" w:cs="Times New Roman"/>
@@ -27186,7 +25409,6 @@
               </w:rPr>
               <w:t>Státusz</w:t>
             </w:r>
-            <w:proofErr w:type="gramEnd"/>
           </w:p>
         </w:tc>
       </w:tr>
@@ -28058,19 +26280,8 @@
           <w:szCs w:val="24"/>
           <w:lang w:eastAsia="hu-HU"/>
         </w:rPr>
-        <w:t xml:space="preserve"> </w:t>
-      </w:r>
-      <w:proofErr w:type="spellStart"/>
-      <w:r>
-        <w:rPr>
-          <w:rFonts w:ascii="Times New Roman" w:eastAsia="Times New Roman" w:hAnsi="Times New Roman" w:cs="Times New Roman"/>
-          <w:sz w:val="24"/>
-          <w:szCs w:val="24"/>
-          <w:lang w:eastAsia="hu-HU"/>
-        </w:rPr>
-        <w:t>Router</w:t>
-      </w:r>
-      <w:proofErr w:type="spellEnd"/>
+        <w:t xml:space="preserve"> Router</w:t>
+      </w:r>
     </w:p>
     <w:p>
       <w:pPr>
@@ -28108,7 +26319,6 @@
           <w:lang w:eastAsia="hu-HU"/>
         </w:rPr>
       </w:pPr>
-      <w:proofErr w:type="gramStart"/>
       <w:r>
         <w:rPr>
           <w:rFonts w:ascii="Times New Roman" w:eastAsia="Times New Roman" w:hAnsi="Times New Roman" w:cs="Times New Roman"/>
@@ -28116,17 +26326,7 @@
           <w:szCs w:val="24"/>
           <w:lang w:eastAsia="hu-HU"/>
         </w:rPr>
-        <w:t>Manuális</w:t>
-      </w:r>
-      <w:proofErr w:type="gramEnd"/>
-      <w:r>
-        <w:rPr>
-          <w:rFonts w:ascii="Times New Roman" w:eastAsia="Times New Roman" w:hAnsi="Times New Roman" w:cs="Times New Roman"/>
-          <w:sz w:val="24"/>
-          <w:szCs w:val="24"/>
-          <w:lang w:eastAsia="hu-HU"/>
-        </w:rPr>
-        <w:t xml:space="preserve"> funkcionális tesztelés</w:t>
+        <w:t>Manuális funkcionális tesztelés</w:t>
       </w:r>
     </w:p>
     <w:p>
@@ -28143,7 +26343,6 @@
           <w:lang w:eastAsia="hu-HU"/>
         </w:rPr>
       </w:pPr>
-      <w:proofErr w:type="gramStart"/>
       <w:r>
         <w:rPr>
           <w:rFonts w:ascii="Times New Roman" w:eastAsia="Times New Roman" w:hAnsi="Times New Roman" w:cs="Times New Roman"/>
@@ -28151,17 +26350,7 @@
           <w:szCs w:val="24"/>
           <w:lang w:eastAsia="hu-HU"/>
         </w:rPr>
-        <w:t>Komponens tesztelés</w:t>
-      </w:r>
-      <w:proofErr w:type="gramEnd"/>
-      <w:r>
-        <w:rPr>
-          <w:rFonts w:ascii="Times New Roman" w:eastAsia="Times New Roman" w:hAnsi="Times New Roman" w:cs="Times New Roman"/>
-          <w:sz w:val="24"/>
-          <w:szCs w:val="24"/>
-          <w:lang w:eastAsia="hu-HU"/>
-        </w:rPr>
-        <w:t xml:space="preserve"> (</w:t>
+        <w:t>Komponens tesztelés (</w:t>
       </w:r>
       <w:proofErr w:type="spellStart"/>
       <w:r>
@@ -28245,27 +26434,7 @@
           <w:szCs w:val="24"/>
           <w:lang w:eastAsia="hu-HU"/>
         </w:rPr>
-        <w:t xml:space="preserve">UI </w:t>
-      </w:r>
-      <w:proofErr w:type="spellStart"/>
-      <w:r>
-        <w:rPr>
-          <w:rFonts w:ascii="Times New Roman" w:eastAsia="Times New Roman" w:hAnsi="Times New Roman" w:cs="Times New Roman"/>
-          <w:sz w:val="24"/>
-          <w:szCs w:val="24"/>
-          <w:lang w:eastAsia="hu-HU"/>
-        </w:rPr>
-        <w:t>validáció</w:t>
-      </w:r>
-      <w:proofErr w:type="spellEnd"/>
-      <w:r>
-        <w:rPr>
-          <w:rFonts w:ascii="Times New Roman" w:eastAsia="Times New Roman" w:hAnsi="Times New Roman" w:cs="Times New Roman"/>
-          <w:sz w:val="24"/>
-          <w:szCs w:val="24"/>
-          <w:lang w:eastAsia="hu-HU"/>
-        </w:rPr>
-        <w:t xml:space="preserve"> tesztelés</w:t>
+        <w:t>UI validáció tesztelés</w:t>
       </w:r>
     </w:p>
     <w:p>
@@ -28289,27 +26458,7 @@
           <w:szCs w:val="24"/>
           <w:lang w:eastAsia="hu-HU"/>
         </w:rPr>
-        <w:t xml:space="preserve">Böngésző </w:t>
-      </w:r>
-      <w:proofErr w:type="gramStart"/>
-      <w:r>
-        <w:rPr>
-          <w:rFonts w:ascii="Times New Roman" w:eastAsia="Times New Roman" w:hAnsi="Times New Roman" w:cs="Times New Roman"/>
-          <w:sz w:val="24"/>
-          <w:szCs w:val="24"/>
-          <w:lang w:eastAsia="hu-HU"/>
-        </w:rPr>
-        <w:t>kompatibilitás</w:t>
-      </w:r>
-      <w:proofErr w:type="gramEnd"/>
-      <w:r>
-        <w:rPr>
-          <w:rFonts w:ascii="Times New Roman" w:eastAsia="Times New Roman" w:hAnsi="Times New Roman" w:cs="Times New Roman"/>
-          <w:sz w:val="24"/>
-          <w:szCs w:val="24"/>
-          <w:lang w:eastAsia="hu-HU"/>
-        </w:rPr>
-        <w:t xml:space="preserve"> tesztelés</w:t>
+        <w:t>Böngésző kompatibilitás tesztelés</w:t>
       </w:r>
     </w:p>
     <w:p>
@@ -28396,7 +26545,6 @@
           <w:lang w:eastAsia="hu-HU"/>
         </w:rPr>
       </w:pPr>
-      <w:proofErr w:type="spellStart"/>
       <w:r>
         <w:rPr>
           <w:rFonts w:ascii="Times New Roman" w:eastAsia="Times New Roman" w:hAnsi="Times New Roman" w:cs="Times New Roman"/>
@@ -28404,17 +26552,7 @@
           <w:szCs w:val="24"/>
           <w:lang w:eastAsia="hu-HU"/>
         </w:rPr>
-        <w:t>Chrome</w:t>
-      </w:r>
-      <w:proofErr w:type="spellEnd"/>
-      <w:r>
-        <w:rPr>
-          <w:rFonts w:ascii="Times New Roman" w:eastAsia="Times New Roman" w:hAnsi="Times New Roman" w:cs="Times New Roman"/>
-          <w:sz w:val="24"/>
-          <w:szCs w:val="24"/>
-          <w:lang w:eastAsia="hu-HU"/>
-        </w:rPr>
-        <w:t xml:space="preserve"> 121</w:t>
+        <w:t>Chrome 121</w:t>
       </w:r>
     </w:p>
     <w:p>
@@ -28431,7 +26569,6 @@
           <w:lang w:eastAsia="hu-HU"/>
         </w:rPr>
       </w:pPr>
-      <w:proofErr w:type="spellStart"/>
       <w:r>
         <w:rPr>
           <w:rFonts w:ascii="Times New Roman" w:eastAsia="Times New Roman" w:hAnsi="Times New Roman" w:cs="Times New Roman"/>
@@ -28439,17 +26576,7 @@
           <w:szCs w:val="24"/>
           <w:lang w:eastAsia="hu-HU"/>
         </w:rPr>
-        <w:t>Firefox</w:t>
-      </w:r>
-      <w:proofErr w:type="spellEnd"/>
-      <w:r>
-        <w:rPr>
-          <w:rFonts w:ascii="Times New Roman" w:eastAsia="Times New Roman" w:hAnsi="Times New Roman" w:cs="Times New Roman"/>
-          <w:sz w:val="24"/>
-          <w:szCs w:val="24"/>
-          <w:lang w:eastAsia="hu-HU"/>
-        </w:rPr>
-        <w:t xml:space="preserve"> 122</w:t>
+        <w:t>Firefox 122</w:t>
       </w:r>
     </w:p>
     <w:p>
@@ -28481,27 +26608,7 @@
           <w:szCs w:val="24"/>
           <w:lang w:eastAsia="hu-HU"/>
         </w:rPr>
-        <w:t xml:space="preserve">A frontend alkalmazás </w:t>
-      </w:r>
-      <w:proofErr w:type="gramStart"/>
-      <w:r>
-        <w:rPr>
-          <w:rFonts w:ascii="Times New Roman" w:eastAsia="Times New Roman" w:hAnsi="Times New Roman" w:cs="Times New Roman"/>
-          <w:sz w:val="24"/>
-          <w:szCs w:val="24"/>
-          <w:lang w:eastAsia="hu-HU"/>
-        </w:rPr>
-        <w:t>funkcionális</w:t>
-      </w:r>
-      <w:proofErr w:type="gramEnd"/>
-      <w:r>
-        <w:rPr>
-          <w:rFonts w:ascii="Times New Roman" w:eastAsia="Times New Roman" w:hAnsi="Times New Roman" w:cs="Times New Roman"/>
-          <w:sz w:val="24"/>
-          <w:szCs w:val="24"/>
-          <w:lang w:eastAsia="hu-HU"/>
-        </w:rPr>
-        <w:t xml:space="preserve"> és vizuális tesztelése manuálisan történt böngészőben,</w:t>
+        <w:t>A frontend alkalmazás funkcionális és vizuális tesztelése manuálisan történt böngészőben,</w:t>
       </w:r>
       <w:r>
         <w:rPr>
@@ -28520,27 +26627,7 @@
           <w:szCs w:val="24"/>
           <w:lang w:eastAsia="hu-HU"/>
         </w:rPr>
-        <w:t xml:space="preserve">A tesztek lefedték az </w:t>
-      </w:r>
-      <w:proofErr w:type="spellStart"/>
-      <w:r>
-        <w:rPr>
-          <w:rFonts w:ascii="Times New Roman" w:eastAsia="Times New Roman" w:hAnsi="Times New Roman" w:cs="Times New Roman"/>
-          <w:sz w:val="24"/>
-          <w:szCs w:val="24"/>
-          <w:lang w:eastAsia="hu-HU"/>
-        </w:rPr>
-        <w:t>űrlapvalidációt</w:t>
-      </w:r>
-      <w:proofErr w:type="spellEnd"/>
-      <w:r>
-        <w:rPr>
-          <w:rFonts w:ascii="Times New Roman" w:eastAsia="Times New Roman" w:hAnsi="Times New Roman" w:cs="Times New Roman"/>
-          <w:sz w:val="24"/>
-          <w:szCs w:val="24"/>
-          <w:lang w:eastAsia="hu-HU"/>
-        </w:rPr>
-        <w:t>, API kommunikációt és navigációt.</w:t>
+        <w:t>A tesztek lefedték az űrlapvalidációt, API kommunikációt és navigációt.</w:t>
       </w:r>
     </w:p>
     <w:p>
@@ -28568,14 +26655,12 @@
       <w:pPr>
         <w:ind w:firstLine="432"/>
       </w:pPr>
-      <w:proofErr w:type="gramStart"/>
       <w:r>
         <w:rPr>
           <w:b/>
         </w:rPr>
         <w:t>Komponens</w:t>
       </w:r>
-      <w:proofErr w:type="gramEnd"/>
       <w:r>
         <w:t xml:space="preserve">: </w:t>
       </w:r>
@@ -28791,7 +26876,6 @@
                 <w:lang w:eastAsia="hu-HU"/>
               </w:rPr>
             </w:pPr>
-            <w:proofErr w:type="gramStart"/>
             <w:r>
               <w:rPr>
                 <w:rFonts w:ascii="Times New Roman" w:eastAsia="Times New Roman" w:hAnsi="Times New Roman" w:cs="Times New Roman"/>
@@ -28803,7 +26887,6 @@
               </w:rPr>
               <w:t>Státusz</w:t>
             </w:r>
-            <w:proofErr w:type="gramEnd"/>
           </w:p>
         </w:tc>
       </w:tr>
@@ -29309,25 +27392,14 @@
                 <w:lang w:eastAsia="hu-HU"/>
               </w:rPr>
             </w:pPr>
-            <w:proofErr w:type="spellStart"/>
-            <w:r>
-              <w:rPr>
-                <w:rFonts w:ascii="Times New Roman" w:eastAsia="Times New Roman" w:hAnsi="Times New Roman" w:cs="Times New Roman"/>
-                <w:sz w:val="24"/>
-                <w:szCs w:val="24"/>
-                <w:lang w:eastAsia="hu-HU"/>
-              </w:rPr>
-              <w:t>Validációs</w:t>
-            </w:r>
-            <w:proofErr w:type="spellEnd"/>
-            <w:r>
-              <w:rPr>
-                <w:rFonts w:ascii="Times New Roman" w:eastAsia="Times New Roman" w:hAnsi="Times New Roman" w:cs="Times New Roman"/>
-                <w:sz w:val="24"/>
-                <w:szCs w:val="24"/>
-                <w:lang w:eastAsia="hu-HU"/>
-              </w:rPr>
-              <w:t xml:space="preserve"> hiba</w:t>
+            <w:r>
+              <w:rPr>
+                <w:rFonts w:ascii="Times New Roman" w:eastAsia="Times New Roman" w:hAnsi="Times New Roman" w:cs="Times New Roman"/>
+                <w:sz w:val="24"/>
+                <w:szCs w:val="24"/>
+                <w:lang w:eastAsia="hu-HU"/>
+              </w:rPr>
+              <w:t>Validációs hiba</w:t>
             </w:r>
           </w:p>
         </w:tc>
@@ -29582,14 +27654,12 @@
       <w:pPr>
         <w:ind w:firstLine="432"/>
       </w:pPr>
-      <w:proofErr w:type="gramStart"/>
       <w:r>
         <w:rPr>
           <w:b/>
         </w:rPr>
         <w:t>Komponens</w:t>
       </w:r>
-      <w:proofErr w:type="gramEnd"/>
       <w:r>
         <w:t xml:space="preserve">: </w:t>
       </w:r>
@@ -29803,7 +27873,6 @@
                 <w:lang w:eastAsia="hu-HU"/>
               </w:rPr>
             </w:pPr>
-            <w:proofErr w:type="gramStart"/>
             <w:r>
               <w:rPr>
                 <w:rFonts w:ascii="Times New Roman" w:eastAsia="Times New Roman" w:hAnsi="Times New Roman" w:cs="Times New Roman"/>
@@ -29815,7 +27884,6 @@
               </w:rPr>
               <w:t>Státusz</w:t>
             </w:r>
-            <w:proofErr w:type="gramEnd"/>
           </w:p>
         </w:tc>
       </w:tr>
@@ -30678,14 +28746,12 @@
       <w:pPr>
         <w:ind w:firstLine="432"/>
       </w:pPr>
-      <w:proofErr w:type="gramStart"/>
       <w:r>
         <w:rPr>
           <w:b/>
         </w:rPr>
         <w:t>Komponens</w:t>
       </w:r>
-      <w:proofErr w:type="gramEnd"/>
       <w:r>
         <w:t>:</w:t>
       </w:r>
@@ -30865,7 +28931,6 @@
                 <w:lang w:eastAsia="hu-HU"/>
               </w:rPr>
             </w:pPr>
-            <w:proofErr w:type="gramStart"/>
             <w:r>
               <w:rPr>
                 <w:rFonts w:ascii="Times New Roman" w:eastAsia="Times New Roman" w:hAnsi="Times New Roman" w:cs="Times New Roman"/>
@@ -30877,7 +28942,6 @@
               </w:rPr>
               <w:t>Státusz</w:t>
             </w:r>
-            <w:proofErr w:type="gramEnd"/>
           </w:p>
         </w:tc>
       </w:tr>
@@ -31326,27 +29390,7 @@
                 <w:szCs w:val="24"/>
                 <w:lang w:eastAsia="hu-HU"/>
               </w:rPr>
-              <w:t xml:space="preserve">A termék </w:t>
-            </w:r>
-            <w:proofErr w:type="gramStart"/>
-            <w:r>
-              <w:rPr>
-                <w:rFonts w:ascii="Times New Roman" w:eastAsia="Times New Roman" w:hAnsi="Times New Roman" w:cs="Times New Roman"/>
-                <w:sz w:val="24"/>
-                <w:szCs w:val="24"/>
-                <w:lang w:eastAsia="hu-HU"/>
-              </w:rPr>
-              <w:t>információjának</w:t>
-            </w:r>
-            <w:proofErr w:type="gramEnd"/>
-            <w:r>
-              <w:rPr>
-                <w:rFonts w:ascii="Times New Roman" w:eastAsia="Times New Roman" w:hAnsi="Times New Roman" w:cs="Times New Roman"/>
-                <w:sz w:val="24"/>
-                <w:szCs w:val="24"/>
-                <w:lang w:eastAsia="hu-HU"/>
-              </w:rPr>
-              <w:t xml:space="preserve"> megjelenítése</w:t>
+              <w:t>A termék információjának megjelenítése</w:t>
             </w:r>
           </w:p>
         </w:tc>
@@ -31401,14 +29445,12 @@
       <w:pPr>
         <w:ind w:firstLine="432"/>
       </w:pPr>
-      <w:proofErr w:type="gramStart"/>
       <w:r>
         <w:rPr>
           <w:b/>
         </w:rPr>
         <w:t>Komponens</w:t>
       </w:r>
-      <w:proofErr w:type="gramEnd"/>
       <w:r>
         <w:t>:</w:t>
       </w:r>
@@ -31589,7 +29631,6 @@
                 <w:lang w:eastAsia="hu-HU"/>
               </w:rPr>
             </w:pPr>
-            <w:proofErr w:type="gramStart"/>
             <w:r>
               <w:rPr>
                 <w:rFonts w:ascii="Times New Roman" w:eastAsia="Times New Roman" w:hAnsi="Times New Roman" w:cs="Times New Roman"/>
@@ -31601,7 +29642,6 @@
               </w:rPr>
               <w:t>Státusz</w:t>
             </w:r>
-            <w:proofErr w:type="gramEnd"/>
           </w:p>
         </w:tc>
       </w:tr>
@@ -31710,25 +29750,14 @@
                 <w:lang w:eastAsia="hu-HU"/>
               </w:rPr>
             </w:pPr>
-            <w:proofErr w:type="gramStart"/>
-            <w:r>
-              <w:rPr>
-                <w:rFonts w:ascii="Times New Roman" w:eastAsia="Times New Roman" w:hAnsi="Times New Roman" w:cs="Times New Roman"/>
-                <w:sz w:val="24"/>
-                <w:szCs w:val="24"/>
-                <w:lang w:eastAsia="hu-HU"/>
-              </w:rPr>
-              <w:t>Kosár számláló</w:t>
-            </w:r>
-            <w:proofErr w:type="gramEnd"/>
-            <w:r>
-              <w:rPr>
-                <w:rFonts w:ascii="Times New Roman" w:eastAsia="Times New Roman" w:hAnsi="Times New Roman" w:cs="Times New Roman"/>
-                <w:sz w:val="24"/>
-                <w:szCs w:val="24"/>
-                <w:lang w:eastAsia="hu-HU"/>
-              </w:rPr>
-              <w:t xml:space="preserve"> nő</w:t>
+            <w:r>
+              <w:rPr>
+                <w:rFonts w:ascii="Times New Roman" w:eastAsia="Times New Roman" w:hAnsi="Times New Roman" w:cs="Times New Roman"/>
+                <w:sz w:val="24"/>
+                <w:szCs w:val="24"/>
+                <w:lang w:eastAsia="hu-HU"/>
+              </w:rPr>
+              <w:t>Kosár számláló nő</w:t>
             </w:r>
           </w:p>
         </w:tc>
@@ -32189,14 +30218,12 @@
       <w:pPr>
         <w:ind w:firstLine="432"/>
       </w:pPr>
-      <w:proofErr w:type="gramStart"/>
       <w:r>
         <w:rPr>
           <w:b/>
         </w:rPr>
         <w:t>Komponens</w:t>
       </w:r>
-      <w:proofErr w:type="gramEnd"/>
       <w:r>
         <w:t>:</w:t>
       </w:r>
@@ -32415,7 +30442,6 @@
                 <w:lang w:eastAsia="hu-HU"/>
               </w:rPr>
             </w:pPr>
-            <w:proofErr w:type="gramStart"/>
             <w:r>
               <w:rPr>
                 <w:rFonts w:ascii="Times New Roman" w:eastAsia="Times New Roman" w:hAnsi="Times New Roman" w:cs="Times New Roman"/>
@@ -32427,7 +30453,6 @@
               </w:rPr>
               <w:t>Státusz</w:t>
             </w:r>
-            <w:proofErr w:type="gramEnd"/>
           </w:p>
         </w:tc>
       </w:tr>
@@ -32915,19 +30940,8 @@
           <w:szCs w:val="24"/>
           <w:lang w:eastAsia="hu-HU"/>
         </w:rPr>
-        <w:t xml:space="preserve"> </w:t>
-      </w:r>
-      <w:proofErr w:type="spellStart"/>
-      <w:r>
-        <w:rPr>
-          <w:rFonts w:ascii="Times New Roman" w:eastAsia="Times New Roman" w:hAnsi="Times New Roman" w:cs="Times New Roman"/>
-          <w:sz w:val="24"/>
-          <w:szCs w:val="24"/>
-          <w:lang w:eastAsia="hu-HU"/>
-        </w:rPr>
-        <w:t>Router</w:t>
-      </w:r>
-      <w:proofErr w:type="spellEnd"/>
+        <w:t xml:space="preserve"> Router</w:t>
+      </w:r>
     </w:p>
     <w:tbl>
       <w:tblPr>
@@ -33054,7 +31068,6 @@
                 <w:lang w:eastAsia="hu-HU"/>
               </w:rPr>
             </w:pPr>
-            <w:proofErr w:type="gramStart"/>
             <w:r>
               <w:rPr>
                 <w:rFonts w:ascii="Times New Roman" w:eastAsia="Times New Roman" w:hAnsi="Times New Roman" w:cs="Times New Roman"/>
@@ -33066,7 +31079,6 @@
               </w:rPr>
               <w:t>Státusz</w:t>
             </w:r>
-            <w:proofErr w:type="gramEnd"/>
           </w:p>
         </w:tc>
       </w:tr>
@@ -33216,19 +31228,8 @@
                 <w:szCs w:val="20"/>
                 <w:lang w:eastAsia="hu-HU"/>
               </w:rPr>
-              <w:t>termek/</w:t>
-            </w:r>
-            <w:proofErr w:type="gramStart"/>
-            <w:r>
-              <w:rPr>
-                <w:rFonts w:ascii="Courier New" w:eastAsia="Times New Roman" w:hAnsi="Courier New" w:cs="Courier New"/>
-                <w:sz w:val="20"/>
-                <w:szCs w:val="20"/>
-                <w:lang w:eastAsia="hu-HU"/>
-              </w:rPr>
-              <w:t>:ISBN</w:t>
-            </w:r>
-            <w:proofErr w:type="gramEnd"/>
+              <w:t>termek/:ISBN</w:t>
+            </w:r>
           </w:p>
         </w:tc>
         <w:tc>
@@ -33812,7 +31813,6 @@
               </w:rPr>
               <w:t>/</w:t>
             </w:r>
-            <w:proofErr w:type="gramStart"/>
             <w:r>
               <w:rPr>
                 <w:rFonts w:ascii="Courier New" w:eastAsia="Times New Roman" w:hAnsi="Courier New" w:cs="Courier New"/>
@@ -33822,7 +31822,6 @@
               </w:rPr>
               <w:t>profil</w:t>
             </w:r>
-            <w:proofErr w:type="gramEnd"/>
           </w:p>
         </w:tc>
         <w:tc>
@@ -33841,25 +31840,14 @@
                 <w:lang w:eastAsia="hu-HU"/>
               </w:rPr>
             </w:pPr>
-            <w:proofErr w:type="gramStart"/>
-            <w:r>
-              <w:rPr>
-                <w:rFonts w:ascii="Times New Roman" w:eastAsia="Times New Roman" w:hAnsi="Times New Roman" w:cs="Times New Roman"/>
-                <w:sz w:val="24"/>
-                <w:szCs w:val="24"/>
-                <w:lang w:eastAsia="hu-HU"/>
-              </w:rPr>
-              <w:t>Profil</w:t>
-            </w:r>
-            <w:proofErr w:type="gramEnd"/>
-            <w:r>
-              <w:rPr>
-                <w:rFonts w:ascii="Times New Roman" w:eastAsia="Times New Roman" w:hAnsi="Times New Roman" w:cs="Times New Roman"/>
-                <w:sz w:val="24"/>
-                <w:szCs w:val="24"/>
-                <w:lang w:eastAsia="hu-HU"/>
-              </w:rPr>
-              <w:t xml:space="preserve"> oldal</w:t>
+            <w:r>
+              <w:rPr>
+                <w:rFonts w:ascii="Times New Roman" w:eastAsia="Times New Roman" w:hAnsi="Times New Roman" w:cs="Times New Roman"/>
+                <w:sz w:val="24"/>
+                <w:szCs w:val="24"/>
+                <w:lang w:eastAsia="hu-HU"/>
+              </w:rPr>
+              <w:t>Profil oldal</w:t>
             </w:r>
           </w:p>
         </w:tc>
@@ -34048,25 +32036,14 @@
                 <w:lang w:eastAsia="hu-HU"/>
               </w:rPr>
             </w:pPr>
-            <w:proofErr w:type="gramStart"/>
-            <w:r>
-              <w:rPr>
-                <w:rFonts w:ascii="Times New Roman" w:eastAsia="Times New Roman" w:hAnsi="Times New Roman" w:cs="Times New Roman"/>
-                <w:sz w:val="24"/>
-                <w:szCs w:val="24"/>
-                <w:lang w:eastAsia="hu-HU"/>
-              </w:rPr>
-              <w:t>Rendelés módosítás</w:t>
-            </w:r>
-            <w:proofErr w:type="gramEnd"/>
-            <w:r>
-              <w:rPr>
-                <w:rFonts w:ascii="Times New Roman" w:eastAsia="Times New Roman" w:hAnsi="Times New Roman" w:cs="Times New Roman"/>
-                <w:sz w:val="24"/>
-                <w:szCs w:val="24"/>
-                <w:lang w:eastAsia="hu-HU"/>
-              </w:rPr>
-              <w:t xml:space="preserve"> oldal csak </w:t>
+            <w:r>
+              <w:rPr>
+                <w:rFonts w:ascii="Times New Roman" w:eastAsia="Times New Roman" w:hAnsi="Times New Roman" w:cs="Times New Roman"/>
+                <w:sz w:val="24"/>
+                <w:szCs w:val="24"/>
+                <w:lang w:eastAsia="hu-HU"/>
+              </w:rPr>
+              <w:t xml:space="preserve">Rendelés módosítás oldal csak </w:t>
             </w:r>
             <w:proofErr w:type="spellStart"/>
             <w:r>
@@ -34304,7 +32281,6 @@
                 <w:lang w:eastAsia="hu-HU"/>
               </w:rPr>
             </w:pPr>
-            <w:proofErr w:type="gramStart"/>
             <w:r>
               <w:rPr>
                 <w:rFonts w:ascii="Times New Roman" w:eastAsia="Times New Roman" w:hAnsi="Times New Roman" w:cs="Times New Roman"/>
@@ -34321,17 +32297,7 @@
                 <w:szCs w:val="24"/>
                 <w:lang w:eastAsia="hu-HU"/>
               </w:rPr>
-              <w:t xml:space="preserve"> módosítás</w:t>
-            </w:r>
-            <w:proofErr w:type="gramEnd"/>
-            <w:r>
-              <w:rPr>
-                <w:rFonts w:ascii="Times New Roman" w:eastAsia="Times New Roman" w:hAnsi="Times New Roman" w:cs="Times New Roman"/>
-                <w:sz w:val="24"/>
-                <w:szCs w:val="24"/>
-                <w:lang w:eastAsia="hu-HU"/>
-              </w:rPr>
-              <w:t xml:space="preserve"> oldal csak </w:t>
+              <w:t xml:space="preserve"> módosítás oldal csak </w:t>
             </w:r>
             <w:proofErr w:type="spellStart"/>
             <w:r>
@@ -34578,25 +32544,14 @@
                 <w:lang w:eastAsia="hu-HU"/>
               </w:rPr>
             </w:pPr>
-            <w:proofErr w:type="gramStart"/>
-            <w:r>
-              <w:rPr>
-                <w:rFonts w:ascii="Times New Roman" w:eastAsia="Times New Roman" w:hAnsi="Times New Roman" w:cs="Times New Roman"/>
-                <w:sz w:val="24"/>
-                <w:szCs w:val="24"/>
-                <w:lang w:eastAsia="hu-HU"/>
-              </w:rPr>
-              <w:t>Könyv törlés</w:t>
-            </w:r>
-            <w:proofErr w:type="gramEnd"/>
-            <w:r>
-              <w:rPr>
-                <w:rFonts w:ascii="Times New Roman" w:eastAsia="Times New Roman" w:hAnsi="Times New Roman" w:cs="Times New Roman"/>
-                <w:sz w:val="24"/>
-                <w:szCs w:val="24"/>
-                <w:lang w:eastAsia="hu-HU"/>
-              </w:rPr>
-              <w:t xml:space="preserve"> oldal csak </w:t>
+            <w:r>
+              <w:rPr>
+                <w:rFonts w:ascii="Times New Roman" w:eastAsia="Times New Roman" w:hAnsi="Times New Roman" w:cs="Times New Roman"/>
+                <w:sz w:val="24"/>
+                <w:szCs w:val="24"/>
+                <w:lang w:eastAsia="hu-HU"/>
+              </w:rPr>
+              <w:t xml:space="preserve">Könyv törlés oldal csak </w:t>
             </w:r>
             <w:proofErr w:type="spellStart"/>
             <w:r>
@@ -34937,27 +32892,7 @@
           <w:szCs w:val="24"/>
           <w:lang w:eastAsia="hu-HU"/>
         </w:rPr>
-        <w:t xml:space="preserve">A frontend alkalmazás 15 </w:t>
-      </w:r>
-      <w:proofErr w:type="gramStart"/>
-      <w:r>
-        <w:rPr>
-          <w:rFonts w:ascii="Times New Roman" w:eastAsia="Times New Roman" w:hAnsi="Times New Roman" w:cs="Times New Roman"/>
-          <w:sz w:val="24"/>
-          <w:szCs w:val="24"/>
-          <w:lang w:eastAsia="hu-HU"/>
-        </w:rPr>
-        <w:t>manuális</w:t>
-      </w:r>
-      <w:proofErr w:type="gramEnd"/>
-      <w:r>
-        <w:rPr>
-          <w:rFonts w:ascii="Times New Roman" w:eastAsia="Times New Roman" w:hAnsi="Times New Roman" w:cs="Times New Roman"/>
-          <w:sz w:val="24"/>
-          <w:szCs w:val="24"/>
-          <w:lang w:eastAsia="hu-HU"/>
-        </w:rPr>
-        <w:t xml:space="preserve"> teszteseten esett át.</w:t>
+        <w:t>A frontend alkalmazás 15 manuális teszteseten esett át.</w:t>
       </w:r>
     </w:p>
     <w:p>
@@ -34982,27 +32917,7 @@
           <w:szCs w:val="24"/>
           <w:lang w:eastAsia="hu-HU"/>
         </w:rPr>
-        <w:t xml:space="preserve">Minden fő </w:t>
-      </w:r>
-      <w:proofErr w:type="gramStart"/>
-      <w:r>
-        <w:rPr>
-          <w:rFonts w:ascii="Times New Roman" w:eastAsia="Times New Roman" w:hAnsi="Times New Roman" w:cs="Times New Roman"/>
-          <w:sz w:val="24"/>
-          <w:szCs w:val="24"/>
-          <w:lang w:eastAsia="hu-HU"/>
-        </w:rPr>
-        <w:t>funkció</w:t>
-      </w:r>
-      <w:proofErr w:type="gramEnd"/>
-      <w:r>
-        <w:rPr>
-          <w:rFonts w:ascii="Times New Roman" w:eastAsia="Times New Roman" w:hAnsi="Times New Roman" w:cs="Times New Roman"/>
-          <w:sz w:val="24"/>
-          <w:szCs w:val="24"/>
-          <w:lang w:eastAsia="hu-HU"/>
-        </w:rPr>
-        <w:t xml:space="preserve"> megfelelően működik.</w:t>
+        <w:t>Minden fő funkció megfelelően működik.</w:t>
       </w:r>
     </w:p>
     <w:p>
@@ -35027,27 +32942,7 @@
           <w:szCs w:val="24"/>
           <w:lang w:eastAsia="hu-HU"/>
         </w:rPr>
-        <w:t xml:space="preserve">A </w:t>
-      </w:r>
-      <w:proofErr w:type="spellStart"/>
-      <w:r>
-        <w:rPr>
-          <w:rFonts w:ascii="Times New Roman" w:eastAsia="Times New Roman" w:hAnsi="Times New Roman" w:cs="Times New Roman"/>
-          <w:sz w:val="24"/>
-          <w:szCs w:val="24"/>
-          <w:lang w:eastAsia="hu-HU"/>
-        </w:rPr>
-        <w:t>validációk</w:t>
-      </w:r>
-      <w:proofErr w:type="spellEnd"/>
-      <w:r>
-        <w:rPr>
-          <w:rFonts w:ascii="Times New Roman" w:eastAsia="Times New Roman" w:hAnsi="Times New Roman" w:cs="Times New Roman"/>
-          <w:sz w:val="24"/>
-          <w:szCs w:val="24"/>
-          <w:lang w:eastAsia="hu-HU"/>
-        </w:rPr>
-        <w:t xml:space="preserve"> és jogosultságkezelés hibamentes.</w:t>
+        <w:t>A validációk és jogosultságkezelés hibamentes.</w:t>
       </w:r>
     </w:p>
     <w:p>
@@ -35072,67 +32967,7 @@
           <w:szCs w:val="24"/>
           <w:lang w:eastAsia="hu-HU"/>
         </w:rPr>
-        <w:t xml:space="preserve">A rendszer </w:t>
-      </w:r>
-      <w:proofErr w:type="gramStart"/>
-      <w:r>
-        <w:rPr>
-          <w:rFonts w:ascii="Times New Roman" w:eastAsia="Times New Roman" w:hAnsi="Times New Roman" w:cs="Times New Roman"/>
-          <w:sz w:val="24"/>
-          <w:szCs w:val="24"/>
-          <w:lang w:eastAsia="hu-HU"/>
-        </w:rPr>
-        <w:t>stabilan</w:t>
-      </w:r>
-      <w:proofErr w:type="gramEnd"/>
-      <w:r>
-        <w:rPr>
-          <w:rFonts w:ascii="Times New Roman" w:eastAsia="Times New Roman" w:hAnsi="Times New Roman" w:cs="Times New Roman"/>
-          <w:sz w:val="24"/>
-          <w:szCs w:val="24"/>
-          <w:lang w:eastAsia="hu-HU"/>
-        </w:rPr>
-        <w:t xml:space="preserve"> működik </w:t>
-      </w:r>
-      <w:proofErr w:type="spellStart"/>
-      <w:r>
-        <w:rPr>
-          <w:rFonts w:ascii="Times New Roman" w:eastAsia="Times New Roman" w:hAnsi="Times New Roman" w:cs="Times New Roman"/>
-          <w:sz w:val="24"/>
-          <w:szCs w:val="24"/>
-          <w:lang w:eastAsia="hu-HU"/>
-        </w:rPr>
-        <w:t>Chrome</w:t>
-      </w:r>
-      <w:proofErr w:type="spellEnd"/>
-      <w:r>
-        <w:rPr>
-          <w:rFonts w:ascii="Times New Roman" w:eastAsia="Times New Roman" w:hAnsi="Times New Roman" w:cs="Times New Roman"/>
-          <w:sz w:val="24"/>
-          <w:szCs w:val="24"/>
-          <w:lang w:eastAsia="hu-HU"/>
-        </w:rPr>
-        <w:t xml:space="preserve"> és </w:t>
-      </w:r>
-      <w:proofErr w:type="spellStart"/>
-      <w:r>
-        <w:rPr>
-          <w:rFonts w:ascii="Times New Roman" w:eastAsia="Times New Roman" w:hAnsi="Times New Roman" w:cs="Times New Roman"/>
-          <w:sz w:val="24"/>
-          <w:szCs w:val="24"/>
-          <w:lang w:eastAsia="hu-HU"/>
-        </w:rPr>
-        <w:t>Firefox</w:t>
-      </w:r>
-      <w:proofErr w:type="spellEnd"/>
-      <w:r>
-        <w:rPr>
-          <w:rFonts w:ascii="Times New Roman" w:eastAsia="Times New Roman" w:hAnsi="Times New Roman" w:cs="Times New Roman"/>
-          <w:sz w:val="24"/>
-          <w:szCs w:val="24"/>
-          <w:lang w:eastAsia="hu-HU"/>
-        </w:rPr>
-        <w:t xml:space="preserve"> böngészőben.</w:t>
+        <w:t>A rendszer stabilan működik Chrome és Firefox böngészőben.</w:t>
       </w:r>
     </w:p>
     <w:p>
@@ -35196,23 +33031,7 @@
           <w:sz w:val="24"/>
           <w:szCs w:val="24"/>
         </w:rPr>
-        <w:t xml:space="preserve">-alapú alkalmazás, amely mind a felhasználók, mind az </w:t>
-      </w:r>
-      <w:proofErr w:type="gramStart"/>
-      <w:r>
-        <w:rPr>
-          <w:sz w:val="24"/>
-          <w:szCs w:val="24"/>
-        </w:rPr>
-        <w:t>adminisztrátorok</w:t>
-      </w:r>
-      <w:proofErr w:type="gramEnd"/>
-      <w:r>
-        <w:rPr>
-          <w:sz w:val="24"/>
-          <w:szCs w:val="24"/>
-        </w:rPr>
-        <w:t xml:space="preserve"> számára kényelmes és biztonságos felületet biztosít az </w:t>
+        <w:t xml:space="preserve">-alapú alkalmazás, amely mind a felhasználók, mind az adminisztrátorok számára kényelmes és biztonságos felületet biztosít az </w:t>
       </w:r>
       <w:proofErr w:type="spellStart"/>
       <w:r>
@@ -35228,39 +33047,7 @@
           <w:sz w:val="24"/>
           <w:szCs w:val="24"/>
         </w:rPr>
-        <w:t xml:space="preserve"> illetve adatok kezelésére. A </w:t>
-      </w:r>
-      <w:proofErr w:type="gramStart"/>
-      <w:r>
-        <w:rPr>
-          <w:sz w:val="24"/>
-          <w:szCs w:val="24"/>
-        </w:rPr>
-        <w:t>komponens</w:t>
-      </w:r>
-      <w:proofErr w:type="gramEnd"/>
-      <w:r>
-        <w:rPr>
-          <w:sz w:val="24"/>
-          <w:szCs w:val="24"/>
-        </w:rPr>
-        <w:t xml:space="preserve">-alapú felépítés, a modern technológiák és a </w:t>
-      </w:r>
-      <w:proofErr w:type="spellStart"/>
-      <w:r>
-        <w:rPr>
-          <w:sz w:val="24"/>
-          <w:szCs w:val="24"/>
-        </w:rPr>
-        <w:t>reszponzív</w:t>
-      </w:r>
-      <w:proofErr w:type="spellEnd"/>
-      <w:r>
-        <w:rPr>
-          <w:sz w:val="24"/>
-          <w:szCs w:val="24"/>
-        </w:rPr>
-        <w:t xml:space="preserve"> dizájn lehetővé teszi a projekt könnyű továbbfejlesztését és karbantartását. </w:t>
+        <w:t xml:space="preserve"> illetve adatok kezelésére. A komponens-alapú felépítés, a modern technológiák és a reszponzív dizájn lehetővé teszi a projekt könnyű továbbfejlesztését és karbantartását. </w:t>
       </w:r>
       <w:r>
         <w:rPr>
@@ -41697,7 +39484,7 @@
 </file>
 
 <file path=word/endnotes.xml><?xml version="1.0" encoding="utf-8"?>
-<w:endnotes xmlns:wpc="http://schemas.microsoft.com/office/word/2010/wordprocessingCanvas" xmlns:cx="http://schemas.microsoft.com/office/drawing/2014/chartex" xmlns:mc="http://schemas.openxmlformats.org/markup-compatibility/2006" xmlns:o="urn:schemas-microsoft-com:office:office" xmlns:r="http://schemas.openxmlformats.org/officeDocument/2006/relationships" xmlns:m="http://schemas.openxmlformats.org/officeDocument/2006/math" xmlns:v="urn:schemas-microsoft-com:vml" xmlns:wp14="http://schemas.microsoft.com/office/word/2010/wordprocessingDrawing" xmlns:wp="http://schemas.openxmlformats.org/drawingml/2006/wordprocessingDrawing" xmlns:w10="urn:schemas-microsoft-com:office:word" xmlns:w="http://schemas.openxmlformats.org/wordprocessingml/2006/main" xmlns:w14="http://schemas.microsoft.com/office/word/2010/wordml" xmlns:w15="http://schemas.microsoft.com/office/word/2012/wordml" xmlns:w16se="http://schemas.microsoft.com/office/word/2015/wordml/symex" xmlns:wpg="http://schemas.microsoft.com/office/word/2010/wordprocessingGroup" xmlns:wpi="http://schemas.microsoft.com/office/word/2010/wordprocessingInk" xmlns:wne="http://schemas.microsoft.com/office/word/2006/wordml" xmlns:wps="http://schemas.microsoft.com/office/word/2010/wordprocessingShape" mc:Ignorable="w14 w15 w16se wp14">
+<w:endnotes xmlns:wpc="http://schemas.microsoft.com/office/word/2010/wordprocessingCanvas" xmlns:cx="http://schemas.microsoft.com/office/drawing/2014/chartex" xmlns:cx1="http://schemas.microsoft.com/office/drawing/2015/9/8/chartex" xmlns:cx2="http://schemas.microsoft.com/office/drawing/2015/10/21/chartex" xmlns:cx3="http://schemas.microsoft.com/office/drawing/2016/5/9/chartex" xmlns:cx4="http://schemas.microsoft.com/office/drawing/2016/5/10/chartex" xmlns:cx5="http://schemas.microsoft.com/office/drawing/2016/5/11/chartex" xmlns:cx6="http://schemas.microsoft.com/office/drawing/2016/5/12/chartex" xmlns:cx7="http://schemas.microsoft.com/office/drawing/2016/5/13/chartex" xmlns:cx8="http://schemas.microsoft.com/office/drawing/2016/5/14/chartex" xmlns:mc="http://schemas.openxmlformats.org/markup-compatibility/2006" xmlns:aink="http://schemas.microsoft.com/office/drawing/2016/ink" xmlns:am3d="http://schemas.microsoft.com/office/drawing/2017/model3d" xmlns:o="urn:schemas-microsoft-com:office:office" xmlns:r="http://schemas.openxmlformats.org/officeDocument/2006/relationships" xmlns:m="http://schemas.openxmlformats.org/officeDocument/2006/math" xmlns:v="urn:schemas-microsoft-com:vml" xmlns:wp14="http://schemas.microsoft.com/office/word/2010/wordprocessingDrawing" xmlns:wp="http://schemas.openxmlformats.org/drawingml/2006/wordprocessingDrawing" xmlns:w10="urn:schemas-microsoft-com:office:word" xmlns:w="http://schemas.openxmlformats.org/wordprocessingml/2006/main" xmlns:w14="http://schemas.microsoft.com/office/word/2010/wordml" xmlns:w15="http://schemas.microsoft.com/office/word/2012/wordml" xmlns:w16cid="http://schemas.microsoft.com/office/word/2016/wordml/cid" xmlns:w16se="http://schemas.microsoft.com/office/word/2015/wordml/symex" xmlns:wpg="http://schemas.microsoft.com/office/word/2010/wordprocessingGroup" xmlns:wpi="http://schemas.microsoft.com/office/word/2010/wordprocessingInk" xmlns:wne="http://schemas.microsoft.com/office/word/2006/wordml" xmlns:wps="http://schemas.microsoft.com/office/word/2010/wordprocessingShape" mc:Ignorable="w14 w15 w16se w16cid wp14">
   <w:endnote w:type="separator" w:id="-1">
     <w:p>
       <w:pPr>
@@ -41722,7 +39509,7 @@
 </file>
 
 <file path=word/footer1.xml><?xml version="1.0" encoding="utf-8"?>
-<w:ftr xmlns:wpc="http://schemas.microsoft.com/office/word/2010/wordprocessingCanvas" xmlns:cx="http://schemas.microsoft.com/office/drawing/2014/chartex" xmlns:mc="http://schemas.openxmlformats.org/markup-compatibility/2006" xmlns:o="urn:schemas-microsoft-com:office:office" xmlns:r="http://schemas.openxmlformats.org/officeDocument/2006/relationships" xmlns:m="http://schemas.openxmlformats.org/officeDocument/2006/math" xmlns:v="urn:schemas-microsoft-com:vml" xmlns:wp14="http://schemas.microsoft.com/office/word/2010/wordprocessingDrawing" xmlns:wp="http://schemas.openxmlformats.org/drawingml/2006/wordprocessingDrawing" xmlns:w10="urn:schemas-microsoft-com:office:word" xmlns:w="http://schemas.openxmlformats.org/wordprocessingml/2006/main" xmlns:w14="http://schemas.microsoft.com/office/word/2010/wordml" xmlns:w15="http://schemas.microsoft.com/office/word/2012/wordml" xmlns:w16se="http://schemas.microsoft.com/office/word/2015/wordml/symex" xmlns:wpg="http://schemas.microsoft.com/office/word/2010/wordprocessingGroup" xmlns:wpi="http://schemas.microsoft.com/office/word/2010/wordprocessingInk" xmlns:wne="http://schemas.microsoft.com/office/word/2006/wordml" xmlns:wps="http://schemas.microsoft.com/office/word/2010/wordprocessingShape" mc:Ignorable="w14 w15 w16se wp14">
+<w:ftr xmlns:wpc="http://schemas.microsoft.com/office/word/2010/wordprocessingCanvas" xmlns:cx="http://schemas.microsoft.com/office/drawing/2014/chartex" xmlns:cx1="http://schemas.microsoft.com/office/drawing/2015/9/8/chartex" xmlns:cx2="http://schemas.microsoft.com/office/drawing/2015/10/21/chartex" xmlns:cx3="http://schemas.microsoft.com/office/drawing/2016/5/9/chartex" xmlns:cx4="http://schemas.microsoft.com/office/drawing/2016/5/10/chartex" xmlns:cx5="http://schemas.microsoft.com/office/drawing/2016/5/11/chartex" xmlns:cx6="http://schemas.microsoft.com/office/drawing/2016/5/12/chartex" xmlns:cx7="http://schemas.microsoft.com/office/drawing/2016/5/13/chartex" xmlns:cx8="http://schemas.microsoft.com/office/drawing/2016/5/14/chartex" xmlns:mc="http://schemas.openxmlformats.org/markup-compatibility/2006" xmlns:aink="http://schemas.microsoft.com/office/drawing/2016/ink" xmlns:am3d="http://schemas.microsoft.com/office/drawing/2017/model3d" xmlns:o="urn:schemas-microsoft-com:office:office" xmlns:r="http://schemas.openxmlformats.org/officeDocument/2006/relationships" xmlns:m="http://schemas.openxmlformats.org/officeDocument/2006/math" xmlns:v="urn:schemas-microsoft-com:vml" xmlns:wp14="http://schemas.microsoft.com/office/word/2010/wordprocessingDrawing" xmlns:wp="http://schemas.openxmlformats.org/drawingml/2006/wordprocessingDrawing" xmlns:w10="urn:schemas-microsoft-com:office:word" xmlns:w="http://schemas.openxmlformats.org/wordprocessingml/2006/main" xmlns:w14="http://schemas.microsoft.com/office/word/2010/wordml" xmlns:w15="http://schemas.microsoft.com/office/word/2012/wordml" xmlns:w16cid="http://schemas.microsoft.com/office/word/2016/wordml/cid" xmlns:w16se="http://schemas.microsoft.com/office/word/2015/wordml/symex" xmlns:wpg="http://schemas.microsoft.com/office/word/2010/wordprocessingGroup" xmlns:wpi="http://schemas.microsoft.com/office/word/2010/wordprocessingInk" xmlns:wne="http://schemas.microsoft.com/office/word/2006/wordml" xmlns:wps="http://schemas.microsoft.com/office/word/2010/wordprocessingShape" mc:Ignorable="w14 w15 w16se w16cid wp14">
   <w:p>
     <w:pPr>
       <w:pStyle w:val="llb"/>
@@ -41732,7 +39519,7 @@
 </file>
 
 <file path=word/footer2.xml><?xml version="1.0" encoding="utf-8"?>
-<w:ftr xmlns:wpc="http://schemas.microsoft.com/office/word/2010/wordprocessingCanvas" xmlns:cx="http://schemas.microsoft.com/office/drawing/2014/chartex" xmlns:mc="http://schemas.openxmlformats.org/markup-compatibility/2006" xmlns:o="urn:schemas-microsoft-com:office:office" xmlns:r="http://schemas.openxmlformats.org/officeDocument/2006/relationships" xmlns:m="http://schemas.openxmlformats.org/officeDocument/2006/math" xmlns:v="urn:schemas-microsoft-com:vml" xmlns:wp14="http://schemas.microsoft.com/office/word/2010/wordprocessingDrawing" xmlns:wp="http://schemas.openxmlformats.org/drawingml/2006/wordprocessingDrawing" xmlns:w10="urn:schemas-microsoft-com:office:word" xmlns:w="http://schemas.openxmlformats.org/wordprocessingml/2006/main" xmlns:w14="http://schemas.microsoft.com/office/word/2010/wordml" xmlns:w15="http://schemas.microsoft.com/office/word/2012/wordml" xmlns:w16se="http://schemas.microsoft.com/office/word/2015/wordml/symex" xmlns:wpg="http://schemas.microsoft.com/office/word/2010/wordprocessingGroup" xmlns:wpi="http://schemas.microsoft.com/office/word/2010/wordprocessingInk" xmlns:wne="http://schemas.microsoft.com/office/word/2006/wordml" xmlns:wps="http://schemas.microsoft.com/office/word/2010/wordprocessingShape" mc:Ignorable="w14 w15 w16se wp14">
+<w:ftr xmlns:wpc="http://schemas.microsoft.com/office/word/2010/wordprocessingCanvas" xmlns:cx="http://schemas.microsoft.com/office/drawing/2014/chartex" xmlns:cx1="http://schemas.microsoft.com/office/drawing/2015/9/8/chartex" xmlns:cx2="http://schemas.microsoft.com/office/drawing/2015/10/21/chartex" xmlns:cx3="http://schemas.microsoft.com/office/drawing/2016/5/9/chartex" xmlns:cx4="http://schemas.microsoft.com/office/drawing/2016/5/10/chartex" xmlns:cx5="http://schemas.microsoft.com/office/drawing/2016/5/11/chartex" xmlns:cx6="http://schemas.microsoft.com/office/drawing/2016/5/12/chartex" xmlns:cx7="http://schemas.microsoft.com/office/drawing/2016/5/13/chartex" xmlns:cx8="http://schemas.microsoft.com/office/drawing/2016/5/14/chartex" xmlns:mc="http://schemas.openxmlformats.org/markup-compatibility/2006" xmlns:aink="http://schemas.microsoft.com/office/drawing/2016/ink" xmlns:am3d="http://schemas.microsoft.com/office/drawing/2017/model3d" xmlns:o="urn:schemas-microsoft-com:office:office" xmlns:r="http://schemas.openxmlformats.org/officeDocument/2006/relationships" xmlns:m="http://schemas.openxmlformats.org/officeDocument/2006/math" xmlns:v="urn:schemas-microsoft-com:vml" xmlns:wp14="http://schemas.microsoft.com/office/word/2010/wordprocessingDrawing" xmlns:wp="http://schemas.openxmlformats.org/drawingml/2006/wordprocessingDrawing" xmlns:w10="urn:schemas-microsoft-com:office:word" xmlns:w="http://schemas.openxmlformats.org/wordprocessingml/2006/main" xmlns:w14="http://schemas.microsoft.com/office/word/2010/wordml" xmlns:w15="http://schemas.microsoft.com/office/word/2012/wordml" xmlns:w16cid="http://schemas.microsoft.com/office/word/2016/wordml/cid" xmlns:w16se="http://schemas.microsoft.com/office/word/2015/wordml/symex" xmlns:wpg="http://schemas.microsoft.com/office/word/2010/wordprocessingGroup" xmlns:wpi="http://schemas.microsoft.com/office/word/2010/wordprocessingInk" xmlns:wne="http://schemas.microsoft.com/office/word/2006/wordml" xmlns:wps="http://schemas.microsoft.com/office/word/2010/wordprocessingShape" mc:Ignorable="w14 w15 w16se w16cid wp14">
   <w:sdt>
     <w:sdtPr>
       <w:id w:val="2034770572"/>
@@ -41741,6 +39528,7 @@
         <w:docPartUnique/>
       </w:docPartObj>
     </w:sdtPr>
+    <w:sdtEndPr/>
     <w:sdtContent>
       <w:p>
         <w:pPr>
@@ -41777,7 +39565,7 @@
 </file>
 
 <file path=word/footer3.xml><?xml version="1.0" encoding="utf-8"?>
-<w:ftr xmlns:wpc="http://schemas.microsoft.com/office/word/2010/wordprocessingCanvas" xmlns:cx="http://schemas.microsoft.com/office/drawing/2014/chartex" xmlns:mc="http://schemas.openxmlformats.org/markup-compatibility/2006" xmlns:o="urn:schemas-microsoft-com:office:office" xmlns:r="http://schemas.openxmlformats.org/officeDocument/2006/relationships" xmlns:m="http://schemas.openxmlformats.org/officeDocument/2006/math" xmlns:v="urn:schemas-microsoft-com:vml" xmlns:wp14="http://schemas.microsoft.com/office/word/2010/wordprocessingDrawing" xmlns:wp="http://schemas.openxmlformats.org/drawingml/2006/wordprocessingDrawing" xmlns:w10="urn:schemas-microsoft-com:office:word" xmlns:w="http://schemas.openxmlformats.org/wordprocessingml/2006/main" xmlns:w14="http://schemas.microsoft.com/office/word/2010/wordml" xmlns:w15="http://schemas.microsoft.com/office/word/2012/wordml" xmlns:w16se="http://schemas.microsoft.com/office/word/2015/wordml/symex" xmlns:wpg="http://schemas.microsoft.com/office/word/2010/wordprocessingGroup" xmlns:wpi="http://schemas.microsoft.com/office/word/2010/wordprocessingInk" xmlns:wne="http://schemas.microsoft.com/office/word/2006/wordml" xmlns:wps="http://schemas.microsoft.com/office/word/2010/wordprocessingShape" mc:Ignorable="w14 w15 w16se wp14">
+<w:ftr xmlns:wpc="http://schemas.microsoft.com/office/word/2010/wordprocessingCanvas" xmlns:cx="http://schemas.microsoft.com/office/drawing/2014/chartex" xmlns:cx1="http://schemas.microsoft.com/office/drawing/2015/9/8/chartex" xmlns:cx2="http://schemas.microsoft.com/office/drawing/2015/10/21/chartex" xmlns:cx3="http://schemas.microsoft.com/office/drawing/2016/5/9/chartex" xmlns:cx4="http://schemas.microsoft.com/office/drawing/2016/5/10/chartex" xmlns:cx5="http://schemas.microsoft.com/office/drawing/2016/5/11/chartex" xmlns:cx6="http://schemas.microsoft.com/office/drawing/2016/5/12/chartex" xmlns:cx7="http://schemas.microsoft.com/office/drawing/2016/5/13/chartex" xmlns:cx8="http://schemas.microsoft.com/office/drawing/2016/5/14/chartex" xmlns:mc="http://schemas.openxmlformats.org/markup-compatibility/2006" xmlns:aink="http://schemas.microsoft.com/office/drawing/2016/ink" xmlns:am3d="http://schemas.microsoft.com/office/drawing/2017/model3d" xmlns:o="urn:schemas-microsoft-com:office:office" xmlns:r="http://schemas.openxmlformats.org/officeDocument/2006/relationships" xmlns:m="http://schemas.openxmlformats.org/officeDocument/2006/math" xmlns:v="urn:schemas-microsoft-com:vml" xmlns:wp14="http://schemas.microsoft.com/office/word/2010/wordprocessingDrawing" xmlns:wp="http://schemas.openxmlformats.org/drawingml/2006/wordprocessingDrawing" xmlns:w10="urn:schemas-microsoft-com:office:word" xmlns:w="http://schemas.openxmlformats.org/wordprocessingml/2006/main" xmlns:w14="http://schemas.microsoft.com/office/word/2010/wordml" xmlns:w15="http://schemas.microsoft.com/office/word/2012/wordml" xmlns:w16cid="http://schemas.microsoft.com/office/word/2016/wordml/cid" xmlns:w16se="http://schemas.microsoft.com/office/word/2015/wordml/symex" xmlns:wpg="http://schemas.microsoft.com/office/word/2010/wordprocessingGroup" xmlns:wpi="http://schemas.microsoft.com/office/word/2010/wordprocessingInk" xmlns:wne="http://schemas.microsoft.com/office/word/2006/wordml" xmlns:wps="http://schemas.microsoft.com/office/word/2010/wordprocessingShape" mc:Ignorable="w14 w15 w16se w16cid wp14">
   <w:p>
     <w:pPr>
       <w:pStyle w:val="llb"/>
@@ -41787,7 +39575,7 @@
 </file>
 
 <file path=word/footnotes.xml><?xml version="1.0" encoding="utf-8"?>
-<w:footnotes xmlns:wpc="http://schemas.microsoft.com/office/word/2010/wordprocessingCanvas" xmlns:cx="http://schemas.microsoft.com/office/drawing/2014/chartex" xmlns:mc="http://schemas.openxmlformats.org/markup-compatibility/2006" xmlns:o="urn:schemas-microsoft-com:office:office" xmlns:r="http://schemas.openxmlformats.org/officeDocument/2006/relationships" xmlns:m="http://schemas.openxmlformats.org/officeDocument/2006/math" xmlns:v="urn:schemas-microsoft-com:vml" xmlns:wp14="http://schemas.microsoft.com/office/word/2010/wordprocessingDrawing" xmlns:wp="http://schemas.openxmlformats.org/drawingml/2006/wordprocessingDrawing" xmlns:w10="urn:schemas-microsoft-com:office:word" xmlns:w="http://schemas.openxmlformats.org/wordprocessingml/2006/main" xmlns:w14="http://schemas.microsoft.com/office/word/2010/wordml" xmlns:w15="http://schemas.microsoft.com/office/word/2012/wordml" xmlns:w16se="http://schemas.microsoft.com/office/word/2015/wordml/symex" xmlns:wpg="http://schemas.microsoft.com/office/word/2010/wordprocessingGroup" xmlns:wpi="http://schemas.microsoft.com/office/word/2010/wordprocessingInk" xmlns:wne="http://schemas.microsoft.com/office/word/2006/wordml" xmlns:wps="http://schemas.microsoft.com/office/word/2010/wordprocessingShape" mc:Ignorable="w14 w15 w16se wp14">
+<w:footnotes xmlns:wpc="http://schemas.microsoft.com/office/word/2010/wordprocessingCanvas" xmlns:cx="http://schemas.microsoft.com/office/drawing/2014/chartex" xmlns:cx1="http://schemas.microsoft.com/office/drawing/2015/9/8/chartex" xmlns:cx2="http://schemas.microsoft.com/office/drawing/2015/10/21/chartex" xmlns:cx3="http://schemas.microsoft.com/office/drawing/2016/5/9/chartex" xmlns:cx4="http://schemas.microsoft.com/office/drawing/2016/5/10/chartex" xmlns:cx5="http://schemas.microsoft.com/office/drawing/2016/5/11/chartex" xmlns:cx6="http://schemas.microsoft.com/office/drawing/2016/5/12/chartex" xmlns:cx7="http://schemas.microsoft.com/office/drawing/2016/5/13/chartex" xmlns:cx8="http://schemas.microsoft.com/office/drawing/2016/5/14/chartex" xmlns:mc="http://schemas.openxmlformats.org/markup-compatibility/2006" xmlns:aink="http://schemas.microsoft.com/office/drawing/2016/ink" xmlns:am3d="http://schemas.microsoft.com/office/drawing/2017/model3d" xmlns:o="urn:schemas-microsoft-com:office:office" xmlns:r="http://schemas.openxmlformats.org/officeDocument/2006/relationships" xmlns:m="http://schemas.openxmlformats.org/officeDocument/2006/math" xmlns:v="urn:schemas-microsoft-com:vml" xmlns:wp14="http://schemas.microsoft.com/office/word/2010/wordprocessingDrawing" xmlns:wp="http://schemas.openxmlformats.org/drawingml/2006/wordprocessingDrawing" xmlns:w10="urn:schemas-microsoft-com:office:word" xmlns:w="http://schemas.openxmlformats.org/wordprocessingml/2006/main" xmlns:w14="http://schemas.microsoft.com/office/word/2010/wordml" xmlns:w15="http://schemas.microsoft.com/office/word/2012/wordml" xmlns:w16cid="http://schemas.microsoft.com/office/word/2016/wordml/cid" xmlns:w16se="http://schemas.microsoft.com/office/word/2015/wordml/symex" xmlns:wpg="http://schemas.microsoft.com/office/word/2010/wordprocessingGroup" xmlns:wpi="http://schemas.microsoft.com/office/word/2010/wordprocessingInk" xmlns:wne="http://schemas.microsoft.com/office/word/2006/wordml" xmlns:wps="http://schemas.microsoft.com/office/word/2010/wordprocessingShape" mc:Ignorable="w14 w15 w16se w16cid wp14">
   <w:footnote w:type="separator" w:id="-1">
     <w:p>
       <w:pPr>
@@ -41812,7 +39600,7 @@
 </file>
 
 <file path=word/header1.xml><?xml version="1.0" encoding="utf-8"?>
-<w:hdr xmlns:wpc="http://schemas.microsoft.com/office/word/2010/wordprocessingCanvas" xmlns:cx="http://schemas.microsoft.com/office/drawing/2014/chartex" xmlns:mc="http://schemas.openxmlformats.org/markup-compatibility/2006" xmlns:o="urn:schemas-microsoft-com:office:office" xmlns:r="http://schemas.openxmlformats.org/officeDocument/2006/relationships" xmlns:m="http://schemas.openxmlformats.org/officeDocument/2006/math" xmlns:v="urn:schemas-microsoft-com:vml" xmlns:wp14="http://schemas.microsoft.com/office/word/2010/wordprocessingDrawing" xmlns:wp="http://schemas.openxmlformats.org/drawingml/2006/wordprocessingDrawing" xmlns:w10="urn:schemas-microsoft-com:office:word" xmlns:w="http://schemas.openxmlformats.org/wordprocessingml/2006/main" xmlns:w14="http://schemas.microsoft.com/office/word/2010/wordml" xmlns:w15="http://schemas.microsoft.com/office/word/2012/wordml" xmlns:w16se="http://schemas.microsoft.com/office/word/2015/wordml/symex" xmlns:wpg="http://schemas.microsoft.com/office/word/2010/wordprocessingGroup" xmlns:wpi="http://schemas.microsoft.com/office/word/2010/wordprocessingInk" xmlns:wne="http://schemas.microsoft.com/office/word/2006/wordml" xmlns:wps="http://schemas.microsoft.com/office/word/2010/wordprocessingShape" mc:Ignorable="w14 w15 w16se wp14">
+<w:hdr xmlns:wpc="http://schemas.microsoft.com/office/word/2010/wordprocessingCanvas" xmlns:cx="http://schemas.microsoft.com/office/drawing/2014/chartex" xmlns:cx1="http://schemas.microsoft.com/office/drawing/2015/9/8/chartex" xmlns:cx2="http://schemas.microsoft.com/office/drawing/2015/10/21/chartex" xmlns:cx3="http://schemas.microsoft.com/office/drawing/2016/5/9/chartex" xmlns:cx4="http://schemas.microsoft.com/office/drawing/2016/5/10/chartex" xmlns:cx5="http://schemas.microsoft.com/office/drawing/2016/5/11/chartex" xmlns:cx6="http://schemas.microsoft.com/office/drawing/2016/5/12/chartex" xmlns:cx7="http://schemas.microsoft.com/office/drawing/2016/5/13/chartex" xmlns:cx8="http://schemas.microsoft.com/office/drawing/2016/5/14/chartex" xmlns:mc="http://schemas.openxmlformats.org/markup-compatibility/2006" xmlns:aink="http://schemas.microsoft.com/office/drawing/2016/ink" xmlns:am3d="http://schemas.microsoft.com/office/drawing/2017/model3d" xmlns:o="urn:schemas-microsoft-com:office:office" xmlns:r="http://schemas.openxmlformats.org/officeDocument/2006/relationships" xmlns:m="http://schemas.openxmlformats.org/officeDocument/2006/math" xmlns:v="urn:schemas-microsoft-com:vml" xmlns:wp14="http://schemas.microsoft.com/office/word/2010/wordprocessingDrawing" xmlns:wp="http://schemas.openxmlformats.org/drawingml/2006/wordprocessingDrawing" xmlns:w10="urn:schemas-microsoft-com:office:word" xmlns:w="http://schemas.openxmlformats.org/wordprocessingml/2006/main" xmlns:w14="http://schemas.microsoft.com/office/word/2010/wordml" xmlns:w15="http://schemas.microsoft.com/office/word/2012/wordml" xmlns:w16cid="http://schemas.microsoft.com/office/word/2016/wordml/cid" xmlns:w16se="http://schemas.microsoft.com/office/word/2015/wordml/symex" xmlns:wpg="http://schemas.microsoft.com/office/word/2010/wordprocessingGroup" xmlns:wpi="http://schemas.microsoft.com/office/word/2010/wordprocessingInk" xmlns:wne="http://schemas.microsoft.com/office/word/2006/wordml" xmlns:wps="http://schemas.microsoft.com/office/word/2010/wordprocessingShape" mc:Ignorable="w14 w15 w16se w16cid wp14">
   <w:p>
     <w:pPr>
       <w:pStyle w:val="lfej"/>
@@ -41822,7 +39610,7 @@
 </file>
 
 <file path=word/header2.xml><?xml version="1.0" encoding="utf-8"?>
-<w:hdr xmlns:wpc="http://schemas.microsoft.com/office/word/2010/wordprocessingCanvas" xmlns:cx="http://schemas.microsoft.com/office/drawing/2014/chartex" xmlns:mc="http://schemas.openxmlformats.org/markup-compatibility/2006" xmlns:o="urn:schemas-microsoft-com:office:office" xmlns:r="http://schemas.openxmlformats.org/officeDocument/2006/relationships" xmlns:m="http://schemas.openxmlformats.org/officeDocument/2006/math" xmlns:v="urn:schemas-microsoft-com:vml" xmlns:wp14="http://schemas.microsoft.com/office/word/2010/wordprocessingDrawing" xmlns:wp="http://schemas.openxmlformats.org/drawingml/2006/wordprocessingDrawing" xmlns:w10="urn:schemas-microsoft-com:office:word" xmlns:w="http://schemas.openxmlformats.org/wordprocessingml/2006/main" xmlns:w14="http://schemas.microsoft.com/office/word/2010/wordml" xmlns:w15="http://schemas.microsoft.com/office/word/2012/wordml" xmlns:w16se="http://schemas.microsoft.com/office/word/2015/wordml/symex" xmlns:wpg="http://schemas.microsoft.com/office/word/2010/wordprocessingGroup" xmlns:wpi="http://schemas.microsoft.com/office/word/2010/wordprocessingInk" xmlns:wne="http://schemas.microsoft.com/office/word/2006/wordml" xmlns:wps="http://schemas.microsoft.com/office/word/2010/wordprocessingShape" mc:Ignorable="w14 w15 w16se wp14">
+<w:hdr xmlns:wpc="http://schemas.microsoft.com/office/word/2010/wordprocessingCanvas" xmlns:cx="http://schemas.microsoft.com/office/drawing/2014/chartex" xmlns:cx1="http://schemas.microsoft.com/office/drawing/2015/9/8/chartex" xmlns:cx2="http://schemas.microsoft.com/office/drawing/2015/10/21/chartex" xmlns:cx3="http://schemas.microsoft.com/office/drawing/2016/5/9/chartex" xmlns:cx4="http://schemas.microsoft.com/office/drawing/2016/5/10/chartex" xmlns:cx5="http://schemas.microsoft.com/office/drawing/2016/5/11/chartex" xmlns:cx6="http://schemas.microsoft.com/office/drawing/2016/5/12/chartex" xmlns:cx7="http://schemas.microsoft.com/office/drawing/2016/5/13/chartex" xmlns:cx8="http://schemas.microsoft.com/office/drawing/2016/5/14/chartex" xmlns:mc="http://schemas.openxmlformats.org/markup-compatibility/2006" xmlns:aink="http://schemas.microsoft.com/office/drawing/2016/ink" xmlns:am3d="http://schemas.microsoft.com/office/drawing/2017/model3d" xmlns:o="urn:schemas-microsoft-com:office:office" xmlns:r="http://schemas.openxmlformats.org/officeDocument/2006/relationships" xmlns:m="http://schemas.openxmlformats.org/officeDocument/2006/math" xmlns:v="urn:schemas-microsoft-com:vml" xmlns:wp14="http://schemas.microsoft.com/office/word/2010/wordprocessingDrawing" xmlns:wp="http://schemas.openxmlformats.org/drawingml/2006/wordprocessingDrawing" xmlns:w10="urn:schemas-microsoft-com:office:word" xmlns:w="http://schemas.openxmlformats.org/wordprocessingml/2006/main" xmlns:w14="http://schemas.microsoft.com/office/word/2010/wordml" xmlns:w15="http://schemas.microsoft.com/office/word/2012/wordml" xmlns:w16cid="http://schemas.microsoft.com/office/word/2016/wordml/cid" xmlns:w16se="http://schemas.microsoft.com/office/word/2015/wordml/symex" xmlns:wpg="http://schemas.microsoft.com/office/word/2010/wordprocessingGroup" xmlns:wpi="http://schemas.microsoft.com/office/word/2010/wordprocessingInk" xmlns:wne="http://schemas.microsoft.com/office/word/2006/wordml" xmlns:wps="http://schemas.microsoft.com/office/word/2010/wordprocessingShape" mc:Ignorable="w14 w15 w16se w16cid wp14">
   <w:p>
     <w:pPr>
       <w:pStyle w:val="lfej"/>
@@ -41832,7 +39620,7 @@
 </file>
 
 <file path=word/header3.xml><?xml version="1.0" encoding="utf-8"?>
-<w:hdr xmlns:wpc="http://schemas.microsoft.com/office/word/2010/wordprocessingCanvas" xmlns:cx="http://schemas.microsoft.com/office/drawing/2014/chartex" xmlns:mc="http://schemas.openxmlformats.org/markup-compatibility/2006" xmlns:o="urn:schemas-microsoft-com:office:office" xmlns:r="http://schemas.openxmlformats.org/officeDocument/2006/relationships" xmlns:m="http://schemas.openxmlformats.org/officeDocument/2006/math" xmlns:v="urn:schemas-microsoft-com:vml" xmlns:wp14="http://schemas.microsoft.com/office/word/2010/wordprocessingDrawing" xmlns:wp="http://schemas.openxmlformats.org/drawingml/2006/wordprocessingDrawing" xmlns:w10="urn:schemas-microsoft-com:office:word" xmlns:w="http://schemas.openxmlformats.org/wordprocessingml/2006/main" xmlns:w14="http://schemas.microsoft.com/office/word/2010/wordml" xmlns:w15="http://schemas.microsoft.com/office/word/2012/wordml" xmlns:w16se="http://schemas.microsoft.com/office/word/2015/wordml/symex" xmlns:wpg="http://schemas.microsoft.com/office/word/2010/wordprocessingGroup" xmlns:wpi="http://schemas.microsoft.com/office/word/2010/wordprocessingInk" xmlns:wne="http://schemas.microsoft.com/office/word/2006/wordml" xmlns:wps="http://schemas.microsoft.com/office/word/2010/wordprocessingShape" mc:Ignorable="w14 w15 w16se wp14">
+<w:hdr xmlns:wpc="http://schemas.microsoft.com/office/word/2010/wordprocessingCanvas" xmlns:cx="http://schemas.microsoft.com/office/drawing/2014/chartex" xmlns:cx1="http://schemas.microsoft.com/office/drawing/2015/9/8/chartex" xmlns:cx2="http://schemas.microsoft.com/office/drawing/2015/10/21/chartex" xmlns:cx3="http://schemas.microsoft.com/office/drawing/2016/5/9/chartex" xmlns:cx4="http://schemas.microsoft.com/office/drawing/2016/5/10/chartex" xmlns:cx5="http://schemas.microsoft.com/office/drawing/2016/5/11/chartex" xmlns:cx6="http://schemas.microsoft.com/office/drawing/2016/5/12/chartex" xmlns:cx7="http://schemas.microsoft.com/office/drawing/2016/5/13/chartex" xmlns:cx8="http://schemas.microsoft.com/office/drawing/2016/5/14/chartex" xmlns:mc="http://schemas.openxmlformats.org/markup-compatibility/2006" xmlns:aink="http://schemas.microsoft.com/office/drawing/2016/ink" xmlns:am3d="http://schemas.microsoft.com/office/drawing/2017/model3d" xmlns:o="urn:schemas-microsoft-com:office:office" xmlns:r="http://schemas.openxmlformats.org/officeDocument/2006/relationships" xmlns:m="http://schemas.openxmlformats.org/officeDocument/2006/math" xmlns:v="urn:schemas-microsoft-com:vml" xmlns:wp14="http://schemas.microsoft.com/office/word/2010/wordprocessingDrawing" xmlns:wp="http://schemas.openxmlformats.org/drawingml/2006/wordprocessingDrawing" xmlns:w10="urn:schemas-microsoft-com:office:word" xmlns:w="http://schemas.openxmlformats.org/wordprocessingml/2006/main" xmlns:w14="http://schemas.microsoft.com/office/word/2010/wordml" xmlns:w15="http://schemas.microsoft.com/office/word/2012/wordml" xmlns:w16cid="http://schemas.microsoft.com/office/word/2016/wordml/cid" xmlns:w16se="http://schemas.microsoft.com/office/word/2015/wordml/symex" xmlns:wpg="http://schemas.microsoft.com/office/word/2010/wordprocessingGroup" xmlns:wpi="http://schemas.microsoft.com/office/word/2010/wordprocessingInk" xmlns:wne="http://schemas.microsoft.com/office/word/2006/wordml" xmlns:wps="http://schemas.microsoft.com/office/word/2010/wordprocessingShape" mc:Ignorable="w14 w15 w16se w16cid wp14">
   <w:p>
     <w:pPr>
       <w:pStyle w:val="lfej"/>
@@ -41842,7 +39630,7 @@
 </file>
 
 <file path=word/numbering.xml><?xml version="1.0" encoding="utf-8"?>
-<w:numbering xmlns:wpc="http://schemas.microsoft.com/office/word/2010/wordprocessingCanvas" xmlns:cx="http://schemas.microsoft.com/office/drawing/2014/chartex" xmlns:mc="http://schemas.openxmlformats.org/markup-compatibility/2006" xmlns:o="urn:schemas-microsoft-com:office:office" xmlns:r="http://schemas.openxmlformats.org/officeDocument/2006/relationships" xmlns:m="http://schemas.openxmlformats.org/officeDocument/2006/math" xmlns:v="urn:schemas-microsoft-com:vml" xmlns:wp14="http://schemas.microsoft.com/office/word/2010/wordprocessingDrawing" xmlns:wp="http://schemas.openxmlformats.org/drawingml/2006/wordprocessingDrawing" xmlns:w10="urn:schemas-microsoft-com:office:word" xmlns:w="http://schemas.openxmlformats.org/wordprocessingml/2006/main" xmlns:w14="http://schemas.microsoft.com/office/word/2010/wordml" xmlns:w15="http://schemas.microsoft.com/office/word/2012/wordml" xmlns:w16se="http://schemas.microsoft.com/office/word/2015/wordml/symex" xmlns:wpg="http://schemas.microsoft.com/office/word/2010/wordprocessingGroup" xmlns:wpi="http://schemas.microsoft.com/office/word/2010/wordprocessingInk" xmlns:wne="http://schemas.microsoft.com/office/word/2006/wordml" xmlns:wps="http://schemas.microsoft.com/office/word/2010/wordprocessingShape" mc:Ignorable="w14 w15 w16se wp14">
+<w:numbering xmlns:wpc="http://schemas.microsoft.com/office/word/2010/wordprocessingCanvas" xmlns:cx="http://schemas.microsoft.com/office/drawing/2014/chartex" xmlns:cx1="http://schemas.microsoft.com/office/drawing/2015/9/8/chartex" xmlns:cx2="http://schemas.microsoft.com/office/drawing/2015/10/21/chartex" xmlns:cx3="http://schemas.microsoft.com/office/drawing/2016/5/9/chartex" xmlns:cx4="http://schemas.microsoft.com/office/drawing/2016/5/10/chartex" xmlns:cx5="http://schemas.microsoft.com/office/drawing/2016/5/11/chartex" xmlns:cx6="http://schemas.microsoft.com/office/drawing/2016/5/12/chartex" xmlns:cx7="http://schemas.microsoft.com/office/drawing/2016/5/13/chartex" xmlns:cx8="http://schemas.microsoft.com/office/drawing/2016/5/14/chartex" xmlns:mc="http://schemas.openxmlformats.org/markup-compatibility/2006" xmlns:aink="http://schemas.microsoft.com/office/drawing/2016/ink" xmlns:am3d="http://schemas.microsoft.com/office/drawing/2017/model3d" xmlns:o="urn:schemas-microsoft-com:office:office" xmlns:r="http://schemas.openxmlformats.org/officeDocument/2006/relationships" xmlns:m="http://schemas.openxmlformats.org/officeDocument/2006/math" xmlns:v="urn:schemas-microsoft-com:vml" xmlns:wp14="http://schemas.microsoft.com/office/word/2010/wordprocessingDrawing" xmlns:wp="http://schemas.openxmlformats.org/drawingml/2006/wordprocessingDrawing" xmlns:w10="urn:schemas-microsoft-com:office:word" xmlns:w="http://schemas.openxmlformats.org/wordprocessingml/2006/main" xmlns:w14="http://schemas.microsoft.com/office/word/2010/wordml" xmlns:w15="http://schemas.microsoft.com/office/word/2012/wordml" xmlns:w16cid="http://schemas.microsoft.com/office/word/2016/wordml/cid" xmlns:w16se="http://schemas.microsoft.com/office/word/2015/wordml/symex" xmlns:wpg="http://schemas.microsoft.com/office/word/2010/wordprocessingGroup" xmlns:wpi="http://schemas.microsoft.com/office/word/2010/wordprocessingInk" xmlns:wne="http://schemas.microsoft.com/office/word/2006/wordml" xmlns:wps="http://schemas.microsoft.com/office/word/2010/wordprocessingShape" mc:Ignorable="w14 w15 w16se w16cid wp14">
   <w:abstractNum w:abstractNumId="0" w15:restartNumberingAfterBreak="0">
     <w:nsid w:val="0247155A"/>
     <w:multiLevelType w:val="hybridMultilevel"/>
@@ -46605,7 +44393,7 @@
 </file>
 
 <file path=word/styles.xml><?xml version="1.0" encoding="utf-8"?>
-<w:styles xmlns:mc="http://schemas.openxmlformats.org/markup-compatibility/2006" xmlns:r="http://schemas.openxmlformats.org/officeDocument/2006/relationships" xmlns:w="http://schemas.openxmlformats.org/wordprocessingml/2006/main" xmlns:w14="http://schemas.microsoft.com/office/word/2010/wordml" xmlns:w15="http://schemas.microsoft.com/office/word/2012/wordml" xmlns:w16se="http://schemas.microsoft.com/office/word/2015/wordml/symex" mc:Ignorable="w14 w15 w16se">
+<w:styles xmlns:mc="http://schemas.openxmlformats.org/markup-compatibility/2006" xmlns:r="http://schemas.openxmlformats.org/officeDocument/2006/relationships" xmlns:w="http://schemas.openxmlformats.org/wordprocessingml/2006/main" xmlns:w14="http://schemas.microsoft.com/office/word/2010/wordml" xmlns:w15="http://schemas.microsoft.com/office/word/2012/wordml" xmlns:w16cid="http://schemas.microsoft.com/office/word/2016/wordml/cid" xmlns:w16se="http://schemas.microsoft.com/office/word/2015/wordml/symex" mc:Ignorable="w14 w15 w16se w16cid">
   <w:docDefaults>
     <w:rPrDefault>
       <w:rPr>
@@ -46621,7 +44409,7 @@
       </w:pPr>
     </w:pPrDefault>
   </w:docDefaults>
-  <w:latentStyles w:defLockedState="0" w:defUIPriority="99" w:defSemiHidden="0" w:defUnhideWhenUsed="0" w:defQFormat="0" w:count="371">
+  <w:latentStyles w:defLockedState="0" w:defUIPriority="99" w:defSemiHidden="0" w:defUnhideWhenUsed="0" w:defQFormat="0" w:count="375">
     <w:lsdException w:name="Normal" w:uiPriority="0" w:qFormat="1"/>
     <w:lsdException w:name="heading 1" w:uiPriority="9" w:qFormat="1"/>
     <w:lsdException w:name="heading 2" w:semiHidden="1" w:uiPriority="9" w:unhideWhenUsed="1" w:qFormat="1"/>
@@ -46727,7 +44515,6 @@
     <w:lsdException w:name="HTML Sample" w:semiHidden="1" w:unhideWhenUsed="1"/>
     <w:lsdException w:name="HTML Typewriter" w:semiHidden="1" w:unhideWhenUsed="1"/>
     <w:lsdException w:name="HTML Variable" w:semiHidden="1" w:unhideWhenUsed="1"/>
-    <w:lsdException w:name="Normal Table" w:semiHidden="1" w:unhideWhenUsed="1"/>
     <w:lsdException w:name="annotation subject" w:semiHidden="1" w:unhideWhenUsed="1"/>
     <w:lsdException w:name="No List" w:semiHidden="1" w:unhideWhenUsed="1"/>
     <w:lsdException w:name="Outline List 1" w:semiHidden="1" w:unhideWhenUsed="1"/>
@@ -46771,10 +44558,8 @@
     <w:lsdException w:name="Table Elegant" w:semiHidden="1" w:unhideWhenUsed="1"/>
     <w:lsdException w:name="Table Professional" w:semiHidden="1" w:unhideWhenUsed="1"/>
     <w:lsdException w:name="Table Subtle 1" w:semiHidden="1" w:unhideWhenUsed="1"/>
-    <w:lsdException w:name="Table Subtle 2" w:semiHidden="1" w:unhideWhenUsed="1"/>
     <w:lsdException w:name="Table Web 1" w:semiHidden="1" w:unhideWhenUsed="1"/>
     <w:lsdException w:name="Table Web 2" w:semiHidden="1" w:unhideWhenUsed="1"/>
-    <w:lsdException w:name="Table Web 3" w:semiHidden="1" w:unhideWhenUsed="1"/>
     <w:lsdException w:name="Balloon Text" w:semiHidden="1" w:unhideWhenUsed="1"/>
     <w:lsdException w:name="Table Grid" w:uiPriority="39"/>
     <w:lsdException w:name="Table Theme" w:semiHidden="1" w:unhideWhenUsed="1"/>
@@ -46993,6 +44778,10 @@
     <w:lsdException w:name="List Table 5 Dark Accent 6" w:uiPriority="50"/>
     <w:lsdException w:name="List Table 6 Colorful Accent 6" w:uiPriority="51"/>
     <w:lsdException w:name="List Table 7 Colorful Accent 6" w:uiPriority="52"/>
+    <w:lsdException w:name="Mention" w:semiHidden="1" w:unhideWhenUsed="1"/>
+    <w:lsdException w:name="Smart Hyperlink" w:semiHidden="1" w:unhideWhenUsed="1"/>
+    <w:lsdException w:name="Hashtag" w:semiHidden="1" w:unhideWhenUsed="1"/>
+    <w:lsdException w:name="Unresolved Mention" w:semiHidden="1" w:unhideWhenUsed="1"/>
   </w:latentStyles>
   <w:style w:type="paragraph" w:default="1" w:styleId="Norml">
     <w:name w:val="Normal"/>
@@ -47616,7 +45405,7 @@
 </file>
 
 <file path=customXml/itemProps1.xml><?xml version="1.0" encoding="utf-8"?>
-<ds:datastoreItem xmlns:ds="http://schemas.openxmlformats.org/officeDocument/2006/customXml" ds:itemID="{21C9DD98-204F-4EAF-A49C-77E73E3F01E4}">
+<ds:datastoreItem xmlns:ds="http://schemas.openxmlformats.org/officeDocument/2006/customXml" ds:itemID="{2840EB6D-ACDB-4EA7-BF14-15F788D27A40}">
   <ds:schemaRefs>
     <ds:schemaRef ds:uri="http://schemas.openxmlformats.org/officeDocument/2006/bibliography"/>
   </ds:schemaRefs>
